--- a/paper/wcnc-csi/wcnc-csi.docx
+++ b/paper/wcnc-csi/wcnc-csi.docx
@@ -603,7 +603,7 @@
       </w:r>
     </w:p>
     <w:bookmarkEnd w:id="9"/>
-    <w:bookmarkStart w:id="10" w:name="method"/>
+    <w:bookmarkStart w:id="11" w:name="sec:method"/>
     <w:p>
       <w:pPr>
         <w:pStyle w:val="Heading1"/>
@@ -642,7 +642,193 @@
         <w:t xml:space="preserve"> </w:t>
       </w:r>
       <w:r>
-        <w:t xml:space="preserve">measured from the actual LDPC decoder rather than an SINR-to-BLER formula. The decoder</w:t>
+        <w:t xml:space="preserve">measured from the actual 5G LDPC decoder rather than an SINR-to-BLER formula. We first</w:t>
+      </w:r>
+      <w:r>
+        <w:t xml:space="preserve"> </w:t>
+      </w:r>
+      <w:r>
+        <w:t xml:space="preserve">measure a real</w:t>
+      </w:r>
+      <w:r>
+        <w:t xml:space="preserve"> </w:t>
+      </w:r>
+      <m:oMath>
+        <m:r>
+          <m:rPr>
+            <m:sty m:val="p"/>
+          </m:rPr>
+          <m:t>B</m:t>
+        </m:r>
+        <m:r>
+          <m:rPr>
+            <m:sty m:val="p"/>
+          </m:rPr>
+          <m:t>L</m:t>
+        </m:r>
+        <m:r>
+          <m:rPr>
+            <m:sty m:val="p"/>
+          </m:rPr>
+          <m:t>E</m:t>
+        </m:r>
+        <m:r>
+          <m:rPr>
+            <m:sty m:val="p"/>
+          </m:rPr>
+          <m:t>R</m:t>
+        </m:r>
+        <m:r>
+          <m:rPr>
+            <m:sty m:val="p"/>
+          </m:rPr>
+          <m:t>(</m:t>
+        </m:r>
+        <m:r>
+          <m:rPr>
+            <m:sty m:val="p"/>
+          </m:rPr>
+          <m:t>S</m:t>
+        </m:r>
+        <m:r>
+          <m:rPr>
+            <m:sty m:val="p"/>
+          </m:rPr>
+          <m:t>N</m:t>
+        </m:r>
+        <m:r>
+          <m:rPr>
+            <m:sty m:val="p"/>
+          </m:rPr>
+          <m:t>R</m:t>
+        </m:r>
+        <m:r>
+          <m:rPr>
+            <m:sty m:val="p"/>
+          </m:rPr>
+          <m:t>)</m:t>
+        </m:r>
+      </m:oMath>
+      <w:r>
+        <w:t xml:space="preserve"> </w:t>
+      </w:r>
+      <w:r>
+        <w:t xml:space="preserve">curve per MCS (400 coded blocks per SNR</w:t>
+      </w:r>
+      <w:r>
+        <w:t xml:space="preserve"> </w:t>
+      </w:r>
+      <w:r>
+        <w:t xml:space="preserve">point over the grid</w:t>
+      </w:r>
+      <w:r>
+        <w:t xml:space="preserve"> </w:t>
+      </w:r>
+      <m:oMath>
+        <m:r>
+          <m:rPr>
+            <m:sty m:val="p"/>
+          </m:rPr>
+          <m:t>−</m:t>
+        </m:r>
+        <m:r>
+          <m:t>8</m:t>
+        </m:r>
+      </m:oMath>
+      <w:r>
+        <w:t xml:space="preserve"> </w:t>
+      </w:r>
+      <w:r>
+        <w:t xml:space="preserve">to</w:t>
+      </w:r>
+      <w:r>
+        <w:t xml:space="preserve"> </w:t>
+      </w:r>
+      <m:oMath>
+        <m:r>
+          <m:t>28</m:t>
+        </m:r>
+      </m:oMath>
+      <w:r>
+        <w:t xml:space="preserve"> dB in</w:t>
+      </w:r>
+      <w:r>
+        <w:t xml:space="preserve"> </w:t>
+      </w:r>
+      <m:oMath>
+        <m:r>
+          <m:t>2</m:t>
+        </m:r>
+      </m:oMath>
+      <w:r>
+        <w:t xml:space="preserve"> dB steps), then drive a per-TTI SNR trace</w:t>
+      </w:r>
+      <w:r>
+        <w:t xml:space="preserve"> </w:t>
+      </w:r>
+      <w:r>
+        <w:t xml:space="preserve">through a 3GPP TR38.901 TDL-A channel at carrier</w:t>
+      </w:r>
+      <w:r>
+        <w:t xml:space="preserve"> </w:t>
+      </w:r>
+      <m:oMath>
+        <m:r>
+          <m:t>3.5</m:t>
+        </m:r>
+      </m:oMath>
+      <w:r>
+        <w:t xml:space="preserve"> GHz with a chosen Doppler, and</w:t>
+      </w:r>
+      <w:r>
+        <w:t xml:space="preserve"> </w:t>
+      </w:r>
+      <w:r>
+        <w:t xml:space="preserve">evaluate each policy’s selected MCS against the true instantaneous SNR through the</w:t>
+      </w:r>
+      <w:r>
+        <w:t xml:space="preserve"> </w:t>
+      </w:r>
+      <w:r>
+        <w:t xml:space="preserve">measured curve. The MCS set is the 3GPP NR table (TS 38.214 Table 5.1.3.1-1; QPSK</w:t>
+      </w:r>
+      <w:r>
+        <w:t xml:space="preserve"> </w:t>
+      </w:r>
+      <w:r>
+        <w:t xml:space="preserve">through 64-QAM, code rates floored at</w:t>
+      </w:r>
+      <w:r>
+        <w:t xml:space="preserve"> </w:t>
+      </w:r>
+      <m:oMath>
+        <m:r>
+          <m:t>R</m:t>
+        </m:r>
+        <m:r>
+          <m:rPr>
+            <m:sty m:val="p"/>
+          </m:rPr>
+          <m:t>≥</m:t>
+        </m:r>
+        <m:r>
+          <m:t>1</m:t>
+        </m:r>
+        <m:r>
+          <m:rPr>
+            <m:sty m:val="p"/>
+          </m:rPr>
+          <m:t>/</m:t>
+        </m:r>
+        <m:r>
+          <m:t>5</m:t>
+        </m:r>
+      </m:oMath>
+      <w:r>
+        <w:t xml:space="preserve"> </w:t>
+      </w:r>
+      <w:r>
+        <w:t xml:space="preserve">for the 5G LDPC base graph). The decoder</w:t>
       </w:r>
       <w:r>
         <w:t xml:space="preserve"> </w:t>
@@ -663,268 +849,13 @@
       <w:r>
         <w:t xml:space="preserve">: it independently determines whether the consumer decoded.</w:t>
       </w:r>
-    </w:p>
-    <w:p>
-      <w:pPr>
-        <w:pStyle w:val="BodyText"/>
-      </w:pPr>
-      <w:r>
-        <w:rPr>
-          <w:b/>
-          <w:bCs/>
-        </w:rPr>
-        <w:t xml:space="preserve">Certificate, consumer, witness.</w:t>
-      </w:r>
-      <w:r>
-        <w:t xml:space="preserve"> </w:t>
-      </w:r>
-      <w:r>
-        <w:t xml:space="preserve">An AMC certificate selects the highest MCS whose</w:t>
-      </w:r>
-      <w:r>
-        <w:t xml:space="preserve"> </w:t>
-      </w:r>
-      <w:r>
-        <w:t xml:space="preserve">required SINR the CSI clears at a given BLER target. The</w:t>
-      </w:r>
-      <w:r>
-        <w:t xml:space="preserve"> </w:t>
-      </w:r>
-      <w:r>
-        <w:rPr>
-          <w:i/>
-          <w:iCs/>
-        </w:rPr>
-        <w:t xml:space="preserve">consumer</w:t>
-      </w:r>
-      <w:r>
-        <w:t xml:space="preserve"> </w:t>
-      </w:r>
-      <w:r>
-        <w:t xml:space="preserve">is that rate</w:t>
-      </w:r>
-      <w:r>
-        <w:t xml:space="preserve"> </w:t>
-      </w:r>
-      <w:r>
-        <w:t xml:space="preserve">decision under a specific reliability target; the</w:t>
-      </w:r>
-      <w:r>
-        <w:t xml:space="preserve"> </w:t>
-      </w:r>
-      <w:r>
-        <w:rPr>
-          <w:i/>
-          <w:iCs/>
-        </w:rPr>
-        <w:t xml:space="preserve">witness</w:t>
-      </w:r>
-      <w:r>
-        <w:t xml:space="preserve"> </w:t>
-      </w:r>
-      <w:r>
-        <w:t xml:space="preserve">is the LDPC decode</w:t>
-      </w:r>
-      <w:r>
-        <w:t xml:space="preserve"> </w:t>
-      </w:r>
-      <w:r>
-        <w:t xml:space="preserve">outcome. A false-clear is a certificate that clears an MCS the witness then fails.</w:t>
-      </w:r>
-    </w:p>
-    <w:p>
-      <w:pPr>
-        <w:pStyle w:val="BodyText"/>
-      </w:pPr>
-      <w:r>
-        <w:rPr>
-          <w:b/>
-          <w:bCs/>
-        </w:rPr>
-        <w:t xml:space="preserve">Discipline.</w:t>
-      </w:r>
-      <w:r>
-        <w:t xml:space="preserve"> </w:t>
-      </w:r>
-      <w:r>
-        <w:t xml:space="preserve">Each experiment is pre-registered with numerical bars and</w:t>
-      </w:r>
-      <w:r>
-        <w:t xml:space="preserve"> </w:t>
-      </w:r>
-      <w:r>
-        <w:t xml:space="preserve">manipulation checks fixed before the graded run; the sealed record is content-hashed and</w:t>
-      </w:r>
-      <w:r>
-        <w:t xml:space="preserve"> </w:t>
-      </w:r>
-      <w:r>
-        <w:t xml:space="preserve">graded on seeds disjoint from those used to design it, and negative or failing outcomes</w:t>
-      </w:r>
-      <w:r>
-        <w:t xml:space="preserve"> </w:t>
-      </w:r>
-      <w:r>
-        <w:t xml:space="preserve">are kept </w:t>
-      </w:r>
-      <w:r>
-        <w:t xml:space="preserve">. The numbers below are the graded, sealed values.</w:t>
-      </w:r>
-    </w:p>
-    <w:bookmarkEnd w:id="10"/>
-    <w:bookmarkStart w:id="15" w:name="sec:urllc"/>
-    <w:p>
-      <w:pPr>
-        <w:pStyle w:val="Heading1"/>
-      </w:pPr>
-      <w:r>
-        <w:t xml:space="preserve">Consumer-Relativity in the Reliability Target</w:t>
-      </w:r>
-    </w:p>
-    <w:p>
-      <w:pPr>
-        <w:pStyle w:val="FirstParagraph"/>
-      </w:pPr>
-      <w:r>
-        <w:t xml:space="preserve">A base station serving mixed traffic derives one CSI estimate per user and selects an</w:t>
-      </w:r>
-      <w:r>
-        <w:t xml:space="preserve"> </w:t>
-      </w:r>
-      <w:r>
-        <w:t xml:space="preserve">MCS. Consider the same estimate consumed under two targets: eMBB</w:t>
-      </w:r>
-      <w:r>
-        <w:t xml:space="preserve"> </w:t>
-      </w:r>
-      <w:r>
-        <w:t xml:space="preserve">(</w:t>
-      </w:r>
-      <m:oMath>
-        <m:r>
-          <m:rPr>
-            <m:sty m:val="p"/>
-          </m:rPr>
-          <m:t>B</m:t>
-        </m:r>
-        <m:r>
-          <m:rPr>
-            <m:sty m:val="p"/>
-          </m:rPr>
-          <m:t>L</m:t>
-        </m:r>
-        <m:r>
-          <m:rPr>
-            <m:sty m:val="p"/>
-          </m:rPr>
-          <m:t>E</m:t>
-        </m:r>
-        <m:r>
-          <m:rPr>
-            <m:sty m:val="p"/>
-          </m:rPr>
-          <m:t>R</m:t>
-        </m:r>
-        <m:r>
-          <m:rPr>
-            <m:sty m:val="p"/>
-          </m:rPr>
-          <m:t>≤</m:t>
-        </m:r>
-        <m:sSup>
-          <m:e>
-            <m:r>
-              <m:t>10</m:t>
-            </m:r>
-          </m:e>
-          <m:sup>
-            <m:r>
-              <m:rPr>
-                <m:sty m:val="p"/>
-              </m:rPr>
-              <m:t>−</m:t>
-            </m:r>
-            <m:r>
-              <m:t>1</m:t>
-            </m:r>
-          </m:sup>
-        </m:sSup>
-      </m:oMath>
-      <w:r>
-        <w:t xml:space="preserve">) and URLLC (</w:t>
-      </w:r>
-      <m:oMath>
-        <m:r>
-          <m:rPr>
-            <m:sty m:val="p"/>
-          </m:rPr>
-          <m:t>≤</m:t>
-        </m:r>
-        <m:sSup>
-          <m:e>
-            <m:r>
-              <m:t>10</m:t>
-            </m:r>
-          </m:e>
-          <m:sup>
-            <m:r>
-              <m:rPr>
-                <m:sty m:val="p"/>
-              </m:rPr>
-              <m:t>−</m:t>
-            </m:r>
-            <m:r>
-              <m:t>3</m:t>
-            </m:r>
-          </m:sup>
-        </m:sSup>
-      </m:oMath>
-      <w:r>
-        <w:t xml:space="preserve">). We drive a real NR link at high</w:t>
-      </w:r>
-      <w:r>
-        <w:t xml:space="preserve"> </w:t>
-      </w:r>
-      <w:r>
-        <w:t xml:space="preserve">mobility, apply the naive CSI-derived MCS, and measure the achieved BLER against each</w:t>
-      </w:r>
-      <w:r>
-        <w:t xml:space="preserve"> </w:t>
-      </w:r>
-      <w:r>
-        <w:t xml:space="preserve">target; we then compare a</w:t>
-      </w:r>
-      <w:r>
-        <w:t xml:space="preserve"> </w:t>
-      </w:r>
-      <w:r>
-        <w:rPr>
-          <w:i/>
-          <w:iCs/>
-        </w:rPr>
-        <w:t xml:space="preserve">target-aware</w:t>
-      </w:r>
-      <w:r>
-        <w:t xml:space="preserve"> </w:t>
-      </w:r>
-      <w:r>
-        <w:t xml:space="preserve">policy that sizes its margin to the</w:t>
-      </w:r>
-      <w:r>
-        <w:t xml:space="preserve"> </w:t>
-      </w:r>
-      <w:r>
-        <w:t xml:space="preserve">consumer’s target.</w:t>
-      </w:r>
-    </w:p>
-    <w:p>
-      <w:pPr>
-        <w:pStyle w:val="BodyText"/>
-      </w:pPr>
-      <w:r>
-        <w:t xml:space="preserve">Figure </w:t>
-      </w:r>
-      <w:hyperlink w:anchor="fig:urllc">
+      <w:r>
+        <w:t xml:space="preserve"> </w:t>
+      </w:r>
+      <w:r>
+        <w:t xml:space="preserve">Table </w:t>
+      </w:r>
+      <w:hyperlink w:anchor="tab:params">
         <w:r>
           <w:rPr>
             <w:rStyle w:val="Hyperlink"/>
@@ -936,60 +867,31 @@
         <w:t xml:space="preserve"> </w:t>
       </w:r>
       <w:r>
-        <w:t xml:space="preserve">reports the sealed result (three graded seeds). The naive</w:t>
-      </w:r>
-      <w:r>
-        <w:t xml:space="preserve"> </w:t>
-      </w:r>
-      <w:r>
-        <w:t xml:space="preserve">certificate achieves</w:t>
-      </w:r>
-      <w:r>
-        <w:t xml:space="preserve"> </w:t>
-      </w:r>
-      <m:oMath>
-        <m:r>
-          <m:rPr>
-            <m:sty m:val="p"/>
-          </m:rPr>
-          <m:t>B</m:t>
-        </m:r>
-        <m:r>
-          <m:rPr>
-            <m:sty m:val="p"/>
-          </m:rPr>
-          <m:t>L</m:t>
-        </m:r>
-        <m:r>
-          <m:rPr>
-            <m:sty m:val="p"/>
-          </m:rPr>
-          <m:t>E</m:t>
-        </m:r>
-        <m:r>
-          <m:rPr>
-            <m:sty m:val="p"/>
-          </m:rPr>
-          <m:t>R</m:t>
-        </m:r>
-        <m:r>
-          <m:rPr>
-            <m:sty m:val="p"/>
-          </m:rPr>
-          <m:t>≈</m:t>
-        </m:r>
-        <m:r>
-          <m:t>0.112</m:t>
-        </m:r>
-      </m:oMath>
-      <w:r>
-        <w:t xml:space="preserve">. Read by the eMBB consumer this is at</w:t>
-      </w:r>
-      <w:r>
-        <w:t xml:space="preserve"> </w:t>
-      </w:r>
-      <w:r>
-        <w:t xml:space="preserve">target—the certificate is sound. Read by the URLLC consumer the</w:t>
+        <w:t xml:space="preserve">lists the parameters.</w:t>
+      </w:r>
+    </w:p>
+    <w:p>
+      <w:pPr>
+        <w:pStyle w:val="BodyText"/>
+      </w:pPr>
+      <w:r>
+        <w:rPr>
+          <w:b/>
+          <w:bCs/>
+        </w:rPr>
+        <w:t xml:space="preserve">Certificate, consumer, witness.</w:t>
+      </w:r>
+      <w:r>
+        <w:t xml:space="preserve"> </w:t>
+      </w:r>
+      <w:r>
+        <w:t xml:space="preserve">An AMC certificate selects the highest MCS whose</w:t>
+      </w:r>
+      <w:r>
+        <w:t xml:space="preserve"> </w:t>
+      </w:r>
+      <w:r>
+        <w:t xml:space="preserve">required SINR the CSI clears at a given BLER target. The</w:t>
       </w:r>
       <w:r>
         <w:t xml:space="preserve"> </w:t>
@@ -999,47 +901,148 @@
           <w:i/>
           <w:iCs/>
         </w:rPr>
-        <w:t xml:space="preserve">same</w:t>
+        <w:t xml:space="preserve">consumer</w:t>
+      </w:r>
+      <w:r>
+        <w:t xml:space="preserve"> </w:t>
+      </w:r>
+      <w:r>
+        <w:t xml:space="preserve">is that rate</w:t>
+      </w:r>
+      <w:r>
+        <w:t xml:space="preserve"> </w:t>
+      </w:r>
+      <w:r>
+        <w:t xml:space="preserve">decision under a specific reliability target; the</w:t>
+      </w:r>
+      <w:r>
+        <w:t xml:space="preserve"> </w:t>
+      </w:r>
+      <w:r>
+        <w:rPr>
+          <w:i/>
+          <w:iCs/>
+        </w:rPr>
+        <w:t xml:space="preserve">witness</w:t>
+      </w:r>
+      <w:r>
+        <w:t xml:space="preserve"> </w:t>
+      </w:r>
+      <w:r>
+        <w:t xml:space="preserve">is the LDPC decode</w:t>
+      </w:r>
+      <w:r>
+        <w:t xml:space="preserve"> </w:t>
+      </w:r>
+      <w:r>
+        <w:t xml:space="preserve">outcome. A false-clear is a certificate that clears an MCS the witness then fails.</w:t>
+      </w:r>
+    </w:p>
+    <w:p>
+      <w:pPr>
+        <w:pStyle w:val="BodyText"/>
+      </w:pPr>
+      <w:r>
+        <w:rPr>
+          <w:b/>
+          <w:bCs/>
+        </w:rPr>
+        <w:t xml:space="preserve">Policies.</w:t>
+      </w:r>
+      <w:r>
+        <w:t xml:space="preserve"> </w:t>
+      </w:r>
+      <w:r>
+        <w:t xml:space="preserve">The</w:t>
+      </w:r>
+      <w:r>
+        <w:t xml:space="preserve"> </w:t>
+      </w:r>
+      <w:r>
+        <w:rPr>
+          <w:i/>
+          <w:iCs/>
+        </w:rPr>
+        <w:t xml:space="preserve">naive</w:t>
+      </w:r>
+      <w:r>
+        <w:t xml:space="preserve"> </w:t>
+      </w:r>
+      <w:r>
+        <w:t xml:space="preserve">certificate selects the highest MCS clearing the</w:t>
+      </w:r>
+      <w:r>
+        <w:t xml:space="preserve"> </w:t>
+      </w:r>
+      <w:r>
+        <w:t xml:space="preserve">eMBB target from a (fresh or held) CQI report. The</w:t>
+      </w:r>
+      <w:r>
+        <w:t xml:space="preserve"> </w:t>
+      </w:r>
+      <w:r>
+        <w:rPr>
+          <w:i/>
+          <w:iCs/>
+        </w:rPr>
+        <w:t xml:space="preserve">target-aware</w:t>
+      </w:r>
+      <w:r>
+        <w:t xml:space="preserve"> </w:t>
+      </w:r>
+      <w:r>
+        <w:t xml:space="preserve">URLLC policy</w:t>
+      </w:r>
+      <w:r>
+        <w:t xml:space="preserve"> </w:t>
+      </w:r>
+      <w:r>
+        <w:t xml:space="preserve">selects a conservative MCS (a fixed SINR backoff)</w:t>
+      </w:r>
+      <w:r>
+        <w:t xml:space="preserve"> </w:t>
+      </w:r>
+      <w:r>
+        <w:rPr>
+          <w:i/>
+          <w:iCs/>
+        </w:rPr>
+        <w:t xml:space="preserve">and</w:t>
+      </w:r>
+      <w:r>
+        <w:t xml:space="preserve"> </w:t>
+      </w:r>
+      <w:r>
+        <w:t xml:space="preserve">uses</w:t>
       </w:r>
       <w:r>
         <w:t xml:space="preserve"> </w:t>
       </w:r>
       <m:oMath>
         <m:r>
-          <m:t>0.112</m:t>
-        </m:r>
-      </m:oMath>
-      <w:r>
-        <w:t xml:space="preserve"> </w:t>
-      </w:r>
-      <w:r>
-        <w:t xml:space="preserve">is</w:t>
-      </w:r>
-      <w:r>
-        <w:t xml:space="preserve"> </w:t>
-      </w:r>
-      <w:r>
-        <w:t xml:space="preserve">a false-clear by</w:t>
-      </w:r>
-      <w:r>
-        <w:t xml:space="preserve"> </w:t>
-      </w:r>
-      <m:oMath>
-        <m:r>
-          <m:t>112</m:t>
+          <m:t>K</m:t>
         </m:r>
         <m:r>
           <m:rPr>
             <m:sty m:val="p"/>
           </m:rPr>
-          <m:t>×</m:t>
+          <m:t>=</m:t>
+        </m:r>
+        <m:r>
+          <m:t>3</m:t>
         </m:r>
       </m:oMath>
       <w:r>
         <w:t xml:space="preserve"> </w:t>
       </w:r>
       <w:r>
-        <w:t xml:space="preserve">(against</w:t>
+        <w:t xml:space="preserve">frequency/spatial diversity branches (a block errs only if all branches err); a backoff</w:t>
+      </w:r>
+      <w:r>
+        <w:t xml:space="preserve"> </w:t>
+      </w:r>
+      <w:r>
+        <w:t xml:space="preserve">alone cannot reach a</w:t>
       </w:r>
       <w:r>
         <w:t xml:space="preserve"> </w:t>
@@ -1065,24 +1068,836 @@
         </m:sSup>
       </m:oMath>
       <w:r>
-        <w:t xml:space="preserve">): every such block is a reliability-SLA</w:t>
-      </w:r>
-      <w:r>
-        <w:t xml:space="preserve"> </w:t>
-      </w:r>
-      <w:r>
-        <w:t xml:space="preserve">violation, invisible to a scheduler that assumed one CSI report serves all traffic. The</w:t>
-      </w:r>
-      <w:r>
-        <w:t xml:space="preserve"> </w:t>
-      </w:r>
-      <w:r>
-        <w:t xml:space="preserve">target-aware policy—the same CSI, an added</w:t>
-      </w:r>
-      <w:r>
-        <w:t xml:space="preserve"> </w:t>
+        <w:t xml:space="preserve"> </w:t>
+      </w:r>
+      <w:r>
+        <w:t xml:space="preserve">tail on a single branch, so the honest URLLC certificate</w:t>
+      </w:r>
+      <w:r>
+        <w:t xml:space="preserve"> </w:t>
+      </w:r>
+      <w:r>
+        <w:t xml:space="preserve">combines both. The</w:t>
+      </w:r>
+      <w:r>
+        <w:t xml:space="preserve"> </w:t>
+      </w:r>
+      <w:r>
+        <w:rPr>
+          <w:i/>
+          <w:iCs/>
+        </w:rPr>
+        <w:t xml:space="preserve">OLLA</w:t>
+      </w:r>
+      <w:r>
+        <w:t xml:space="preserve"> </w:t>
+      </w:r>
+      <w:r>
+        <w:t xml:space="preserve">policy (§</w:t>
+      </w:r>
+      <w:hyperlink w:anchor="sec:refresh">
+        <w:r>
+          <w:rPr>
+            <w:rStyle w:val="Hyperlink"/>
+          </w:rPr>
+          <w:t xml:space="preserve">4</w:t>
+        </w:r>
+      </w:hyperlink>
+      <w:r>
+        <w:t xml:space="preserve">) adds an SINR offset driven by</w:t>
+      </w:r>
+      <w:r>
+        <w:t xml:space="preserve"> </w:t>
+      </w:r>
+      <w:r>
+        <w:t xml:space="preserve">HARQ ACK/NACK to a held report.</w:t>
+      </w:r>
+    </w:p>
+    <w:p>
+      <w:pPr>
+        <w:pStyle w:val="BodyText"/>
+      </w:pPr>
+      <w:r>
+        <w:rPr>
+          <w:b/>
+          <w:bCs/>
+        </w:rPr>
+        <w:t xml:space="preserve">Discipline.</w:t>
+      </w:r>
+      <w:r>
+        <w:t xml:space="preserve"> </w:t>
+      </w:r>
+      <w:r>
+        <w:t xml:space="preserve">Each experiment is pre-registered with numerical bars and</w:t>
+      </w:r>
+      <w:r>
+        <w:t xml:space="preserve"> </w:t>
+      </w:r>
+      <w:r>
+        <w:t xml:space="preserve">manipulation checks fixed before the graded run; the sealed record is content-hashed and</w:t>
+      </w:r>
+      <w:r>
+        <w:t xml:space="preserve"> </w:t>
+      </w:r>
+      <w:r>
+        <w:t xml:space="preserve">graded on seeds disjoint from those used to design it, and negative or failing outcomes</w:t>
+      </w:r>
+      <w:r>
+        <w:t xml:space="preserve"> </w:t>
+      </w:r>
+      <w:r>
+        <w:t xml:space="preserve">are kept </w:t>
+      </w:r>
+      <w:r>
+        <w:t xml:space="preserve">. The numbers below are the graded, sealed values</w:t>
+      </w:r>
+      <w:r>
+        <w:t xml:space="preserve"> </w:t>
+      </w:r>
+      <w:r>
+        <w:t xml:space="preserve">(Table </w:t>
+      </w:r>
+      <w:hyperlink w:anchor="tab:results">
+        <w:r>
+          <w:rPr>
+            <w:rStyle w:val="Hyperlink"/>
+          </w:rPr>
+          <w:t xml:space="preserve">2</w:t>
+        </w:r>
+      </w:hyperlink>
+      <w:r>
+        <w:t xml:space="preserve">).</w:t>
+      </w:r>
+    </w:p>
+    <w:bookmarkStart w:id="10" w:name="tab:params"/>
+    <w:p>
+      <w:pPr>
+        <w:pStyle w:val="TableCaption"/>
+      </w:pPr>
+      <w:r>
+        <w:t xml:space="preserve">Link-level parameters (sealed cells)</w:t>
+      </w:r>
+    </w:p>
+    <w:tbl>
+      <w:tblPr>
+        <w:tblStyle w:val="Table"/>
+        <w:tblW w:type="auto" w:w="0"/>
+        <w:tblLook w:firstRow="1" w:lastRow="0" w:firstColumn="0" w:lastColumn="0" w:noHBand="0" w:noVBand="0" w:val="0020"/>
+        <w:tblCaption w:val="Link-level parameters (sealed cells)"/>
+      </w:tblPr>
+      <w:tblGrid>
+        <w:gridCol w:w="3960"/>
+        <w:gridCol w:w="3960"/>
+      </w:tblGrid>
+      <w:tr>
+        <w:trPr>
+          <w:tblHeader w:val="on"/>
+        </w:trPr>
+        <w:tc>
+          <w:tcPr/>
+          <w:p>
+            <w:pPr>
+              <w:pStyle w:val="Compact"/>
+              <w:jc w:val="left"/>
+            </w:pPr>
+            <w:r>
+              <w:t xml:space="preserve">Parameter</w:t>
+            </w:r>
+          </w:p>
+        </w:tc>
+        <w:tc>
+          <w:tcPr/>
+          <w:p>
+            <w:pPr>
+              <w:pStyle w:val="Compact"/>
+              <w:jc w:val="left"/>
+            </w:pPr>
+            <w:r>
+              <w:t xml:space="preserve">Value</w:t>
+            </w:r>
+          </w:p>
+        </w:tc>
+      </w:tr>
+      <w:tr>
+        <w:tc>
+          <w:tcPr/>
+          <w:p>
+            <w:pPr>
+              <w:pStyle w:val="Compact"/>
+              <w:jc w:val="left"/>
+            </w:pPr>
+            <w:r>
+              <w:t xml:space="preserve">Carrier frequency</w:t>
+            </w:r>
+          </w:p>
+        </w:tc>
+        <w:tc>
+          <w:tcPr/>
+          <w:p>
+            <w:pPr>
+              <w:pStyle w:val="Compact"/>
+              <w:jc w:val="left"/>
+            </w:pPr>
+            <m:oMath>
+              <m:r>
+                <m:t>3.5</m:t>
+              </m:r>
+            </m:oMath>
+            <w:r>
+              <w:t xml:space="preserve"> GHz</w:t>
+            </w:r>
+          </w:p>
+        </w:tc>
+      </w:tr>
+      <w:tr>
+        <w:tc>
+          <w:tcPr/>
+          <w:p>
+            <w:pPr>
+              <w:pStyle w:val="Compact"/>
+              <w:jc w:val="left"/>
+            </w:pPr>
+            <w:r>
+              <w:t xml:space="preserve">TTI duration</w:t>
+            </w:r>
+          </w:p>
+        </w:tc>
+        <w:tc>
+          <w:tcPr/>
+          <w:p>
+            <w:pPr>
+              <w:pStyle w:val="Compact"/>
+              <w:jc w:val="left"/>
+            </w:pPr>
+            <m:oMath>
+              <m:r>
+                <m:t>1</m:t>
+              </m:r>
+            </m:oMath>
+            <w:r>
+              <w:t xml:space="preserve"> ms</w:t>
+            </w:r>
+          </w:p>
+        </w:tc>
+      </w:tr>
+      <w:tr>
+        <w:tc>
+          <w:tcPr/>
+          <w:p>
+            <w:pPr>
+              <w:pStyle w:val="Compact"/>
+              <w:jc w:val="left"/>
+            </w:pPr>
+            <w:r>
+              <w:t xml:space="preserve">Channel model</w:t>
+            </w:r>
+          </w:p>
+        </w:tc>
+        <w:tc>
+          <w:tcPr/>
+          <w:p>
+            <w:pPr>
+              <w:pStyle w:val="Compact"/>
+              <w:jc w:val="left"/>
+            </w:pPr>
+            <w:r>
+              <w:t xml:space="preserve">3GPP TR38.901 TDL-A</w:t>
+            </w:r>
+          </w:p>
+        </w:tc>
+      </w:tr>
+      <w:tr>
+        <w:tc>
+          <w:tcPr/>
+          <w:p>
+            <w:pPr>
+              <w:pStyle w:val="Compact"/>
+              <w:jc w:val="left"/>
+            </w:pPr>
+            <w:r>
+              <w:t xml:space="preserve">Mean SNR</w:t>
+            </w:r>
+          </w:p>
+        </w:tc>
+        <w:tc>
+          <w:tcPr/>
+          <w:p>
+            <w:pPr>
+              <w:pStyle w:val="Compact"/>
+              <w:jc w:val="left"/>
+            </w:pPr>
+            <m:oMath>
+              <m:r>
+                <m:t>12</m:t>
+              </m:r>
+            </m:oMath>
+            <w:r>
+              <w:t xml:space="preserve"> dB</w:t>
+            </w:r>
+          </w:p>
+        </w:tc>
+      </w:tr>
+      <w:tr>
+        <w:tc>
+          <w:tcPr/>
+          <w:p>
+            <w:pPr>
+              <w:pStyle w:val="Compact"/>
+              <w:jc w:val="left"/>
+            </w:pPr>
+            <w:r>
+              <w:t xml:space="preserve">Decoder / code</w:t>
+            </w:r>
+          </w:p>
+        </w:tc>
+        <w:tc>
+          <w:tcPr/>
+          <w:p>
+            <w:pPr>
+              <w:pStyle w:val="Compact"/>
+              <w:jc w:val="left"/>
+            </w:pPr>
+            <w:r>
+              <w:t xml:space="preserve">Sionna 5G NR LDPC (real decode)</w:t>
+            </w:r>
+          </w:p>
+        </w:tc>
+      </w:tr>
+      <w:tr>
+        <w:tc>
+          <w:tcPr/>
+          <w:p>
+            <w:pPr>
+              <w:pStyle w:val="Compact"/>
+              <w:jc w:val="left"/>
+            </w:pPr>
+            <w:r>
+              <w:t xml:space="preserve">MCS set</w:t>
+            </w:r>
+          </w:p>
+        </w:tc>
+        <w:tc>
+          <w:tcPr/>
+          <w:p>
+            <w:pPr>
+              <w:pStyle w:val="Compact"/>
+              <w:jc w:val="left"/>
+            </w:pPr>
+            <w:r>
+              <w:t xml:space="preserve">NR TS 38.214 Tbl 5.1.3.1-1 (QPSK–64QAM)</w:t>
+            </w:r>
+          </w:p>
+        </w:tc>
+      </w:tr>
+      <w:tr>
+        <w:tc>
+          <w:tcPr/>
+          <w:p>
+            <w:pPr>
+              <w:pStyle w:val="Compact"/>
+              <w:jc w:val="left"/>
+            </w:pPr>
+            <w:r>
+              <w:t xml:space="preserve">BLER curves</w:t>
+            </w:r>
+          </w:p>
+        </w:tc>
+        <w:tc>
+          <w:tcPr/>
+          <w:p>
+            <w:pPr>
+              <w:pStyle w:val="Compact"/>
+              <w:jc w:val="left"/>
+            </w:pPr>
+            <w:r>
+              <w:t xml:space="preserve">400 blocks/pt, SNR</w:t>
+            </w:r>
+            <w:r>
+              <w:t xml:space="preserve"> </w:t>
+            </w:r>
+            <m:oMath>
+              <m:r>
+                <m:rPr>
+                  <m:sty m:val="p"/>
+                </m:rPr>
+                <m:t>−</m:t>
+              </m:r>
+              <m:r>
+                <m:t>8</m:t>
+              </m:r>
+            </m:oMath>
+            <w:r>
+              <w:t xml:space="preserve">–</w:t>
+            </w:r>
+            <m:oMath>
+              <m:r>
+                <m:t>28</m:t>
+              </m:r>
+            </m:oMath>
+            <w:r>
+              <w:t xml:space="preserve"> dB @</w:t>
+            </w:r>
+            <w:r>
+              <w:t xml:space="preserve"> </w:t>
+            </w:r>
+            <m:oMath>
+              <m:r>
+                <m:t>2</m:t>
+              </m:r>
+            </m:oMath>
+            <w:r>
+              <w:t xml:space="preserve"> dB</w:t>
+            </w:r>
+          </w:p>
+        </w:tc>
+      </w:tr>
+      <w:tr>
+        <w:tc>
+          <w:tcPr/>
+          <w:p>
+            <w:pPr>
+              <w:pStyle w:val="Compact"/>
+              <w:jc w:val="left"/>
+            </w:pPr>
+            <w:r>
+              <w:t xml:space="preserve">Trace length</w:t>
+            </w:r>
+          </w:p>
+        </w:tc>
+        <w:tc>
+          <w:tcPr/>
+          <w:p>
+            <w:pPr>
+              <w:pStyle w:val="Compact"/>
+              <w:jc w:val="left"/>
+            </w:pPr>
+            <m:oMath>
+              <m:r>
+                <m:t>6000</m:t>
+              </m:r>
+            </m:oMath>
+            <w:r>
+              <w:t xml:space="preserve"> </w:t>
+            </w:r>
+            <w:r>
+              <w:t xml:space="preserve">TTI</w:t>
+            </w:r>
+          </w:p>
+        </w:tc>
+      </w:tr>
+      <w:tr>
+        <w:tc>
+          <w:tcPr/>
+          <w:p>
+            <w:pPr>
+              <w:pStyle w:val="Compact"/>
+              <w:jc w:val="left"/>
+            </w:pPr>
+            <w:r>
+              <w:t xml:space="preserve">eMBB / URLLC target</w:t>
+            </w:r>
+          </w:p>
+        </w:tc>
+        <w:tc>
+          <w:tcPr/>
+          <w:p>
+            <w:pPr>
+              <w:pStyle w:val="Compact"/>
+              <w:jc w:val="left"/>
+            </w:pPr>
+            <m:oMath>
+              <m:sSup>
+                <m:e>
+                  <m:r>
+                    <m:t>10</m:t>
+                  </m:r>
+                </m:e>
+                <m:sup>
+                  <m:r>
+                    <m:rPr>
+                      <m:sty m:val="p"/>
+                    </m:rPr>
+                    <m:t>−</m:t>
+                  </m:r>
+                  <m:r>
+                    <m:t>1</m:t>
+                  </m:r>
+                </m:sup>
+              </m:sSup>
+            </m:oMath>
+            <w:r>
+              <w:t xml:space="preserve"> </w:t>
+            </w:r>
+            <w:r>
+              <w:t xml:space="preserve">/</w:t>
+            </w:r>
+            <w:r>
+              <w:t xml:space="preserve"> </w:t>
+            </w:r>
+            <m:oMath>
+              <m:sSup>
+                <m:e>
+                  <m:r>
+                    <m:t>10</m:t>
+                  </m:r>
+                </m:e>
+                <m:sup>
+                  <m:r>
+                    <m:rPr>
+                      <m:sty m:val="p"/>
+                    </m:rPr>
+                    <m:t>−</m:t>
+                  </m:r>
+                  <m:r>
+                    <m:t>3</m:t>
+                  </m:r>
+                </m:sup>
+              </m:sSup>
+            </m:oMath>
+          </w:p>
+        </w:tc>
+      </w:tr>
+      <w:tr>
+        <w:tc>
+          <w:tcPr/>
+          <w:p>
+            <w:pPr>
+              <w:pStyle w:val="Compact"/>
+              <w:jc w:val="left"/>
+            </w:pPr>
+            <w:r>
+              <w:t xml:space="preserve">URLLC-aware policy</w:t>
+            </w:r>
+          </w:p>
+        </w:tc>
+        <w:tc>
+          <w:tcPr/>
+          <w:p>
+            <w:pPr>
+              <w:pStyle w:val="Compact"/>
+              <w:jc w:val="left"/>
+            </w:pPr>
+            <w:r>
+              <w:t xml:space="preserve">conservative MCS</w:t>
+            </w:r>
+            <w:r>
+              <w:t xml:space="preserve"> </w:t>
+            </w:r>
+            <m:oMath>
+              <m:r>
+                <m:rPr>
+                  <m:sty m:val="p"/>
+                </m:rPr>
+                <m:t>+</m:t>
+              </m:r>
+            </m:oMath>
+            <w:r>
+              <w:t xml:space="preserve"> </w:t>
+            </w:r>
+            <m:oMath>
+              <m:r>
+                <m:t>K</m:t>
+              </m:r>
+              <m:r>
+                <m:rPr>
+                  <m:sty m:val="p"/>
+                </m:rPr>
+                <m:t>=</m:t>
+              </m:r>
+              <m:r>
+                <m:t>3</m:t>
+              </m:r>
+            </m:oMath>
+            <w:r>
+              <w:t xml:space="preserve"> </w:t>
+            </w:r>
+            <w:r>
+              <w:t xml:space="preserve">diversity</w:t>
+            </w:r>
+          </w:p>
+        </w:tc>
+      </w:tr>
+      <w:tr>
+        <w:tc>
+          <w:tcPr/>
+          <w:p>
+            <w:pPr>
+              <w:pStyle w:val="Compact"/>
+              <w:jc w:val="left"/>
+            </w:pPr>
+            <w:r>
+              <w:t xml:space="preserve">Doppler (aging expt.)</w:t>
+            </w:r>
+          </w:p>
+        </w:tc>
+        <w:tc>
+          <w:tcPr/>
+          <w:p>
+            <w:pPr>
+              <w:pStyle w:val="Compact"/>
+              <w:jc w:val="left"/>
+            </w:pPr>
+            <m:oMath>
+              <m:r>
+                <m:t>200</m:t>
+              </m:r>
+            </m:oMath>
+            <w:r>
+              <w:t xml:space="preserve"> Hz (</w:t>
+            </w:r>
+            <m:oMath>
+              <m:sSub>
+                <m:e>
+                  <m:r>
+                    <m:t>T</m:t>
+                  </m:r>
+                </m:e>
+                <m:sub>
+                  <m:r>
+                    <m:rPr>
+                      <m:sty m:val="p"/>
+                    </m:rPr>
+                    <m:t>c</m:t>
+                  </m:r>
+                  <m:r>
+                    <m:rPr>
+                      <m:sty m:val="p"/>
+                    </m:rPr>
+                    <m:t>o</m:t>
+                  </m:r>
+                  <m:r>
+                    <m:rPr>
+                      <m:sty m:val="p"/>
+                    </m:rPr>
+                    <m:t>h</m:t>
+                  </m:r>
+                </m:sub>
+              </m:sSub>
+              <m:r>
+                <m:t>​</m:t>
+              </m:r>
+              <m:r>
+                <m:rPr>
+                  <m:sty m:val="p"/>
+                </m:rPr>
+                <m:t>≈</m:t>
+              </m:r>
+              <m:r>
+                <m:t>​</m:t>
+              </m:r>
+              <m:r>
+                <m:t>2.1</m:t>
+              </m:r>
+            </m:oMath>
+            <w:r>
+              <w:t xml:space="preserve"> ms)</w:t>
+            </w:r>
+          </w:p>
+        </w:tc>
+      </w:tr>
+    </w:tbl>
+    <w:bookmarkEnd w:id="10"/>
+    <w:bookmarkEnd w:id="11"/>
+    <w:bookmarkStart w:id="16" w:name="sec:urllc"/>
+    <w:p>
+      <w:pPr>
+        <w:pStyle w:val="Heading1"/>
+      </w:pPr>
+      <w:r>
+        <w:t xml:space="preserve">Consumer-Relativity in the Reliability Target</w:t>
+      </w:r>
+    </w:p>
+    <w:p>
+      <w:pPr>
+        <w:pStyle w:val="FirstParagraph"/>
+      </w:pPr>
+      <w:r>
+        <w:t xml:space="preserve">A base station serving mixed traffic derives one CSI estimate per user and selects an</w:t>
+      </w:r>
+      <w:r>
+        <w:t xml:space="preserve"> </w:t>
+      </w:r>
+      <w:r>
+        <w:t xml:space="preserve">MCS. Consider the same estimate consumed under two targets: eMBB</w:t>
+      </w:r>
+      <w:r>
+        <w:t xml:space="preserve"> </w:t>
+      </w:r>
+      <w:r>
+        <w:t xml:space="preserve">(</w:t>
       </w:r>
       <m:oMath>
+        <m:r>
+          <m:rPr>
+            <m:sty m:val="p"/>
+          </m:rPr>
+          <m:t>B</m:t>
+        </m:r>
+        <m:r>
+          <m:rPr>
+            <m:sty m:val="p"/>
+          </m:rPr>
+          <m:t>L</m:t>
+        </m:r>
+        <m:r>
+          <m:rPr>
+            <m:sty m:val="p"/>
+          </m:rPr>
+          <m:t>E</m:t>
+        </m:r>
+        <m:r>
+          <m:rPr>
+            <m:sty m:val="p"/>
+          </m:rPr>
+          <m:t>R</m:t>
+        </m:r>
+        <m:r>
+          <m:rPr>
+            <m:sty m:val="p"/>
+          </m:rPr>
+          <m:t>≤</m:t>
+        </m:r>
+        <m:sSup>
+          <m:e>
+            <m:r>
+              <m:t>10</m:t>
+            </m:r>
+          </m:e>
+          <m:sup>
+            <m:r>
+              <m:rPr>
+                <m:sty m:val="p"/>
+              </m:rPr>
+              <m:t>−</m:t>
+            </m:r>
+            <m:r>
+              <m:t>1</m:t>
+            </m:r>
+          </m:sup>
+        </m:sSup>
+      </m:oMath>
+      <w:r>
+        <w:t xml:space="preserve">) and URLLC (</w:t>
+      </w:r>
+      <m:oMath>
+        <m:r>
+          <m:rPr>
+            <m:sty m:val="p"/>
+          </m:rPr>
+          <m:t>≤</m:t>
+        </m:r>
+        <m:sSup>
+          <m:e>
+            <m:r>
+              <m:t>10</m:t>
+            </m:r>
+          </m:e>
+          <m:sup>
+            <m:r>
+              <m:rPr>
+                <m:sty m:val="p"/>
+              </m:rPr>
+              <m:t>−</m:t>
+            </m:r>
+            <m:r>
+              <m:t>3</m:t>
+            </m:r>
+          </m:sup>
+        </m:sSup>
+      </m:oMath>
+      <w:r>
+        <w:t xml:space="preserve">). We drive a real NR link at high</w:t>
+      </w:r>
+      <w:r>
+        <w:t xml:space="preserve"> </w:t>
+      </w:r>
+      <w:r>
+        <w:t xml:space="preserve">mobility, apply the naive CSI-derived MCS, and measure the achieved BLER against each</w:t>
+      </w:r>
+      <w:r>
+        <w:t xml:space="preserve"> </w:t>
+      </w:r>
+      <w:r>
+        <w:t xml:space="preserve">target; we then compare a</w:t>
+      </w:r>
+      <w:r>
+        <w:t xml:space="preserve"> </w:t>
+      </w:r>
+      <w:r>
+        <w:rPr>
+          <w:i/>
+          <w:iCs/>
+        </w:rPr>
+        <w:t xml:space="preserve">target-aware</w:t>
+      </w:r>
+      <w:r>
+        <w:t xml:space="preserve"> </w:t>
+      </w:r>
+      <w:r>
+        <w:t xml:space="preserve">policy that sizes its margin to the</w:t>
+      </w:r>
+      <w:r>
+        <w:t xml:space="preserve"> </w:t>
+      </w:r>
+      <w:r>
+        <w:t xml:space="preserve">consumer’s target.</w:t>
+      </w:r>
+    </w:p>
+    <w:p>
+      <w:pPr>
+        <w:pStyle w:val="BodyText"/>
+      </w:pPr>
+      <w:r>
+        <w:t xml:space="preserve">Figure </w:t>
+      </w:r>
+      <w:hyperlink w:anchor="fig:urllc">
+        <w:r>
+          <w:rPr>
+            <w:rStyle w:val="Hyperlink"/>
+          </w:rPr>
+          <w:t xml:space="preserve">1</w:t>
+        </w:r>
+      </w:hyperlink>
+      <w:r>
+        <w:t xml:space="preserve"> </w:t>
+      </w:r>
+      <w:r>
+        <w:t xml:space="preserve">reports the sealed result (three graded seeds). The naive</w:t>
+      </w:r>
+      <w:r>
+        <w:t xml:space="preserve"> </w:t>
+      </w:r>
+      <w:r>
+        <w:t xml:space="preserve">certificate achieves</w:t>
+      </w:r>
+      <w:r>
+        <w:t xml:space="preserve"> </w:t>
+      </w:r>
+      <m:oMath>
+        <m:r>
+          <m:rPr>
+            <m:sty m:val="p"/>
+          </m:rPr>
+          <m:t>B</m:t>
+        </m:r>
+        <m:r>
+          <m:rPr>
+            <m:sty m:val="p"/>
+          </m:rPr>
+          <m:t>L</m:t>
+        </m:r>
+        <m:r>
+          <m:rPr>
+            <m:sty m:val="p"/>
+          </m:rPr>
+          <m:t>E</m:t>
+        </m:r>
+        <m:r>
+          <m:rPr>
+            <m:sty m:val="p"/>
+          </m:rPr>
+          <m:t>R</m:t>
+        </m:r>
         <m:r>
           <m:rPr>
             <m:sty m:val="p"/>
@@ -1090,17 +1905,171 @@
           <m:t>≈</m:t>
         </m:r>
         <m:r>
-          <m:t>2</m:t>
+          <m:t>0.112</m:t>
         </m:r>
       </m:oMath>
       <w:r>
-        <w:t xml:space="preserve"> dB margin sized to the URLLC</w:t>
-      </w:r>
-      <w:r>
-        <w:t xml:space="preserve"> </w:t>
-      </w:r>
-      <w:r>
-        <w:t xml:space="preserve">target—achieves</w:t>
+        <w:t xml:space="preserve">. Read by the eMBB consumer this is at</w:t>
+      </w:r>
+      <w:r>
+        <w:t xml:space="preserve"> </w:t>
+      </w:r>
+      <w:r>
+        <w:t xml:space="preserve">target—the certificate is sound. Read by the URLLC consumer the</w:t>
+      </w:r>
+      <w:r>
+        <w:t xml:space="preserve"> </w:t>
+      </w:r>
+      <w:r>
+        <w:rPr>
+          <w:i/>
+          <w:iCs/>
+        </w:rPr>
+        <w:t xml:space="preserve">same</w:t>
+      </w:r>
+      <w:r>
+        <w:t xml:space="preserve"> </w:t>
+      </w:r>
+      <m:oMath>
+        <m:r>
+          <m:t>0.112</m:t>
+        </m:r>
+      </m:oMath>
+      <w:r>
+        <w:t xml:space="preserve"> </w:t>
+      </w:r>
+      <w:r>
+        <w:t xml:space="preserve">is</w:t>
+      </w:r>
+      <w:r>
+        <w:t xml:space="preserve"> </w:t>
+      </w:r>
+      <w:r>
+        <w:t xml:space="preserve">a false-clear by</w:t>
+      </w:r>
+      <w:r>
+        <w:t xml:space="preserve"> </w:t>
+      </w:r>
+      <m:oMath>
+        <m:r>
+          <m:t>112</m:t>
+        </m:r>
+        <m:r>
+          <m:rPr>
+            <m:sty m:val="p"/>
+          </m:rPr>
+          <m:t>×</m:t>
+        </m:r>
+      </m:oMath>
+      <w:r>
+        <w:t xml:space="preserve"> </w:t>
+      </w:r>
+      <w:r>
+        <w:t xml:space="preserve">(against</w:t>
+      </w:r>
+      <w:r>
+        <w:t xml:space="preserve"> </w:t>
+      </w:r>
+      <m:oMath>
+        <m:sSup>
+          <m:e>
+            <m:r>
+              <m:t>10</m:t>
+            </m:r>
+          </m:e>
+          <m:sup>
+            <m:r>
+              <m:rPr>
+                <m:sty m:val="p"/>
+              </m:rPr>
+              <m:t>−</m:t>
+            </m:r>
+            <m:r>
+              <m:t>3</m:t>
+            </m:r>
+          </m:sup>
+        </m:sSup>
+      </m:oMath>
+      <w:r>
+        <w:t xml:space="preserve">): every such block is a reliability-SLA</w:t>
+      </w:r>
+      <w:r>
+        <w:t xml:space="preserve"> </w:t>
+      </w:r>
+      <w:r>
+        <w:t xml:space="preserve">violation, invisible to a scheduler that assumed one CSI report serves all traffic. The</w:t>
+      </w:r>
+      <w:r>
+        <w:t xml:space="preserve"> </w:t>
+      </w:r>
+      <w:r>
+        <w:t xml:space="preserve">target-aware policy—the same CSI, a conservative MCS backoff combined with the</w:t>
+      </w:r>
+      <w:r>
+        <w:t xml:space="preserve"> </w:t>
+      </w:r>
+      <m:oMath>
+        <m:r>
+          <m:t>K</m:t>
+        </m:r>
+        <m:r>
+          <m:rPr>
+            <m:sty m:val="p"/>
+          </m:rPr>
+          <m:t>=</m:t>
+        </m:r>
+        <m:r>
+          <m:t>3</m:t>
+        </m:r>
+      </m:oMath>
+      <w:r>
+        <w:t xml:space="preserve"> </w:t>
+      </w:r>
+      <w:r>
+        <w:t xml:space="preserve">diversity branches introduced in Sec. </w:t>
+      </w:r>
+      <w:hyperlink w:anchor="sec:method">
+        <w:r>
+          <w:rPr>
+            <w:rStyle w:val="Hyperlink"/>
+          </w:rPr>
+          <w:t xml:space="preserve">2</w:t>
+        </w:r>
+      </w:hyperlink>
+      <w:r>
+        <w:t xml:space="preserve"> </w:t>
+      </w:r>
+      <w:r>
+        <w:t xml:space="preserve">(a backoff alone cannot reach the</w:t>
+      </w:r>
+      <w:r>
+        <w:t xml:space="preserve"> </w:t>
+      </w:r>
+      <m:oMath>
+        <m:sSup>
+          <m:e>
+            <m:r>
+              <m:t>10</m:t>
+            </m:r>
+          </m:e>
+          <m:sup>
+            <m:r>
+              <m:rPr>
+                <m:sty m:val="p"/>
+              </m:rPr>
+              <m:t>−</m:t>
+            </m:r>
+            <m:r>
+              <m:t>3</m:t>
+            </m:r>
+          </m:sup>
+        </m:sSup>
+      </m:oMath>
+      <w:r>
+        <w:t xml:space="preserve"> </w:t>
+      </w:r>
+      <w:r>
+        <w:t xml:space="preserve">tail on one branch)—achieves</w:t>
       </w:r>
       <w:r>
         <w:t xml:space="preserve"> </w:t>
@@ -1165,28 +2134,34 @@
         </m:sSup>
       </m:oMath>
       <w:r>
-        <w:t xml:space="preserve">, comfortably within target, at</w:t>
-      </w:r>
-      <w:r>
-        <w:t xml:space="preserve"> </w:t>
-      </w:r>
-      <w:r>
-        <w:t xml:space="preserve">the cost of that margin’s spectral efficiency. No single margin is correct for both</w:t>
-      </w:r>
-      <w:r>
-        <w:t xml:space="preserve"> </w:t>
-      </w:r>
-      <w:r>
-        <w:t xml:space="preserve">consumers: the eMBB-adequate margin fails URLLC, and the URLLC-safe margin over-provisions</w:t>
-      </w:r>
-      <w:r>
-        <w:t xml:space="preserve"> </w:t>
-      </w:r>
-      <w:r>
-        <w:t xml:space="preserve">eMBB. The false-clear rate is the number that prices the difference.</w:t>
+        <w:t xml:space="preserve">,</w:t>
+      </w:r>
+      <w:r>
+        <w:t xml:space="preserve"> </w:t>
+      </w:r>
+      <w:r>
+        <w:t xml:space="preserve">comfortably within target, at the cost of the backoff’s spectral efficiency and the</w:t>
+      </w:r>
+      <w:r>
+        <w:t xml:space="preserve"> </w:t>
+      </w:r>
+      <w:r>
+        <w:t xml:space="preserve">diversity’s resource overhead. No single certificate is correct for both consumers: the</w:t>
+      </w:r>
+      <w:r>
+        <w:t xml:space="preserve"> </w:t>
+      </w:r>
+      <w:r>
+        <w:t xml:space="preserve">eMBB-adequate one fails URLLC, and the URLLC-safe one over-provisions eMBB. The</w:t>
+      </w:r>
+      <w:r>
+        <w:t xml:space="preserve"> </w:t>
+      </w:r>
+      <w:r>
+        <w:t xml:space="preserve">false-clear rate is the number that prices the difference.</w:t>
       </w:r>
     </w:p>
-    <w:bookmarkStart w:id="14" w:name="fig:urllc"/>
+    <w:bookmarkStart w:id="15" w:name="fig:urllc"/>
     <w:p>
       <w:pPr>
         <w:pStyle w:val="CaptionedFigure"/>
@@ -1196,18 +2171,18 @@
           <wp:inline>
             <wp:extent cx="3055135" cy="2412915"/>
             <wp:effectExtent b="0" l="0" r="0" t="0"/>
-            <wp:docPr descr="" title="" id="12" name="Picture"/>
+            <wp:docPr descr="" title="" id="13" name="Picture"/>
             <a:graphic>
               <a:graphicData uri="http://schemas.openxmlformats.org/drawingml/2006/picture">
                 <pic:pic>
                   <pic:nvPicPr>
-                    <pic:cNvPr descr="urllc_relativity.png" id="13" name="Picture"/>
+                    <pic:cNvPr descr="urllc_relativity.png" id="14" name="Picture"/>
                     <pic:cNvPicPr>
                       <a:picLocks noChangeArrowheads="1" noChangeAspect="1"/>
                     </pic:cNvPicPr>
                   </pic:nvPicPr>
                   <pic:blipFill>
-                    <a:blip r:embed="rId11"/>
+                    <a:blip r:embed="rId12"/>
                     <a:stretch>
                       <a:fillRect/>
                     </a:stretch>
@@ -1337,9 +2312,9 @@
         <w:t xml:space="preserve">2 dB margin.</w:t>
       </w:r>
     </w:p>
-    <w:bookmarkEnd w:id="14"/>
     <w:bookmarkEnd w:id="15"/>
-    <w:bookmarkStart w:id="20" w:name="sec:refresh"/>
+    <w:bookmarkEnd w:id="16"/>
+    <w:bookmarkStart w:id="22" w:name="sec:refresh"/>
     <w:p>
       <w:pPr>
         <w:pStyle w:val="Heading1"/>
@@ -1823,7 +2798,7 @@
         <w:t xml:space="preserve">, not on a fixed calendar.</w:t>
       </w:r>
     </w:p>
-    <w:bookmarkStart w:id="19" w:name="fig:refresh"/>
+    <w:bookmarkStart w:id="20" w:name="fig:refresh"/>
     <w:p>
       <w:pPr>
         <w:pStyle w:val="CaptionedFigure"/>
@@ -1833,18 +2808,18 @@
           <wp:inline>
             <wp:extent cx="5334000" cy="2022089"/>
             <wp:effectExtent b="0" l="0" r="0" t="0"/>
-            <wp:docPr descr="" title="" id="17" name="Picture"/>
+            <wp:docPr descr="" title="" id="18" name="Picture"/>
             <a:graphic>
               <a:graphicData uri="http://schemas.openxmlformats.org/drawingml/2006/picture">
                 <pic:pic>
                   <pic:nvPicPr>
-                    <pic:cNvPr descr="refresh_floor.png" id="18" name="Picture"/>
+                    <pic:cNvPr descr="refresh_floor.png" id="19" name="Picture"/>
                     <pic:cNvPicPr>
                       <a:picLocks noChangeArrowheads="1" noChangeAspect="1"/>
                     </pic:cNvPicPr>
                   </pic:nvPicPr>
                   <pic:blipFill>
-                    <a:blip r:embed="rId16"/>
+                    <a:blip r:embed="rId17"/>
                     <a:stretch>
                       <a:fillRect/>
                     </a:stretch>
@@ -1964,9 +2939,751 @@
         <w:t xml:space="preserve">); at high Doppler it saturates at one TTI.</w:t>
       </w:r>
     </w:p>
-    <w:bookmarkEnd w:id="19"/>
     <w:bookmarkEnd w:id="20"/>
-    <w:bookmarkStart w:id="21" w:name="related-work"/>
+    <w:bookmarkStart w:id="21" w:name="tab:results"/>
+    <w:p>
+      <w:pPr>
+        <w:pStyle w:val="TableCaption"/>
+      </w:pPr>
+      <w:r>
+        <w:t xml:space="preserve">Sealed per-seed results (achieved BLER)</w:t>
+      </w:r>
+    </w:p>
+    <w:tbl>
+      <w:tblPr>
+        <w:tblStyle w:val="Table"/>
+        <w:tblW w:type="auto" w:w="0"/>
+        <w:tblLook w:firstRow="1" w:lastRow="0" w:firstColumn="0" w:lastColumn="0" w:noHBand="0" w:noVBand="0" w:val="0020"/>
+        <w:tblCaption w:val="Sealed per-seed results (achieved BLER)"/>
+      </w:tblPr>
+      <w:tblGrid>
+        <w:gridCol w:w="1584"/>
+        <w:gridCol w:w="1584"/>
+        <w:gridCol w:w="1584"/>
+        <w:gridCol w:w="1584"/>
+        <w:gridCol w:w="1584"/>
+      </w:tblGrid>
+      <w:tr>
+        <w:trPr>
+          <w:tblHeader w:val="on"/>
+        </w:trPr>
+        <w:tc>
+          <w:tcPr>
+            <w:gridSpan w:val="5"/>
+          </w:tcPr>
+          <w:p>
+            <w:pPr>
+              <w:pStyle w:val="Compact"/>
+              <w:jc w:val="left"/>
+            </w:pPr>
+            <w:r>
+              <w:rPr>
+                <w:i/>
+                <w:iCs/>
+              </w:rPr>
+              <w:t xml:space="preserve">(a) Reliability target</w:t>
+            </w:r>
+            <w:r>
+              <w:t xml:space="preserve"> </w:t>
+            </w:r>
+            <w:r>
+              <w:t xml:space="preserve">(§</w:t>
+            </w:r>
+            <w:hyperlink w:anchor="sec:urllc">
+              <w:r>
+                <w:rPr>
+                  <w:rStyle w:val="Hyperlink"/>
+                </w:rPr>
+                <w:t xml:space="preserve">3</w:t>
+              </w:r>
+            </w:hyperlink>
+            <w:r>
+              <w:t xml:space="preserve">), fresh CSI</w:t>
+            </w:r>
+          </w:p>
+        </w:tc>
+      </w:tr>
+      <w:tr>
+        <w:tc>
+          <w:tcPr/>
+          <w:p>
+            <w:pPr>
+              <w:pStyle w:val="Compact"/>
+              <w:jc w:val="left"/>
+            </w:pPr>
+            <w:r>
+              <w:t xml:space="preserve">seed</w:t>
+            </w:r>
+          </w:p>
+        </w:tc>
+        <w:tc>
+          <w:tcPr/>
+          <w:p>
+            <w:pPr>
+              <w:pStyle w:val="Compact"/>
+              <w:jc w:val="left"/>
+            </w:pPr>
+            <w:r>
+              <w:t xml:space="preserve">eMBB</w:t>
+            </w:r>
+          </w:p>
+        </w:tc>
+        <w:tc>
+          <w:tcPr/>
+          <w:p>
+            <w:pPr>
+              <w:pStyle w:val="Compact"/>
+              <w:jc w:val="left"/>
+            </w:pPr>
+            <w:r>
+              <w:t xml:space="preserve">URLLC-naive</w:t>
+            </w:r>
+          </w:p>
+        </w:tc>
+        <w:tc>
+          <w:tcPr/>
+          <w:p>
+            <w:pPr>
+              <w:pStyle w:val="Compact"/>
+              <w:jc w:val="left"/>
+            </w:pPr>
+            <w:r>
+              <w:t xml:space="preserve">URLLC-aware</w:t>
+            </w:r>
+          </w:p>
+        </w:tc>
+        <w:tc>
+          <w:tcPr/>
+          <w:p>
+            <w:pPr>
+              <w:pStyle w:val="Compact"/>
+            </w:pPr>
+          </w:p>
+        </w:tc>
+      </w:tr>
+      <w:tr>
+        <w:tc>
+          <w:tcPr/>
+          <w:p>
+            <w:pPr>
+              <w:pStyle w:val="Compact"/>
+              <w:jc w:val="left"/>
+            </w:pPr>
+            <w:r>
+              <w:t xml:space="preserve">20260824</w:t>
+            </w:r>
+          </w:p>
+        </w:tc>
+        <w:tc>
+          <w:tcPr/>
+          <w:p>
+            <w:pPr>
+              <w:pStyle w:val="Compact"/>
+              <w:jc w:val="left"/>
+            </w:pPr>
+            <m:oMath>
+              <m:r>
+                <m:t>0.1119</m:t>
+              </m:r>
+            </m:oMath>
+          </w:p>
+        </w:tc>
+        <w:tc>
+          <w:tcPr/>
+          <w:p>
+            <w:pPr>
+              <w:pStyle w:val="Compact"/>
+              <w:jc w:val="left"/>
+            </w:pPr>
+            <m:oMath>
+              <m:r>
+                <m:t>0.1119</m:t>
+              </m:r>
+            </m:oMath>
+          </w:p>
+        </w:tc>
+        <w:tc>
+          <w:tcPr/>
+          <w:p>
+            <w:pPr>
+              <w:pStyle w:val="Compact"/>
+              <w:jc w:val="left"/>
+            </w:pPr>
+            <m:oMath>
+              <m:r>
+                <m:t>1.7</m:t>
+              </m:r>
+              <m:r>
+                <m:rPr>
+                  <m:sty m:val="p"/>
+                </m:rPr>
+                <m:t>×</m:t>
+              </m:r>
+              <m:sSup>
+                <m:e>
+                  <m:r>
+                    <m:t>10</m:t>
+                  </m:r>
+                </m:e>
+                <m:sup>
+                  <m:r>
+                    <m:rPr>
+                      <m:sty m:val="p"/>
+                    </m:rPr>
+                    <m:t>−</m:t>
+                  </m:r>
+                  <m:r>
+                    <m:t>5</m:t>
+                  </m:r>
+                </m:sup>
+              </m:sSup>
+            </m:oMath>
+          </w:p>
+        </w:tc>
+        <w:tc>
+          <w:tcPr/>
+          <w:p>
+            <w:pPr>
+              <w:pStyle w:val="Compact"/>
+            </w:pPr>
+          </w:p>
+        </w:tc>
+      </w:tr>
+      <w:tr>
+        <w:tc>
+          <w:tcPr/>
+          <w:p>
+            <w:pPr>
+              <w:pStyle w:val="Compact"/>
+              <w:jc w:val="left"/>
+            </w:pPr>
+            <w:r>
+              <w:t xml:space="preserve">20260825</w:t>
+            </w:r>
+          </w:p>
+        </w:tc>
+        <w:tc>
+          <w:tcPr/>
+          <w:p>
+            <w:pPr>
+              <w:pStyle w:val="Compact"/>
+              <w:jc w:val="left"/>
+            </w:pPr>
+            <m:oMath>
+              <m:r>
+                <m:t>0.1103</m:t>
+              </m:r>
+            </m:oMath>
+          </w:p>
+        </w:tc>
+        <w:tc>
+          <w:tcPr/>
+          <w:p>
+            <w:pPr>
+              <w:pStyle w:val="Compact"/>
+              <w:jc w:val="left"/>
+            </w:pPr>
+            <m:oMath>
+              <m:r>
+                <m:t>0.1103</m:t>
+              </m:r>
+            </m:oMath>
+          </w:p>
+        </w:tc>
+        <w:tc>
+          <w:tcPr/>
+          <w:p>
+            <w:pPr>
+              <w:pStyle w:val="Compact"/>
+              <w:jc w:val="left"/>
+            </w:pPr>
+            <m:oMath>
+              <m:r>
+                <m:t>1.9</m:t>
+              </m:r>
+              <m:r>
+                <m:rPr>
+                  <m:sty m:val="p"/>
+                </m:rPr>
+                <m:t>×</m:t>
+              </m:r>
+              <m:sSup>
+                <m:e>
+                  <m:r>
+                    <m:t>10</m:t>
+                  </m:r>
+                </m:e>
+                <m:sup>
+                  <m:r>
+                    <m:rPr>
+                      <m:sty m:val="p"/>
+                    </m:rPr>
+                    <m:t>−</m:t>
+                  </m:r>
+                  <m:r>
+                    <m:t>5</m:t>
+                  </m:r>
+                </m:sup>
+              </m:sSup>
+            </m:oMath>
+          </w:p>
+        </w:tc>
+        <w:tc>
+          <w:tcPr/>
+          <w:p>
+            <w:pPr>
+              <w:pStyle w:val="Compact"/>
+            </w:pPr>
+          </w:p>
+        </w:tc>
+      </w:tr>
+      <w:tr>
+        <w:tc>
+          <w:tcPr/>
+          <w:p>
+            <w:pPr>
+              <w:pStyle w:val="Compact"/>
+              <w:jc w:val="left"/>
+            </w:pPr>
+            <w:r>
+              <w:t xml:space="preserve">20260826</w:t>
+            </w:r>
+          </w:p>
+        </w:tc>
+        <w:tc>
+          <w:tcPr/>
+          <w:p>
+            <w:pPr>
+              <w:pStyle w:val="Compact"/>
+              <w:jc w:val="left"/>
+            </w:pPr>
+            <m:oMath>
+              <m:r>
+                <m:t>0.1125</m:t>
+              </m:r>
+            </m:oMath>
+          </w:p>
+        </w:tc>
+        <w:tc>
+          <w:tcPr/>
+          <w:p>
+            <w:pPr>
+              <w:pStyle w:val="Compact"/>
+              <w:jc w:val="left"/>
+            </w:pPr>
+            <m:oMath>
+              <m:r>
+                <m:t>0.1125</m:t>
+              </m:r>
+            </m:oMath>
+          </w:p>
+        </w:tc>
+        <w:tc>
+          <w:tcPr/>
+          <w:p>
+            <w:pPr>
+              <w:pStyle w:val="Compact"/>
+              <w:jc w:val="left"/>
+            </w:pPr>
+            <m:oMath>
+              <m:r>
+                <m:rPr>
+                  <m:sty m:val="p"/>
+                </m:rPr>
+                <m:t>&lt;</m:t>
+              </m:r>
+              <m:sSup>
+                <m:e>
+                  <m:r>
+                    <m:t>10</m:t>
+                  </m:r>
+                </m:e>
+                <m:sup>
+                  <m:r>
+                    <m:rPr>
+                      <m:sty m:val="p"/>
+                    </m:rPr>
+                    <m:t>−</m:t>
+                  </m:r>
+                  <m:r>
+                    <m:t>5</m:t>
+                  </m:r>
+                </m:sup>
+              </m:sSup>
+            </m:oMath>
+          </w:p>
+        </w:tc>
+        <w:tc>
+          <w:tcPr/>
+          <w:p>
+            <w:pPr>
+              <w:pStyle w:val="Compact"/>
+            </w:pPr>
+          </w:p>
+        </w:tc>
+      </w:tr>
+      <w:tr>
+        <w:tc>
+          <w:tcPr>
+            <w:gridSpan w:val="5"/>
+          </w:tcPr>
+          <w:p>
+            <w:pPr>
+              <w:pStyle w:val="Compact"/>
+              <w:jc w:val="left"/>
+            </w:pPr>
+            <w:r>
+              <w:rPr>
+                <w:i/>
+                <w:iCs/>
+              </w:rPr>
+              <w:t xml:space="preserve">(b) Refresh horizon</w:t>
+            </w:r>
+            <w:r>
+              <w:t xml:space="preserve"> </w:t>
+            </w:r>
+            <w:r>
+              <w:t xml:space="preserve">(§</w:t>
+            </w:r>
+            <w:hyperlink w:anchor="sec:refresh">
+              <w:r>
+                <w:rPr>
+                  <w:rStyle w:val="Hyperlink"/>
+                </w:rPr>
+                <w:t xml:space="preserve">4</w:t>
+              </w:r>
+            </w:hyperlink>
+            <w:r>
+              <w:t xml:space="preserve">),</w:t>
+            </w:r>
+            <w:r>
+              <w:t xml:space="preserve"> </w:t>
+            </w:r>
+            <m:oMath>
+              <m:sSub>
+                <m:e>
+                  <m:r>
+                    <m:t>f</m:t>
+                  </m:r>
+                </m:e>
+                <m:sub>
+                  <m:r>
+                    <m:t>D</m:t>
+                  </m:r>
+                </m:sub>
+              </m:sSub>
+              <m:r>
+                <m:rPr>
+                  <m:sty m:val="p"/>
+                </m:rPr>
+                <m:t>=</m:t>
+              </m:r>
+              <m:r>
+                <m:t>200</m:t>
+              </m:r>
+            </m:oMath>
+            <w:r>
+              <w:t xml:space="preserve"> Hz,</w:t>
+            </w:r>
+            <w:r>
+              <w:t xml:space="preserve"> </w:t>
+            </w:r>
+            <m:oMath>
+              <m:r>
+                <m:t>20</m:t>
+              </m:r>
+            </m:oMath>
+            <w:r>
+              <w:t xml:space="preserve">-TTI</w:t>
+            </w:r>
+          </w:p>
+        </w:tc>
+      </w:tr>
+      <w:tr>
+        <w:tc>
+          <w:tcPr/>
+          <w:p>
+            <w:pPr>
+              <w:pStyle w:val="Compact"/>
+              <w:jc w:val="left"/>
+            </w:pPr>
+            <w:r>
+              <w:t xml:space="preserve">seed</w:t>
+            </w:r>
+          </w:p>
+        </w:tc>
+        <w:tc>
+          <w:tcPr/>
+          <w:p>
+            <w:pPr>
+              <w:pStyle w:val="Compact"/>
+              <w:jc w:val="left"/>
+            </w:pPr>
+            <w:r>
+              <w:t xml:space="preserve">naive</w:t>
+            </w:r>
+          </w:p>
+        </w:tc>
+        <w:tc>
+          <w:tcPr/>
+          <w:p>
+            <w:pPr>
+              <w:pStyle w:val="Compact"/>
+              <w:jc w:val="left"/>
+            </w:pPr>
+            <w:r>
+              <w:t xml:space="preserve">OLLA</w:t>
+            </w:r>
+          </w:p>
+        </w:tc>
+        <w:tc>
+          <w:tcPr/>
+          <w:p>
+            <w:pPr>
+              <w:pStyle w:val="Compact"/>
+              <w:jc w:val="left"/>
+            </w:pPr>
+            <w:r>
+              <w:t xml:space="preserve">fresh</w:t>
+            </w:r>
+          </w:p>
+        </w:tc>
+        <w:tc>
+          <w:tcPr/>
+          <w:p>
+            <w:pPr>
+              <w:pStyle w:val="Compact"/>
+              <w:jc w:val="left"/>
+            </w:pPr>
+            <w:r>
+              <w:t xml:space="preserve">CQI err</w:t>
+            </w:r>
+          </w:p>
+        </w:tc>
+      </w:tr>
+      <w:tr>
+        <w:tc>
+          <w:tcPr/>
+          <w:p>
+            <w:pPr>
+              <w:pStyle w:val="Compact"/>
+              <w:jc w:val="left"/>
+            </w:pPr>
+            <w:r>
+              <w:t xml:space="preserve">20260823</w:t>
+            </w:r>
+          </w:p>
+        </w:tc>
+        <w:tc>
+          <w:tcPr/>
+          <w:p>
+            <w:pPr>
+              <w:pStyle w:val="Compact"/>
+              <w:jc w:val="left"/>
+            </w:pPr>
+            <m:oMath>
+              <m:r>
+                <m:t>0.366</m:t>
+              </m:r>
+            </m:oMath>
+          </w:p>
+        </w:tc>
+        <w:tc>
+          <w:tcPr/>
+          <w:p>
+            <w:pPr>
+              <w:pStyle w:val="Compact"/>
+              <w:jc w:val="left"/>
+            </w:pPr>
+            <m:oMath>
+              <m:r>
+                <m:t>0.101</m:t>
+              </m:r>
+            </m:oMath>
+          </w:p>
+        </w:tc>
+        <w:tc>
+          <w:tcPr/>
+          <w:p>
+            <w:pPr>
+              <w:pStyle w:val="Compact"/>
+              <w:jc w:val="left"/>
+            </w:pPr>
+            <m:oMath>
+              <m:r>
+                <m:t>0.116</m:t>
+              </m:r>
+            </m:oMath>
+          </w:p>
+        </w:tc>
+        <w:tc>
+          <w:tcPr/>
+          <w:p>
+            <w:pPr>
+              <w:pStyle w:val="Compact"/>
+              <w:jc w:val="left"/>
+            </w:pPr>
+            <m:oMath>
+              <m:r>
+                <m:t>5.61</m:t>
+              </m:r>
+            </m:oMath>
+            <w:r>
+              <w:t xml:space="preserve"> dB</w:t>
+            </w:r>
+          </w:p>
+        </w:tc>
+      </w:tr>
+      <w:tr>
+        <w:tc>
+          <w:tcPr/>
+          <w:p>
+            <w:pPr>
+              <w:pStyle w:val="Compact"/>
+              <w:jc w:val="left"/>
+            </w:pPr>
+            <w:r>
+              <w:t xml:space="preserve">20260824</w:t>
+            </w:r>
+          </w:p>
+        </w:tc>
+        <w:tc>
+          <w:tcPr/>
+          <w:p>
+            <w:pPr>
+              <w:pStyle w:val="Compact"/>
+              <w:jc w:val="left"/>
+            </w:pPr>
+            <m:oMath>
+              <m:r>
+                <m:t>0.340</m:t>
+              </m:r>
+            </m:oMath>
+          </w:p>
+        </w:tc>
+        <w:tc>
+          <w:tcPr/>
+          <w:p>
+            <w:pPr>
+              <w:pStyle w:val="Compact"/>
+              <w:jc w:val="left"/>
+            </w:pPr>
+            <m:oMath>
+              <m:r>
+                <m:t>0.102</m:t>
+              </m:r>
+            </m:oMath>
+          </w:p>
+        </w:tc>
+        <w:tc>
+          <w:tcPr/>
+          <w:p>
+            <w:pPr>
+              <w:pStyle w:val="Compact"/>
+              <w:jc w:val="left"/>
+            </w:pPr>
+            <m:oMath>
+              <m:r>
+                <m:t>0.115</m:t>
+              </m:r>
+            </m:oMath>
+          </w:p>
+        </w:tc>
+        <w:tc>
+          <w:tcPr/>
+          <w:p>
+            <w:pPr>
+              <w:pStyle w:val="Compact"/>
+              <w:jc w:val="left"/>
+            </w:pPr>
+            <m:oMath>
+              <m:r>
+                <m:t>5.86</m:t>
+              </m:r>
+            </m:oMath>
+            <w:r>
+              <w:t xml:space="preserve"> dB</w:t>
+            </w:r>
+          </w:p>
+        </w:tc>
+      </w:tr>
+      <w:tr>
+        <w:tc>
+          <w:tcPr/>
+          <w:p>
+            <w:pPr>
+              <w:pStyle w:val="Compact"/>
+              <w:jc w:val="left"/>
+            </w:pPr>
+            <w:r>
+              <w:t xml:space="preserve">20260825</w:t>
+            </w:r>
+          </w:p>
+        </w:tc>
+        <w:tc>
+          <w:tcPr/>
+          <w:p>
+            <w:pPr>
+              <w:pStyle w:val="Compact"/>
+              <w:jc w:val="left"/>
+            </w:pPr>
+            <m:oMath>
+              <m:r>
+                <m:t>0.373</m:t>
+              </m:r>
+            </m:oMath>
+          </w:p>
+        </w:tc>
+        <w:tc>
+          <w:tcPr/>
+          <w:p>
+            <w:pPr>
+              <w:pStyle w:val="Compact"/>
+              <w:jc w:val="left"/>
+            </w:pPr>
+            <m:oMath>
+              <m:r>
+                <m:t>0.101</m:t>
+              </m:r>
+            </m:oMath>
+          </w:p>
+        </w:tc>
+        <w:tc>
+          <w:tcPr/>
+          <w:p>
+            <w:pPr>
+              <w:pStyle w:val="Compact"/>
+              <w:jc w:val="left"/>
+            </w:pPr>
+            <m:oMath>
+              <m:r>
+                <m:t>0.113</m:t>
+              </m:r>
+            </m:oMath>
+          </w:p>
+        </w:tc>
+        <w:tc>
+          <w:tcPr/>
+          <w:p>
+            <w:pPr>
+              <w:pStyle w:val="Compact"/>
+              <w:jc w:val="left"/>
+            </w:pPr>
+            <m:oMath>
+              <m:r>
+                <m:t>5.76</m:t>
+              </m:r>
+            </m:oMath>
+            <w:r>
+              <w:t xml:space="preserve"> dB</w:t>
+            </w:r>
+          </w:p>
+        </w:tc>
+      </w:tr>
+    </w:tbl>
+    <w:bookmarkEnd w:id="21"/>
+    <w:bookmarkEnd w:id="22"/>
+    <w:bookmarkStart w:id="23" w:name="related-work"/>
     <w:p>
       <w:pPr>
         <w:pStyle w:val="Heading1"/>
@@ -2082,8 +3799,8 @@
         <w:t xml:space="preserve">KPI—and the two relativities and the refresh law it exposes.</w:t>
       </w:r>
     </w:p>
-    <w:bookmarkEnd w:id="21"/>
-    <w:bookmarkStart w:id="23" w:name="discussion-and-conclusion"/>
+    <w:bookmarkEnd w:id="23"/>
+    <w:bookmarkStart w:id="25" w:name="discussion-and-conclusion"/>
     <w:p>
       <w:pPr>
         <w:pStyle w:val="Heading1"/>
@@ -2353,7 +4070,7 @@
       <w:r>
         <w:t xml:space="preserve"> </w:t>
       </w:r>
-      <w:hyperlink r:id="rId22">
+      <w:hyperlink r:id="rId24">
         <w:r>
           <w:rPr>
             <w:rStyle w:val="Hyperlink"/>
@@ -2365,7 +4082,7 @@
         <w:t xml:space="preserve">, 2026.</w:t>
       </w:r>
     </w:p>
-    <w:bookmarkEnd w:id="23"/>
+    <w:bookmarkEnd w:id="25"/>
     <w:sectPr>
       <w:footnotePr>
         <w:numRestart w:val="eachSect"/>

--- a/paper/wcnc-csi/wcnc-csi.docx
+++ b/paper/wcnc-csi/wcnc-csi.docx
@@ -3905,7 +3905,7 @@
         <w:t xml:space="preserve"> </w:t>
       </w:r>
       <w:r>
-        <w:t xml:space="preserve">A. Sampath, P. S. Kumar, and J. M. Holtzman,</w:t>
+        <w:t xml:space="preserve">A. Sampath, P. Sarath Kumar, and J. M. Holtzman,</w:t>
       </w:r>
       <w:r>
         <w:t xml:space="preserve"> </w:t>
@@ -3933,10 +3933,16 @@
           <w:i/>
           <w:iCs/>
         </w:rPr>
-        <w:t xml:space="preserve">Proc. IEEE VTC</w:t>
-      </w:r>
-      <w:r>
-        <w:t xml:space="preserve">, 1997, pp. 929–933.</w:t>
+        <w:t xml:space="preserve">Proc. IEEE 47th Veh. Technol. Conf. (VTC)</w:t>
+      </w:r>
+      <w:r>
+        <w:t xml:space="preserve">,</w:t>
+      </w:r>
+      <w:r>
+        <w:t xml:space="preserve"> </w:t>
+      </w:r>
+      <w:r>
+        <w:t xml:space="preserve">vol. 2, 1997, pp. 929–933.</w:t>
       </w:r>
       <w:r>
         <w:t xml:space="preserve"> </w:t>

--- a/paper/wcnc-csi/wcnc-csi.docx
+++ b/paper/wcnc-csi/wcnc-csi.docx
@@ -879,19 +879,883 @@
           <w:b/>
           <w:bCs/>
         </w:rPr>
-        <w:t xml:space="preserve">Certificate, consumer, witness.</w:t>
-      </w:r>
-      <w:r>
-        <w:t xml:space="preserve"> </w:t>
-      </w:r>
-      <w:r>
-        <w:t xml:space="preserve">An AMC certificate selects the highest MCS whose</w:t>
-      </w:r>
-      <w:r>
-        <w:t xml:space="preserve"> </w:t>
-      </w:r>
-      <w:r>
-        <w:t xml:space="preserve">required SINR the CSI clears at a given BLER target. The</w:t>
+        <w:t xml:space="preserve">System model.</w:t>
+      </w:r>
+      <w:r>
+        <w:t xml:space="preserve"> </w:t>
+      </w:r>
+      <w:r>
+        <w:t xml:space="preserve">Let</w:t>
+      </w:r>
+      <w:r>
+        <w:t xml:space="preserve"> </w:t>
+      </w:r>
+      <m:oMath>
+        <m:r>
+          <m:t>γ</m:t>
+        </m:r>
+        <m:r>
+          <m:rPr>
+            <m:sty m:val="p"/>
+          </m:rPr>
+          <m:t>(</m:t>
+        </m:r>
+        <m:r>
+          <m:t>t</m:t>
+        </m:r>
+        <m:r>
+          <m:rPr>
+            <m:sty m:val="p"/>
+          </m:rPr>
+          <m:t>)</m:t>
+        </m:r>
+      </m:oMath>
+      <w:r>
+        <w:t xml:space="preserve"> </w:t>
+      </w:r>
+      <w:r>
+        <w:t xml:space="preserve">(dB) be the true post-processing SNR at TTI</w:t>
+      </w:r>
+      <w:r>
+        <w:t xml:space="preserve"> </w:t>
+      </w:r>
+      <m:oMath>
+        <m:r>
+          <m:t>t</m:t>
+        </m:r>
+      </m:oMath>
+      <w:r>
+        <w:t xml:space="preserve"> </w:t>
+      </w:r>
+      <w:r>
+        <w:t xml:space="preserve">and</w:t>
+      </w:r>
+      <w:r>
+        <w:t xml:space="preserve"> </w:t>
+      </w:r>
+      <m:oMath>
+        <m:acc>
+          <m:accPr>
+            <m:chr m:val="̂"/>
+          </m:accPr>
+          <m:e>
+            <m:r>
+              <m:t>g</m:t>
+            </m:r>
+          </m:e>
+        </m:acc>
+        <m:r>
+          <m:rPr>
+            <m:sty m:val="p"/>
+          </m:rPr>
+          <m:t>(</m:t>
+        </m:r>
+        <m:r>
+          <m:t>t</m:t>
+        </m:r>
+        <m:r>
+          <m:rPr>
+            <m:sty m:val="p"/>
+          </m:rPr>
+          <m:t>)</m:t>
+        </m:r>
+      </m:oMath>
+      <w:r>
+        <w:t xml:space="preserve"> </w:t>
+      </w:r>
+      <w:r>
+        <w:t xml:space="preserve">the SNR the transmitter infers from the CSI report: for</w:t>
+      </w:r>
+      <w:r>
+        <w:t xml:space="preserve"> </w:t>
+      </w:r>
+      <w:r>
+        <w:rPr>
+          <w:i/>
+          <w:iCs/>
+        </w:rPr>
+        <w:t xml:space="preserve">fresh</w:t>
+      </w:r>
+      <w:r>
+        <w:t xml:space="preserve"> </w:t>
+      </w:r>
+      <w:r>
+        <w:t xml:space="preserve">CSI</w:t>
+      </w:r>
+      <w:r>
+        <w:t xml:space="preserve"> </w:t>
+      </w:r>
+      <m:oMath>
+        <m:acc>
+          <m:accPr>
+            <m:chr m:val="̂"/>
+          </m:accPr>
+          <m:e>
+            <m:r>
+              <m:t>g</m:t>
+            </m:r>
+          </m:e>
+        </m:acc>
+        <m:r>
+          <m:rPr>
+            <m:sty m:val="p"/>
+          </m:rPr>
+          <m:t>(</m:t>
+        </m:r>
+        <m:r>
+          <m:t>t</m:t>
+        </m:r>
+        <m:r>
+          <m:rPr>
+            <m:sty m:val="p"/>
+          </m:rPr>
+          <m:t>)</m:t>
+        </m:r>
+        <m:r>
+          <m:rPr>
+            <m:sty m:val="p"/>
+          </m:rPr>
+          <m:t>=</m:t>
+        </m:r>
+        <m:r>
+          <m:t>γ</m:t>
+        </m:r>
+        <m:r>
+          <m:rPr>
+            <m:sty m:val="p"/>
+          </m:rPr>
+          <m:t>(</m:t>
+        </m:r>
+        <m:r>
+          <m:t>t</m:t>
+        </m:r>
+        <m:r>
+          <m:rPr>
+            <m:sty m:val="p"/>
+          </m:rPr>
+          <m:t>)</m:t>
+        </m:r>
+        <m:r>
+          <m:rPr>
+            <m:sty m:val="p"/>
+          </m:rPr>
+          <m:t>+</m:t>
+        </m:r>
+        <m:r>
+          <m:t>n</m:t>
+        </m:r>
+        <m:r>
+          <m:rPr>
+            <m:sty m:val="p"/>
+          </m:rPr>
+          <m:t>(</m:t>
+        </m:r>
+        <m:r>
+          <m:t>t</m:t>
+        </m:r>
+        <m:r>
+          <m:rPr>
+            <m:sty m:val="p"/>
+          </m:rPr>
+          <m:t>)</m:t>
+        </m:r>
+      </m:oMath>
+      <w:r>
+        <w:t xml:space="preserve"> </w:t>
+      </w:r>
+      <w:r>
+        <w:t xml:space="preserve">with report noise</w:t>
+      </w:r>
+      <w:r>
+        <w:t xml:space="preserve"> </w:t>
+      </w:r>
+      <m:oMath>
+        <m:r>
+          <m:t>n</m:t>
+        </m:r>
+        <m:r>
+          <m:rPr>
+            <m:sty m:val="p"/>
+          </m:rPr>
+          <m:t>∼</m:t>
+        </m:r>
+        <m:r>
+          <m:rPr>
+            <m:scr m:val="script"/>
+            <m:sty m:val="p"/>
+          </m:rPr>
+          <m:t>N</m:t>
+        </m:r>
+        <m:r>
+          <m:rPr>
+            <m:sty m:val="p"/>
+          </m:rPr>
+          <m:t>(</m:t>
+        </m:r>
+        <m:r>
+          <m:t>0</m:t>
+        </m:r>
+        <m:r>
+          <m:rPr>
+            <m:sty m:val="p"/>
+          </m:rPr>
+          <m:t>,</m:t>
+        </m:r>
+        <m:sSup>
+          <m:e>
+            <m:r>
+              <m:t>σ</m:t>
+            </m:r>
+          </m:e>
+          <m:sup>
+            <m:r>
+              <m:t>2</m:t>
+            </m:r>
+          </m:sup>
+        </m:sSup>
+        <m:r>
+          <m:rPr>
+            <m:sty m:val="p"/>
+          </m:rPr>
+          <m:t>)</m:t>
+        </m:r>
+      </m:oMath>
+      <w:r>
+        <w:t xml:space="preserve">; for a report</w:t>
+      </w:r>
+      <w:r>
+        <w:t xml:space="preserve"> </w:t>
+      </w:r>
+      <w:r>
+        <w:rPr>
+          <w:i/>
+          <w:iCs/>
+        </w:rPr>
+        <w:t xml:space="preserve">held</w:t>
+      </w:r>
+      <w:r>
+        <w:t xml:space="preserve"> </w:t>
+      </w:r>
+      <w:r>
+        <w:t xml:space="preserve">with period</w:t>
+      </w:r>
+      <w:r>
+        <w:t xml:space="preserve"> </w:t>
+      </w:r>
+      <m:oMath>
+        <m:r>
+          <m:t>P</m:t>
+        </m:r>
+      </m:oMath>
+      <w:r>
+        <w:t xml:space="preserve">,</w:t>
+      </w:r>
+      <w:r>
+        <w:t xml:space="preserve"> </w:t>
+      </w:r>
+      <m:oMath>
+        <m:acc>
+          <m:accPr>
+            <m:chr m:val="̂"/>
+          </m:accPr>
+          <m:e>
+            <m:r>
+              <m:t>g</m:t>
+            </m:r>
+          </m:e>
+        </m:acc>
+        <m:r>
+          <m:rPr>
+            <m:sty m:val="p"/>
+          </m:rPr>
+          <m:t>(</m:t>
+        </m:r>
+        <m:r>
+          <m:t>t</m:t>
+        </m:r>
+        <m:r>
+          <m:rPr>
+            <m:sty m:val="p"/>
+          </m:rPr>
+          <m:t>)</m:t>
+        </m:r>
+        <m:r>
+          <m:rPr>
+            <m:sty m:val="p"/>
+          </m:rPr>
+          <m:t>=</m:t>
+        </m:r>
+        <m:r>
+          <m:t>γ</m:t>
+        </m:r>
+        <m:r>
+          <m:t>​</m:t>
+        </m:r>
+        <m:d>
+          <m:dPr>
+            <m:begChr m:val="("/>
+            <m:sepChr m:val=""/>
+            <m:endChr m:val=")"/>
+            <m:grow/>
+          </m:dPr>
+          <m:e>
+            <m:r>
+              <m:t>P</m:t>
+            </m:r>
+            <m:r>
+              <m:rPr>
+                <m:sty m:val="p"/>
+              </m:rPr>
+              <m:t>⌊</m:t>
+            </m:r>
+            <m:r>
+              <m:t>t</m:t>
+            </m:r>
+            <m:r>
+              <m:rPr>
+                <m:sty m:val="p"/>
+              </m:rPr>
+              <m:t>/</m:t>
+            </m:r>
+            <m:r>
+              <m:t>P</m:t>
+            </m:r>
+            <m:r>
+              <m:rPr>
+                <m:sty m:val="p"/>
+              </m:rPr>
+              <m:t>⌋</m:t>
+            </m:r>
+          </m:e>
+        </m:d>
+      </m:oMath>
+      <w:r>
+        <w:t xml:space="preserve">, so the</w:t>
+      </w:r>
+      <w:r>
+        <w:t xml:space="preserve"> </w:t>
+      </w:r>
+      <w:r>
+        <w:t xml:space="preserve">estimate ages between reports. With MCS set</w:t>
+      </w:r>
+      <w:r>
+        <w:t xml:space="preserve"> </w:t>
+      </w:r>
+      <m:oMath>
+        <m:r>
+          <m:rPr>
+            <m:scr m:val="script"/>
+            <m:sty m:val="p"/>
+          </m:rPr>
+          <m:t>M</m:t>
+        </m:r>
+        <m:r>
+          <m:rPr>
+            <m:sty m:val="p"/>
+          </m:rPr>
+          <m:t>=</m:t>
+        </m:r>
+        <m:r>
+          <m:rPr>
+            <m:sty m:val="p"/>
+          </m:rPr>
+          <m:t>{</m:t>
+        </m:r>
+        <m:r>
+          <m:rPr>
+            <m:sty m:val="p"/>
+          </m:rPr>
+          <m:t>(</m:t>
+        </m:r>
+        <m:sSub>
+          <m:e>
+            <m:r>
+              <m:t>Q</m:t>
+            </m:r>
+          </m:e>
+          <m:sub>
+            <m:r>
+              <m:t>m</m:t>
+            </m:r>
+          </m:sub>
+        </m:sSub>
+        <m:r>
+          <m:rPr>
+            <m:sty m:val="p"/>
+          </m:rPr>
+          <m:t>,</m:t>
+        </m:r>
+        <m:sSub>
+          <m:e>
+            <m:r>
+              <m:t>R</m:t>
+            </m:r>
+          </m:e>
+          <m:sub>
+            <m:r>
+              <m:t>m</m:t>
+            </m:r>
+          </m:sub>
+        </m:sSub>
+        <m:r>
+          <m:rPr>
+            <m:sty m:val="p"/>
+          </m:rPr>
+          <m:t>)</m:t>
+        </m:r>
+        <m:r>
+          <m:rPr>
+            <m:sty m:val="p"/>
+          </m:rPr>
+          <m:t>}</m:t>
+        </m:r>
+      </m:oMath>
+      <w:r>
+        <w:t xml:space="preserve"> </w:t>
+      </w:r>
+      <w:r>
+        <w:t xml:space="preserve">and measured LDPC</w:t>
+      </w:r>
+      <w:r>
+        <w:t xml:space="preserve"> </w:t>
+      </w:r>
+      <w:r>
+        <w:t xml:space="preserve">error curve</w:t>
+      </w:r>
+      <w:r>
+        <w:t xml:space="preserve"> </w:t>
+      </w:r>
+      <m:oMath>
+        <m:sSub>
+          <m:e>
+            <m:r>
+              <m:t>e</m:t>
+            </m:r>
+          </m:e>
+          <m:sub>
+            <m:r>
+              <m:t>m</m:t>
+            </m:r>
+          </m:sub>
+        </m:sSub>
+        <m:r>
+          <m:rPr>
+            <m:sty m:val="p"/>
+          </m:rPr>
+          <m:t>(</m:t>
+        </m:r>
+        <m:r>
+          <m:t>γ</m:t>
+        </m:r>
+        <m:r>
+          <m:rPr>
+            <m:sty m:val="p"/>
+          </m:rPr>
+          <m:t>)</m:t>
+        </m:r>
+      </m:oMath>
+      <w:r>
+        <w:t xml:space="preserve">, the required SNR at target</w:t>
+      </w:r>
+      <w:r>
+        <w:t xml:space="preserve"> </w:t>
+      </w:r>
+      <m:oMath>
+        <m:r>
+          <m:t>β</m:t>
+        </m:r>
+      </m:oMath>
+      <w:r>
+        <w:t xml:space="preserve"> </w:t>
+      </w:r>
+      <w:r>
+        <w:t xml:space="preserve">is</w:t>
+      </w:r>
+      <w:r>
+        <w:t xml:space="preserve"> </w:t>
+      </w:r>
+      <m:oMath>
+        <m:sSub>
+          <m:e>
+            <m:r>
+              <m:t>ρ</m:t>
+            </m:r>
+          </m:e>
+          <m:sub>
+            <m:r>
+              <m:t>m</m:t>
+            </m:r>
+          </m:sub>
+        </m:sSub>
+        <m:r>
+          <m:rPr>
+            <m:sty m:val="p"/>
+          </m:rPr>
+          <m:t>(</m:t>
+        </m:r>
+        <m:r>
+          <m:t>β</m:t>
+        </m:r>
+        <m:r>
+          <m:rPr>
+            <m:sty m:val="p"/>
+          </m:rPr>
+          <m:t>)</m:t>
+        </m:r>
+        <m:r>
+          <m:rPr>
+            <m:sty m:val="p"/>
+          </m:rPr>
+          <m:t>=</m:t>
+        </m:r>
+        <m:r>
+          <m:rPr>
+            <m:sty m:val="p"/>
+          </m:rPr>
+          <m:t>min</m:t>
+        </m:r>
+        <m:r>
+          <m:rPr>
+            <m:sty m:val="p"/>
+          </m:rPr>
+          <m:t>{</m:t>
+        </m:r>
+        <m:r>
+          <m:t>γ</m:t>
+        </m:r>
+        <m:r>
+          <m:rPr>
+            <m:sty m:val="p"/>
+          </m:rPr>
+          <m:t>:</m:t>
+        </m:r>
+        <m:sSub>
+          <m:e>
+            <m:r>
+              <m:t>e</m:t>
+            </m:r>
+          </m:e>
+          <m:sub>
+            <m:r>
+              <m:t>m</m:t>
+            </m:r>
+          </m:sub>
+        </m:sSub>
+        <m:r>
+          <m:rPr>
+            <m:sty m:val="p"/>
+          </m:rPr>
+          <m:t>(</m:t>
+        </m:r>
+        <m:r>
+          <m:t>γ</m:t>
+        </m:r>
+        <m:r>
+          <m:rPr>
+            <m:sty m:val="p"/>
+          </m:rPr>
+          <m:t>)</m:t>
+        </m:r>
+        <m:r>
+          <m:rPr>
+            <m:sty m:val="p"/>
+          </m:rPr>
+          <m:t>≤</m:t>
+        </m:r>
+        <m:r>
+          <m:t>β</m:t>
+        </m:r>
+        <m:r>
+          <m:rPr>
+            <m:sty m:val="p"/>
+          </m:rPr>
+          <m:t>}</m:t>
+        </m:r>
+      </m:oMath>
+      <w:r>
+        <w:t xml:space="preserve">. The AMC</w:t>
+      </w:r>
+      <w:r>
+        <w:t xml:space="preserve"> </w:t>
+      </w:r>
+      <w:r>
+        <w:rPr>
+          <w:i/>
+          <w:iCs/>
+        </w:rPr>
+        <w:t xml:space="preserve">certificate</w:t>
+      </w:r>
+      <w:r>
+        <w:t xml:space="preserve"> </w:t>
+      </w:r>
+      <w:r>
+        <w:t xml:space="preserve">selects the</w:t>
+      </w:r>
+      <w:r>
+        <w:t xml:space="preserve"> </w:t>
+      </w:r>
+      <w:r>
+        <w:t xml:space="preserve">highest MCS clearing the estimate under a backoff</w:t>
+      </w:r>
+      <w:r>
+        <w:t xml:space="preserve"> </w:t>
+      </w:r>
+      <m:oMath>
+        <m:r>
+          <m:rPr>
+            <m:sty m:val="p"/>
+          </m:rPr>
+          <m:t>Δ</m:t>
+        </m:r>
+      </m:oMath>
+      <w:r>
+        <w:t xml:space="preserve">:</w:t>
+      </w:r>
+    </w:p>
+    <w:p>
+      <w:pPr>
+        <w:pStyle w:val="BodyText"/>
+      </w:pPr>
+      <m:oMathPara>
+        <m:oMathParaPr>
+          <m:jc m:val="center"/>
+        </m:oMathParaPr>
+        <m:oMath>
+          <m:sSup>
+            <m:e>
+              <m:r>
+                <m:t>m</m:t>
+              </m:r>
+            </m:e>
+            <m:sup>
+              <m:r>
+                <m:rPr>
+                  <m:sty m:val="p"/>
+                </m:rPr>
+                <m:t>⋆</m:t>
+              </m:r>
+            </m:sup>
+          </m:sSup>
+          <m:r>
+            <m:rPr>
+              <m:sty m:val="p"/>
+            </m:rPr>
+            <m:t>(</m:t>
+          </m:r>
+          <m:acc>
+            <m:accPr>
+              <m:chr m:val="̂"/>
+            </m:accPr>
+            <m:e>
+              <m:r>
+                <m:t>g</m:t>
+              </m:r>
+            </m:e>
+          </m:acc>
+          <m:r>
+            <m:rPr>
+              <m:sty m:val="p"/>
+            </m:rPr>
+            <m:t>)</m:t>
+          </m:r>
+          <m:r>
+            <m:rPr>
+              <m:sty m:val="p"/>
+            </m:rPr>
+            <m:t>=</m:t>
+          </m:r>
+          <m:r>
+            <m:rPr>
+              <m:sty m:val="p"/>
+            </m:rPr>
+            <m:t>max</m:t>
+          </m:r>
+          <m:r>
+            <m:rPr>
+              <m:sty m:val="p"/>
+            </m:rPr>
+            <m:t>{</m:t>
+          </m:r>
+          <m:r>
+            <m:t>m</m:t>
+          </m:r>
+          <m:r>
+            <m:rPr>
+              <m:sty m:val="p"/>
+            </m:rPr>
+            <m:t>∈</m:t>
+          </m:r>
+          <m:r>
+            <m:rPr>
+              <m:scr m:val="script"/>
+              <m:sty m:val="p"/>
+            </m:rPr>
+            <m:t>M</m:t>
+          </m:r>
+          <m:r>
+            <m:rPr>
+              <m:sty m:val="p"/>
+            </m:rPr>
+            <m:t>:</m:t>
+          </m:r>
+          <m:sSub>
+            <m:e>
+              <m:r>
+                <m:t>ρ</m:t>
+              </m:r>
+            </m:e>
+            <m:sub>
+              <m:r>
+                <m:t>m</m:t>
+              </m:r>
+            </m:sub>
+          </m:sSub>
+          <m:r>
+            <m:rPr>
+              <m:sty m:val="p"/>
+            </m:rPr>
+            <m:t>(</m:t>
+          </m:r>
+          <m:sSub>
+            <m:e>
+              <m:r>
+                <m:t>β</m:t>
+              </m:r>
+            </m:e>
+            <m:sub>
+              <m:r>
+                <m:t>0</m:t>
+              </m:r>
+            </m:sub>
+          </m:sSub>
+          <m:r>
+            <m:rPr>
+              <m:sty m:val="p"/>
+            </m:rPr>
+            <m:t>)</m:t>
+          </m:r>
+          <m:r>
+            <m:rPr>
+              <m:sty m:val="p"/>
+            </m:rPr>
+            <m:t>+</m:t>
+          </m:r>
+          <m:r>
+            <m:rPr>
+              <m:sty m:val="p"/>
+            </m:rPr>
+            <m:t>Δ</m:t>
+          </m:r>
+          <m:r>
+            <m:rPr>
+              <m:sty m:val="p"/>
+            </m:rPr>
+            <m:t>≤</m:t>
+          </m:r>
+          <m:acc>
+            <m:accPr>
+              <m:chr m:val="̂"/>
+            </m:accPr>
+            <m:e>
+              <m:r>
+                <m:t>g</m:t>
+              </m:r>
+            </m:e>
+          </m:acc>
+          <m:r>
+            <m:rPr>
+              <m:sty m:val="p"/>
+            </m:rPr>
+            <m:t>}</m:t>
+          </m:r>
+          <m:r>
+            <m:rPr>
+              <m:sty m:val="p"/>
+            </m:rPr>
+            <m:t>,</m:t>
+          </m:r>
+        </m:oMath>
+      </m:oMathPara>
+    </w:p>
+    <w:p>
+      <w:pPr>
+        <w:pStyle w:val="FirstParagraph"/>
+      </w:pPr>
+      <w:r>
+        <w:t xml:space="preserve">with reference target</w:t>
+      </w:r>
+      <w:r>
+        <w:t xml:space="preserve"> </w:t>
+      </w:r>
+      <m:oMath>
+        <m:sSub>
+          <m:e>
+            <m:r>
+              <m:t>β</m:t>
+            </m:r>
+          </m:e>
+          <m:sub>
+            <m:r>
+              <m:t>0</m:t>
+            </m:r>
+          </m:sub>
+        </m:sSub>
+        <m:r>
+          <m:rPr>
+            <m:sty m:val="p"/>
+          </m:rPr>
+          <m:t>=</m:t>
+        </m:r>
+        <m:sSup>
+          <m:e>
+            <m:r>
+              <m:t>10</m:t>
+            </m:r>
+          </m:e>
+          <m:sup>
+            <m:r>
+              <m:rPr>
+                <m:sty m:val="p"/>
+              </m:rPr>
+              <m:t>−</m:t>
+            </m:r>
+            <m:r>
+              <m:t>1</m:t>
+            </m:r>
+          </m:sup>
+        </m:sSup>
+      </m:oMath>
+      <w:r>
+        <w:t xml:space="preserve"> </w:t>
+      </w:r>
+      <w:r>
+        <w:t xml:space="preserve">and</w:t>
+      </w:r>
+      <w:r>
+        <w:t xml:space="preserve"> </w:t>
+      </w:r>
+      <m:oMath>
+        <m:r>
+          <m:rPr>
+            <m:sty m:val="p"/>
+          </m:rPr>
+          <m:t>Δ</m:t>
+        </m:r>
+        <m:r>
+          <m:rPr>
+            <m:sty m:val="p"/>
+          </m:rPr>
+          <m:t>=</m:t>
+        </m:r>
+        <m:r>
+          <m:t>0</m:t>
+        </m:r>
+      </m:oMath>
+      <w:r>
+        <w:t xml:space="preserve"> </w:t>
+      </w:r>
+      <w:r>
+        <w:t xml:space="preserve">for the naive policy. The</w:t>
       </w:r>
       <w:r>
         <w:t xml:space="preserve"> </w:t>
@@ -907,13 +1771,18 @@
         <w:t xml:space="preserve"> </w:t>
       </w:r>
       <w:r>
-        <w:t xml:space="preserve">is that rate</w:t>
-      </w:r>
-      <w:r>
-        <w:t xml:space="preserve"> </w:t>
-      </w:r>
-      <w:r>
-        <w:t xml:space="preserve">decision under a specific reliability target; the</w:t>
+        <w:t xml:space="preserve">is a reliability target</w:t>
+      </w:r>
+      <w:r>
+        <w:t xml:space="preserve"> </w:t>
+      </w:r>
+      <m:oMath>
+        <m:r>
+          <m:t>β</m:t>
+        </m:r>
+      </m:oMath>
+      <w:r>
+        <w:t xml:space="preserve">; the</w:t>
       </w:r>
       <w:r>
         <w:t xml:space="preserve"> </w:t>
@@ -929,13 +1798,1154 @@
         <w:t xml:space="preserve"> </w:t>
       </w:r>
       <w:r>
-        <w:t xml:space="preserve">is the LDPC decode</w:t>
-      </w:r>
-      <w:r>
-        <w:t xml:space="preserve"> </w:t>
-      </w:r>
-      <w:r>
-        <w:t xml:space="preserve">outcome. A false-clear is a certificate that clears an MCS the witness then fails.</w:t>
+        <w:t xml:space="preserve">is the LDPC decode of</w:t>
+      </w:r>
+      <w:r>
+        <w:t xml:space="preserve"> </w:t>
+      </w:r>
+      <m:oMath>
+        <m:sSup>
+          <m:e>
+            <m:r>
+              <m:t>m</m:t>
+            </m:r>
+          </m:e>
+          <m:sup>
+            <m:r>
+              <m:rPr>
+                <m:sty m:val="p"/>
+              </m:rPr>
+              <m:t>⋆</m:t>
+            </m:r>
+          </m:sup>
+        </m:sSup>
+      </m:oMath>
+      <w:r>
+        <w:t xml:space="preserve"> </w:t>
+      </w:r>
+      <w:r>
+        <w:t xml:space="preserve">at the</w:t>
+      </w:r>
+      <w:r>
+        <w:t xml:space="preserve"> </w:t>
+      </w:r>
+      <w:r>
+        <w:rPr>
+          <w:i/>
+          <w:iCs/>
+        </w:rPr>
+        <w:t xml:space="preserve">true</w:t>
+      </w:r>
+      <w:r>
+        <w:t xml:space="preserve"> </w:t>
+      </w:r>
+      <w:r>
+        <w:t xml:space="preserve">SNR. A false-clear is a cleared MCS the channel cannot</w:t>
+      </w:r>
+      <w:r>
+        <w:t xml:space="preserve"> </w:t>
+      </w:r>
+      <w:r>
+        <w:t xml:space="preserve">support,</w:t>
+      </w:r>
+      <w:r>
+        <w:t xml:space="preserve"> </w:t>
+      </w:r>
+      <m:oMath>
+        <m:sSub>
+          <m:e>
+            <m:r>
+              <m:t>ρ</m:t>
+            </m:r>
+          </m:e>
+          <m:sub>
+            <m:sSup>
+              <m:e>
+                <m:r>
+                  <m:t>m</m:t>
+                </m:r>
+              </m:e>
+              <m:sup>
+                <m:r>
+                  <m:rPr>
+                    <m:sty m:val="p"/>
+                  </m:rPr>
+                  <m:t>⋆</m:t>
+                </m:r>
+              </m:sup>
+            </m:sSup>
+          </m:sub>
+        </m:sSub>
+        <m:r>
+          <m:rPr>
+            <m:sty m:val="p"/>
+          </m:rPr>
+          <m:t>(</m:t>
+        </m:r>
+        <m:r>
+          <m:t>β</m:t>
+        </m:r>
+        <m:r>
+          <m:rPr>
+            <m:sty m:val="p"/>
+          </m:rPr>
+          <m:t>)</m:t>
+        </m:r>
+        <m:r>
+          <m:rPr>
+            <m:sty m:val="p"/>
+          </m:rPr>
+          <m:t>&gt;</m:t>
+        </m:r>
+        <m:r>
+          <m:t>γ</m:t>
+        </m:r>
+        <m:r>
+          <m:rPr>
+            <m:sty m:val="p"/>
+          </m:rPr>
+          <m:t>(</m:t>
+        </m:r>
+        <m:r>
+          <m:t>t</m:t>
+        </m:r>
+        <m:r>
+          <m:rPr>
+            <m:sty m:val="p"/>
+          </m:rPr>
+          <m:t>)</m:t>
+        </m:r>
+      </m:oMath>
+      <w:r>
+        <w:t xml:space="preserve">, and the measured, consumer-relative</w:t>
+      </w:r>
+      <w:r>
+        <w:t xml:space="preserve"> </w:t>
+      </w:r>
+      <w:r>
+        <w:t xml:space="preserve">false-clear rate is the witnessed BLER of the selected MCS,</w:t>
+      </w:r>
+    </w:p>
+    <w:p>
+      <w:pPr>
+        <w:pStyle w:val="BodyText"/>
+      </w:pPr>
+      <m:oMathPara>
+        <m:oMathParaPr>
+          <m:jc m:val="center"/>
+        </m:oMathParaPr>
+        <m:oMath>
+          <m:r>
+            <m:rPr>
+              <m:sty m:val="p"/>
+            </m:rPr>
+            <m:t>F</m:t>
+          </m:r>
+          <m:r>
+            <m:rPr>
+              <m:sty m:val="p"/>
+            </m:rPr>
+            <m:t>C</m:t>
+          </m:r>
+          <m:r>
+            <m:rPr>
+              <m:sty m:val="p"/>
+            </m:rPr>
+            <m:t>(</m:t>
+          </m:r>
+          <m:r>
+            <m:t>β</m:t>
+          </m:r>
+          <m:r>
+            <m:rPr>
+              <m:sty m:val="p"/>
+            </m:rPr>
+            <m:t>)</m:t>
+          </m:r>
+          <m:r>
+            <m:rPr>
+              <m:sty m:val="p"/>
+            </m:rPr>
+            <m:t>=</m:t>
+          </m:r>
+          <m:f>
+            <m:fPr>
+              <m:type m:val="lin"/>
+            </m:fPr>
+            <m:num>
+              <m:r>
+                <m:t>1</m:t>
+              </m:r>
+            </m:num>
+            <m:den>
+              <m:r>
+                <m:t>T</m:t>
+              </m:r>
+            </m:den>
+          </m:f>
+          <m:nary>
+            <m:naryPr>
+              <m:chr m:val="∑"/>
+              <m:limLoc m:val="undOvr"/>
+              <m:subHide m:val="off"/>
+              <m:supHide m:val="off"/>
+            </m:naryPr>
+            <m:sub>
+              <m:r>
+                <m:t>t</m:t>
+              </m:r>
+              <m:r>
+                <m:rPr>
+                  <m:sty m:val="p"/>
+                </m:rPr>
+                <m:t>=</m:t>
+              </m:r>
+              <m:r>
+                <m:t>1</m:t>
+              </m:r>
+            </m:sub>
+            <m:sup>
+              <m:r>
+                <m:t>T</m:t>
+              </m:r>
+            </m:sup>
+            <m:e>
+              <m:sSub>
+                <m:e>
+                  <m:r>
+                    <m:t>e</m:t>
+                  </m:r>
+                </m:e>
+                <m:sub>
+                  <m:r>
+                    <m:t> </m:t>
+                  </m:r>
+                  <m:sSup>
+                    <m:e>
+                      <m:r>
+                        <m:t>m</m:t>
+                      </m:r>
+                    </m:e>
+                    <m:sup>
+                      <m:r>
+                        <m:rPr>
+                          <m:sty m:val="p"/>
+                        </m:rPr>
+                        <m:t>⋆</m:t>
+                      </m:r>
+                    </m:sup>
+                  </m:sSup>
+                  <m:r>
+                    <m:rPr>
+                      <m:sty m:val="p"/>
+                    </m:rPr>
+                    <m:t>(</m:t>
+                  </m:r>
+                  <m:acc>
+                    <m:accPr>
+                      <m:chr m:val="̂"/>
+                    </m:accPr>
+                    <m:e>
+                      <m:r>
+                        <m:t>g</m:t>
+                      </m:r>
+                    </m:e>
+                  </m:acc>
+                  <m:r>
+                    <m:rPr>
+                      <m:sty m:val="p"/>
+                    </m:rPr>
+                    <m:t>(</m:t>
+                  </m:r>
+                  <m:r>
+                    <m:t>t</m:t>
+                  </m:r>
+                  <m:r>
+                    <m:rPr>
+                      <m:sty m:val="p"/>
+                    </m:rPr>
+                    <m:t>)</m:t>
+                  </m:r>
+                  <m:r>
+                    <m:rPr>
+                      <m:sty m:val="p"/>
+                    </m:rPr>
+                    <m:t>)</m:t>
+                  </m:r>
+                </m:sub>
+              </m:sSub>
+            </m:e>
+          </m:nary>
+          <m:r>
+            <m:t>​</m:t>
+          </m:r>
+          <m:d>
+            <m:dPr>
+              <m:begChr m:val="("/>
+              <m:sepChr m:val=""/>
+              <m:endChr m:val=")"/>
+              <m:grow/>
+            </m:dPr>
+            <m:e>
+              <m:r>
+                <m:t>γ</m:t>
+              </m:r>
+              <m:r>
+                <m:rPr>
+                  <m:sty m:val="p"/>
+                </m:rPr>
+                <m:t>(</m:t>
+              </m:r>
+              <m:r>
+                <m:t>t</m:t>
+              </m:r>
+              <m:r>
+                <m:rPr>
+                  <m:sty m:val="p"/>
+                </m:rPr>
+                <m:t>)</m:t>
+              </m:r>
+            </m:e>
+          </m:d>
+          <m:r>
+            <m:rPr>
+              <m:sty m:val="p"/>
+            </m:rPr>
+            <m:t>,</m:t>
+          </m:r>
+        </m:oMath>
+      </m:oMathPara>
+    </w:p>
+    <w:p>
+      <w:pPr>
+        <w:pStyle w:val="FirstParagraph"/>
+      </w:pPr>
+      <w:r>
+        <w:t xml:space="preserve">read against</w:t>
+      </w:r>
+      <w:r>
+        <w:t xml:space="preserve"> </w:t>
+      </w:r>
+      <m:oMath>
+        <m:r>
+          <m:t>β</m:t>
+        </m:r>
+      </m:oMath>
+      <w:r>
+        <w:t xml:space="preserve">. Because</w:t>
+      </w:r>
+      <w:r>
+        <w:t xml:space="preserve"> </w:t>
+      </w:r>
+      <w:hyperlink w:anchor="eq:cert">
+        <w:r>
+          <w:rPr>
+            <w:rStyle w:val="Hyperlink"/>
+          </w:rPr>
+          <w:t xml:space="preserve">[eq:cert]</w:t>
+        </w:r>
+      </w:hyperlink>
+      <w:r>
+        <w:t xml:space="preserve">–</w:t>
+      </w:r>
+      <w:hyperlink w:anchor="eq:fc">
+        <w:r>
+          <w:rPr>
+            <w:rStyle w:val="Hyperlink"/>
+          </w:rPr>
+          <w:t xml:space="preserve">[eq:fc]</w:t>
+        </w:r>
+      </w:hyperlink>
+      <w:r>
+        <w:t xml:space="preserve"> </w:t>
+      </w:r>
+      <w:r>
+        <w:t xml:space="preserve">are judged against</w:t>
+      </w:r>
+      <w:r>
+        <w:t xml:space="preserve"> </w:t>
+      </w:r>
+      <m:oMath>
+        <m:r>
+          <m:t>β</m:t>
+        </m:r>
+      </m:oMath>
+      <w:r>
+        <w:t xml:space="preserve">,</w:t>
+      </w:r>
+      <w:r>
+        <w:t xml:space="preserve"> </w:t>
+      </w:r>
+      <w:r>
+        <w:t xml:space="preserve">one trace</w:t>
+      </w:r>
+      <w:r>
+        <w:t xml:space="preserve"> </w:t>
+      </w:r>
+      <m:oMath>
+        <m:r>
+          <m:rPr>
+            <m:sty m:val="p"/>
+          </m:rPr>
+          <m:t>{</m:t>
+        </m:r>
+        <m:acc>
+          <m:accPr>
+            <m:chr m:val="̂"/>
+          </m:accPr>
+          <m:e>
+            <m:r>
+              <m:t>g</m:t>
+            </m:r>
+          </m:e>
+        </m:acc>
+        <m:r>
+          <m:rPr>
+            <m:sty m:val="p"/>
+          </m:rPr>
+          <m:t>(</m:t>
+        </m:r>
+        <m:r>
+          <m:t>t</m:t>
+        </m:r>
+        <m:r>
+          <m:rPr>
+            <m:sty m:val="p"/>
+          </m:rPr>
+          <m:t>)</m:t>
+        </m:r>
+        <m:r>
+          <m:rPr>
+            <m:sty m:val="p"/>
+          </m:rPr>
+          <m:t>,</m:t>
+        </m:r>
+        <m:r>
+          <m:t>γ</m:t>
+        </m:r>
+        <m:r>
+          <m:rPr>
+            <m:sty m:val="p"/>
+          </m:rPr>
+          <m:t>(</m:t>
+        </m:r>
+        <m:r>
+          <m:t>t</m:t>
+        </m:r>
+        <m:r>
+          <m:rPr>
+            <m:sty m:val="p"/>
+          </m:rPr>
+          <m:t>)</m:t>
+        </m:r>
+        <m:r>
+          <m:rPr>
+            <m:sty m:val="p"/>
+          </m:rPr>
+          <m:t>}</m:t>
+        </m:r>
+      </m:oMath>
+      <w:r>
+        <w:t xml:space="preserve"> </w:t>
+      </w:r>
+      <w:r>
+        <w:t xml:space="preserve">yields different verdicts for the eMBB (</w:t>
+      </w:r>
+      <m:oMath>
+        <m:r>
+          <m:t>β</m:t>
+        </m:r>
+        <m:r>
+          <m:rPr>
+            <m:sty m:val="p"/>
+          </m:rPr>
+          <m:t>=</m:t>
+        </m:r>
+        <m:sSup>
+          <m:e>
+            <m:r>
+              <m:t>10</m:t>
+            </m:r>
+          </m:e>
+          <m:sup>
+            <m:r>
+              <m:rPr>
+                <m:sty m:val="p"/>
+              </m:rPr>
+              <m:t>−</m:t>
+            </m:r>
+            <m:r>
+              <m:t>1</m:t>
+            </m:r>
+          </m:sup>
+        </m:sSup>
+      </m:oMath>
+      <w:r>
+        <w:t xml:space="preserve">)</w:t>
+      </w:r>
+      <w:r>
+        <w:t xml:space="preserve"> </w:t>
+      </w:r>
+      <w:r>
+        <w:t xml:space="preserve">and URLLC (</w:t>
+      </w:r>
+      <m:oMath>
+        <m:r>
+          <m:t>β</m:t>
+        </m:r>
+        <m:r>
+          <m:rPr>
+            <m:sty m:val="p"/>
+          </m:rPr>
+          <m:t>=</m:t>
+        </m:r>
+        <m:sSup>
+          <m:e>
+            <m:r>
+              <m:t>10</m:t>
+            </m:r>
+          </m:e>
+          <m:sup>
+            <m:r>
+              <m:rPr>
+                <m:sty m:val="p"/>
+              </m:rPr>
+              <m:t>−</m:t>
+            </m:r>
+            <m:r>
+              <m:t>3</m:t>
+            </m:r>
+          </m:sup>
+        </m:sSup>
+      </m:oMath>
+      <w:r>
+        <w:t xml:space="preserve">) consumers—the consumer-relativity we measure. The</w:t>
+      </w:r>
+      <w:r>
+        <w:t xml:space="preserve"> </w:t>
+      </w:r>
+      <w:r>
+        <w:t xml:space="preserve">URLLC-aware certificate raises</w:t>
+      </w:r>
+      <w:r>
+        <w:t xml:space="preserve"> </w:t>
+      </w:r>
+      <m:oMath>
+        <m:r>
+          <m:rPr>
+            <m:sty m:val="p"/>
+          </m:rPr>
+          <m:t>Δ</m:t>
+        </m:r>
+      </m:oMath>
+      <w:r>
+        <w:t xml:space="preserve"> </w:t>
+      </w:r>
+      <w:r>
+        <w:t xml:space="preserve">and combines</w:t>
+      </w:r>
+      <w:r>
+        <w:t xml:space="preserve"> </w:t>
+      </w:r>
+      <m:oMath>
+        <m:r>
+          <m:t>K</m:t>
+        </m:r>
+      </m:oMath>
+      <w:r>
+        <w:t xml:space="preserve"> </w:t>
+      </w:r>
+      <w:r>
+        <w:t xml:space="preserve">independent branches, failing</w:t>
+      </w:r>
+      <w:r>
+        <w:t xml:space="preserve"> </w:t>
+      </w:r>
+      <w:r>
+        <w:t xml:space="preserve">only if all fail:</w:t>
+      </w:r>
+      <w:r>
+        <w:t xml:space="preserve"> </w:t>
+      </w:r>
+      <m:oMath>
+        <m:sSub>
+          <m:e>
+            <m:r>
+              <m:rPr>
+                <m:sty m:val="p"/>
+              </m:rPr>
+              <m:t>F</m:t>
+            </m:r>
+            <m:r>
+              <m:rPr>
+                <m:sty m:val="p"/>
+              </m:rPr>
+              <m:t>C</m:t>
+            </m:r>
+          </m:e>
+          <m:sub>
+            <m:r>
+              <m:rPr>
+                <m:nor/>
+                <m:sty m:val="p"/>
+              </m:rPr>
+              <m:t>aware</m:t>
+            </m:r>
+          </m:sub>
+        </m:sSub>
+        <m:r>
+          <m:rPr>
+            <m:sty m:val="p"/>
+          </m:rPr>
+          <m:t>=</m:t>
+        </m:r>
+        <m:f>
+          <m:fPr>
+            <m:type m:val="lin"/>
+          </m:fPr>
+          <m:num>
+            <m:r>
+              <m:t>1</m:t>
+            </m:r>
+          </m:num>
+          <m:den>
+            <m:r>
+              <m:t>T</m:t>
+            </m:r>
+          </m:den>
+        </m:f>
+        <m:nary>
+          <m:naryPr>
+            <m:chr m:val="∑"/>
+            <m:limLoc m:val="undOvr"/>
+            <m:subHide m:val="off"/>
+            <m:supHide m:val="on"/>
+          </m:naryPr>
+          <m:sub>
+            <m:r>
+              <m:t>t</m:t>
+            </m:r>
+          </m:sub>
+          <m:sup>
+            <m:r>
+              <m:t>​</m:t>
+            </m:r>
+          </m:sup>
+          <m:e>
+            <m:nary>
+              <m:naryPr>
+                <m:chr m:val="∏"/>
+                <m:limLoc m:val="undOvr"/>
+                <m:subHide m:val="off"/>
+                <m:supHide m:val="off"/>
+              </m:naryPr>
+              <m:sub>
+                <m:r>
+                  <m:t>k</m:t>
+                </m:r>
+                <m:r>
+                  <m:rPr>
+                    <m:sty m:val="p"/>
+                  </m:rPr>
+                  <m:t>=</m:t>
+                </m:r>
+                <m:r>
+                  <m:t>1</m:t>
+                </m:r>
+              </m:sub>
+              <m:sup>
+                <m:r>
+                  <m:t>K</m:t>
+                </m:r>
+              </m:sup>
+              <m:e>
+                <m:sSub>
+                  <m:e>
+                    <m:r>
+                      <m:t>e</m:t>
+                    </m:r>
+                  </m:e>
+                  <m:sub>
+                    <m:sSup>
+                      <m:e>
+                        <m:r>
+                          <m:t>m</m:t>
+                        </m:r>
+                      </m:e>
+                      <m:sup>
+                        <m:r>
+                          <m:rPr>
+                            <m:sty m:val="p"/>
+                          </m:rPr>
+                          <m:t>⋆</m:t>
+                        </m:r>
+                      </m:sup>
+                    </m:sSup>
+                  </m:sub>
+                </m:sSub>
+              </m:e>
+            </m:nary>
+          </m:e>
+        </m:nary>
+        <m:r>
+          <m:rPr>
+            <m:sty m:val="p"/>
+          </m:rPr>
+          <m:t>(</m:t>
+        </m:r>
+        <m:sSub>
+          <m:e>
+            <m:r>
+              <m:t>γ</m:t>
+            </m:r>
+          </m:e>
+          <m:sub>
+            <m:r>
+              <m:t>k</m:t>
+            </m:r>
+          </m:sub>
+        </m:sSub>
+        <m:r>
+          <m:rPr>
+            <m:sty m:val="p"/>
+          </m:rPr>
+          <m:t>(</m:t>
+        </m:r>
+        <m:r>
+          <m:t>t</m:t>
+        </m:r>
+        <m:r>
+          <m:rPr>
+            <m:sty m:val="p"/>
+          </m:rPr>
+          <m:t>)</m:t>
+        </m:r>
+        <m:r>
+          <m:rPr>
+            <m:sty m:val="p"/>
+          </m:rPr>
+          <m:t>)</m:t>
+        </m:r>
+      </m:oMath>
+      <w:r>
+        <w:t xml:space="preserve">.</w:t>
+      </w:r>
+      <w:r>
+        <w:t xml:space="preserve"> </w:t>
+      </w:r>
+      <w:r>
+        <w:t xml:space="preserve">The witnessed</w:t>
+      </w:r>
+      <w:r>
+        <w:t xml:space="preserve"> </w:t>
+      </w:r>
+      <w:r>
+        <w:rPr>
+          <w:i/>
+          <w:iCs/>
+        </w:rPr>
+        <w:t xml:space="preserve">OLLA</w:t>
+      </w:r>
+      <w:r>
+        <w:t xml:space="preserve"> </w:t>
+      </w:r>
+      <w:r>
+        <w:t xml:space="preserve">correction (§</w:t>
+      </w:r>
+      <w:hyperlink w:anchor="sec:refresh">
+        <w:r>
+          <w:rPr>
+            <w:rStyle w:val="Hyperlink"/>
+          </w:rPr>
+          <w:t xml:space="preserve">4</w:t>
+        </w:r>
+      </w:hyperlink>
+      <w:r>
+        <w:t xml:space="preserve">) distrusts</w:t>
+      </w:r>
+      <w:r>
+        <w:t xml:space="preserve"> </w:t>
+      </w:r>
+      <m:oMath>
+        <m:acc>
+          <m:accPr>
+            <m:chr m:val="̂"/>
+          </m:accPr>
+          <m:e>
+            <m:r>
+              <m:t>g</m:t>
+            </m:r>
+          </m:e>
+        </m:acc>
+      </m:oMath>
+      <w:r>
+        <w:t xml:space="preserve"> </w:t>
+      </w:r>
+      <w:r>
+        <w:t xml:space="preserve">and selects</w:t>
+      </w:r>
+      <w:r>
+        <w:t xml:space="preserve"> </w:t>
+      </w:r>
+      <m:oMath>
+        <m:sSup>
+          <m:e>
+            <m:r>
+              <m:t>m</m:t>
+            </m:r>
+          </m:e>
+          <m:sup>
+            <m:r>
+              <m:rPr>
+                <m:sty m:val="p"/>
+              </m:rPr>
+              <m:t>⋆</m:t>
+            </m:r>
+          </m:sup>
+        </m:sSup>
+        <m:r>
+          <m:rPr>
+            <m:sty m:val="p"/>
+          </m:rPr>
+          <m:t>(</m:t>
+        </m:r>
+        <m:acc>
+          <m:accPr>
+            <m:chr m:val="̂"/>
+          </m:accPr>
+          <m:e>
+            <m:r>
+              <m:t>g</m:t>
+            </m:r>
+          </m:e>
+        </m:acc>
+        <m:r>
+          <m:rPr>
+            <m:sty m:val="p"/>
+          </m:rPr>
+          <m:t>(</m:t>
+        </m:r>
+        <m:r>
+          <m:t>t</m:t>
+        </m:r>
+        <m:r>
+          <m:rPr>
+            <m:sty m:val="p"/>
+          </m:rPr>
+          <m:t>)</m:t>
+        </m:r>
+        <m:r>
+          <m:rPr>
+            <m:sty m:val="p"/>
+          </m:rPr>
+          <m:t>−</m:t>
+        </m:r>
+        <m:r>
+          <m:t>o</m:t>
+        </m:r>
+        <m:r>
+          <m:rPr>
+            <m:sty m:val="p"/>
+          </m:rPr>
+          <m:t>(</m:t>
+        </m:r>
+        <m:r>
+          <m:t>t</m:t>
+        </m:r>
+        <m:r>
+          <m:rPr>
+            <m:sty m:val="p"/>
+          </m:rPr>
+          <m:t>)</m:t>
+        </m:r>
+        <m:r>
+          <m:rPr>
+            <m:sty m:val="p"/>
+          </m:rPr>
+          <m:t>)</m:t>
+        </m:r>
+      </m:oMath>
+      <w:r>
+        <w:t xml:space="preserve"> </w:t>
+      </w:r>
+      <w:r>
+        <w:t xml:space="preserve">with an offset driven by HARQ feedback,</w:t>
+      </w:r>
+    </w:p>
+    <w:p>
+      <w:pPr>
+        <w:pStyle w:val="BodyText"/>
+      </w:pPr>
+      <m:oMathPara>
+        <m:oMathParaPr>
+          <m:jc m:val="center"/>
+        </m:oMathParaPr>
+        <m:oMath>
+          <m:r>
+            <m:t>o</m:t>
+          </m:r>
+          <m:r>
+            <m:rPr>
+              <m:sty m:val="p"/>
+            </m:rPr>
+            <m:t>(</m:t>
+          </m:r>
+          <m:r>
+            <m:t>t</m:t>
+          </m:r>
+          <m:r>
+            <m:rPr>
+              <m:sty m:val="p"/>
+            </m:rPr>
+            <m:t>+</m:t>
+          </m:r>
+          <m:r>
+            <m:t>1</m:t>
+          </m:r>
+          <m:r>
+            <m:rPr>
+              <m:sty m:val="p"/>
+            </m:rPr>
+            <m:t>)</m:t>
+          </m:r>
+          <m:r>
+            <m:rPr>
+              <m:sty m:val="p"/>
+            </m:rPr>
+            <m:t>=</m:t>
+          </m:r>
+          <m:r>
+            <m:t>o</m:t>
+          </m:r>
+          <m:r>
+            <m:rPr>
+              <m:sty m:val="p"/>
+            </m:rPr>
+            <m:t>(</m:t>
+          </m:r>
+          <m:r>
+            <m:t>t</m:t>
+          </m:r>
+          <m:r>
+            <m:rPr>
+              <m:sty m:val="p"/>
+            </m:rPr>
+            <m:t>)</m:t>
+          </m:r>
+          <m:r>
+            <m:rPr>
+              <m:sty m:val="p"/>
+            </m:rPr>
+            <m:t>+</m:t>
+          </m:r>
+          <m:r>
+            <m:t>μ</m:t>
+          </m:r>
+          <m:d>
+            <m:dPr>
+              <m:begChr m:val="("/>
+              <m:sepChr m:val=""/>
+              <m:endChr m:val=")"/>
+              <m:grow/>
+            </m:dPr>
+            <m:e>
+              <m:r>
+                <m:rPr>
+                  <m:sty m:val="b"/>
+                </m:rPr>
+                <m:t>1</m:t>
+              </m:r>
+              <m:r>
+                <m:rPr>
+                  <m:sty m:val="p"/>
+                </m:rPr>
+                <m:t>[</m:t>
+              </m:r>
+              <m:r>
+                <m:rPr>
+                  <m:nor/>
+                  <m:sty m:val="p"/>
+                </m:rPr>
+                <m:t>NACK</m:t>
+              </m:r>
+              <m:r>
+                <m:rPr>
+                  <m:sty m:val="p"/>
+                </m:rPr>
+                <m:t>(</m:t>
+              </m:r>
+              <m:r>
+                <m:t>t</m:t>
+              </m:r>
+              <m:r>
+                <m:rPr>
+                  <m:sty m:val="p"/>
+                </m:rPr>
+                <m:t>)</m:t>
+              </m:r>
+              <m:r>
+                <m:rPr>
+                  <m:sty m:val="p"/>
+                </m:rPr>
+                <m:t>]</m:t>
+              </m:r>
+              <m:r>
+                <m:rPr>
+                  <m:sty m:val="p"/>
+                </m:rPr>
+                <m:t>−</m:t>
+              </m:r>
+              <m:r>
+                <m:t>β</m:t>
+              </m:r>
+            </m:e>
+          </m:d>
+          <m:r>
+            <m:rPr>
+              <m:sty m:val="p"/>
+            </m:rPr>
+            <m:t>,</m:t>
+          </m:r>
+        </m:oMath>
+      </m:oMathPara>
+    </w:p>
+    <w:p>
+      <w:pPr>
+        <w:pStyle w:val="FirstParagraph"/>
+      </w:pPr>
+      <w:r>
+        <w:t xml:space="preserve">which drives the empirical error rate toward</w:t>
+      </w:r>
+      <w:r>
+        <w:t xml:space="preserve"> </w:t>
+      </w:r>
+      <m:oMath>
+        <m:r>
+          <m:t>β</m:t>
+        </m:r>
+      </m:oMath>
+      <w:r>
+        <w:t xml:space="preserve"> </w:t>
+      </w:r>
+      <w:r>
+        <w:t xml:space="preserve">under stale CSI. For held CSI the</w:t>
+      </w:r>
+      <w:r>
+        <w:t xml:space="preserve"> </w:t>
+      </w:r>
+      <w:r>
+        <w:rPr>
+          <w:i/>
+          <w:iCs/>
+        </w:rPr>
+        <w:t xml:space="preserve">refresh floor</w:t>
+      </w:r>
+      <w:r>
+        <w:t xml:space="preserve"> </w:t>
+      </w:r>
+      <w:r>
+        <w:t xml:space="preserve">is the largest period meeting target,</w:t>
+      </w:r>
+      <w:r>
+        <w:t xml:space="preserve"> </w:t>
+      </w:r>
+      <m:oMath>
+        <m:sSup>
+          <m:e>
+            <m:r>
+              <m:t>P</m:t>
+            </m:r>
+          </m:e>
+          <m:sup>
+            <m:r>
+              <m:rPr>
+                <m:sty m:val="p"/>
+              </m:rPr>
+              <m:t>⋆</m:t>
+            </m:r>
+          </m:sup>
+        </m:sSup>
+        <m:r>
+          <m:rPr>
+            <m:sty m:val="p"/>
+          </m:rPr>
+          <m:t>(</m:t>
+        </m:r>
+        <m:sSub>
+          <m:e>
+            <m:r>
+              <m:t>f</m:t>
+            </m:r>
+          </m:e>
+          <m:sub>
+            <m:r>
+              <m:t>D</m:t>
+            </m:r>
+          </m:sub>
+        </m:sSub>
+        <m:r>
+          <m:rPr>
+            <m:sty m:val="p"/>
+          </m:rPr>
+          <m:t>)</m:t>
+        </m:r>
+        <m:r>
+          <m:rPr>
+            <m:sty m:val="p"/>
+          </m:rPr>
+          <m:t>=</m:t>
+        </m:r>
+        <m:r>
+          <m:rPr>
+            <m:sty m:val="p"/>
+          </m:rPr>
+          <m:t>max</m:t>
+        </m:r>
+        <m:r>
+          <m:rPr>
+            <m:sty m:val="p"/>
+          </m:rPr>
+          <m:t>{</m:t>
+        </m:r>
+        <m:r>
+          <m:t>P</m:t>
+        </m:r>
+        <m:r>
+          <m:rPr>
+            <m:sty m:val="p"/>
+          </m:rPr>
+          <m:t>:</m:t>
+        </m:r>
+        <m:r>
+          <m:rPr>
+            <m:sty m:val="p"/>
+          </m:rPr>
+          <m:t>F</m:t>
+        </m:r>
+        <m:r>
+          <m:rPr>
+            <m:sty m:val="p"/>
+          </m:rPr>
+          <m:t>C</m:t>
+        </m:r>
+        <m:r>
+          <m:rPr>
+            <m:sty m:val="p"/>
+          </m:rPr>
+          <m:t>≤</m:t>
+        </m:r>
+        <m:r>
+          <m:t>β</m:t>
+        </m:r>
+        <m:r>
+          <m:rPr>
+            <m:sty m:val="p"/>
+          </m:rPr>
+          <m:t>}</m:t>
+        </m:r>
+      </m:oMath>
+      <w:r>
+        <w:t xml:space="preserve">.</w:t>
       </w:r>
     </w:p>
     <w:p>
@@ -2450,7 +4460,18 @@
         <w:t xml:space="preserve"> </w:t>
       </w:r>
       <w:r>
-        <w:t xml:space="preserve">roughly a quarter of transmissions—while OLLA, the deployed witnessed correction that</w:t>
+        <w:t xml:space="preserve">roughly a quarter of transmissions—while OLLA </w:t>
+      </w:r>
+      <w:hyperlink w:anchor="eq:olla">
+        <w:r>
+          <w:rPr>
+            <w:rStyle w:val="Hyperlink"/>
+          </w:rPr>
+          <w:t xml:space="preserve">[eq:olla]</w:t>
+        </w:r>
+      </w:hyperlink>
+      <w:r>
+        <w:t xml:space="preserve">, the deployed witnessed correction that</w:t>
       </w:r>
       <w:r>
         <w:t xml:space="preserve"> </w:t>

--- a/paper/wcnc-csi/wcnc-csi.docx
+++ b/paper/wcnc-csi/wcnc-csi.docx
@@ -461,7 +461,7 @@
           <w:b/>
           <w:bCs/>
         </w:rPr>
-        <w:t xml:space="preserve">the reliability target</w:t>
+        <w:t xml:space="preserve">Reliability target</w:t>
       </w:r>
       <w:r>
         <w:t xml:space="preserve"> </w:t>
@@ -478,19 +478,19 @@
         </w:r>
       </w:hyperlink>
       <w:r>
-        <w:t xml:space="preserve">): a single CSI-derived MCS that</w:t>
-      </w:r>
-      <w:r>
-        <w:t xml:space="preserve"> </w:t>
-      </w:r>
-      <w:r>
-        <w:t xml:space="preserve">is adequate for enhanced mobile broadband (eMBB) is catastrophically optimistic for</w:t>
-      </w:r>
-      <w:r>
-        <w:t xml:space="preserve"> </w:t>
-      </w:r>
-      <w:r>
-        <w:t xml:space="preserve">ultra-reliable low-latency communication (URLLC), by more than</w:t>
+        <w:t xml:space="preserve">): one CSI-derived MCS adequate for</w:t>
+      </w:r>
+      <w:r>
+        <w:t xml:space="preserve"> </w:t>
+      </w:r>
+      <w:r>
+        <w:t xml:space="preserve">enhanced mobile broadband (eMBB) is catastrophically optimistic for ultra-reliable</w:t>
+      </w:r>
+      <w:r>
+        <w:t xml:space="preserve"> </w:t>
+      </w:r>
+      <w:r>
+        <w:t xml:space="preserve">low-latency communication (URLLC)—a false-clear by more than</w:t>
       </w:r>
       <w:r>
         <w:t xml:space="preserve"> </w:t>
@@ -507,7 +507,7 @@
         </m:r>
       </m:oMath>
       <w:r>
-        <w:t xml:space="preserve">;</w:t>
+        <w:t xml:space="preserve">.</w:t>
       </w:r>
     </w:p>
     <w:p>
@@ -522,7 +522,7 @@
           <w:b/>
           <w:bCs/>
         </w:rPr>
-        <w:t xml:space="preserve">the refresh horizon</w:t>
+        <w:t xml:space="preserve">Refresh horizon</w:t>
       </w:r>
       <w:r>
         <w:t xml:space="preserve"> </w:t>
@@ -539,19 +539,19 @@
         </w:r>
       </w:hyperlink>
       <w:r>
-        <w:t xml:space="preserve">): the false-clear rate grows as</w:t>
-      </w:r>
-      <w:r>
-        <w:t xml:space="preserve"> </w:t>
-      </w:r>
-      <w:r>
-        <w:t xml:space="preserve">the certificate ages, and the safe refresh period scales with the channel coherence</w:t>
-      </w:r>
-      <w:r>
-        <w:t xml:space="preserve"> </w:t>
-      </w:r>
-      <w:r>
-        <w:t xml:space="preserve">time by a simple measured law.</w:t>
+        <w:t xml:space="preserve">): as the report ages the false-clear</w:t>
+      </w:r>
+      <w:r>
+        <w:t xml:space="preserve"> </w:t>
+      </w:r>
+      <w:r>
+        <w:t xml:space="preserve">rate grows, and the safe refresh period scales with the channel coherence time by a</w:t>
+      </w:r>
+      <w:r>
+        <w:t xml:space="preserve"> </w:t>
+      </w:r>
+      <w:r>
+        <w:t xml:space="preserve">simple measured law.</w:t>
       </w:r>
     </w:p>
     <w:p>
@@ -627,214 +627,19 @@
         <w:t xml:space="preserve"> </w:t>
       </w:r>
       <w:r>
-        <w:t xml:space="preserve">We use a real 5G NR link-level chain in</w:t>
-      </w:r>
-      <w:r>
-        <w:t xml:space="preserve"> </w:t>
-      </w:r>
-      <w:r>
-        <w:t xml:space="preserve">Sionna </w:t>
-      </w:r>
-      <w:r>
-        <w:t xml:space="preserve">: LDPC-coded QAM over the NR PDSCH, with block error rate (BLER)</w:t>
-      </w:r>
-      <w:r>
-        <w:t xml:space="preserve"> </w:t>
-      </w:r>
-      <w:r>
-        <w:t xml:space="preserve">measured from the actual 5G LDPC decoder rather than an SINR-to-BLER formula. We first</w:t>
-      </w:r>
-      <w:r>
-        <w:t xml:space="preserve"> </w:t>
-      </w:r>
-      <w:r>
-        <w:t xml:space="preserve">measure a real</w:t>
-      </w:r>
-      <w:r>
-        <w:t xml:space="preserve"> </w:t>
-      </w:r>
-      <m:oMath>
-        <m:r>
-          <m:rPr>
-            <m:sty m:val="p"/>
-          </m:rPr>
-          <m:t>B</m:t>
-        </m:r>
-        <m:r>
-          <m:rPr>
-            <m:sty m:val="p"/>
-          </m:rPr>
-          <m:t>L</m:t>
-        </m:r>
-        <m:r>
-          <m:rPr>
-            <m:sty m:val="p"/>
-          </m:rPr>
-          <m:t>E</m:t>
-        </m:r>
-        <m:r>
-          <m:rPr>
-            <m:sty m:val="p"/>
-          </m:rPr>
-          <m:t>R</m:t>
-        </m:r>
-        <m:r>
-          <m:rPr>
-            <m:sty m:val="p"/>
-          </m:rPr>
-          <m:t>(</m:t>
-        </m:r>
-        <m:r>
-          <m:rPr>
-            <m:sty m:val="p"/>
-          </m:rPr>
-          <m:t>S</m:t>
-        </m:r>
-        <m:r>
-          <m:rPr>
-            <m:sty m:val="p"/>
-          </m:rPr>
-          <m:t>N</m:t>
-        </m:r>
-        <m:r>
-          <m:rPr>
-            <m:sty m:val="p"/>
-          </m:rPr>
-          <m:t>R</m:t>
-        </m:r>
-        <m:r>
-          <m:rPr>
-            <m:sty m:val="p"/>
-          </m:rPr>
-          <m:t>)</m:t>
-        </m:r>
-      </m:oMath>
-      <w:r>
-        <w:t xml:space="preserve"> </w:t>
-      </w:r>
-      <w:r>
-        <w:t xml:space="preserve">curve per MCS (400 coded blocks per SNR</w:t>
-      </w:r>
-      <w:r>
-        <w:t xml:space="preserve"> </w:t>
-      </w:r>
-      <w:r>
-        <w:t xml:space="preserve">point over the grid</w:t>
-      </w:r>
-      <w:r>
-        <w:t xml:space="preserve"> </w:t>
-      </w:r>
-      <m:oMath>
-        <m:r>
-          <m:rPr>
-            <m:sty m:val="p"/>
-          </m:rPr>
-          <m:t>−</m:t>
-        </m:r>
-        <m:r>
-          <m:t>8</m:t>
-        </m:r>
-      </m:oMath>
-      <w:r>
-        <w:t xml:space="preserve"> </w:t>
-      </w:r>
-      <w:r>
-        <w:t xml:space="preserve">to</w:t>
-      </w:r>
-      <w:r>
-        <w:t xml:space="preserve"> </w:t>
-      </w:r>
-      <m:oMath>
-        <m:r>
-          <m:t>28</m:t>
-        </m:r>
-      </m:oMath>
-      <w:r>
-        <w:t xml:space="preserve"> dB in</w:t>
-      </w:r>
-      <w:r>
-        <w:t xml:space="preserve"> </w:t>
-      </w:r>
-      <m:oMath>
-        <m:r>
-          <m:t>2</m:t>
-        </m:r>
-      </m:oMath>
-      <w:r>
-        <w:t xml:space="preserve"> dB steps), then drive a per-TTI SNR trace</w:t>
-      </w:r>
-      <w:r>
-        <w:t xml:space="preserve"> </w:t>
-      </w:r>
-      <w:r>
-        <w:t xml:space="preserve">through a 3GPP TR38.901 TDL-A channel at carrier</w:t>
-      </w:r>
-      <w:r>
-        <w:t xml:space="preserve"> </w:t>
-      </w:r>
-      <m:oMath>
-        <m:r>
-          <m:t>3.5</m:t>
-        </m:r>
-      </m:oMath>
-      <w:r>
-        <w:t xml:space="preserve"> GHz with a chosen Doppler, and</w:t>
-      </w:r>
-      <w:r>
-        <w:t xml:space="preserve"> </w:t>
-      </w:r>
-      <w:r>
-        <w:t xml:space="preserve">evaluate each policy’s selected MCS against the true instantaneous SNR through the</w:t>
-      </w:r>
-      <w:r>
-        <w:t xml:space="preserve"> </w:t>
-      </w:r>
-      <w:r>
-        <w:t xml:space="preserve">measured curve. The MCS set is the 3GPP NR table (TS 38.214 Table 5.1.3.1-1; QPSK</w:t>
-      </w:r>
-      <w:r>
-        <w:t xml:space="preserve"> </w:t>
-      </w:r>
-      <w:r>
-        <w:t xml:space="preserve">through 64-QAM, code rates floored at</w:t>
-      </w:r>
-      <w:r>
-        <w:t xml:space="preserve"> </w:t>
-      </w:r>
-      <m:oMath>
-        <m:r>
-          <m:t>R</m:t>
-        </m:r>
-        <m:r>
-          <m:rPr>
-            <m:sty m:val="p"/>
-          </m:rPr>
-          <m:t>≥</m:t>
-        </m:r>
-        <m:r>
-          <m:t>1</m:t>
-        </m:r>
-        <m:r>
-          <m:rPr>
-            <m:sty m:val="p"/>
-          </m:rPr>
-          <m:t>/</m:t>
-        </m:r>
-        <m:r>
-          <m:t>5</m:t>
-        </m:r>
-      </m:oMath>
-      <w:r>
-        <w:t xml:space="preserve"> </w:t>
-      </w:r>
-      <w:r>
-        <w:t xml:space="preserve">for the 5G LDPC base graph). The decoder</w:t>
-      </w:r>
-      <w:r>
-        <w:t xml:space="preserve"> </w:t>
-      </w:r>
-      <w:r>
-        <w:t xml:space="preserve">is the</w:t>
+        <w:t xml:space="preserve">We use the real 5G NR LDPC decoder in Sionna </w:t>
+      </w:r>
+      <w:r>
+        <w:t xml:space="preserve"> </w:t>
+      </w:r>
+      <w:r>
+        <w:t xml:space="preserve">as the</w:t>
+      </w:r>
+      <w:r>
+        <w:t xml:space="preserve"> </w:t>
+      </w:r>
+      <w:r>
+        <w:t xml:space="preserve">error witness. For each MCS we first</w:t>
       </w:r>
       <w:r>
         <w:t xml:space="preserve"> </w:t>
@@ -844,16 +649,233 @@
           <w:i/>
           <w:iCs/>
         </w:rPr>
-        <w:t xml:space="preserve">witness</w:t>
-      </w:r>
-      <w:r>
-        <w:t xml:space="preserve">: it independently determines whether the consumer decoded.</w:t>
-      </w:r>
-      <w:r>
-        <w:t xml:space="preserve"> </w:t>
-      </w:r>
-      <w:r>
-        <w:t xml:space="preserve">Table </w:t>
+        <w:t xml:space="preserve">measure</w:t>
+      </w:r>
+      <w:r>
+        <w:t xml:space="preserve"> </w:t>
+      </w:r>
+      <w:r>
+        <w:t xml:space="preserve">a block-error curve</w:t>
+      </w:r>
+      <w:r>
+        <w:t xml:space="preserve"> </w:t>
+      </w:r>
+      <m:oMath>
+        <m:sSub>
+          <m:e>
+            <m:r>
+              <m:t>e</m:t>
+            </m:r>
+          </m:e>
+          <m:sub>
+            <m:r>
+              <m:t>m</m:t>
+            </m:r>
+          </m:sub>
+        </m:sSub>
+        <m:r>
+          <m:rPr>
+            <m:sty m:val="p"/>
+          </m:rPr>
+          <m:t>(</m:t>
+        </m:r>
+        <m:r>
+          <m:t>γ</m:t>
+        </m:r>
+        <m:r>
+          <m:rPr>
+            <m:sty m:val="p"/>
+          </m:rPr>
+          <m:t>)</m:t>
+        </m:r>
+      </m:oMath>
+      <w:r>
+        <w:t xml:space="preserve"> </w:t>
+      </w:r>
+      <w:r>
+        <w:t xml:space="preserve">by</w:t>
+      </w:r>
+      <w:r>
+        <w:t xml:space="preserve"> </w:t>
+      </w:r>
+      <w:r>
+        <w:t xml:space="preserve">decoding</w:t>
+      </w:r>
+      <w:r>
+        <w:t xml:space="preserve"> </w:t>
+      </w:r>
+      <m:oMath>
+        <m:r>
+          <m:t>400</m:t>
+        </m:r>
+      </m:oMath>
+      <w:r>
+        <w:t xml:space="preserve"> </w:t>
+      </w:r>
+      <w:r>
+        <w:t xml:space="preserve">coded blocks per SNR point (grid</w:t>
+      </w:r>
+      <w:r>
+        <w:t xml:space="preserve"> </w:t>
+      </w:r>
+      <m:oMath>
+        <m:r>
+          <m:rPr>
+            <m:sty m:val="p"/>
+          </m:rPr>
+          <m:t>−</m:t>
+        </m:r>
+        <m:r>
+          <m:t>8</m:t>
+        </m:r>
+      </m:oMath>
+      <w:r>
+        <w:t xml:space="preserve"> </w:t>
+      </w:r>
+      <w:r>
+        <w:t xml:space="preserve">to</w:t>
+      </w:r>
+      <w:r>
+        <w:t xml:space="preserve"> </w:t>
+      </w:r>
+      <m:oMath>
+        <m:r>
+          <m:t>28</m:t>
+        </m:r>
+      </m:oMath>
+      <w:r>
+        <w:t xml:space="preserve"> dB,</w:t>
+      </w:r>
+      <w:r>
+        <w:t xml:space="preserve"> </w:t>
+      </w:r>
+      <m:oMath>
+        <m:r>
+          <m:t>2</m:t>
+        </m:r>
+      </m:oMath>
+      <w:r>
+        <w:t xml:space="preserve"> dB spacing) over</w:t>
+      </w:r>
+      <w:r>
+        <w:t xml:space="preserve"> </w:t>
+      </w:r>
+      <w:r>
+        <w:t xml:space="preserve">AWGN. The time-domain link then drives a per-TTI SNR trace through a 3GPP TR38.901 TDL-A</w:t>
+      </w:r>
+      <w:r>
+        <w:t xml:space="preserve"> </w:t>
+      </w:r>
+      <w:r>
+        <w:t xml:space="preserve">channel (carrier</w:t>
+      </w:r>
+      <w:r>
+        <w:t xml:space="preserve"> </w:t>
+      </w:r>
+      <m:oMath>
+        <m:r>
+          <m:t>3.5</m:t>
+        </m:r>
+      </m:oMath>
+      <w:r>
+        <w:t xml:space="preserve"> GHz, delay spread</w:t>
+      </w:r>
+      <w:r>
+        <w:t xml:space="preserve"> </w:t>
+      </w:r>
+      <m:oMath>
+        <m:r>
+          <m:t>30</m:t>
+        </m:r>
+      </m:oMath>
+      <w:r>
+        <w:t xml:space="preserve"> ns) and, at each TTI, resolves the HARQ</w:t>
+      </w:r>
+      <w:r>
+        <w:t xml:space="preserve"> </w:t>
+      </w:r>
+      <w:r>
+        <w:t xml:space="preserve">outcome of the selected MCS from</w:t>
+      </w:r>
+      <w:r>
+        <w:t xml:space="preserve"> </w:t>
+      </w:r>
+      <m:oMath>
+        <m:sSub>
+          <m:e>
+            <m:r>
+              <m:t>e</m:t>
+            </m:r>
+          </m:e>
+          <m:sub>
+            <m:r>
+              <m:t>m</m:t>
+            </m:r>
+          </m:sub>
+        </m:sSub>
+      </m:oMath>
+      <w:r>
+        <w:t xml:space="preserve"> </w:t>
+      </w:r>
+      <w:r>
+        <w:t xml:space="preserve">at the instantaneous SNR—a standard</w:t>
+      </w:r>
+      <w:r>
+        <w:t xml:space="preserve"> </w:t>
+      </w:r>
+      <w:r>
+        <w:t xml:space="preserve">link-to-system mapping built on</w:t>
+      </w:r>
+      <w:r>
+        <w:t xml:space="preserve"> </w:t>
+      </w:r>
+      <w:r>
+        <w:rPr>
+          <w:i/>
+          <w:iCs/>
+        </w:rPr>
+        <w:t xml:space="preserve">measured</w:t>
+      </w:r>
+      <w:r>
+        <w:t xml:space="preserve"> </w:t>
+      </w:r>
+      <w:r>
+        <w:t xml:space="preserve">LDPC curves, not a fabricated formula.</w:t>
+      </w:r>
+      <w:r>
+        <w:t xml:space="preserve"> </w:t>
+      </w:r>
+      <w:r>
+        <w:t xml:space="preserve">The MCS set is the 3GPP NR table (TS 38.214 Table 5.1.3.1-1; QPSK–64-QAM, code rates</w:t>
+      </w:r>
+      <w:r>
+        <w:t xml:space="preserve"> </w:t>
+      </w:r>
+      <m:oMath>
+        <m:r>
+          <m:t>R</m:t>
+        </m:r>
+        <m:r>
+          <m:rPr>
+            <m:sty m:val="p"/>
+          </m:rPr>
+          <m:t>≥</m:t>
+        </m:r>
+        <m:r>
+          <m:t>1</m:t>
+        </m:r>
+        <m:r>
+          <m:rPr>
+            <m:sty m:val="p"/>
+          </m:rPr>
+          <m:t>/</m:t>
+        </m:r>
+        <m:r>
+          <m:t>5</m:t>
+        </m:r>
+      </m:oMath>
+      <w:r>
+        <w:t xml:space="preserve">). Table </w:t>
       </w:r>
       <w:hyperlink w:anchor="tab:params">
         <w:r>
@@ -914,7 +936,7 @@
         <w:t xml:space="preserve"> </w:t>
       </w:r>
       <w:r>
-        <w:t xml:space="preserve">(dB) be the true post-processing SNR at TTI</w:t>
+        <w:t xml:space="preserve">(dB) be the true SNR at TTI</w:t>
       </w:r>
       <w:r>
         <w:t xml:space="preserve"> </w:t>
@@ -964,7 +986,7 @@
         <w:t xml:space="preserve"> </w:t>
       </w:r>
       <w:r>
-        <w:t xml:space="preserve">the SNR the transmitter infers from the CSI report: for</w:t>
+        <w:t xml:space="preserve">the CSI-reported estimate: for</w:t>
       </w:r>
       <w:r>
         <w:t xml:space="preserve"> </w:t>
@@ -1061,10 +1083,7 @@
         </m:r>
       </m:oMath>
       <w:r>
-        <w:t xml:space="preserve"> </w:t>
-      </w:r>
-      <w:r>
-        <w:t xml:space="preserve">with report noise</w:t>
+        <w:t xml:space="preserve">,</w:t>
       </w:r>
       <w:r>
         <w:t xml:space="preserve"> </w:t>
@@ -1121,7 +1140,30 @@
         </m:r>
       </m:oMath>
       <w:r>
-        <w:t xml:space="preserve">; for a report</w:t>
+        <w:t xml:space="preserve"> </w:t>
+      </w:r>
+      <w:r>
+        <w:t xml:space="preserve">with</w:t>
+      </w:r>
+      <w:r>
+        <w:t xml:space="preserve"> </w:t>
+      </w:r>
+      <m:oMath>
+        <m:r>
+          <m:t>σ</m:t>
+        </m:r>
+        <m:r>
+          <m:rPr>
+            <m:sty m:val="p"/>
+          </m:rPr>
+          <m:t>=</m:t>
+        </m:r>
+        <m:r>
+          <m:t>1</m:t>
+        </m:r>
+      </m:oMath>
+      <w:r>
+        <w:t xml:space="preserve"> dB; for a report</w:t>
       </w:r>
       <w:r>
         <w:t xml:space="preserve"> </w:t>
@@ -1230,47 +1272,16 @@
         </m:d>
       </m:oMath>
       <w:r>
-        <w:t xml:space="preserve">, so the</w:t>
-      </w:r>
-      <w:r>
-        <w:t xml:space="preserve"> </w:t>
-      </w:r>
-      <w:r>
-        <w:t xml:space="preserve">estimate ages between reports. With MCS set</w:t>
-      </w:r>
-      <w:r>
-        <w:t xml:space="preserve"> </w:t>
-      </w:r>
-      <m:oMath>
-        <m:r>
-          <m:rPr>
-            <m:scr m:val="script"/>
-            <m:sty m:val="p"/>
-          </m:rPr>
-          <m:t>M</m:t>
-        </m:r>
-        <m:r>
-          <m:rPr>
-            <m:sty m:val="p"/>
-          </m:rPr>
-          <m:t>=</m:t>
-        </m:r>
-        <m:r>
-          <m:rPr>
-            <m:sty m:val="p"/>
-          </m:rPr>
-          <m:t>{</m:t>
-        </m:r>
-        <m:r>
-          <m:rPr>
-            <m:sty m:val="p"/>
-          </m:rPr>
-          <m:t>(</m:t>
-        </m:r>
+        <w:t xml:space="preserve">, so the estimate ages. Let</w:t>
+      </w:r>
+      <w:r>
+        <w:t xml:space="preserve"> </w:t>
+      </w:r>
+      <m:oMath>
         <m:sSub>
           <m:e>
             <m:r>
-              <m:t>Q</m:t>
+              <m:t>e</m:t>
             </m:r>
           </m:e>
           <m:sub>
@@ -1283,12 +1294,46 @@
           <m:rPr>
             <m:sty m:val="p"/>
           </m:rPr>
-          <m:t>,</m:t>
-        </m:r>
+          <m:t>(</m:t>
+        </m:r>
+        <m:r>
+          <m:t>γ</m:t>
+        </m:r>
+        <m:r>
+          <m:rPr>
+            <m:sty m:val="p"/>
+          </m:rPr>
+          <m:t>)</m:t>
+        </m:r>
+      </m:oMath>
+      <w:r>
+        <w:t xml:space="preserve"> </w:t>
+      </w:r>
+      <w:r>
+        <w:t xml:space="preserve">be the measured LDPC error probability of MCS</w:t>
+      </w:r>
+      <w:r>
+        <w:t xml:space="preserve"> </w:t>
+      </w:r>
+      <m:oMath>
+        <m:r>
+          <m:t>m</m:t>
+        </m:r>
+      </m:oMath>
+      <w:r>
+        <w:t xml:space="preserve"> </w:t>
+      </w:r>
+      <w:r>
+        <w:t xml:space="preserve">and</w:t>
+      </w:r>
+      <w:r>
+        <w:t xml:space="preserve"> </w:t>
+      </w:r>
+      <m:oMath>
         <m:sSub>
           <m:e>
             <m:r>
-              <m:t>R</m:t>
+              <m:t>ρ</m:t>
             </m:r>
           </m:e>
           <m:sub>
@@ -1301,31 +1346,44 @@
           <m:rPr>
             <m:sty m:val="p"/>
           </m:rPr>
+          <m:t>(</m:t>
+        </m:r>
+        <m:r>
+          <m:t>β</m:t>
+        </m:r>
+        <m:r>
+          <m:rPr>
+            <m:sty m:val="p"/>
+          </m:rPr>
           <m:t>)</m:t>
         </m:r>
         <m:r>
           <m:rPr>
             <m:sty m:val="p"/>
           </m:rPr>
-          <m:t>}</m:t>
-        </m:r>
-      </m:oMath>
-      <w:r>
-        <w:t xml:space="preserve"> </w:t>
-      </w:r>
-      <w:r>
-        <w:t xml:space="preserve">and measured LDPC</w:t>
-      </w:r>
-      <w:r>
-        <w:t xml:space="preserve"> </w:t>
-      </w:r>
-      <w:r>
-        <w:t xml:space="preserve">error curve</w:t>
-      </w:r>
-      <w:r>
-        <w:t xml:space="preserve"> </w:t>
-      </w:r>
-      <m:oMath>
+          <m:t>=</m:t>
+        </m:r>
+        <m:r>
+          <m:rPr>
+            <m:sty m:val="p"/>
+          </m:rPr>
+          <m:t>min</m:t>
+        </m:r>
+        <m:r>
+          <m:rPr>
+            <m:sty m:val="p"/>
+          </m:rPr>
+          <m:t>{</m:t>
+        </m:r>
+        <m:r>
+          <m:t>γ</m:t>
+        </m:r>
+        <m:r>
+          <m:rPr>
+            <m:sty m:val="p"/>
+          </m:rPr>
+          <m:t>:</m:t>
+        </m:r>
         <m:sSub>
           <m:e>
             <m:r>
@@ -1353,127 +1411,44 @@
           </m:rPr>
           <m:t>)</m:t>
         </m:r>
-      </m:oMath>
-      <w:r>
-        <w:t xml:space="preserve">, the required SNR at target</w:t>
-      </w:r>
-      <w:r>
-        <w:t xml:space="preserve"> </w:t>
-      </w:r>
-      <m:oMath>
+        <m:r>
+          <m:rPr>
+            <m:sty m:val="p"/>
+          </m:rPr>
+          <m:t>≤</m:t>
+        </m:r>
         <m:r>
           <m:t>β</m:t>
         </m:r>
-      </m:oMath>
-      <w:r>
-        <w:t xml:space="preserve"> </w:t>
-      </w:r>
-      <w:r>
-        <w:t xml:space="preserve">is</w:t>
-      </w:r>
-      <w:r>
-        <w:t xml:space="preserve"> </w:t>
-      </w:r>
-      <m:oMath>
-        <m:sSub>
-          <m:e>
-            <m:r>
-              <m:t>ρ</m:t>
-            </m:r>
-          </m:e>
-          <m:sub>
-            <m:r>
-              <m:t>m</m:t>
-            </m:r>
-          </m:sub>
-        </m:sSub>
-        <m:r>
-          <m:rPr>
-            <m:sty m:val="p"/>
-          </m:rPr>
-          <m:t>(</m:t>
-        </m:r>
+        <m:r>
+          <m:rPr>
+            <m:sty m:val="p"/>
+          </m:rPr>
+          <m:t>}</m:t>
+        </m:r>
+      </m:oMath>
+      <w:r>
+        <w:t xml:space="preserve"> </w:t>
+      </w:r>
+      <w:r>
+        <w:t xml:space="preserve">its required SNR at target</w:t>
+      </w:r>
+      <w:r>
+        <w:t xml:space="preserve"> </w:t>
+      </w:r>
+      <m:oMath>
         <m:r>
           <m:t>β</m:t>
         </m:r>
-        <m:r>
-          <m:rPr>
-            <m:sty m:val="p"/>
-          </m:rPr>
-          <m:t>)</m:t>
-        </m:r>
-        <m:r>
-          <m:rPr>
-            <m:sty m:val="p"/>
-          </m:rPr>
-          <m:t>=</m:t>
-        </m:r>
-        <m:r>
-          <m:rPr>
-            <m:sty m:val="p"/>
-          </m:rPr>
-          <m:t>min</m:t>
-        </m:r>
-        <m:r>
-          <m:rPr>
-            <m:sty m:val="p"/>
-          </m:rPr>
-          <m:t>{</m:t>
-        </m:r>
-        <m:r>
-          <m:t>γ</m:t>
-        </m:r>
-        <m:r>
-          <m:rPr>
-            <m:sty m:val="p"/>
-          </m:rPr>
-          <m:t>:</m:t>
-        </m:r>
-        <m:sSub>
-          <m:e>
-            <m:r>
-              <m:t>e</m:t>
-            </m:r>
-          </m:e>
-          <m:sub>
-            <m:r>
-              <m:t>m</m:t>
-            </m:r>
-          </m:sub>
-        </m:sSub>
-        <m:r>
-          <m:rPr>
-            <m:sty m:val="p"/>
-          </m:rPr>
-          <m:t>(</m:t>
-        </m:r>
-        <m:r>
-          <m:t>γ</m:t>
-        </m:r>
-        <m:r>
-          <m:rPr>
-            <m:sty m:val="p"/>
-          </m:rPr>
-          <m:t>)</m:t>
-        </m:r>
-        <m:r>
-          <m:rPr>
-            <m:sty m:val="p"/>
-          </m:rPr>
-          <m:t>≤</m:t>
-        </m:r>
-        <m:r>
-          <m:t>β</m:t>
-        </m:r>
-        <m:r>
-          <m:rPr>
-            <m:sty m:val="p"/>
-          </m:rPr>
-          <m:t>}</m:t>
-        </m:r>
-      </m:oMath>
-      <w:r>
-        <w:t xml:space="preserve">. The AMC</w:t>
+      </m:oMath>
+      <w:r>
+        <w:t xml:space="preserve">. The</w:t>
+      </w:r>
+      <w:r>
+        <w:t xml:space="preserve"> </w:t>
+      </w:r>
+      <w:r>
+        <w:t xml:space="preserve">AMC</w:t>
       </w:r>
       <w:r>
         <w:t xml:space="preserve"> </w:t>
@@ -1489,13 +1464,70 @@
         <w:t xml:space="preserve"> </w:t>
       </w:r>
       <w:r>
-        <w:t xml:space="preserve">selects the</w:t>
-      </w:r>
-      <w:r>
-        <w:t xml:space="preserve"> </w:t>
-      </w:r>
-      <w:r>
-        <w:t xml:space="preserve">highest MCS clearing the estimate under a backoff</w:t>
+        <w:t xml:space="preserve">selects, using a</w:t>
+      </w:r>
+      <w:r>
+        <w:t xml:space="preserve"> </w:t>
+      </w:r>
+      <w:r>
+        <w:rPr>
+          <w:i/>
+          <w:iCs/>
+        </w:rPr>
+        <w:t xml:space="preserve">fixed reference</w:t>
+      </w:r>
+      <w:r>
+        <w:t xml:space="preserve"> </w:t>
+      </w:r>
+      <w:r>
+        <w:t xml:space="preserve">target</w:t>
+      </w:r>
+      <w:r>
+        <w:t xml:space="preserve"> </w:t>
+      </w:r>
+      <m:oMath>
+        <m:sSub>
+          <m:e>
+            <m:r>
+              <m:t>β</m:t>
+            </m:r>
+          </m:e>
+          <m:sub>
+            <m:r>
+              <m:t>0</m:t>
+            </m:r>
+          </m:sub>
+        </m:sSub>
+        <m:r>
+          <m:rPr>
+            <m:sty m:val="p"/>
+          </m:rPr>
+          <m:t>=</m:t>
+        </m:r>
+        <m:sSup>
+          <m:e>
+            <m:r>
+              <m:t>10</m:t>
+            </m:r>
+          </m:e>
+          <m:sup>
+            <m:r>
+              <m:rPr>
+                <m:sty m:val="p"/>
+              </m:rPr>
+              <m:t>−</m:t>
+            </m:r>
+            <m:r>
+              <m:t>1</m:t>
+            </m:r>
+          </m:sup>
+        </m:sSup>
+      </m:oMath>
+      <w:r>
+        <w:t xml:space="preserve"> </w:t>
+      </w:r>
+      <w:r>
+        <w:t xml:space="preserve">and backoff</w:t>
       </w:r>
       <w:r>
         <w:t xml:space="preserve"> </w:t>
@@ -1509,7 +1541,7 @@
         </m:r>
       </m:oMath>
       <w:r>
-        <w:t xml:space="preserve">:</w:t>
+        <w:t xml:space="preserve">,</w:t>
       </w:r>
     </w:p>
     <w:p>
@@ -1674,6 +1706,40 @@
             </m:rPr>
             <m:t>,</m:t>
           </m:r>
+          <m:r>
+            <m:t> </m:t>
+          </m:r>
+          <m:r>
+            <m:rPr>
+              <m:sty m:val="p"/>
+            </m:rPr>
+            <m:t>Δ</m:t>
+          </m:r>
+          <m:r>
+            <m:rPr>
+              <m:sty m:val="p"/>
+            </m:rPr>
+            <m:t>=</m:t>
+          </m:r>
+          <m:r>
+            <m:t>0</m:t>
+          </m:r>
+          <m:r>
+            <m:t> </m:t>
+          </m:r>
+          <m:r>
+            <m:rPr>
+              <m:nor/>
+              <m:sty m:val="p"/>
+            </m:rPr>
+            <m:t>(naive)</m:t>
+          </m:r>
+          <m:r>
+            <m:rPr>
+              <m:sty m:val="p"/>
+            </m:rPr>
+            <m:t>,</m:t>
+          </m:r>
         </m:oMath>
       </m:oMathPara>
     </w:p>
@@ -1682,7 +1748,23 @@
         <w:pStyle w:val="FirstParagraph"/>
       </w:pPr>
       <w:r>
-        <w:t xml:space="preserve">with reference target</w:t>
+        <w:t xml:space="preserve">so the</w:t>
+      </w:r>
+      <w:r>
+        <w:t xml:space="preserve"> </w:t>
+      </w:r>
+      <w:r>
+        <w:rPr>
+          <w:i/>
+          <w:iCs/>
+        </w:rPr>
+        <w:t xml:space="preserve">operating point</w:t>
+      </w:r>
+      <w:r>
+        <w:t xml:space="preserve"> </w:t>
+      </w:r>
+      <w:r>
+        <w:t xml:space="preserve">is set by</w:t>
       </w:r>
       <w:r>
         <w:t xml:space="preserve"> </w:t>
@@ -1700,62 +1782,45 @@
             </m:r>
           </m:sub>
         </m:sSub>
-        <m:r>
-          <m:rPr>
-            <m:sty m:val="p"/>
-          </m:rPr>
-          <m:t>=</m:t>
-        </m:r>
-        <m:sSup>
-          <m:e>
-            <m:r>
-              <m:t>10</m:t>
-            </m:r>
-          </m:e>
-          <m:sup>
-            <m:r>
-              <m:rPr>
-                <m:sty m:val="p"/>
-              </m:rPr>
-              <m:t>−</m:t>
-            </m:r>
-            <m:r>
-              <m:t>1</m:t>
-            </m:r>
-          </m:sup>
-        </m:sSup>
-      </m:oMath>
-      <w:r>
-        <w:t xml:space="preserve"> </w:t>
-      </w:r>
-      <w:r>
-        <w:t xml:space="preserve">and</w:t>
-      </w:r>
-      <w:r>
-        <w:t xml:space="preserve"> </w:t>
-      </w:r>
-      <m:oMath>
-        <m:r>
-          <m:rPr>
-            <m:sty m:val="p"/>
-          </m:rPr>
-          <m:t>Δ</m:t>
-        </m:r>
-        <m:r>
-          <m:rPr>
-            <m:sty m:val="p"/>
-          </m:rPr>
-          <m:t>=</m:t>
-        </m:r>
-        <m:r>
-          <m:t>0</m:t>
-        </m:r>
-      </m:oMath>
-      <w:r>
-        <w:t xml:space="preserve"> </w:t>
-      </w:r>
-      <w:r>
-        <w:t xml:space="preserve">for the naive policy. The</w:t>
+      </m:oMath>
+      <w:r>
+        <w:t xml:space="preserve"> </w:t>
+      </w:r>
+      <w:r>
+        <w:t xml:space="preserve">but the outcome is</w:t>
+      </w:r>
+      <w:r>
+        <w:t xml:space="preserve"> </w:t>
+      </w:r>
+      <w:r>
+        <w:rPr>
+          <w:i/>
+          <w:iCs/>
+        </w:rPr>
+        <w:t xml:space="preserve">judged</w:t>
+      </w:r>
+      <w:r>
+        <w:t xml:space="preserve"> </w:t>
+      </w:r>
+      <w:r>
+        <w:t xml:space="preserve">by the</w:t>
+      </w:r>
+      <w:r>
+        <w:t xml:space="preserve"> </w:t>
+      </w:r>
+      <w:r>
+        <w:t xml:space="preserve">consumer’s target</w:t>
+      </w:r>
+      <w:r>
+        <w:t xml:space="preserve"> </w:t>
+      </w:r>
+      <m:oMath>
+        <m:r>
+          <m:t>β</m:t>
+        </m:r>
+      </m:oMath>
+      <w:r>
+        <w:t xml:space="preserve">. The</w:t>
       </w:r>
       <w:r>
         <w:t xml:space="preserve"> </w:t>
@@ -1771,7 +1836,7 @@
         <w:t xml:space="preserve"> </w:t>
       </w:r>
       <w:r>
-        <w:t xml:space="preserve">is a reliability target</w:t>
+        <w:t xml:space="preserve">is</w:t>
       </w:r>
       <w:r>
         <w:t xml:space="preserve"> </w:t>
@@ -1798,58 +1863,204 @@
         <w:t xml:space="preserve"> </w:t>
       </w:r>
       <w:r>
-        <w:t xml:space="preserve">is the LDPC decode of</w:t>
-      </w:r>
-      <w:r>
-        <w:t xml:space="preserve"> </w:t>
-      </w:r>
-      <m:oMath>
-        <m:sSup>
+        <w:t xml:space="preserve">is the HARQ</w:t>
+      </w:r>
+      <w:r>
+        <w:t xml:space="preserve"> </w:t>
+      </w:r>
+      <w:r>
+        <w:t xml:space="preserve">outcome</w:t>
+      </w:r>
+      <w:r>
+        <w:t xml:space="preserve"> </w:t>
+      </w:r>
+      <m:oMath>
+        <m:r>
+          <m:rPr>
+            <m:sty m:val="p"/>
+          </m:rPr>
+          <m:t>N</m:t>
+        </m:r>
+        <m:r>
+          <m:rPr>
+            <m:sty m:val="p"/>
+          </m:rPr>
+          <m:t>A</m:t>
+        </m:r>
+        <m:r>
+          <m:rPr>
+            <m:sty m:val="p"/>
+          </m:rPr>
+          <m:t>C</m:t>
+        </m:r>
+        <m:r>
+          <m:rPr>
+            <m:sty m:val="p"/>
+          </m:rPr>
+          <m:t>K</m:t>
+        </m:r>
+        <m:r>
+          <m:rPr>
+            <m:sty m:val="p"/>
+          </m:rPr>
+          <m:t>(</m:t>
+        </m:r>
+        <m:r>
+          <m:t>t</m:t>
+        </m:r>
+        <m:r>
+          <m:rPr>
+            <m:sty m:val="p"/>
+          </m:rPr>
+          <m:t>)</m:t>
+        </m:r>
+        <m:r>
+          <m:rPr>
+            <m:sty m:val="p"/>
+          </m:rPr>
+          <m:t>∼</m:t>
+        </m:r>
+        <m:r>
+          <m:rPr>
+            <m:sty m:val="p"/>
+          </m:rPr>
+          <m:t>B</m:t>
+        </m:r>
+        <m:r>
+          <m:rPr>
+            <m:sty m:val="p"/>
+          </m:rPr>
+          <m:t>e</m:t>
+        </m:r>
+        <m:r>
+          <m:rPr>
+            <m:sty m:val="p"/>
+          </m:rPr>
+          <m:t>r</m:t>
+        </m:r>
+        <m:r>
+          <m:rPr>
+            <m:sty m:val="p"/>
+          </m:rPr>
+          <m:t>n</m:t>
+        </m:r>
+        <m:r>
+          <m:rPr>
+            <m:sty m:val="p"/>
+          </m:rPr>
+          <m:t>o</m:t>
+        </m:r>
+        <m:r>
+          <m:rPr>
+            <m:sty m:val="p"/>
+          </m:rPr>
+          <m:t>u</m:t>
+        </m:r>
+        <m:r>
+          <m:rPr>
+            <m:sty m:val="p"/>
+          </m:rPr>
+          <m:t>l</m:t>
+        </m:r>
+        <m:r>
+          <m:rPr>
+            <m:sty m:val="p"/>
+          </m:rPr>
+          <m:t>l</m:t>
+        </m:r>
+        <m:r>
+          <m:rPr>
+            <m:sty m:val="p"/>
+          </m:rPr>
+          <m:t>i</m:t>
+        </m:r>
+        <m:r>
+          <m:t>​</m:t>
+        </m:r>
+        <m:d>
+          <m:dPr>
+            <m:begChr m:val="("/>
+            <m:sepChr m:val=""/>
+            <m:endChr m:val=")"/>
+            <m:grow/>
+          </m:dPr>
           <m:e>
-            <m:r>
-              <m:t>m</m:t>
-            </m:r>
-          </m:e>
-          <m:sup>
+            <m:sSub>
+              <m:e>
+                <m:r>
+                  <m:t>e</m:t>
+                </m:r>
+              </m:e>
+              <m:sub>
+                <m:sSup>
+                  <m:e>
+                    <m:r>
+                      <m:t>m</m:t>
+                    </m:r>
+                  </m:e>
+                  <m:sup>
+                    <m:r>
+                      <m:rPr>
+                        <m:sty m:val="p"/>
+                      </m:rPr>
+                      <m:t>⋆</m:t>
+                    </m:r>
+                  </m:sup>
+                </m:sSup>
+              </m:sub>
+            </m:sSub>
             <m:r>
               <m:rPr>
                 <m:sty m:val="p"/>
               </m:rPr>
-              <m:t>⋆</m:t>
-            </m:r>
-          </m:sup>
-        </m:sSup>
-      </m:oMath>
-      <w:r>
-        <w:t xml:space="preserve"> </w:t>
-      </w:r>
-      <w:r>
-        <w:t xml:space="preserve">at the</w:t>
-      </w:r>
-      <w:r>
-        <w:t xml:space="preserve"> </w:t>
-      </w:r>
-      <w:r>
-        <w:rPr>
-          <w:i/>
-          <w:iCs/>
-        </w:rPr>
-        <w:t xml:space="preserve">true</w:t>
-      </w:r>
-      <w:r>
-        <w:t xml:space="preserve"> </w:t>
-      </w:r>
-      <w:r>
-        <w:t xml:space="preserve">SNR. A false-clear is a cleared MCS the channel cannot</w:t>
-      </w:r>
-      <w:r>
-        <w:t xml:space="preserve"> </w:t>
-      </w:r>
-      <w:r>
-        <w:t xml:space="preserve">support,</w:t>
-      </w:r>
-      <w:r>
-        <w:t xml:space="preserve"> </w:t>
+              <m:t>(</m:t>
+            </m:r>
+            <m:r>
+              <m:t>γ</m:t>
+            </m:r>
+            <m:r>
+              <m:rPr>
+                <m:sty m:val="p"/>
+              </m:rPr>
+              <m:t>(</m:t>
+            </m:r>
+            <m:r>
+              <m:t>t</m:t>
+            </m:r>
+            <m:r>
+              <m:rPr>
+                <m:sty m:val="p"/>
+              </m:rPr>
+              <m:t>)</m:t>
+            </m:r>
+            <m:r>
+              <m:rPr>
+                <m:sty m:val="p"/>
+              </m:rPr>
+              <m:t>)</m:t>
+            </m:r>
+          </m:e>
+        </m:d>
+      </m:oMath>
+      <w:r>
+        <w:t xml:space="preserve">. A</w:t>
+      </w:r>
+      <w:r>
+        <w:t xml:space="preserve"> </w:t>
+      </w:r>
+      <w:r>
+        <w:t xml:space="preserve">false-clear is a cleared MCS the channel cannot support at</w:t>
+      </w:r>
+      <w:r>
+        <w:t xml:space="preserve"> </w:t>
+      </w:r>
+      <m:oMath>
+        <m:r>
+          <m:t>β</m:t>
+        </m:r>
+      </m:oMath>
+      <w:r>
+        <w:t xml:space="preserve">, i.e. </w:t>
       </w:r>
       <m:oMath>
         <m:sSub>
@@ -1917,13 +2128,40 @@
         </m:r>
       </m:oMath>
       <w:r>
-        <w:t xml:space="preserve">, and the measured, consumer-relative</w:t>
-      </w:r>
-      <w:r>
-        <w:t xml:space="preserve"> </w:t>
-      </w:r>
-      <w:r>
-        <w:t xml:space="preserve">false-clear rate is the witnessed BLER of the selected MCS,</w:t>
+        <w:t xml:space="preserve">. We report two estimators of its rate. For the refresh</w:t>
+      </w:r>
+      <w:r>
+        <w:t xml:space="preserve"> </w:t>
+      </w:r>
+      <w:r>
+        <w:t xml:space="preserve">study (§</w:t>
+      </w:r>
+      <w:hyperlink w:anchor="sec:refresh">
+        <w:r>
+          <w:rPr>
+            <w:rStyle w:val="Hyperlink"/>
+          </w:rPr>
+          <w:t xml:space="preserve">4</w:t>
+        </w:r>
+      </w:hyperlink>
+      <w:r>
+        <w:t xml:space="preserve">) the</w:t>
+      </w:r>
+      <w:r>
+        <w:t xml:space="preserve"> </w:t>
+      </w:r>
+      <w:r>
+        <w:rPr>
+          <w:i/>
+          <w:iCs/>
+        </w:rPr>
+        <w:t xml:space="preserve">empirical</w:t>
+      </w:r>
+      <w:r>
+        <w:t xml:space="preserve"> </w:t>
+      </w:r>
+      <w:r>
+        <w:t xml:space="preserve">HARQ NACK rate</w:t>
       </w:r>
     </w:p>
     <w:p>
@@ -1935,33 +2173,25 @@
           <m:jc m:val="center"/>
         </m:oMathParaPr>
         <m:oMath>
-          <m:r>
-            <m:rPr>
-              <m:sty m:val="p"/>
-            </m:rPr>
-            <m:t>F</m:t>
-          </m:r>
-          <m:r>
-            <m:rPr>
-              <m:sty m:val="p"/>
-            </m:rPr>
-            <m:t>C</m:t>
-          </m:r>
-          <m:r>
-            <m:rPr>
-              <m:sty m:val="p"/>
-            </m:rPr>
-            <m:t>(</m:t>
-          </m:r>
-          <m:r>
-            <m:t>β</m:t>
-          </m:r>
-          <m:r>
-            <m:rPr>
-              <m:sty m:val="p"/>
-            </m:rPr>
-            <m:t>)</m:t>
-          </m:r>
+          <m:acc>
+            <m:accPr>
+              <m:chr m:val="̂"/>
+            </m:accPr>
+            <m:e>
+              <m:r>
+                <m:rPr>
+                  <m:sty m:val="p"/>
+                </m:rPr>
+                <m:t>F</m:t>
+              </m:r>
+              <m:r>
+                <m:rPr>
+                  <m:sty m:val="p"/>
+                </m:rPr>
+                <m:t>C</m:t>
+              </m:r>
+            </m:e>
+          </m:acc>
           <m:r>
             <m:rPr>
               <m:sty m:val="p"/>
@@ -2010,103 +2240,65 @@
               </m:r>
             </m:sup>
             <m:e>
-              <m:sSub>
-                <m:e>
-                  <m:r>
-                    <m:t>e</m:t>
-                  </m:r>
-                </m:e>
-                <m:sub>
-                  <m:r>
-                    <m:t> </m:t>
-                  </m:r>
-                  <m:sSup>
-                    <m:e>
-                      <m:r>
-                        <m:t>m</m:t>
-                      </m:r>
-                    </m:e>
-                    <m:sup>
-                      <m:r>
-                        <m:rPr>
-                          <m:sty m:val="p"/>
-                        </m:rPr>
-                        <m:t>⋆</m:t>
-                      </m:r>
-                    </m:sup>
-                  </m:sSup>
-                  <m:r>
-                    <m:rPr>
-                      <m:sty m:val="p"/>
-                    </m:rPr>
-                    <m:t>(</m:t>
-                  </m:r>
-                  <m:acc>
-                    <m:accPr>
-                      <m:chr m:val="̂"/>
-                    </m:accPr>
-                    <m:e>
-                      <m:r>
-                        <m:t>g</m:t>
-                      </m:r>
-                    </m:e>
-                  </m:acc>
-                  <m:r>
-                    <m:rPr>
-                      <m:sty m:val="p"/>
-                    </m:rPr>
-                    <m:t>(</m:t>
-                  </m:r>
-                  <m:r>
-                    <m:t>t</m:t>
-                  </m:r>
-                  <m:r>
-                    <m:rPr>
-                      <m:sty m:val="p"/>
-                    </m:rPr>
-                    <m:t>)</m:t>
-                  </m:r>
-                  <m:r>
-                    <m:rPr>
-                      <m:sty m:val="p"/>
-                    </m:rPr>
-                    <m:t>)</m:t>
-                  </m:r>
-                </m:sub>
-              </m:sSub>
+              <m:r>
+                <m:rPr>
+                  <m:sty m:val="b"/>
+                </m:rPr>
+                <m:t>1</m:t>
+              </m:r>
             </m:e>
           </m:nary>
           <m:r>
-            <m:t>​</m:t>
+            <m:rPr>
+              <m:sty m:val="p"/>
+            </m:rPr>
+            <m:t>[</m:t>
           </m:r>
-          <m:d>
-            <m:dPr>
-              <m:begChr m:val="("/>
-              <m:sepChr m:val=""/>
-              <m:endChr m:val=")"/>
-              <m:grow/>
-            </m:dPr>
-            <m:e>
-              <m:r>
-                <m:t>γ</m:t>
-              </m:r>
-              <m:r>
-                <m:rPr>
-                  <m:sty m:val="p"/>
-                </m:rPr>
-                <m:t>(</m:t>
-              </m:r>
-              <m:r>
-                <m:t>t</m:t>
-              </m:r>
-              <m:r>
-                <m:rPr>
-                  <m:sty m:val="p"/>
-                </m:rPr>
-                <m:t>)</m:t>
-              </m:r>
-            </m:e>
-          </m:d>
+          <m:r>
+            <m:rPr>
+              <m:sty m:val="p"/>
+            </m:rPr>
+            <m:t>N</m:t>
+          </m:r>
+          <m:r>
+            <m:rPr>
+              <m:sty m:val="p"/>
+            </m:rPr>
+            <m:t>A</m:t>
+          </m:r>
+          <m:r>
+            <m:rPr>
+              <m:sty m:val="p"/>
+            </m:rPr>
+            <m:t>C</m:t>
+          </m:r>
+          <m:r>
+            <m:rPr>
+              <m:sty m:val="p"/>
+            </m:rPr>
+            <m:t>K</m:t>
+          </m:r>
+          <m:r>
+            <m:rPr>
+              <m:sty m:val="p"/>
+            </m:rPr>
+            <m:t>(</m:t>
+          </m:r>
+          <m:r>
+            <m:t>t</m:t>
+          </m:r>
+          <m:r>
+            <m:rPr>
+              <m:sty m:val="p"/>
+            </m:rPr>
+            <m:t>)</m:t>
+          </m:r>
+          <m:r>
+            <m:rPr>
+              <m:sty m:val="p"/>
+            </m:rPr>
+            <m:t>]</m:t>
+          </m:r>
           <m:r>
             <m:rPr>
               <m:sty m:val="p"/>
@@ -2121,18 +2313,239 @@
         <w:pStyle w:val="FirstParagraph"/>
       </w:pPr>
       <w:r>
-        <w:t xml:space="preserve">read against</w:t>
-      </w:r>
-      <w:r>
-        <w:t xml:space="preserve"> </w:t>
-      </w:r>
-      <m:oMath>
+        <w:t xml:space="preserve">which the outer loop consumes; for the reliability-target study (§</w:t>
+      </w:r>
+      <w:hyperlink w:anchor="sec:urllc">
+        <w:r>
+          <w:rPr>
+            <w:rStyle w:val="Hyperlink"/>
+          </w:rPr>
+          <w:t xml:space="preserve">3</w:t>
+        </w:r>
+      </w:hyperlink>
+      <w:r>
+        <w:t xml:space="preserve">),</w:t>
+      </w:r>
+      <w:r>
+        <w:t xml:space="preserve"> </w:t>
+      </w:r>
+      <w:r>
+        <w:t xml:space="preserve">whose</w:t>
+      </w:r>
+      <w:r>
+        <w:t xml:space="preserve"> </w:t>
+      </w:r>
+      <m:oMath>
+        <m:sSup>
+          <m:e>
+            <m:r>
+              <m:t>10</m:t>
+            </m:r>
+          </m:e>
+          <m:sup>
+            <m:r>
+              <m:rPr>
+                <m:sty m:val="p"/>
+              </m:rPr>
+              <m:t>−</m:t>
+            </m:r>
+            <m:r>
+              <m:t>3</m:t>
+            </m:r>
+          </m:sup>
+        </m:sSup>
+      </m:oMath>
+      <w:r>
+        <w:t xml:space="preserve"> </w:t>
+      </w:r>
+      <w:r>
+        <w:t xml:space="preserve">tail</w:t>
+      </w:r>
+      <w:r>
+        <w:t xml:space="preserve"> </w:t>
+      </w:r>
+      <m:oMath>
+        <m:r>
+          <m:t>T</m:t>
+        </m:r>
+        <m:r>
+          <m:rPr>
+            <m:sty m:val="p"/>
+          </m:rPr>
+          <m:t>=</m:t>
+        </m:r>
+        <m:r>
+          <m:t>6000</m:t>
+        </m:r>
+      </m:oMath>
+      <w:r>
+        <w:t xml:space="preserve"> </w:t>
+      </w:r>
+      <w:r>
+        <w:t xml:space="preserve">TTI cannot resolve empirically, the</w:t>
+      </w:r>
+      <w:r>
+        <w:t xml:space="preserve"> </w:t>
+      </w:r>
+      <w:r>
+        <w:rPr>
+          <w:i/>
+          <w:iCs/>
+        </w:rPr>
+        <w:t xml:space="preserve">expected</w:t>
+      </w:r>
+      <w:r>
+        <w:t xml:space="preserve"> </w:t>
+      </w:r>
+      <w:r>
+        <w:t xml:space="preserve">rate</w:t>
+      </w:r>
+      <w:r>
+        <w:t xml:space="preserve"> </w:t>
+      </w:r>
+      <m:oMath>
+        <m:r>
+          <m:rPr>
+            <m:sty m:val="p"/>
+          </m:rPr>
+          <m:t>F</m:t>
+        </m:r>
+        <m:r>
+          <m:rPr>
+            <m:sty m:val="p"/>
+          </m:rPr>
+          <m:t>C</m:t>
+        </m:r>
+        <m:r>
+          <m:rPr>
+            <m:sty m:val="p"/>
+          </m:rPr>
+          <m:t>(</m:t>
+        </m:r>
         <m:r>
           <m:t>β</m:t>
         </m:r>
-      </m:oMath>
-      <w:r>
-        <w:t xml:space="preserve">. Because</w:t>
+        <m:r>
+          <m:rPr>
+            <m:sty m:val="p"/>
+          </m:rPr>
+          <m:t>)</m:t>
+        </m:r>
+        <m:r>
+          <m:rPr>
+            <m:sty m:val="p"/>
+          </m:rPr>
+          <m:t>=</m:t>
+        </m:r>
+        <m:f>
+          <m:fPr>
+            <m:type m:val="lin"/>
+          </m:fPr>
+          <m:num>
+            <m:r>
+              <m:t>1</m:t>
+            </m:r>
+          </m:num>
+          <m:den>
+            <m:r>
+              <m:t>T</m:t>
+            </m:r>
+          </m:den>
+        </m:f>
+        <m:nary>
+          <m:naryPr>
+            <m:chr m:val="∑"/>
+            <m:limLoc m:val="undOvr"/>
+            <m:subHide m:val="off"/>
+            <m:supHide m:val="on"/>
+          </m:naryPr>
+          <m:sub>
+            <m:r>
+              <m:t>t</m:t>
+            </m:r>
+          </m:sub>
+          <m:sup>
+            <m:r>
+              <m:t>​</m:t>
+            </m:r>
+          </m:sup>
+          <m:e>
+            <m:sSub>
+              <m:e>
+                <m:r>
+                  <m:t>e</m:t>
+                </m:r>
+              </m:e>
+              <m:sub>
+                <m:sSup>
+                  <m:e>
+                    <m:r>
+                      <m:t>m</m:t>
+                    </m:r>
+                  </m:e>
+                  <m:sup>
+                    <m:r>
+                      <m:rPr>
+                        <m:sty m:val="p"/>
+                      </m:rPr>
+                      <m:t>⋆</m:t>
+                    </m:r>
+                  </m:sup>
+                </m:sSup>
+              </m:sub>
+            </m:sSub>
+          </m:e>
+        </m:nary>
+        <m:r>
+          <m:rPr>
+            <m:sty m:val="p"/>
+          </m:rPr>
+          <m:t>(</m:t>
+        </m:r>
+        <m:r>
+          <m:t>γ</m:t>
+        </m:r>
+        <m:r>
+          <m:rPr>
+            <m:sty m:val="p"/>
+          </m:rPr>
+          <m:t>(</m:t>
+        </m:r>
+        <m:r>
+          <m:t>t</m:t>
+        </m:r>
+        <m:r>
+          <m:rPr>
+            <m:sty m:val="p"/>
+          </m:rPr>
+          <m:t>)</m:t>
+        </m:r>
+        <m:r>
+          <m:rPr>
+            <m:sty m:val="p"/>
+          </m:rPr>
+          <m:t>)</m:t>
+        </m:r>
+      </m:oMath>
+      <w:r>
+        <w:t xml:space="preserve">, read against</w:t>
+      </w:r>
+      <w:r>
+        <w:t xml:space="preserve"> </w:t>
+      </w:r>
+      <m:oMath>
+        <m:r>
+          <m:t>β</m:t>
+        </m:r>
+      </m:oMath>
+      <w:r>
+        <w:t xml:space="preserve">.</w:t>
+      </w:r>
+      <w:r>
+        <w:t xml:space="preserve"> </w:t>
+      </w:r>
+      <w:r>
+        <w:t xml:space="preserve">Because</w:t>
       </w:r>
       <w:r>
         <w:t xml:space="preserve"> </w:t>
@@ -2146,21 +2559,33 @@
         </w:r>
       </w:hyperlink>
       <w:r>
-        <w:t xml:space="preserve">–</w:t>
-      </w:r>
-      <w:hyperlink w:anchor="eq:fc">
-        <w:r>
-          <w:rPr>
-            <w:rStyle w:val="Hyperlink"/>
-          </w:rPr>
-          <w:t xml:space="preserve">[eq:fc]</w:t>
-        </w:r>
-      </w:hyperlink>
-      <w:r>
-        <w:t xml:space="preserve"> </w:t>
-      </w:r>
-      <w:r>
-        <w:t xml:space="preserve">are judged against</w:t>
+        <w:t xml:space="preserve"> </w:t>
+      </w:r>
+      <w:r>
+        <w:t xml:space="preserve">fixes the operating point at</w:t>
+      </w:r>
+      <w:r>
+        <w:t xml:space="preserve"> </w:t>
+      </w:r>
+      <m:oMath>
+        <m:sSub>
+          <m:e>
+            <m:r>
+              <m:t>β</m:t>
+            </m:r>
+          </m:e>
+          <m:sub>
+            <m:r>
+              <m:t>0</m:t>
+            </m:r>
+          </m:sub>
+        </m:sSub>
+      </m:oMath>
+      <w:r>
+        <w:t xml:space="preserve"> </w:t>
+      </w:r>
+      <w:r>
+        <w:t xml:space="preserve">while the verdict uses</w:t>
       </w:r>
       <w:r>
         <w:t xml:space="preserve"> </w:t>
@@ -2171,13 +2596,7 @@
         </m:r>
       </m:oMath>
       <w:r>
-        <w:t xml:space="preserve">,</w:t>
-      </w:r>
-      <w:r>
-        <w:t xml:space="preserve"> </w:t>
-      </w:r>
-      <w:r>
-        <w:t xml:space="preserve">one trace</w:t>
+        <w:t xml:space="preserve">, one trace</w:t>
       </w:r>
       <w:r>
         <w:t xml:space="preserve"> </w:t>
@@ -2249,7 +2668,13 @@
         <w:t xml:space="preserve"> </w:t>
       </w:r>
       <w:r>
-        <w:t xml:space="preserve">yields different verdicts for the eMBB (</w:t>
+        <w:t xml:space="preserve">yields different results for the eMBB</w:t>
+      </w:r>
+      <w:r>
+        <w:t xml:space="preserve"> </w:t>
+      </w:r>
+      <w:r>
+        <w:t xml:space="preserve">(</w:t>
       </w:r>
       <m:oMath>
         <m:r>
@@ -2281,13 +2706,7 @@
         </m:sSup>
       </m:oMath>
       <w:r>
-        <w:t xml:space="preserve">)</w:t>
-      </w:r>
-      <w:r>
-        <w:t xml:space="preserve"> </w:t>
-      </w:r>
-      <w:r>
-        <w:t xml:space="preserve">and URLLC (</w:t>
+        <w:t xml:space="preserve">) and URLLC (</w:t>
       </w:r>
       <m:oMath>
         <m:r>
@@ -2319,13 +2738,31 @@
         </m:sSup>
       </m:oMath>
       <w:r>
-        <w:t xml:space="preserve">) consumers—the consumer-relativity we measure. The</w:t>
-      </w:r>
-      <w:r>
-        <w:t xml:space="preserve"> </w:t>
-      </w:r>
-      <w:r>
-        <w:t xml:space="preserve">URLLC-aware certificate raises</w:t>
+        <w:t xml:space="preserve">) consumers—the consumer-relativity we</w:t>
+      </w:r>
+      <w:r>
+        <w:t xml:space="preserve"> </w:t>
+      </w:r>
+      <w:r>
+        <w:t xml:space="preserve">measure.</w:t>
+      </w:r>
+    </w:p>
+    <w:p>
+      <w:pPr>
+        <w:pStyle w:val="BodyText"/>
+      </w:pPr>
+      <w:r>
+        <w:rPr>
+          <w:b/>
+          <w:bCs/>
+        </w:rPr>
+        <w:t xml:space="preserve">URLLC-aware policy.</w:t>
+      </w:r>
+      <w:r>
+        <w:t xml:space="preserve"> </w:t>
+      </w:r>
+      <w:r>
+        <w:t xml:space="preserve">It raises</w:t>
       </w:r>
       <w:r>
         <w:t xml:space="preserve"> </w:t>
@@ -2342,7 +2779,23 @@
         <w:t xml:space="preserve"> </w:t>
       </w:r>
       <w:r>
-        <w:t xml:space="preserve">and combines</w:t>
+        <w:t xml:space="preserve">(a conservative MCS)</w:t>
+      </w:r>
+      <w:r>
+        <w:t xml:space="preserve"> </w:t>
+      </w:r>
+      <w:r>
+        <w:rPr>
+          <w:i/>
+          <w:iCs/>
+        </w:rPr>
+        <w:t xml:space="preserve">and</w:t>
+      </w:r>
+      <w:r>
+        <w:t xml:space="preserve"> </w:t>
+      </w:r>
+      <w:r>
+        <w:t xml:space="preserve">combines</w:t>
       </w:r>
       <w:r>
         <w:t xml:space="preserve"> </w:t>
@@ -2351,18 +2804,181 @@
         <m:r>
           <m:t>K</m:t>
         </m:r>
-      </m:oMath>
-      <w:r>
-        <w:t xml:space="preserve"> </w:t>
-      </w:r>
-      <w:r>
-        <w:t xml:space="preserve">independent branches, failing</w:t>
-      </w:r>
-      <w:r>
-        <w:t xml:space="preserve"> </w:t>
-      </w:r>
-      <w:r>
-        <w:t xml:space="preserve">only if all fail:</w:t>
+        <m:r>
+          <m:rPr>
+            <m:sty m:val="p"/>
+          </m:rPr>
+          <m:t>=</m:t>
+        </m:r>
+        <m:r>
+          <m:t>3</m:t>
+        </m:r>
+      </m:oMath>
+      <w:r>
+        <w:t xml:space="preserve"> </w:t>
+      </w:r>
+      <w:r>
+        <w:t xml:space="preserve">diversity branches: a backoff alone cannot reach</w:t>
+      </w:r>
+      <w:r>
+        <w:t xml:space="preserve"> </w:t>
+      </w:r>
+      <m:oMath>
+        <m:sSup>
+          <m:e>
+            <m:r>
+              <m:t>10</m:t>
+            </m:r>
+          </m:e>
+          <m:sup>
+            <m:r>
+              <m:rPr>
+                <m:sty m:val="p"/>
+              </m:rPr>
+              <m:t>−</m:t>
+            </m:r>
+            <m:r>
+              <m:t>3</m:t>
+            </m:r>
+          </m:sup>
+        </m:sSup>
+      </m:oMath>
+      <w:r>
+        <w:t xml:space="preserve">, since a single</w:t>
+      </w:r>
+      <w:r>
+        <w:t xml:space="preserve"> </w:t>
+      </w:r>
+      <w:r>
+        <w:t xml:space="preserve">Rayleigh branch has a</w:t>
+      </w:r>
+      <w:r>
+        <w:t xml:space="preserve"> </w:t>
+      </w:r>
+      <m:oMath>
+        <m:r>
+          <m:rPr>
+            <m:sty m:val="p"/>
+          </m:rPr>
+          <m:t>∼</m:t>
+        </m:r>
+      </m:oMath>
+      <m:oMath>
+        <m:r>
+          <m:t>4</m:t>
+        </m:r>
+        <m:r>
+          <m:rPr>
+            <m:sty m:val="p"/>
+          </m:rPr>
+          <m:t>%</m:t>
+        </m:r>
+      </m:oMath>
+      <w:r>
+        <w:t xml:space="preserve"> </w:t>
+      </w:r>
+      <w:r>
+        <w:t xml:space="preserve">deep-fade outage floor regardless of</w:t>
+      </w:r>
+      <w:r>
+        <w:t xml:space="preserve"> </w:t>
+      </w:r>
+      <m:oMath>
+        <m:r>
+          <m:rPr>
+            <m:sty m:val="p"/>
+          </m:rPr>
+          <m:t>Δ</m:t>
+        </m:r>
+      </m:oMath>
+      <w:r>
+        <w:t xml:space="preserve">. The</w:t>
+      </w:r>
+      <w:r>
+        <w:t xml:space="preserve"> </w:t>
+      </w:r>
+      <w:r>
+        <w:t xml:space="preserve">branches</w:t>
+      </w:r>
+      <w:r>
+        <w:t xml:space="preserve"> </w:t>
+      </w:r>
+      <m:oMath>
+        <m:r>
+          <m:rPr>
+            <m:sty m:val="p"/>
+          </m:rPr>
+          <m:t>{</m:t>
+        </m:r>
+        <m:sSub>
+          <m:e>
+            <m:r>
+              <m:t>γ</m:t>
+            </m:r>
+          </m:e>
+          <m:sub>
+            <m:r>
+              <m:t>k</m:t>
+            </m:r>
+          </m:sub>
+        </m:sSub>
+        <m:r>
+          <m:rPr>
+            <m:sty m:val="p"/>
+          </m:rPr>
+          <m:t>(</m:t>
+        </m:r>
+        <m:r>
+          <m:t>t</m:t>
+        </m:r>
+        <m:r>
+          <m:rPr>
+            <m:sty m:val="p"/>
+          </m:rPr>
+          <m:t>)</m:t>
+        </m:r>
+        <m:r>
+          <m:rPr>
+            <m:sty m:val="p"/>
+          </m:rPr>
+          <m:t>}</m:t>
+        </m:r>
+      </m:oMath>
+      <w:r>
+        <w:t xml:space="preserve"> </w:t>
+      </w:r>
+      <w:r>
+        <w:t xml:space="preserve">are</w:t>
+      </w:r>
+      <w:r>
+        <w:t xml:space="preserve"> </w:t>
+      </w:r>
+      <m:oMath>
+        <m:r>
+          <m:t>K</m:t>
+        </m:r>
+      </m:oMath>
+      <w:r>
+        <w:t xml:space="preserve"> </w:t>
+      </w:r>
+      <w:r>
+        <w:rPr>
+          <w:i/>
+          <w:iCs/>
+        </w:rPr>
+        <w:t xml:space="preserve">independent</w:t>
+      </w:r>
+      <w:r>
+        <w:t xml:space="preserve"> </w:t>
+      </w:r>
+      <w:r>
+        <w:t xml:space="preserve">TDL-A realizations (distinct seeds;</w:t>
+      </w:r>
+      <w:r>
+        <w:t xml:space="preserve"> </w:t>
+      </w:r>
+      <w:r>
+        <w:t xml:space="preserve">frequency/spatial replicas, not retransmissions), and a block fails only if all fail,</w:t>
       </w:r>
       <w:r>
         <w:t xml:space="preserve"> </w:t>
@@ -2534,7 +3150,7 @@
         <w:t xml:space="preserve"> </w:t>
       </w:r>
       <w:r>
-        <w:t xml:space="preserve">The witnessed</w:t>
+        <w:t xml:space="preserve">This is a</w:t>
       </w:r>
       <w:r>
         <w:t xml:space="preserve"> </w:t>
@@ -2544,13 +3160,76 @@
           <w:i/>
           <w:iCs/>
         </w:rPr>
-        <w:t xml:space="preserve">OLLA</w:t>
-      </w:r>
-      <w:r>
-        <w:t xml:space="preserve"> </w:t>
-      </w:r>
-      <w:r>
-        <w:t xml:space="preserve">correction (§</w:t>
+        <w:t xml:space="preserve">best case</w:t>
+      </w:r>
+      <w:r>
+        <w:t xml:space="preserve">: independent branches lower-bound the joint outage, so</w:t>
+      </w:r>
+      <w:r>
+        <w:t xml:space="preserve"> </w:t>
+      </w:r>
+      <w:r>
+        <w:t xml:space="preserve">correlated diversity raises</w:t>
+      </w:r>
+      <w:r>
+        <w:t xml:space="preserve"> </w:t>
+      </w:r>
+      <m:oMath>
+        <m:sSub>
+          <m:e>
+            <m:r>
+              <m:rPr>
+                <m:sty m:val="p"/>
+              </m:rPr>
+              <m:t>F</m:t>
+            </m:r>
+            <m:r>
+              <m:rPr>
+                <m:sty m:val="p"/>
+              </m:rPr>
+              <m:t>C</m:t>
+            </m:r>
+          </m:e>
+          <m:sub>
+            <m:r>
+              <m:rPr>
+                <m:nor/>
+                <m:sty m:val="p"/>
+              </m:rPr>
+              <m:t>aware</m:t>
+            </m:r>
+          </m:sub>
+        </m:sSub>
+      </m:oMath>
+      <w:r>
+        <w:t xml:space="preserve"> </w:t>
+      </w:r>
+      <w:r>
+        <w:t xml:space="preserve">and the true cost of URLLC</w:t>
+      </w:r>
+      <w:r>
+        <w:t xml:space="preserve"> </w:t>
+      </w:r>
+      <w:r>
+        <w:t xml:space="preserve">safety is at least what we report.</w:t>
+      </w:r>
+    </w:p>
+    <w:p>
+      <w:pPr>
+        <w:pStyle w:val="BodyText"/>
+      </w:pPr>
+      <w:r>
+        <w:rPr>
+          <w:b/>
+          <w:bCs/>
+        </w:rPr>
+        <w:t xml:space="preserve">OLLA.</w:t>
+      </w:r>
+      <w:r>
+        <w:t xml:space="preserve"> </w:t>
+      </w:r>
+      <w:r>
+        <w:t xml:space="preserve">The witnessed correction (§</w:t>
       </w:r>
       <w:hyperlink w:anchor="sec:refresh">
         <w:r>
@@ -2582,7 +3261,13 @@
         <w:t xml:space="preserve"> </w:t>
       </w:r>
       <w:r>
-        <w:t xml:space="preserve">and selects</w:t>
+        <w:t xml:space="preserve">and</w:t>
+      </w:r>
+      <w:r>
+        <w:t xml:space="preserve"> </w:t>
+      </w:r>
+      <w:r>
+        <w:t xml:space="preserve">selects</w:t>
       </w:r>
       <w:r>
         <w:t xml:space="preserve"> </w:t>
@@ -2666,10 +3351,7 @@
         </m:r>
       </m:oMath>
       <w:r>
-        <w:t xml:space="preserve"> </w:t>
-      </w:r>
-      <w:r>
-        <w:t xml:space="preserve">with an offset driven by HARQ feedback,</w:t>
+        <w:t xml:space="preserve">, updating the offset asymmetrically from HARQ feedback,</w:t>
       </w:r>
     </w:p>
     <w:p>
@@ -2738,68 +3420,122 @@
             </m:rPr>
             <m:t>+</m:t>
           </m:r>
-          <m:r>
-            <m:t>μ</m:t>
-          </m:r>
-          <m:d>
-            <m:dPr>
-              <m:begChr m:val="("/>
-              <m:sepChr m:val=""/>
-              <m:endChr m:val=")"/>
-              <m:grow/>
-            </m:dPr>
+          <m:sSub>
             <m:e>
               <m:r>
-                <m:rPr>
-                  <m:sty m:val="b"/>
-                </m:rPr>
-                <m:t>1</m:t>
+                <m:t>δ</m:t>
               </m:r>
+            </m:e>
+            <m:sub>
               <m:r>
                 <m:rPr>
                   <m:sty m:val="p"/>
                 </m:rPr>
-                <m:t>[</m:t>
+                <m:t>↑</m:t>
               </m:r>
+            </m:sub>
+          </m:sSub>
+          <m:r>
+            <m:rPr>
+              <m:sty m:val="b"/>
+            </m:rPr>
+            <m:t>1</m:t>
+          </m:r>
+          <m:r>
+            <m:rPr>
+              <m:sty m:val="p"/>
+            </m:rPr>
+            <m:t>[</m:t>
+          </m:r>
+          <m:r>
+            <m:rPr>
+              <m:nor/>
+              <m:sty m:val="p"/>
+            </m:rPr>
+            <m:t>ACK</m:t>
+          </m:r>
+          <m:r>
+            <m:rPr>
+              <m:sty m:val="p"/>
+            </m:rPr>
+            <m:t>(</m:t>
+          </m:r>
+          <m:r>
+            <m:t>t</m:t>
+          </m:r>
+          <m:r>
+            <m:rPr>
+              <m:sty m:val="p"/>
+            </m:rPr>
+            <m:t>)</m:t>
+          </m:r>
+          <m:r>
+            <m:rPr>
+              <m:sty m:val="p"/>
+            </m:rPr>
+            <m:t>]</m:t>
+          </m:r>
+          <m:r>
+            <m:rPr>
+              <m:sty m:val="p"/>
+            </m:rPr>
+            <m:t>−</m:t>
+          </m:r>
+          <m:sSub>
+            <m:e>
               <m:r>
-                <m:rPr>
-                  <m:nor/>
-                  <m:sty m:val="p"/>
-                </m:rPr>
-                <m:t>NACK</m:t>
+                <m:t>δ</m:t>
               </m:r>
+            </m:e>
+            <m:sub>
               <m:r>
                 <m:rPr>
                   <m:sty m:val="p"/>
                 </m:rPr>
-                <m:t>(</m:t>
+                <m:t>↓</m:t>
               </m:r>
-              <m:r>
-                <m:t>t</m:t>
-              </m:r>
-              <m:r>
-                <m:rPr>
-                  <m:sty m:val="p"/>
-                </m:rPr>
-                <m:t>)</m:t>
-              </m:r>
-              <m:r>
-                <m:rPr>
-                  <m:sty m:val="p"/>
-                </m:rPr>
-                <m:t>]</m:t>
-              </m:r>
-              <m:r>
-                <m:rPr>
-                  <m:sty m:val="p"/>
-                </m:rPr>
-                <m:t>−</m:t>
-              </m:r>
-              <m:r>
-                <m:t>β</m:t>
-              </m:r>
-            </m:e>
-          </m:d>
+            </m:sub>
+          </m:sSub>
+          <m:r>
+            <m:rPr>
+              <m:sty m:val="b"/>
+            </m:rPr>
+            <m:t>1</m:t>
+          </m:r>
+          <m:r>
+            <m:rPr>
+              <m:sty m:val="p"/>
+            </m:rPr>
+            <m:t>[</m:t>
+          </m:r>
+          <m:r>
+            <m:rPr>
+              <m:nor/>
+              <m:sty m:val="p"/>
+            </m:rPr>
+            <m:t>NACK</m:t>
+          </m:r>
+          <m:r>
+            <m:rPr>
+              <m:sty m:val="p"/>
+            </m:rPr>
+            <m:t>(</m:t>
+          </m:r>
+          <m:r>
+            <m:t>t</m:t>
+          </m:r>
+          <m:r>
+            <m:rPr>
+              <m:sty m:val="p"/>
+            </m:rPr>
+            <m:t>)</m:t>
+          </m:r>
+          <m:r>
+            <m:rPr>
+              <m:sty m:val="p"/>
+            </m:rPr>
+            <m:t>]</m:t>
+          </m:r>
           <m:r>
             <m:rPr>
               <m:sty m:val="p"/>
@@ -2814,21 +3550,133 @@
         <w:pStyle w:val="FirstParagraph"/>
       </w:pPr>
       <w:r>
-        <w:t xml:space="preserve">which drives the empirical error rate toward</w:t>
-      </w:r>
-      <w:r>
-        <w:t xml:space="preserve"> </w:t>
-      </w:r>
-      <m:oMath>
+        <w:t xml:space="preserve">with up-step</w:t>
+      </w:r>
+      <w:r>
+        <w:t xml:space="preserve"> </w:t>
+      </w:r>
+      <m:oMath>
+        <m:sSub>
+          <m:e>
+            <m:r>
+              <m:t>δ</m:t>
+            </m:r>
+          </m:e>
+          <m:sub>
+            <m:r>
+              <m:rPr>
+                <m:sty m:val="p"/>
+              </m:rPr>
+              <m:t>↑</m:t>
+            </m:r>
+          </m:sub>
+        </m:sSub>
+        <m:r>
+          <m:rPr>
+            <m:sty m:val="p"/>
+          </m:rPr>
+          <m:t>=</m:t>
+        </m:r>
+        <m:r>
+          <m:t>0.1</m:t>
+        </m:r>
+      </m:oMath>
+      <w:r>
+        <w:t xml:space="preserve"> dB and</w:t>
+      </w:r>
+      <w:r>
+        <w:t xml:space="preserve"> </w:t>
+      </w:r>
+      <m:oMath>
+        <m:sSub>
+          <m:e>
+            <m:r>
+              <m:t>δ</m:t>
+            </m:r>
+          </m:e>
+          <m:sub>
+            <m:r>
+              <m:rPr>
+                <m:sty m:val="p"/>
+              </m:rPr>
+              <m:t>↓</m:t>
+            </m:r>
+          </m:sub>
+        </m:sSub>
+        <m:r>
+          <m:rPr>
+            <m:sty m:val="p"/>
+          </m:rPr>
+          <m:t>=</m:t>
+        </m:r>
+        <m:sSub>
+          <m:e>
+            <m:r>
+              <m:t>δ</m:t>
+            </m:r>
+          </m:e>
+          <m:sub>
+            <m:r>
+              <m:rPr>
+                <m:sty m:val="p"/>
+              </m:rPr>
+              <m:t>↑</m:t>
+            </m:r>
+          </m:sub>
+        </m:sSub>
+        <m:r>
+          <m:rPr>
+            <m:sty m:val="p"/>
+          </m:rPr>
+          <m:t>(</m:t>
+        </m:r>
+        <m:r>
+          <m:t>1</m:t>
+        </m:r>
+        <m:r>
+          <m:rPr>
+            <m:sty m:val="p"/>
+          </m:rPr>
+          <m:t>−</m:t>
+        </m:r>
         <m:r>
           <m:t>β</m:t>
         </m:r>
-      </m:oMath>
-      <w:r>
-        <w:t xml:space="preserve"> </w:t>
-      </w:r>
-      <w:r>
-        <w:t xml:space="preserve">under stale CSI. For held CSI the</w:t>
+        <m:r>
+          <m:rPr>
+            <m:sty m:val="p"/>
+          </m:rPr>
+          <m:t>)</m:t>
+        </m:r>
+        <m:r>
+          <m:rPr>
+            <m:sty m:val="p"/>
+          </m:rPr>
+          <m:t>/</m:t>
+        </m:r>
+        <m:r>
+          <m:t>β</m:t>
+        </m:r>
+      </m:oMath>
+      <w:r>
+        <w:t xml:space="preserve">,</w:t>
+      </w:r>
+      <w:r>
+        <w:t xml:space="preserve"> </w:t>
+      </w:r>
+      <w:r>
+        <w:t xml:space="preserve">so the equilibrium NACK rate is</w:t>
+      </w:r>
+      <w:r>
+        <w:t xml:space="preserve"> </w:t>
+      </w:r>
+      <m:oMath>
+        <m:r>
+          <m:t>β</m:t>
+        </m:r>
+      </m:oMath>
+      <w:r>
+        <w:t xml:space="preserve">. For held CSI the</w:t>
       </w:r>
       <w:r>
         <w:t xml:space="preserve"> </w:t>
@@ -2844,7 +3692,7 @@
         <w:t xml:space="preserve"> </w:t>
       </w:r>
       <w:r>
-        <w:t xml:space="preserve">is the largest period meeting target,</w:t>
+        <w:t xml:space="preserve">is</w:t>
       </w:r>
       <w:r>
         <w:t xml:space="preserve"> </w:t>
@@ -2916,211 +3764,43 @@
           </m:rPr>
           <m:t>:</m:t>
         </m:r>
-        <m:r>
-          <m:rPr>
-            <m:sty m:val="p"/>
-          </m:rPr>
-          <m:t>F</m:t>
-        </m:r>
-        <m:r>
-          <m:rPr>
-            <m:sty m:val="p"/>
-          </m:rPr>
-          <m:t>C</m:t>
-        </m:r>
-        <m:r>
-          <m:rPr>
-            <m:sty m:val="p"/>
-          </m:rPr>
-          <m:t>≤</m:t>
-        </m:r>
-        <m:r>
-          <m:t>β</m:t>
-        </m:r>
-        <m:r>
-          <m:rPr>
-            <m:sty m:val="p"/>
-          </m:rPr>
-          <m:t>}</m:t>
-        </m:r>
-      </m:oMath>
-      <w:r>
-        <w:t xml:space="preserve">.</w:t>
-      </w:r>
-    </w:p>
-    <w:p>
-      <w:pPr>
-        <w:pStyle w:val="BodyText"/>
-      </w:pPr>
-      <w:r>
-        <w:rPr>
-          <w:b/>
-          <w:bCs/>
-        </w:rPr>
-        <w:t xml:space="preserve">Policies.</w:t>
-      </w:r>
-      <w:r>
-        <w:t xml:space="preserve"> </w:t>
-      </w:r>
-      <w:r>
-        <w:t xml:space="preserve">The</w:t>
-      </w:r>
-      <w:r>
-        <w:t xml:space="preserve"> </w:t>
-      </w:r>
-      <w:r>
-        <w:rPr>
-          <w:i/>
-          <w:iCs/>
-        </w:rPr>
-        <w:t xml:space="preserve">naive</w:t>
-      </w:r>
-      <w:r>
-        <w:t xml:space="preserve"> </w:t>
-      </w:r>
-      <w:r>
-        <w:t xml:space="preserve">certificate selects the highest MCS clearing the</w:t>
-      </w:r>
-      <w:r>
-        <w:t xml:space="preserve"> </w:t>
-      </w:r>
-      <w:r>
-        <w:t xml:space="preserve">eMBB target from a (fresh or held) CQI report. The</w:t>
-      </w:r>
-      <w:r>
-        <w:t xml:space="preserve"> </w:t>
-      </w:r>
-      <w:r>
-        <w:rPr>
-          <w:i/>
-          <w:iCs/>
-        </w:rPr>
-        <w:t xml:space="preserve">target-aware</w:t>
-      </w:r>
-      <w:r>
-        <w:t xml:space="preserve"> </w:t>
-      </w:r>
-      <w:r>
-        <w:t xml:space="preserve">URLLC policy</w:t>
-      </w:r>
-      <w:r>
-        <w:t xml:space="preserve"> </w:t>
-      </w:r>
-      <w:r>
-        <w:t xml:space="preserve">selects a conservative MCS (a fixed SINR backoff)</w:t>
-      </w:r>
-      <w:r>
-        <w:t xml:space="preserve"> </w:t>
-      </w:r>
-      <w:r>
-        <w:rPr>
-          <w:i/>
-          <w:iCs/>
-        </w:rPr>
-        <w:t xml:space="preserve">and</w:t>
-      </w:r>
-      <w:r>
-        <w:t xml:space="preserve"> </w:t>
-      </w:r>
-      <w:r>
-        <w:t xml:space="preserve">uses</w:t>
-      </w:r>
-      <w:r>
-        <w:t xml:space="preserve"> </w:t>
-      </w:r>
-      <m:oMath>
-        <m:r>
-          <m:t>K</m:t>
-        </m:r>
-        <m:r>
-          <m:rPr>
-            <m:sty m:val="p"/>
-          </m:rPr>
-          <m:t>=</m:t>
-        </m:r>
-        <m:r>
-          <m:t>3</m:t>
-        </m:r>
-      </m:oMath>
-      <w:r>
-        <w:t xml:space="preserve"> </w:t>
-      </w:r>
-      <w:r>
-        <w:t xml:space="preserve">frequency/spatial diversity branches (a block errs only if all branches err); a backoff</w:t>
-      </w:r>
-      <w:r>
-        <w:t xml:space="preserve"> </w:t>
-      </w:r>
-      <w:r>
-        <w:t xml:space="preserve">alone cannot reach a</w:t>
-      </w:r>
-      <w:r>
-        <w:t xml:space="preserve"> </w:t>
-      </w:r>
-      <m:oMath>
-        <m:sSup>
+        <m:acc>
+          <m:accPr>
+            <m:chr m:val="̂"/>
+          </m:accPr>
           <m:e>
-            <m:r>
-              <m:t>10</m:t>
-            </m:r>
-          </m:e>
-          <m:sup>
             <m:r>
               <m:rPr>
                 <m:sty m:val="p"/>
               </m:rPr>
-              <m:t>−</m:t>
-            </m:r>
-            <m:r>
-              <m:t>3</m:t>
-            </m:r>
-          </m:sup>
-        </m:sSup>
-      </m:oMath>
-      <w:r>
-        <w:t xml:space="preserve"> </w:t>
-      </w:r>
-      <w:r>
-        <w:t xml:space="preserve">tail on a single branch, so the honest URLLC certificate</w:t>
-      </w:r>
-      <w:r>
-        <w:t xml:space="preserve"> </w:t>
-      </w:r>
-      <w:r>
-        <w:t xml:space="preserve">combines both. The</w:t>
-      </w:r>
-      <w:r>
-        <w:t xml:space="preserve"> </w:t>
-      </w:r>
-      <w:r>
-        <w:rPr>
-          <w:i/>
-          <w:iCs/>
-        </w:rPr>
-        <w:t xml:space="preserve">OLLA</w:t>
-      </w:r>
-      <w:r>
-        <w:t xml:space="preserve"> </w:t>
-      </w:r>
-      <w:r>
-        <w:t xml:space="preserve">policy (§</w:t>
-      </w:r>
-      <w:hyperlink w:anchor="sec:refresh">
-        <w:r>
-          <w:rPr>
-            <w:rStyle w:val="Hyperlink"/>
-          </w:rPr>
-          <w:t xml:space="preserve">4</w:t>
-        </w:r>
-      </w:hyperlink>
-      <w:r>
-        <w:t xml:space="preserve">) adds an SINR offset driven by</w:t>
-      </w:r>
-      <w:r>
-        <w:t xml:space="preserve"> </w:t>
-      </w:r>
-      <w:r>
-        <w:t xml:space="preserve">HARQ ACK/NACK to a held report.</w:t>
+              <m:t>F</m:t>
+            </m:r>
+            <m:r>
+              <m:rPr>
+                <m:sty m:val="p"/>
+              </m:rPr>
+              <m:t>C</m:t>
+            </m:r>
+          </m:e>
+        </m:acc>
+        <m:r>
+          <m:rPr>
+            <m:sty m:val="p"/>
+          </m:rPr>
+          <m:t>≤</m:t>
+        </m:r>
+        <m:r>
+          <m:t>β</m:t>
+        </m:r>
+        <m:r>
+          <m:rPr>
+            <m:sty m:val="p"/>
+          </m:rPr>
+          <m:t>}</m:t>
+        </m:r>
+      </m:oMath>
+      <w:r>
+        <w:t xml:space="preserve">.</w:t>
       </w:r>
     </w:p>
     <w:p>
@@ -3311,7 +3991,24 @@
               <w:jc w:val="left"/>
             </w:pPr>
             <w:r>
-              <w:t xml:space="preserve">3GPP TR38.901 TDL-A</w:t>
+              <w:t xml:space="preserve">3GPP TR38.901 TDL-A, DS</w:t>
+            </w:r>
+            <w:r>
+              <w:t xml:space="preserve"> </w:t>
+            </w:r>
+            <m:oMath>
+              <m:r>
+                <m:rPr>
+                  <m:sty m:val="p"/>
+                </m:rPr>
+                <m:t>=</m:t>
+              </m:r>
+              <m:r>
+                <m:t>30</m:t>
+              </m:r>
+            </m:oMath>
+            <w:r>
+              <w:t xml:space="preserve"> ns</w:t>
             </w:r>
           </w:p>
         </w:tc>
@@ -3453,6 +4150,45 @@
             <m:oMath>
               <m:r>
                 <m:t>2</m:t>
+              </m:r>
+            </m:oMath>
+            <w:r>
+              <w:t xml:space="preserve"> dB</w:t>
+            </w:r>
+          </w:p>
+        </w:tc>
+      </w:tr>
+      <w:tr>
+        <w:tc>
+          <w:tcPr/>
+          <w:p>
+            <w:pPr>
+              <w:pStyle w:val="Compact"/>
+              <w:jc w:val="left"/>
+            </w:pPr>
+            <w:r>
+              <w:t xml:space="preserve">CQI report noise</w:t>
+            </w:r>
+            <w:r>
+              <w:t xml:space="preserve"> </w:t>
+            </w:r>
+            <m:oMath>
+              <m:r>
+                <m:t>σ</m:t>
+              </m:r>
+            </m:oMath>
+          </w:p>
+        </w:tc>
+        <w:tc>
+          <w:tcPr/>
+          <w:p>
+            <w:pPr>
+              <w:pStyle w:val="Compact"/>
+              <w:jc w:val="left"/>
+            </w:pPr>
+            <m:oMath>
+              <m:r>
+                <m:t>1</m:t>
               </m:r>
             </m:oMath>
             <w:r>
@@ -3636,7 +4372,87 @@
               <w:jc w:val="left"/>
             </w:pPr>
             <w:r>
-              <w:t xml:space="preserve">Doppler (aging expt.)</w:t>
+              <w:t xml:space="preserve">OLLA step</w:t>
+            </w:r>
+            <w:r>
+              <w:t xml:space="preserve"> </w:t>
+            </w:r>
+            <m:oMath>
+              <m:sSub>
+                <m:e>
+                  <m:r>
+                    <m:t>δ</m:t>
+                  </m:r>
+                </m:e>
+                <m:sub>
+                  <m:r>
+                    <m:rPr>
+                      <m:sty m:val="p"/>
+                    </m:rPr>
+                    <m:t>↑</m:t>
+                  </m:r>
+                </m:sub>
+              </m:sSub>
+            </m:oMath>
+          </w:p>
+        </w:tc>
+        <w:tc>
+          <w:tcPr/>
+          <w:p>
+            <w:pPr>
+              <w:pStyle w:val="Compact"/>
+              <w:jc w:val="left"/>
+            </w:pPr>
+            <m:oMath>
+              <m:r>
+                <m:t>0.1</m:t>
+              </m:r>
+            </m:oMath>
+            <w:r>
+              <w:t xml:space="preserve"> dB (</w:t>
+            </w:r>
+            <m:oMath>
+              <m:sSub>
+                <m:e>
+                  <m:r>
+                    <m:t>δ</m:t>
+                  </m:r>
+                </m:e>
+                <m:sub>
+                  <m:r>
+                    <m:rPr>
+                      <m:sty m:val="p"/>
+                    </m:rPr>
+                    <m:t>↓</m:t>
+                  </m:r>
+                </m:sub>
+              </m:sSub>
+              <m:r>
+                <m:rPr>
+                  <m:sty m:val="p"/>
+                </m:rPr>
+                <m:t>=</m:t>
+              </m:r>
+              <m:r>
+                <m:t>0.9</m:t>
+              </m:r>
+            </m:oMath>
+            <w:r>
+              <w:t xml:space="preserve"> dB)</w:t>
+            </w:r>
+          </w:p>
+        </w:tc>
+      </w:tr>
+      <w:tr>
+        <w:tc>
+          <w:tcPr/>
+          <w:p>
+            <w:pPr>
+              <w:pStyle w:val="Compact"/>
+              <w:jc w:val="left"/>
+            </w:pPr>
+            <w:r>
+              <w:t xml:space="preserve">Main aging Doppler</w:t>
             </w:r>
           </w:p>
         </w:tc>
@@ -3700,7 +4516,82 @@
               </m:r>
             </m:oMath>
             <w:r>
-              <w:t xml:space="preserve"> ms)</w:t>
+              <w:t xml:space="preserve"> ms,</w:t>
+            </w:r>
+            <w:r>
+              <w:t xml:space="preserve"> </w:t>
+            </w:r>
+            <m:oMath>
+              <m:r>
+                <m:rPr>
+                  <m:sty m:val="p"/>
+                </m:rPr>
+                <m:t>≈</m:t>
+              </m:r>
+            </m:oMath>
+            <m:oMath>
+              <m:r>
+                <m:t>62</m:t>
+              </m:r>
+            </m:oMath>
+            <w:r>
+              <w:t xml:space="preserve"> km/h)</w:t>
+            </w:r>
+          </w:p>
+        </w:tc>
+      </w:tr>
+      <w:tr>
+        <w:tc>
+          <w:tcPr/>
+          <w:p>
+            <w:pPr>
+              <w:pStyle w:val="Compact"/>
+              <w:jc w:val="left"/>
+            </w:pPr>
+            <w:r>
+              <w:t xml:space="preserve">Refresh sweep</w:t>
+            </w:r>
+            <w:r>
+              <w:t xml:space="preserve"> </w:t>
+            </w:r>
+            <m:oMath>
+              <m:sSub>
+                <m:e>
+                  <m:r>
+                    <m:t>f</m:t>
+                  </m:r>
+                </m:e>
+                <m:sub>
+                  <m:r>
+                    <m:t>D</m:t>
+                  </m:r>
+                </m:sub>
+              </m:sSub>
+            </m:oMath>
+          </w:p>
+        </w:tc>
+        <w:tc>
+          <w:tcPr/>
+          <w:p>
+            <w:pPr>
+              <w:pStyle w:val="Compact"/>
+              <w:jc w:val="left"/>
+            </w:pPr>
+            <m:oMath>
+              <m:r>
+                <m:t>10</m:t>
+              </m:r>
+            </m:oMath>
+            <w:r>
+              <w:t xml:space="preserve">–</w:t>
+            </w:r>
+            <m:oMath>
+              <m:r>
+                <m:t>400</m:t>
+              </m:r>
+            </m:oMath>
+            <w:r>
+              <w:t xml:space="preserve"> Hz</w:t>
             </w:r>
           </w:p>
         </w:tc>
@@ -3872,7 +4763,56 @@
         <w:t xml:space="preserve"> </w:t>
       </w:r>
       <w:r>
-        <w:t xml:space="preserve">reports the sealed result (three graded seeds). The naive</w:t>
+        <w:t xml:space="preserve">reports the sealed result (three graded seeds,</w:t>
+      </w:r>
+      <w:r>
+        <w:t xml:space="preserve"> </w:t>
+      </w:r>
+      <m:oMath>
+        <m:r>
+          <m:t>T</m:t>
+        </m:r>
+        <m:r>
+          <m:rPr>
+            <m:sty m:val="p"/>
+          </m:rPr>
+          <m:t>=</m:t>
+        </m:r>
+        <m:r>
+          <m:t>6000</m:t>
+        </m:r>
+      </m:oMath>
+      <w:r>
+        <w:t xml:space="preserve"> </w:t>
+      </w:r>
+      <w:r>
+        <w:t xml:space="preserve">TTI,</w:t>
+      </w:r>
+      <w:r>
+        <w:t xml:space="preserve"> </w:t>
+      </w:r>
+      <w:r>
+        <w:t xml:space="preserve">fresh CSI with</w:t>
+      </w:r>
+      <w:r>
+        <w:t xml:space="preserve"> </w:t>
+      </w:r>
+      <m:oMath>
+        <m:r>
+          <m:t>σ</m:t>
+        </m:r>
+        <m:r>
+          <m:rPr>
+            <m:sty m:val="p"/>
+          </m:rPr>
+          <m:t>=</m:t>
+        </m:r>
+        <m:r>
+          <m:t>1</m:t>
+        </m:r>
+      </m:oMath>
+      <w:r>
+        <w:t xml:space="preserve"> dB report noise; expected-rate estimator). The naive</w:t>
       </w:r>
       <w:r>
         <w:t xml:space="preserve"> </w:t>
@@ -4036,7 +4976,7 @@
         <w:t xml:space="preserve"> </w:t>
       </w:r>
       <w:r>
-        <w:t xml:space="preserve">diversity branches introduced in Sec. </w:t>
+        <w:t xml:space="preserve">independent diversity branches of Sec. </w:t>
       </w:r>
       <w:hyperlink w:anchor="sec:method">
         <w:r>
@@ -4156,19 +5096,58 @@
         <w:t xml:space="preserve"> </w:t>
       </w:r>
       <w:r>
-        <w:t xml:space="preserve">diversity’s resource overhead. No single certificate is correct for both consumers: the</w:t>
-      </w:r>
-      <w:r>
-        <w:t xml:space="preserve"> </w:t>
-      </w:r>
-      <w:r>
-        <w:t xml:space="preserve">eMBB-adequate one fails URLLC, and the URLLC-safe one over-provisions eMBB. The</w:t>
-      </w:r>
-      <w:r>
-        <w:t xml:space="preserve"> </w:t>
-      </w:r>
-      <w:r>
-        <w:t xml:space="preserve">false-clear rate is the number that prices the difference.</w:t>
+        <w:t xml:space="preserve">diversity’s resource overhead. No single certificate is</w:t>
+      </w:r>
+      <w:r>
+        <w:t xml:space="preserve"> </w:t>
+      </w:r>
+      <w:r>
+        <w:rPr>
+          <w:i/>
+          <w:iCs/>
+        </w:rPr>
+        <w:t xml:space="preserve">efficient</w:t>
+      </w:r>
+      <w:r>
+        <w:t xml:space="preserve"> </w:t>
+      </w:r>
+      <w:r>
+        <w:t xml:space="preserve">for both: the</w:t>
+      </w:r>
+      <w:r>
+        <w:t xml:space="preserve"> </w:t>
+      </w:r>
+      <w:r>
+        <w:t xml:space="preserve">one that is sound for eMBB false-clears for URLLC by</w:t>
+      </w:r>
+      <w:r>
+        <w:t xml:space="preserve"> </w:t>
+      </w:r>
+      <m:oMath>
+        <m:r>
+          <m:t>112</m:t>
+        </m:r>
+        <m:r>
+          <m:rPr>
+            <m:sty m:val="p"/>
+          </m:rPr>
+          <m:t>×</m:t>
+        </m:r>
+      </m:oMath>
+      <w:r>
+        <w:t xml:space="preserve">, and the one that is</w:t>
+      </w:r>
+      <w:r>
+        <w:t xml:space="preserve"> </w:t>
+      </w:r>
+      <w:r>
+        <w:t xml:space="preserve">sound for URLLC over-provisions eMBB. The false-clear rate is the number that prices the</w:t>
+      </w:r>
+      <w:r>
+        <w:t xml:space="preserve"> </w:t>
+      </w:r>
+      <w:r>
+        <w:t xml:space="preserve">difference.</w:t>
       </w:r>
     </w:p>
     <w:bookmarkStart w:id="15" w:name="fig:urllc"/>
@@ -4179,7 +5158,7 @@
       <w:r>
         <w:drawing>
           <wp:inline>
-            <wp:extent cx="3055135" cy="2412915"/>
+            <wp:extent cx="3146881" cy="2504660"/>
             <wp:effectExtent b="0" l="0" r="0" t="0"/>
             <wp:docPr descr="" title="" id="13" name="Picture"/>
             <a:graphic>
@@ -4200,7 +5179,7 @@
                   <pic:spPr bwMode="auto">
                     <a:xfrm>
                       <a:off x="0" y="0"/>
-                      <a:ext cx="3055135" cy="2412915"/>
+                      <a:ext cx="3146881" cy="2504660"/>
                     </a:xfrm>
                     <a:prstGeom prst="rect">
                       <a:avLst/>
@@ -4230,13 +5209,36 @@
         <w:t xml:space="preserve"> </w:t>
       </w:r>
       <w:r>
-        <w:t xml:space="preserve">(real NR, Sionna LDPC; three sealed seeds). The identical CSI-derived MCS meets the</w:t>
-      </w:r>
-      <w:r>
-        <w:t xml:space="preserve"> </w:t>
-      </w:r>
-      <w:r>
-        <w:t xml:space="preserve">eMBB target (</w:t>
+        <w:t xml:space="preserve">(real NR, Sionna LDPC; 3 sealed seeds,</w:t>
+      </w:r>
+      <w:r>
+        <w:t xml:space="preserve"> </w:t>
+      </w:r>
+      <m:oMath>
+        <m:r>
+          <m:t>T</m:t>
+        </m:r>
+        <m:r>
+          <m:rPr>
+            <m:sty m:val="p"/>
+          </m:rPr>
+          <m:t>=</m:t>
+        </m:r>
+        <m:r>
+          <m:t>6000</m:t>
+        </m:r>
+      </m:oMath>
+      <w:r>
+        <w:t xml:space="preserve"> </w:t>
+      </w:r>
+      <w:r>
+        <w:t xml:space="preserve">TTI each; bars are means, whiskers</w:t>
+      </w:r>
+      <w:r>
+        <w:t xml:space="preserve"> </w:t>
+      </w:r>
+      <w:r>
+        <w:t xml:space="preserve">min–max). The identical CSI-derived MCS meets the eMBB target (</w:t>
       </w:r>
       <m:oMath>
         <m:sSup>
@@ -4259,7 +5261,13 @@
         </m:sSup>
       </m:oMath>
       <w:r>
-        <w:t xml:space="preserve">) but false-clears the URLLC target (</w:t>
+        <w:t xml:space="preserve">) but</w:t>
+      </w:r>
+      <w:r>
+        <w:t xml:space="preserve"> </w:t>
+      </w:r>
+      <w:r>
+        <w:t xml:space="preserve">false-clears the URLLC target (</w:t>
       </w:r>
       <m:oMath>
         <m:sSup>
@@ -4299,27 +5307,47 @@
         </m:r>
       </m:oMath>
       <w:r>
-        <w:t xml:space="preserve">;</w:t>
-      </w:r>
-      <w:r>
-        <w:t xml:space="preserve"> </w:t>
-      </w:r>
-      <w:r>
-        <w:t xml:space="preserve">a target-aware policy meets URLLC at the cost of</w:t>
-      </w:r>
-      <w:r>
-        <w:t xml:space="preserve"> </w:t>
-      </w:r>
-      <m:oMath>
-        <m:r>
-          <m:rPr>
-            <m:sty m:val="p"/>
-          </m:rPr>
-          <m:t>∼</m:t>
-        </m:r>
-      </m:oMath>
-      <w:r>
-        <w:t xml:space="preserve">2 dB margin.</w:t>
+        <w:t xml:space="preserve">; a target-aware policy</w:t>
+      </w:r>
+      <w:r>
+        <w:t xml:space="preserve"> </w:t>
+      </w:r>
+      <w:r>
+        <w:t xml:space="preserve">(conservative MCS</w:t>
+      </w:r>
+      <w:r>
+        <w:t xml:space="preserve"> </w:t>
+      </w:r>
+      <m:oMath>
+        <m:r>
+          <m:rPr>
+            <m:sty m:val="p"/>
+          </m:rPr>
+          <m:t>+</m:t>
+        </m:r>
+      </m:oMath>
+      <w:r>
+        <w:t xml:space="preserve"> </w:t>
+      </w:r>
+      <m:oMath>
+        <m:r>
+          <m:t>K</m:t>
+        </m:r>
+        <m:r>
+          <m:rPr>
+            <m:sty m:val="p"/>
+          </m:rPr>
+          <m:t>=</m:t>
+        </m:r>
+        <m:r>
+          <m:t>3</m:t>
+        </m:r>
+      </m:oMath>
+      <w:r>
+        <w:t xml:space="preserve"> </w:t>
+      </w:r>
+      <w:r>
+        <w:t xml:space="preserve">independent diversity branches) meets URLLC.</w:t>
       </w:r>
     </w:p>
     <w:bookmarkEnd w:id="15"/>
@@ -4350,7 +5378,18 @@
         <w:t xml:space="preserve"> </w:t>
       </w:r>
       <w:r>
-        <w:t xml:space="preserve">has moved. At</w:t>
+        <w:t xml:space="preserve">has moved. Here we use the empirical HARQ NACK rate </w:t>
+      </w:r>
+      <w:hyperlink w:anchor="eq:fc_emp">
+        <w:r>
+          <w:rPr>
+            <w:rStyle w:val="Hyperlink"/>
+          </w:rPr>
+          <w:t xml:space="preserve">[eq:fc_emp]</w:t>
+        </w:r>
+      </w:hyperlink>
+      <w:r>
+        <w:t xml:space="preserve">. At</w:t>
       </w:r>
       <w:r>
         <w:t xml:space="preserve"> </w:t>
@@ -4379,7 +5418,47 @@
         </m:r>
       </m:oMath>
       <w:r>
-        <w:t xml:space="preserve"> Hz with a</w:t>
+        <w:t xml:space="preserve"> Hz</w:t>
+      </w:r>
+      <w:r>
+        <w:t xml:space="preserve"> </w:t>
+      </w:r>
+      <w:r>
+        <w:t xml:space="preserve">(</w:t>
+      </w:r>
+      <m:oMath>
+        <m:r>
+          <m:t>v</m:t>
+        </m:r>
+        <m:r>
+          <m:t>​</m:t>
+        </m:r>
+        <m:r>
+          <m:rPr>
+            <m:sty m:val="p"/>
+          </m:rPr>
+          <m:t>≈</m:t>
+        </m:r>
+        <m:r>
+          <m:t>​</m:t>
+        </m:r>
+        <m:r>
+          <m:t>62</m:t>
+        </m:r>
+      </m:oMath>
+      <w:r>
+        <w:t xml:space="preserve"> km/h at</w:t>
+      </w:r>
+      <w:r>
+        <w:t xml:space="preserve"> </w:t>
+      </w:r>
+      <m:oMath>
+        <m:r>
+          <m:t>3.5</m:t>
+        </m:r>
+      </m:oMath>
+      <w:r>
+        <w:t xml:space="preserve"> GHz) with a</w:t>
       </w:r>
       <w:r>
         <w:t xml:space="preserve"> </w:t>
@@ -4390,7 +5469,146 @@
         </m:r>
       </m:oMath>
       <w:r>
-        <w:t xml:space="preserve">-TTI report period, the naive (held-CSI)</w:t>
+        <w:t xml:space="preserve">-TTI report period, the aged estimate</w:t>
+      </w:r>
+      <w:r>
+        <w:t xml:space="preserve"> </w:t>
+      </w:r>
+      <w:r>
+        <w:t xml:space="preserve">has a mean absolute error</w:t>
+      </w:r>
+      <w:r>
+        <w:t xml:space="preserve"> </w:t>
+      </w:r>
+      <m:oMath>
+        <m:f>
+          <m:fPr>
+            <m:type m:val="lin"/>
+          </m:fPr>
+          <m:num>
+            <m:r>
+              <m:t>1</m:t>
+            </m:r>
+          </m:num>
+          <m:den>
+            <m:r>
+              <m:t>T</m:t>
+            </m:r>
+          </m:den>
+        </m:f>
+        <m:nary>
+          <m:naryPr>
+            <m:chr m:val="∑"/>
+            <m:limLoc m:val="undOvr"/>
+            <m:subHide m:val="off"/>
+            <m:supHide m:val="on"/>
+          </m:naryPr>
+          <m:sub>
+            <m:r>
+              <m:t>t</m:t>
+            </m:r>
+          </m:sub>
+          <m:sup>
+            <m:r>
+              <m:t>​</m:t>
+            </m:r>
+          </m:sup>
+          <m:e>
+            <m:r>
+              <m:rPr>
+                <m:sty m:val="p"/>
+              </m:rPr>
+              <m:t>|</m:t>
+            </m:r>
+          </m:e>
+        </m:nary>
+        <m:r>
+          <m:t>γ</m:t>
+        </m:r>
+        <m:r>
+          <m:rPr>
+            <m:sty m:val="p"/>
+          </m:rPr>
+          <m:t>(</m:t>
+        </m:r>
+        <m:r>
+          <m:t>t</m:t>
+        </m:r>
+        <m:r>
+          <m:rPr>
+            <m:sty m:val="p"/>
+          </m:rPr>
+          <m:t>)</m:t>
+        </m:r>
+        <m:r>
+          <m:rPr>
+            <m:sty m:val="p"/>
+          </m:rPr>
+          <m:t>−</m:t>
+        </m:r>
+        <m:acc>
+          <m:accPr>
+            <m:chr m:val="̂"/>
+          </m:accPr>
+          <m:e>
+            <m:r>
+              <m:t>g</m:t>
+            </m:r>
+          </m:e>
+        </m:acc>
+        <m:r>
+          <m:rPr>
+            <m:sty m:val="p"/>
+          </m:rPr>
+          <m:t>(</m:t>
+        </m:r>
+        <m:r>
+          <m:t>t</m:t>
+        </m:r>
+        <m:r>
+          <m:rPr>
+            <m:sty m:val="p"/>
+          </m:rPr>
+          <m:t>)</m:t>
+        </m:r>
+        <m:r>
+          <m:rPr>
+            <m:sty m:val="p"/>
+          </m:rPr>
+          <m:t>|</m:t>
+        </m:r>
+        <m:r>
+          <m:rPr>
+            <m:sty m:val="p"/>
+          </m:rPr>
+          <m:t>≈</m:t>
+        </m:r>
+        <m:r>
+          <m:t>5.7</m:t>
+        </m:r>
+      </m:oMath>
+      <w:r>
+        <w:t xml:space="preserve"> dB</w:t>
+      </w:r>
+      <w:r>
+        <w:t xml:space="preserve"> </w:t>
+      </w:r>
+      <w:r>
+        <w:t xml:space="preserve">(aging-dominated; report noise contributes</w:t>
+      </w:r>
+      <w:r>
+        <w:t xml:space="preserve"> </w:t>
+      </w:r>
+      <m:oMath>
+        <m:r>
+          <m:rPr>
+            <m:sty m:val="p"/>
+          </m:rPr>
+          <m:t>∼</m:t>
+        </m:r>
+      </m:oMath>
+      <w:r>
+        <w:t xml:space="preserve">1 dB), and the naive (held-CSI)</w:t>
       </w:r>
       <w:r>
         <w:t xml:space="preserve"> </w:t>
@@ -4471,13 +5689,13 @@
         </w:r>
       </w:hyperlink>
       <w:r>
-        <w:t xml:space="preserve">, the deployed witnessed correction that</w:t>
-      </w:r>
-      <w:r>
-        <w:t xml:space="preserve"> </w:t>
-      </w:r>
-      <w:r>
-        <w:t xml:space="preserve">adjusts an offset from HARQ feedback, holds it at</w:t>
+        <w:t xml:space="preserve">, the deployed</w:t>
+      </w:r>
+      <w:r>
+        <w:t xml:space="preserve"> </w:t>
+      </w:r>
+      <w:r>
+        <w:t xml:space="preserve">HARQ-witnessed correction, holds it at</w:t>
       </w:r>
       <w:r>
         <w:t xml:space="preserve"> </w:t>
@@ -4508,7 +5726,13 @@
         </w:r>
       </w:hyperlink>
       <w:r>
-        <w:t xml:space="preserve">(a) shows the aging across mobility).</w:t>
+        <w:t xml:space="preserve">(a) shows</w:t>
+      </w:r>
+      <w:r>
+        <w:t xml:space="preserve"> </w:t>
+      </w:r>
+      <w:r>
+        <w:t xml:space="preserve">the aging across mobility).</w:t>
       </w:r>
     </w:p>
     <w:p>
@@ -4516,13 +5740,215 @@
         <w:pStyle w:val="BodyText"/>
       </w:pPr>
       <w:r>
-        <w:t xml:space="preserve">The operational question is how often to refresh. Sweeping Doppler and report period,</w:t>
-      </w:r>
-      <w:r>
-        <w:t xml:space="preserve"> </w:t>
-      </w:r>
-      <w:r>
-        <w:t xml:space="preserve">we define the</w:t>
+        <w:t xml:space="preserve">The operational question is how often to refresh. We sweep Doppler</w:t>
+      </w:r>
+      <w:r>
+        <w:t xml:space="preserve"> </w:t>
+      </w:r>
+      <m:oMath>
+        <m:sSub>
+          <m:e>
+            <m:r>
+              <m:t>f</m:t>
+            </m:r>
+          </m:e>
+          <m:sub>
+            <m:r>
+              <m:t>D</m:t>
+            </m:r>
+          </m:sub>
+        </m:sSub>
+        <m:r>
+          <m:rPr>
+            <m:sty m:val="p"/>
+          </m:rPr>
+          <m:t>∈</m:t>
+        </m:r>
+        <m:r>
+          <m:rPr>
+            <m:sty m:val="p"/>
+          </m:rPr>
+          <m:t>{</m:t>
+        </m:r>
+        <m:r>
+          <m:t>10</m:t>
+        </m:r>
+        <m:r>
+          <m:rPr>
+            <m:sty m:val="p"/>
+          </m:rPr>
+          <m:t>,</m:t>
+        </m:r>
+        <m:r>
+          <m:t>25</m:t>
+        </m:r>
+        <m:r>
+          <m:rPr>
+            <m:sty m:val="p"/>
+          </m:rPr>
+          <m:t>,</m:t>
+        </m:r>
+        <m:r>
+          <m:t>50</m:t>
+        </m:r>
+        <m:r>
+          <m:rPr>
+            <m:sty m:val="p"/>
+          </m:rPr>
+          <m:t>,</m:t>
+        </m:r>
+        <m:r>
+          <m:t>100</m:t>
+        </m:r>
+        <m:r>
+          <m:rPr>
+            <m:sty m:val="p"/>
+          </m:rPr>
+          <m:t>,</m:t>
+        </m:r>
+        <m:r>
+          <m:t>200</m:t>
+        </m:r>
+        <m:r>
+          <m:rPr>
+            <m:sty m:val="p"/>
+          </m:rPr>
+          <m:t>,</m:t>
+        </m:r>
+        <m:r>
+          <m:t>400</m:t>
+        </m:r>
+        <m:r>
+          <m:rPr>
+            <m:sty m:val="p"/>
+          </m:rPr>
+          <m:t>}</m:t>
+        </m:r>
+      </m:oMath>
+      <w:r>
+        <w:t xml:space="preserve"> Hz (</w:t>
+      </w:r>
+      <m:oMath>
+        <m:sSub>
+          <m:e>
+            <m:r>
+              <m:t>T</m:t>
+            </m:r>
+          </m:e>
+          <m:sub>
+            <m:r>
+              <m:rPr>
+                <m:sty m:val="p"/>
+              </m:rPr>
+              <m:t>c</m:t>
+            </m:r>
+            <m:r>
+              <m:rPr>
+                <m:sty m:val="p"/>
+              </m:rPr>
+              <m:t>o</m:t>
+            </m:r>
+            <m:r>
+              <m:rPr>
+                <m:sty m:val="p"/>
+              </m:rPr>
+              <m:t>h</m:t>
+            </m:r>
+          </m:sub>
+        </m:sSub>
+      </m:oMath>
+      <w:r>
+        <w:t xml:space="preserve"> </w:t>
+      </w:r>
+      <w:r>
+        <w:t xml:space="preserve">from</w:t>
+      </w:r>
+      <w:r>
+        <w:t xml:space="preserve"> </w:t>
+      </w:r>
+      <m:oMath>
+        <m:r>
+          <m:t>42</m:t>
+        </m:r>
+      </m:oMath>
+      <w:r>
+        <w:t xml:space="preserve"> </w:t>
+      </w:r>
+      <w:r>
+        <w:t xml:space="preserve">down to</w:t>
+      </w:r>
+      <w:r>
+        <w:t xml:space="preserve"> </w:t>
+      </w:r>
+      <m:oMath>
+        <m:r>
+          <m:t>1</m:t>
+        </m:r>
+      </m:oMath>
+      <w:r>
+        <w:t xml:space="preserve"> ms, an</w:t>
+      </w:r>
+      <w:r>
+        <w:t xml:space="preserve"> </w:t>
+      </w:r>
+      <w:r>
+        <w:t xml:space="preserve">order of magnitude) and report period</w:t>
+      </w:r>
+      <w:r>
+        <w:t xml:space="preserve"> </w:t>
+      </w:r>
+      <m:oMath>
+        <m:r>
+          <m:t>P</m:t>
+        </m:r>
+        <m:r>
+          <m:rPr>
+            <m:sty m:val="p"/>
+          </m:rPr>
+          <m:t>∈</m:t>
+        </m:r>
+        <m:r>
+          <m:rPr>
+            <m:sty m:val="p"/>
+          </m:rPr>
+          <m:t>{</m:t>
+        </m:r>
+        <m:r>
+          <m:t>1</m:t>
+        </m:r>
+        <m:r>
+          <m:rPr>
+            <m:sty m:val="p"/>
+          </m:rPr>
+          <m:t>,</m:t>
+        </m:r>
+        <m:r>
+          <m:rPr>
+            <m:sty m:val="p"/>
+          </m:rPr>
+          <m:t>…</m:t>
+        </m:r>
+        <m:r>
+          <m:rPr>
+            <m:sty m:val="p"/>
+          </m:rPr>
+          <m:t>,</m:t>
+        </m:r>
+        <m:r>
+          <m:t>80</m:t>
+        </m:r>
+        <m:r>
+          <m:rPr>
+            <m:sty m:val="p"/>
+          </m:rPr>
+          <m:t>}</m:t>
+        </m:r>
+      </m:oMath>
+      <w:r>
+        <w:t xml:space="preserve"> </w:t>
+      </w:r>
+      <w:r>
+        <w:t xml:space="preserve">TTI, define the</w:t>
       </w:r>
       <w:r>
         <w:t xml:space="preserve"> </w:t>
@@ -4532,19 +5958,113 @@
           <w:i/>
           <w:iCs/>
         </w:rPr>
-        <w:t xml:space="preserve">refresh floor</w:t>
-      </w:r>
-      <w:r>
-        <w:t xml:space="preserve"> </w:t>
-      </w:r>
-      <w:r>
-        <w:t xml:space="preserve">as the largest report period keeping BLER at target,</w:t>
-      </w:r>
-      <w:r>
-        <w:t xml:space="preserve"> </w:t>
-      </w:r>
-      <w:r>
-        <w:t xml:space="preserve">and find it proportional to the Clarke coherence time</w:t>
+        <w:t xml:space="preserve">refresh</w:t>
+      </w:r>
+      <w:r>
+        <w:rPr>
+          <w:i/>
+          <w:iCs/>
+        </w:rPr>
+        <w:t xml:space="preserve"> </w:t>
+      </w:r>
+      <w:r>
+        <w:rPr>
+          <w:i/>
+          <w:iCs/>
+        </w:rPr>
+        <w:t xml:space="preserve">floor</w:t>
+      </w:r>
+      <w:r>
+        <w:t xml:space="preserve"> </w:t>
+      </w:r>
+      <m:oMath>
+        <m:sSup>
+          <m:e>
+            <m:r>
+              <m:t>P</m:t>
+            </m:r>
+          </m:e>
+          <m:sup>
+            <m:r>
+              <m:rPr>
+                <m:sty m:val="p"/>
+              </m:rPr>
+              <m:t>⋆</m:t>
+            </m:r>
+          </m:sup>
+        </m:sSup>
+        <m:r>
+          <m:rPr>
+            <m:sty m:val="p"/>
+          </m:rPr>
+          <m:t>(</m:t>
+        </m:r>
+        <m:sSub>
+          <m:e>
+            <m:r>
+              <m:t>f</m:t>
+            </m:r>
+          </m:e>
+          <m:sub>
+            <m:r>
+              <m:t>D</m:t>
+            </m:r>
+          </m:sub>
+        </m:sSub>
+        <m:r>
+          <m:rPr>
+            <m:sty m:val="p"/>
+          </m:rPr>
+          <m:t>)</m:t>
+        </m:r>
+      </m:oMath>
+      <w:r>
+        <w:t xml:space="preserve"> </w:t>
+      </w:r>
+      <w:r>
+        <w:t xml:space="preserve">as the largest</w:t>
+      </w:r>
+      <w:r>
+        <w:t xml:space="preserve"> </w:t>
+      </w:r>
+      <m:oMath>
+        <m:r>
+          <m:t>P</m:t>
+        </m:r>
+      </m:oMath>
+      <w:r>
+        <w:t xml:space="preserve"> </w:t>
+      </w:r>
+      <w:r>
+        <w:t xml:space="preserve">keeping BLER at target, and fit it by</w:t>
+      </w:r>
+      <w:r>
+        <w:t xml:space="preserve"> </w:t>
+      </w:r>
+      <w:r>
+        <w:t xml:space="preserve">least-squares</w:t>
+      </w:r>
+      <w:r>
+        <w:t xml:space="preserve"> </w:t>
+      </w:r>
+      <w:r>
+        <w:rPr>
+          <w:i/>
+          <w:iCs/>
+        </w:rPr>
+        <w:t xml:space="preserve">through the origin</w:t>
+      </w:r>
+      <w:r>
+        <w:t xml:space="preserve"> </w:t>
+      </w:r>
+      <w:r>
+        <w:t xml:space="preserve">(linear, not log-log) against the Clarke</w:t>
+      </w:r>
+      <w:r>
+        <w:t xml:space="preserve"> </w:t>
+      </w:r>
+      <w:r>
+        <w:t xml:space="preserve">coherence time</w:t>
       </w:r>
       <w:r>
         <w:t xml:space="preserve"> </w:t>
@@ -4618,13 +6138,21 @@
           <m:jc m:val="center"/>
         </m:oMathParaPr>
         <m:oMath>
-          <m:r>
-            <m:rPr>
-              <m:nor/>
-              <m:sty m:val="p"/>
-            </m:rPr>
-            <m:t>refresh floor</m:t>
-          </m:r>
+          <m:sSup>
+            <m:e>
+              <m:r>
+                <m:t>P</m:t>
+              </m:r>
+            </m:e>
+            <m:sup>
+              <m:r>
+                <m:rPr>
+                  <m:sty m:val="p"/>
+                </m:rPr>
+                <m:t>⋆</m:t>
+              </m:r>
+            </m:sup>
+          </m:sSup>
           <m:r>
             <m:t> </m:t>
           </m:r>
@@ -4700,12 +6228,6 @@
           <m:r>
             <m:t>0.915</m:t>
           </m:r>
-          <m:r>
-            <m:rPr>
-              <m:sty m:val="p"/>
-            </m:rPr>
-            <m:t>,</m:t>
-          </m:r>
         </m:oMath>
       </m:oMathPara>
     </w:p>
@@ -4714,7 +6236,7 @@
         <w:pStyle w:val="FirstParagraph"/>
       </w:pPr>
       <w:r>
-        <w:t xml:space="preserve">across an order of magnitude of mobility (Fig. </w:t>
+        <w:t xml:space="preserve">(Fig. </w:t>
       </w:r>
       <w:hyperlink w:anchor="fig:refresh">
         <w:r>
@@ -4725,31 +6247,117 @@
         </w:r>
       </w:hyperlink>
       <w:r>
-        <w:t xml:space="preserve">(b)). At high Doppler the</w:t>
-      </w:r>
-      <w:r>
-        <w:t xml:space="preserve"> </w:t>
-      </w:r>
-      <w:r>
-        <w:t xml:space="preserve">floor saturates at the minimum report period (one TTI): the certificate cannot be</w:t>
-      </w:r>
-      <w:r>
-        <w:t xml:space="preserve"> </w:t>
-      </w:r>
-      <w:r>
-        <w:t xml:space="preserve">refreshed faster than the frame allows, so above a mobility threshold no reporting</w:t>
-      </w:r>
-      <w:r>
-        <w:t xml:space="preserve"> </w:t>
-      </w:r>
-      <w:r>
-        <w:t xml:space="preserve">cadence suffices and a witnessed (HARQ-driven) correction becomes mandatory rather than</w:t>
-      </w:r>
-      <w:r>
-        <w:t xml:space="preserve"> </w:t>
-      </w:r>
-      <w:r>
-        <w:t xml:space="preserve">optional. Equation </w:t>
+        <w:t xml:space="preserve">(b)). The fit is dominated by the low-mobility points; at high</w:t>
+      </w:r>
+      <w:r>
+        <w:t xml:space="preserve"> </w:t>
+      </w:r>
+      <w:r>
+        <w:t xml:space="preserve">Doppler the floor</w:t>
+      </w:r>
+      <w:r>
+        <w:t xml:space="preserve"> </w:t>
+      </w:r>
+      <w:r>
+        <w:rPr>
+          <w:i/>
+          <w:iCs/>
+        </w:rPr>
+        <w:t xml:space="preserve">saturates</w:t>
+      </w:r>
+      <w:r>
+        <w:t xml:space="preserve"> </w:t>
+      </w:r>
+      <w:r>
+        <w:t xml:space="preserve">at the minimum report period (</w:t>
+      </w:r>
+      <m:oMath>
+        <m:r>
+          <m:t>1</m:t>
+        </m:r>
+      </m:oMath>
+      <w:r>
+        <w:t xml:space="preserve"> </w:t>
+      </w:r>
+      <w:r>
+        <w:t xml:space="preserve">TTI, the dotted</w:t>
+      </w:r>
+      <w:r>
+        <w:t xml:space="preserve"> </w:t>
+      </w:r>
+      <w:r>
+        <w:t xml:space="preserve">line in Fig. </w:t>
+      </w:r>
+      <w:hyperlink w:anchor="fig:refresh">
+        <w:r>
+          <w:rPr>
+            <w:rStyle w:val="Hyperlink"/>
+          </w:rPr>
+          <w:t xml:space="preserve">2</w:t>
+        </w:r>
+      </w:hyperlink>
+      <w:r>
+        <w:t xml:space="preserve">(b)). This saturation is operationally decisive: above a</w:t>
+      </w:r>
+      <w:r>
+        <w:t xml:space="preserve"> </w:t>
+      </w:r>
+      <w:r>
+        <w:t xml:space="preserve">mobility threshold (</w:t>
+      </w:r>
+      <m:oMath>
+        <m:sSub>
+          <m:e>
+            <m:r>
+              <m:t>f</m:t>
+            </m:r>
+          </m:e>
+          <m:sub>
+            <m:r>
+              <m:t>D</m:t>
+            </m:r>
+          </m:sub>
+        </m:sSub>
+        <m:r>
+          <m:rPr>
+            <m:sty m:val="p"/>
+          </m:rPr>
+          <m:t>≳</m:t>
+        </m:r>
+        <m:r>
+          <m:t>200</m:t>
+        </m:r>
+      </m:oMath>
+      <w:r>
+        <w:t xml:space="preserve"> Hz here)</w:t>
+      </w:r>
+      <w:r>
+        <w:t xml:space="preserve"> </w:t>
+      </w:r>
+      <w:r>
+        <w:rPr>
+          <w:i/>
+          <w:iCs/>
+        </w:rPr>
+        <w:t xml:space="preserve">no</w:t>
+      </w:r>
+      <w:r>
+        <w:t xml:space="preserve"> </w:t>
+      </w:r>
+      <w:r>
+        <w:t xml:space="preserve">reporting cadence the frame</w:t>
+      </w:r>
+      <w:r>
+        <w:t xml:space="preserve"> </w:t>
+      </w:r>
+      <w:r>
+        <w:t xml:space="preserve">permits keeps the naive certificate at target, so a HARQ-witnessed correction (OLLA)</w:t>
+      </w:r>
+      <w:r>
+        <w:t xml:space="preserve"> </w:t>
+      </w:r>
+      <w:r>
+        <w:t xml:space="preserve">stops being optional and becomes mandatory. Below it, </w:t>
       </w:r>
       <w:hyperlink w:anchor="eq:ot14">
         <w:r>
@@ -4763,13 +6371,13 @@
         <w:t xml:space="preserve"> </w:t>
       </w:r>
       <w:r>
-        <w:t xml:space="preserve">gives a concrete provisioning rule: re-report before</w:t>
-      </w:r>
-      <w:r>
-        <w:t xml:space="preserve"> </w:t>
-      </w:r>
-      <w:r>
-        <w:t xml:space="preserve">the channel decorrelates past</w:t>
+        <w:t xml:space="preserve">is a concrete</w:t>
+      </w:r>
+      <w:r>
+        <w:t xml:space="preserve"> </w:t>
+      </w:r>
+      <w:r>
+        <w:t xml:space="preserve">provisioning rule: re-report before the channel decorrelates past</w:t>
       </w:r>
       <w:r>
         <w:t xml:space="preserve"> </w:t>
@@ -5701,6 +7309,28 @@
           </w:p>
         </w:tc>
       </w:tr>
+      <w:tr>
+        <w:tc>
+          <w:tcPr>
+            <w:gridSpan w:val="5"/>
+          </w:tcPr>
+          <w:p>
+            <w:pPr>
+              <w:pStyle w:val="Compact"/>
+              <w:jc w:val="left"/>
+            </w:pPr>
+            <w:r>
+              <w:t xml:space="preserve">Seed IDs are campaign date-stamps.</w:t>
+            </w:r>
+            <w:r>
+              <w:t xml:space="preserve"> </w:t>
+            </w:r>
+            <w:r>
+              <w:t xml:space="preserve">(a) expected rate; (b) empirical NACK rate.</w:t>
+            </w:r>
+          </w:p>
+        </w:tc>
+      </w:tr>
     </w:tbl>
     <w:bookmarkEnd w:id="21"/>
     <w:bookmarkEnd w:id="22"/>
@@ -5762,43 +7392,102 @@
         <w:t xml:space="preserve"> </w:t>
       </w:r>
       <w:r>
-        <w:t xml:space="preserve">lives. Learned CSI feedback trained on</w:t>
-      </w:r>
-      <w:r>
-        <w:t xml:space="preserve"> </w:t>
-      </w:r>
-      <w:r>
-        <w:t xml:space="preserve">reconstruction error </w:t>
-      </w:r>
-      <w:r>
-        <w:t xml:space="preserve"> </w:t>
-      </w:r>
-      <w:r>
-        <w:t xml:space="preserve">is an active direction; we note only that the</w:t>
-      </w:r>
-      <w:r>
-        <w:t xml:space="preserve"> </w:t>
-      </w:r>
-      <w:r>
-        <w:t xml:space="preserve">reconstruction-versus-consumer objective gap it might imply did not appear at practical</w:t>
-      </w:r>
-      <w:r>
-        <w:t xml:space="preserve"> </w:t>
-      </w:r>
-      <w:r>
-        <w:t xml:space="preserve">operating points in our controlled tests, and we make no claim on it here. Our</w:t>
-      </w:r>
-      <w:r>
-        <w:t xml:space="preserve"> </w:t>
-      </w:r>
-      <w:r>
-        <w:t xml:space="preserve">contribution is orthogonal to all three: not a better estimator, scheduler, or offset</w:t>
-      </w:r>
-      <w:r>
-        <w:t xml:space="preserve"> </w:t>
-      </w:r>
-      <w:r>
-        <w:t xml:space="preserve">rule, but a</w:t>
+        <w:t xml:space="preserve">lives. Current practice configures CQI</w:t>
+      </w:r>
+      <w:r>
+        <w:t xml:space="preserve"> </w:t>
+      </w:r>
+      <w:r>
+        <w:t xml:space="preserve">reporting on a fixed periodicity </w:t>
+      </w:r>
+      <w:r>
+        <w:t xml:space="preserve">; our refresh floor recasts that period</w:t>
+      </w:r>
+      <w:r>
+        <w:t xml:space="preserve"> </w:t>
+      </w:r>
+      <w:r>
+        <w:t xml:space="preserve">as a coherence-time budget (</w:t>
+      </w:r>
+      <m:oMath>
+        <m:r>
+          <m:rPr>
+            <m:sty m:val="p"/>
+          </m:rPr>
+          <m:t>≈</m:t>
+        </m:r>
+        <m:r>
+          <m:t>0.18</m:t>
+        </m:r>
+        <m:r>
+          <m:t> </m:t>
+        </m:r>
+        <m:sSub>
+          <m:e>
+            <m:r>
+              <m:t>T</m:t>
+            </m:r>
+          </m:e>
+          <m:sub>
+            <m:r>
+              <m:rPr>
+                <m:sty m:val="p"/>
+              </m:rPr>
+              <m:t>c</m:t>
+            </m:r>
+            <m:r>
+              <m:rPr>
+                <m:sty m:val="p"/>
+              </m:rPr>
+              <m:t>o</m:t>
+            </m:r>
+            <m:r>
+              <m:rPr>
+                <m:sty m:val="p"/>
+              </m:rPr>
+              <m:t>h</m:t>
+            </m:r>
+          </m:sub>
+        </m:sSub>
+      </m:oMath>
+      <w:r>
+        <w:t xml:space="preserve">)—a mobility-adaptive rule</w:t>
+      </w:r>
+      <w:r>
+        <w:t xml:space="preserve"> </w:t>
+      </w:r>
+      <w:r>
+        <w:t xml:space="preserve">rather than a fixed calendar. Learned CSI feedback trained on reconstruction</w:t>
+      </w:r>
+      <w:r>
+        <w:t xml:space="preserve"> </w:t>
+      </w:r>
+      <w:r>
+        <w:t xml:space="preserve">error </w:t>
+      </w:r>
+      <w:r>
+        <w:t xml:space="preserve"> </w:t>
+      </w:r>
+      <w:r>
+        <w:t xml:space="preserve">is an active direction; we note only that the reconstruction-versus-</w:t>
+      </w:r>
+      <w:r>
+        <w:t xml:space="preserve"> </w:t>
+      </w:r>
+      <w:r>
+        <w:t xml:space="preserve">consumer objective gap it might imply did not appear at practical operating points in our</w:t>
+      </w:r>
+      <w:r>
+        <w:t xml:space="preserve"> </w:t>
+      </w:r>
+      <w:r>
+        <w:t xml:space="preserve">controlled tests, and we make no claim on it here. Our contribution is orthogonal: not a</w:t>
+      </w:r>
+      <w:r>
+        <w:t xml:space="preserve"> </w:t>
+      </w:r>
+      <w:r>
+        <w:t xml:space="preserve">better estimator, scheduler, or offset rule, but a</w:t>
       </w:r>
       <w:r>
         <w:t xml:space="preserve"> </w:t>
@@ -5811,13 +7500,19 @@
         <w:t xml:space="preserve">measurement</w:t>
       </w:r>
       <w:r>
-        <w:t xml:space="preserve">—the false-clear rate as a first-class, consumer-relative</w:t>
-      </w:r>
-      <w:r>
-        <w:t xml:space="preserve"> </w:t>
-      </w:r>
-      <w:r>
-        <w:t xml:space="preserve">KPI—and the two relativities and the refresh law it exposes.</w:t>
+        <w:t xml:space="preserve">—the false-clear</w:t>
+      </w:r>
+      <w:r>
+        <w:t xml:space="preserve"> </w:t>
+      </w:r>
+      <w:r>
+        <w:t xml:space="preserve">rate as a first-class, consumer-relative KPI—and the two relativities and the refresh</w:t>
+      </w:r>
+      <w:r>
+        <w:t xml:space="preserve"> </w:t>
+      </w:r>
+      <w:r>
+        <w:t xml:space="preserve">law it exposes.</w:t>
       </w:r>
     </w:p>
     <w:bookmarkEnd w:id="23"/>
@@ -5891,28 +7586,7 @@
         <w:t xml:space="preserve"> </w:t>
       </w:r>
       <w:r>
-        <w:t xml:space="preserve">external-validity graduation. The methodology is not radio-specific—the same</w:t>
-      </w:r>
-      <w:r>
-        <w:t xml:space="preserve"> </w:t>
-      </w:r>
-      <w:r>
-        <w:t xml:space="preserve">consumer-relative false-clear appears in optical quality-of-transmission and database</w:t>
-      </w:r>
-      <w:r>
-        <w:t xml:space="preserve"> </w:t>
-      </w:r>
-      <w:r>
-        <w:t xml:space="preserve">replication </w:t>
-      </w:r>
-      <w:r>
-        <w:t xml:space="preserve">—but the results here stand on the 5G NR CSI certificate</w:t>
-      </w:r>
-      <w:r>
-        <w:t xml:space="preserve"> </w:t>
-      </w:r>
-      <w:r>
-        <w:t xml:space="preserve">alone.</w:t>
+        <w:t xml:space="preserve">external-validity graduation.</w:t>
       </w:r>
     </w:p>
     <w:p>
@@ -5920,6 +7594,180 @@
         <w:pStyle w:val="BodyText"/>
       </w:pPr>
       <w:r>
+        <w:rPr>
+          <w:b/>
+          <w:bCs/>
+        </w:rPr>
+        <w:t xml:space="preserve">Scope.</w:t>
+      </w:r>
+      <w:r>
+        <w:t xml:space="preserve"> </w:t>
+      </w:r>
+      <w:r>
+        <w:t xml:space="preserve">The evidence is one TDL-A profile (DS</w:t>
+      </w:r>
+      <w:r>
+        <w:t xml:space="preserve"> </w:t>
+      </w:r>
+      <m:oMath>
+        <m:r>
+          <m:t>30</m:t>
+        </m:r>
+      </m:oMath>
+      <w:r>
+        <w:t xml:space="preserve"> ns), one mean SNR (</w:t>
+      </w:r>
+      <m:oMath>
+        <m:r>
+          <m:t>12</m:t>
+        </m:r>
+      </m:oMath>
+      <w:r>
+        <w:t xml:space="preserve"> dB),</w:t>
+      </w:r>
+      <w:r>
+        <w:t xml:space="preserve"> </w:t>
+      </w:r>
+      <w:r>
+        <w:t xml:space="preserve">an MCS set to 64-QAM, and—for the target axis—one mobility; the refresh law is fit</w:t>
+      </w:r>
+      <w:r>
+        <w:t xml:space="preserve"> </w:t>
+      </w:r>
+      <w:r>
+        <w:t xml:space="preserve">across</w:t>
+      </w:r>
+      <w:r>
+        <w:t xml:space="preserve"> </w:t>
+      </w:r>
+      <m:oMath>
+        <m:sSub>
+          <m:e>
+            <m:r>
+              <m:t>f</m:t>
+            </m:r>
+          </m:e>
+          <m:sub>
+            <m:r>
+              <m:t>D</m:t>
+            </m:r>
+          </m:sub>
+        </m:sSub>
+        <m:r>
+          <m:rPr>
+            <m:sty m:val="p"/>
+          </m:rPr>
+          <m:t>=</m:t>
+        </m:r>
+        <m:r>
+          <m:t>10</m:t>
+        </m:r>
+      </m:oMath>
+      <w:r>
+        <w:t xml:space="preserve">–</w:t>
+      </w:r>
+      <m:oMath>
+        <m:r>
+          <m:t>400</m:t>
+        </m:r>
+      </m:oMath>
+      <w:r>
+        <w:t xml:space="preserve"> Hz. We expect both relativities to persist and</w:t>
+      </w:r>
+      <w:r>
+        <w:t xml:space="preserve"> </w:t>
+      </w:r>
+      <w:r>
+        <w:rPr>
+          <w:i/>
+          <w:iCs/>
+        </w:rPr>
+        <w:t xml:space="preserve">sharpen</w:t>
+      </w:r>
+      <w:r>
+        <w:t xml:space="preserve"> </w:t>
+      </w:r>
+      <w:r>
+        <w:t xml:space="preserve">elsewhere: at cell edge the naive certificate false-clears even for eMBB, so the target</w:t>
+      </w:r>
+      <w:r>
+        <w:t xml:space="preserve"> </w:t>
+      </w:r>
+      <w:r>
+        <w:t xml:space="preserve">gap only widens; 256-QAM adds steeper cliffs that deepen the aging penalty; and richer</w:t>
+      </w:r>
+      <w:r>
+        <w:t xml:space="preserve"> </w:t>
+      </w:r>
+      <w:r>
+        <w:t xml:space="preserve">profiles or correlated diversity raise</w:t>
+      </w:r>
+      <w:r>
+        <w:t xml:space="preserve"> </w:t>
+      </w:r>
+      <m:oMath>
+        <m:sSub>
+          <m:e>
+            <m:r>
+              <m:rPr>
+                <m:sty m:val="p"/>
+              </m:rPr>
+              <m:t>F</m:t>
+            </m:r>
+            <m:r>
+              <m:rPr>
+                <m:sty m:val="p"/>
+              </m:rPr>
+              <m:t>C</m:t>
+            </m:r>
+          </m:e>
+          <m:sub>
+            <m:r>
+              <m:rPr>
+                <m:nor/>
+                <m:sty m:val="p"/>
+              </m:rPr>
+              <m:t>aware</m:t>
+            </m:r>
+          </m:sub>
+        </m:sSub>
+      </m:oMath>
+      <w:r>
+        <w:t xml:space="preserve">. Each omitted factor</w:t>
+      </w:r>
+      <w:r>
+        <w:t xml:space="preserve"> </w:t>
+      </w:r>
+      <w:r>
+        <w:t xml:space="preserve">increases, not removes, the measured cost. The methodology is not radio-specific—the</w:t>
+      </w:r>
+      <w:r>
+        <w:t xml:space="preserve"> </w:t>
+      </w:r>
+      <w:r>
+        <w:t xml:space="preserve">same consumer-relative false-clear appears in optical quality-of-transmission and</w:t>
+      </w:r>
+      <w:r>
+        <w:t xml:space="preserve"> </w:t>
+      </w:r>
+      <w:r>
+        <w:t xml:space="preserve">database replication </w:t>
+      </w:r>
+      <w:r>
+        <w:t xml:space="preserve">—but the results here stand on the 5G NR CSI</w:t>
+      </w:r>
+      <w:r>
+        <w:t xml:space="preserve"> </w:t>
+      </w:r>
+      <w:r>
+        <w:t xml:space="preserve">certificate alone.</w:t>
+      </w:r>
+    </w:p>
+    <w:p>
+      <w:pPr>
+        <w:pStyle w:val="BodyText"/>
+      </w:pPr>
+      <w:r>
         <w:t xml:space="preserve">1</w:t>
       </w:r>
       <w:r>
@@ -6038,6 +7886,30 @@
       </w:r>
       <w:r>
         <w:t xml:space="preserve">no. 9, pp. 1711–1726, 2016.</w:t>
+      </w:r>
+      <w:r>
+        <w:t xml:space="preserve"> </w:t>
+      </w:r>
+      <w:r>
+        <w:t xml:space="preserve">3GPP TS 38.214,</w:t>
+      </w:r>
+      <w:r>
+        <w:t xml:space="preserve"> </w:t>
+      </w:r>
+      <w:r>
+        <w:t xml:space="preserve">“NR; Physical layer procedures for data,”</w:t>
+      </w:r>
+      <w:r>
+        <w:t xml:space="preserve"> </w:t>
+      </w:r>
+      <w:r>
+        <w:t xml:space="preserve">v17,</w:t>
+      </w:r>
+      <w:r>
+        <w:t xml:space="preserve"> </w:t>
+      </w:r>
+      <w:r>
+        <w:t xml:space="preserve">clause 5.2 (CSI/CQI reporting), 2022.</w:t>
       </w:r>
       <w:r>
         <w:t xml:space="preserve"> </w:t>

--- a/paper/wcnc-csi/wcnc-csi.docx
+++ b/paper/wcnc-csi/wcnc-csi.docx
@@ -4599,7 +4599,7 @@
     </w:tbl>
     <w:bookmarkEnd w:id="10"/>
     <w:bookmarkEnd w:id="11"/>
-    <w:bookmarkStart w:id="16" w:name="sec:urllc"/>
+    <w:bookmarkStart w:id="20" w:name="sec:urllc"/>
     <w:p>
       <w:pPr>
         <w:pStyle w:val="Heading1"/>
@@ -4756,7 +4756,7 @@
           <w:rPr>
             <w:rStyle w:val="Hyperlink"/>
           </w:rPr>
-          <w:t xml:space="preserve">1</w:t>
+          <w:t xml:space="preserve">2</w:t>
         </w:r>
       </w:hyperlink>
       <w:r>
@@ -5150,7 +5150,333 @@
         <w:t xml:space="preserve">difference.</w:t>
       </w:r>
     </w:p>
-    <w:bookmarkStart w:id="15" w:name="fig:urllc"/>
+    <w:p>
+      <w:pPr>
+        <w:pStyle w:val="BodyText"/>
+      </w:pPr>
+      <w:r>
+        <w:rPr>
+          <w:b/>
+          <w:bCs/>
+        </w:rPr>
+        <w:t xml:space="preserve">The relativity is not an artifact of the operating point.</w:t>
+      </w:r>
+      <w:r>
+        <w:t xml:space="preserve"> </w:t>
+      </w:r>
+      <w:r>
+        <w:t xml:space="preserve">Sweeping the mean SNR</w:t>
+      </w:r>
+      <w:r>
+        <w:t xml:space="preserve"> </w:t>
+      </w:r>
+      <w:r>
+        <w:t xml:space="preserve">from cell edge to cell centre (</w:t>
+      </w:r>
+      <m:oMath>
+        <m:r>
+          <m:t>3</m:t>
+        </m:r>
+      </m:oMath>
+      <w:r>
+        <w:t xml:space="preserve">–</w:t>
+      </w:r>
+      <m:oMath>
+        <m:r>
+          <m:t>21</m:t>
+        </m:r>
+      </m:oMath>
+      <w:r>
+        <w:t xml:space="preserve"> dB; a separately sealed cell, three graded</w:t>
+      </w:r>
+      <w:r>
+        <w:t xml:space="preserve"> </w:t>
+      </w:r>
+      <w:r>
+        <w:t xml:space="preserve">seeds) shows the target gap is a structural property of AMC, not of one SNR</w:t>
+      </w:r>
+      <w:r>
+        <w:t xml:space="preserve"> </w:t>
+      </w:r>
+      <w:r>
+        <w:t xml:space="preserve">(Fig. </w:t>
+      </w:r>
+      <w:hyperlink w:anchor="fig:snr">
+        <w:r>
+          <w:rPr>
+            <w:rStyle w:val="Hyperlink"/>
+          </w:rPr>
+          <w:t xml:space="preserve">1</w:t>
+        </w:r>
+      </w:hyperlink>
+      <w:r>
+        <w:t xml:space="preserve">): because the certificate always selects the MCS that rides the eMBB</w:t>
+      </w:r>
+      <w:r>
+        <w:t xml:space="preserve"> </w:t>
+      </w:r>
+      <w:r>
+        <w:t xml:space="preserve">target, the URLLC consumer reads a false-clear of</w:t>
+      </w:r>
+      <w:r>
+        <w:t xml:space="preserve"> </w:t>
+      </w:r>
+      <m:oMath>
+        <m:r>
+          <m:t>0.08</m:t>
+        </m:r>
+      </m:oMath>
+      <w:r>
+        <w:t xml:space="preserve">–</w:t>
+      </w:r>
+      <m:oMath>
+        <m:r>
+          <m:t>0.14</m:t>
+        </m:r>
+      </m:oMath>
+      <w:r>
+        <w:t xml:space="preserve"> </w:t>
+      </w:r>
+      <w:r>
+        <w:t xml:space="preserve">(</w:t>
+      </w:r>
+      <m:oMath>
+        <m:r>
+          <m:t>77</m:t>
+        </m:r>
+      </m:oMath>
+      <w:r>
+        <w:t xml:space="preserve">–</w:t>
+      </w:r>
+      <m:oMath>
+        <m:r>
+          <m:t>142</m:t>
+        </m:r>
+        <m:r>
+          <m:rPr>
+            <m:sty m:val="p"/>
+          </m:rPr>
+          <m:t>×</m:t>
+        </m:r>
+      </m:oMath>
+      <w:r>
+        <w:t xml:space="preserve"> </w:t>
+      </w:r>
+      <w:r>
+        <w:t xml:space="preserve">its</w:t>
+      </w:r>
+      <w:r>
+        <w:t xml:space="preserve"> </w:t>
+      </w:r>
+      <w:r>
+        <w:t xml:space="preserve">target) at</w:t>
+      </w:r>
+      <w:r>
+        <w:t xml:space="preserve"> </w:t>
+      </w:r>
+      <w:r>
+        <w:rPr>
+          <w:i/>
+          <w:iCs/>
+        </w:rPr>
+        <w:t xml:space="preserve">every</w:t>
+      </w:r>
+      <w:r>
+        <w:t xml:space="preserve"> </w:t>
+      </w:r>
+      <w:r>
+        <w:t xml:space="preserve">in-range SNR (</w:t>
+      </w:r>
+      <m:oMath>
+        <m:r>
+          <m:t>9</m:t>
+        </m:r>
+      </m:oMath>
+      <w:r>
+        <w:t xml:space="preserve">–</w:t>
+      </w:r>
+      <m:oMath>
+        <m:r>
+          <m:t>18</m:t>
+        </m:r>
+      </m:oMath>
+      <w:r>
+        <w:t xml:space="preserve"> dB), and still</w:t>
+      </w:r>
+      <w:r>
+        <w:t xml:space="preserve"> </w:t>
+      </w:r>
+      <m:oMath>
+        <m:r>
+          <m:t>54</m:t>
+        </m:r>
+        <m:r>
+          <m:rPr>
+            <m:sty m:val="p"/>
+          </m:rPr>
+          <m:t>×</m:t>
+        </m:r>
+      </m:oMath>
+      <w:r>
+        <w:t xml:space="preserve"> </w:t>
+      </w:r>
+      <w:r>
+        <w:t xml:space="preserve">at</w:t>
+      </w:r>
+      <w:r>
+        <w:t xml:space="preserve"> </w:t>
+      </w:r>
+      <m:oMath>
+        <m:r>
+          <m:t>21</m:t>
+        </m:r>
+      </m:oMath>
+      <w:r>
+        <w:t xml:space="preserve"> dB</w:t>
+      </w:r>
+      <w:r>
+        <w:t xml:space="preserve"> </w:t>
+      </w:r>
+      <w:r>
+        <w:t xml:space="preserve">where the MCS set saturates. The target-aware certificate holds URLLC across the range.</w:t>
+      </w:r>
+      <w:r>
+        <w:t xml:space="preserve"> </w:t>
+      </w:r>
+      <w:r>
+        <w:t xml:space="preserve">At cell edge the relativity compounds: below</w:t>
+      </w:r>
+      <w:r>
+        <w:t xml:space="preserve"> </w:t>
+      </w:r>
+      <m:oMath>
+        <m:r>
+          <m:rPr>
+            <m:sty m:val="p"/>
+          </m:rPr>
+          <m:t>≈</m:t>
+        </m:r>
+        <m:r>
+          <m:t>6</m:t>
+        </m:r>
+      </m:oMath>
+      <w:r>
+        <w:t xml:space="preserve"> dB even the lowest MCS cannot</w:t>
+      </w:r>
+      <w:r>
+        <w:t xml:space="preserve"> </w:t>
+      </w:r>
+      <w:r>
+        <w:t xml:space="preserve">meet the eMBB target and the certificate false-clears</w:t>
+      </w:r>
+      <w:r>
+        <w:t xml:space="preserve"> </w:t>
+      </w:r>
+      <w:r>
+        <w:rPr>
+          <w:i/>
+          <w:iCs/>
+        </w:rPr>
+        <w:t xml:space="preserve">its own</w:t>
+      </w:r>
+      <w:r>
+        <w:t xml:space="preserve"> </w:t>
+      </w:r>
+      <w:r>
+        <w:t xml:space="preserve">consumer</w:t>
+      </w:r>
+      <w:r>
+        <w:t xml:space="preserve"> </w:t>
+      </w:r>
+      <w:r>
+        <w:t xml:space="preserve">(</w:t>
+      </w:r>
+      <m:oMath>
+        <m:r>
+          <m:rPr>
+            <m:sty m:val="p"/>
+          </m:rPr>
+          <m:t>B</m:t>
+        </m:r>
+        <m:r>
+          <m:rPr>
+            <m:sty m:val="p"/>
+          </m:rPr>
+          <m:t>L</m:t>
+        </m:r>
+        <m:r>
+          <m:rPr>
+            <m:sty m:val="p"/>
+          </m:rPr>
+          <m:t>E</m:t>
+        </m:r>
+        <m:r>
+          <m:rPr>
+            <m:sty m:val="p"/>
+          </m:rPr>
+          <m:t>R</m:t>
+        </m:r>
+        <m:r>
+          <m:rPr>
+            <m:sty m:val="p"/>
+          </m:rPr>
+          <m:t>≈</m:t>
+        </m:r>
+        <m:r>
+          <m:t>0.33</m:t>
+        </m:r>
+      </m:oMath>
+      <w:r>
+        <w:t xml:space="preserve"> </w:t>
+      </w:r>
+      <w:r>
+        <w:t xml:space="preserve">at</w:t>
+      </w:r>
+      <w:r>
+        <w:t xml:space="preserve"> </w:t>
+      </w:r>
+      <m:oMath>
+        <m:r>
+          <m:t>3</m:t>
+        </m:r>
+      </m:oMath>
+      <w:r>
+        <w:t xml:space="preserve"> dB against</w:t>
+      </w:r>
+      <w:r>
+        <w:t xml:space="preserve"> </w:t>
+      </w:r>
+      <m:oMath>
+        <m:sSup>
+          <m:e>
+            <m:r>
+              <m:t>10</m:t>
+            </m:r>
+          </m:e>
+          <m:sup>
+            <m:r>
+              <m:rPr>
+                <m:sty m:val="p"/>
+              </m:rPr>
+              <m:t>−</m:t>
+            </m:r>
+            <m:r>
+              <m:t>1</m:t>
+            </m:r>
+          </m:sup>
+        </m:sSup>
+      </m:oMath>
+      <w:r>
+        <w:t xml:space="preserve">)—margin cannot fix a</w:t>
+      </w:r>
+      <w:r>
+        <w:t xml:space="preserve"> </w:t>
+      </w:r>
+      <w:r>
+        <w:t xml:space="preserve">certificate whose weakest format is already too fast.</w:t>
+      </w:r>
+    </w:p>
+    <w:bookmarkStart w:id="15" w:name="fig:snr"/>
     <w:p>
       <w:pPr>
         <w:pStyle w:val="CaptionedFigure"/>
@@ -5165,7 +5491,7 @@
               <a:graphicData uri="http://schemas.openxmlformats.org/drawingml/2006/picture">
                 <pic:pic>
                   <pic:nvPicPr>
-                    <pic:cNvPr descr="urllc_relativity.png" id="14" name="Picture"/>
+                    <pic:cNvPr descr="snr_robustness.png" id="14" name="Picture"/>
                     <pic:cNvPicPr>
                       <a:picLocks noChangeArrowheads="1" noChangeAspect="1"/>
                     </pic:cNvPicPr>
@@ -5203,6 +5529,135 @@
         <w:pStyle w:val="ImageCaption"/>
       </w:pPr>
       <w:r>
+        <w:t xml:space="preserve">SNR-robustness of the target relativity (real NR, Sionna LDPC; sealed sweep,</w:t>
+      </w:r>
+      <w:r>
+        <w:t xml:space="preserve"> </w:t>
+      </w:r>
+      <w:r>
+        <w:t xml:space="preserve">3 seeds, whiskers min–max). The naive certificate rides the eMBB target, so the URLLC</w:t>
+      </w:r>
+      <w:r>
+        <w:t xml:space="preserve"> </w:t>
+      </w:r>
+      <w:r>
+        <w:t xml:space="preserve">consumer reads a</w:t>
+      </w:r>
+      <w:r>
+        <w:t xml:space="preserve"> </w:t>
+      </w:r>
+      <m:oMath>
+        <m:r>
+          <m:rPr>
+            <m:sty m:val="p"/>
+          </m:rPr>
+          <m:t>∼</m:t>
+        </m:r>
+      </m:oMath>
+      <m:oMath>
+        <m:sSup>
+          <m:e>
+            <m:r>
+              <m:t>10</m:t>
+            </m:r>
+          </m:e>
+          <m:sup>
+            <m:r>
+              <m:t>2</m:t>
+            </m:r>
+          </m:sup>
+        </m:sSup>
+        <m:r>
+          <m:rPr>
+            <m:sty m:val="p"/>
+          </m:rPr>
+          <m:t>×</m:t>
+        </m:r>
+      </m:oMath>
+      <w:r>
+        <w:t xml:space="preserve"> </w:t>
+      </w:r>
+      <w:r>
+        <w:t xml:space="preserve">false-clear at every in-range SNR; below</w:t>
+      </w:r>
+      <w:r>
+        <w:t xml:space="preserve"> </w:t>
+      </w:r>
+      <m:oMath>
+        <m:r>
+          <m:rPr>
+            <m:sty m:val="p"/>
+          </m:rPr>
+          <m:t>≈</m:t>
+        </m:r>
+        <m:r>
+          <m:t>6</m:t>
+        </m:r>
+      </m:oMath>
+      <w:r>
+        <w:t xml:space="preserve"> dB (shaded) even the eMBB consumer is false-cleared. The target-aware</w:t>
+      </w:r>
+      <w:r>
+        <w:t xml:space="preserve"> </w:t>
+      </w:r>
+      <w:r>
+        <w:t xml:space="preserve">certificate holds URLLC throughout.</w:t>
+      </w:r>
+    </w:p>
+    <w:bookmarkEnd w:id="15"/>
+    <w:bookmarkStart w:id="19" w:name="fig:urllc"/>
+    <w:p>
+      <w:pPr>
+        <w:pStyle w:val="CaptionedFigure"/>
+      </w:pPr>
+      <w:r>
+        <w:drawing>
+          <wp:inline>
+            <wp:extent cx="3146881" cy="2504660"/>
+            <wp:effectExtent b="0" l="0" r="0" t="0"/>
+            <wp:docPr descr="" title="" id="17" name="Picture"/>
+            <a:graphic>
+              <a:graphicData uri="http://schemas.openxmlformats.org/drawingml/2006/picture">
+                <pic:pic>
+                  <pic:nvPicPr>
+                    <pic:cNvPr descr="urllc_relativity.png" id="18" name="Picture"/>
+                    <pic:cNvPicPr>
+                      <a:picLocks noChangeArrowheads="1" noChangeAspect="1"/>
+                    </pic:cNvPicPr>
+                  </pic:nvPicPr>
+                  <pic:blipFill>
+                    <a:blip r:embed="rId16"/>
+                    <a:stretch>
+                      <a:fillRect/>
+                    </a:stretch>
+                  </pic:blipFill>
+                  <pic:spPr bwMode="auto">
+                    <a:xfrm>
+                      <a:off x="0" y="0"/>
+                      <a:ext cx="3146881" cy="2504660"/>
+                    </a:xfrm>
+                    <a:prstGeom prst="rect">
+                      <a:avLst/>
+                    </a:prstGeom>
+                    <a:noFill/>
+                    <a:ln w="9525">
+                      <a:noFill/>
+                      <a:headEnd/>
+                      <a:tailEnd/>
+                    </a:ln>
+                  </pic:spPr>
+                </pic:pic>
+              </a:graphicData>
+            </a:graphic>
+          </wp:inline>
+        </w:drawing>
+      </w:r>
+    </w:p>
+    <w:p>
+      <w:pPr>
+        <w:pStyle w:val="ImageCaption"/>
+      </w:pPr>
+      <w:r>
         <w:t xml:space="preserve">Consumer-relativity of the CSI certificate in the reliability target</w:t>
       </w:r>
       <w:r>
@@ -5350,9 +5805,9 @@
         <w:t xml:space="preserve">independent diversity branches) meets URLLC.</w:t>
       </w:r>
     </w:p>
-    <w:bookmarkEnd w:id="15"/>
-    <w:bookmarkEnd w:id="16"/>
-    <w:bookmarkStart w:id="22" w:name="sec:refresh"/>
+    <w:bookmarkEnd w:id="19"/>
+    <w:bookmarkEnd w:id="20"/>
+    <w:bookmarkStart w:id="26" w:name="sec:refresh"/>
     <w:p>
       <w:pPr>
         <w:pStyle w:val="Heading1"/>
@@ -5722,7 +6177,7 @@
           <w:rPr>
             <w:rStyle w:val="Hyperlink"/>
           </w:rPr>
-          <w:t xml:space="preserve">2</w:t>
+          <w:t xml:space="preserve">3</w:t>
         </w:r>
       </w:hyperlink>
       <w:r>
@@ -6243,7 +6698,7 @@
           <w:rPr>
             <w:rStyle w:val="Hyperlink"/>
           </w:rPr>
-          <w:t xml:space="preserve">2</w:t>
+          <w:t xml:space="preserve">3</w:t>
         </w:r>
       </w:hyperlink>
       <w:r>
@@ -6293,7 +6748,7 @@
           <w:rPr>
             <w:rStyle w:val="Hyperlink"/>
           </w:rPr>
-          <w:t xml:space="preserve">2</w:t>
+          <w:t xml:space="preserve">3</w:t>
         </w:r>
       </w:hyperlink>
       <w:r>
@@ -6427,7 +6882,7 @@
         <w:t xml:space="preserve">, not on a fixed calendar.</w:t>
       </w:r>
     </w:p>
-    <w:bookmarkStart w:id="20" w:name="fig:refresh"/>
+    <w:bookmarkStart w:id="24" w:name="fig:refresh"/>
     <w:p>
       <w:pPr>
         <w:pStyle w:val="CaptionedFigure"/>
@@ -6437,18 +6892,18 @@
           <wp:inline>
             <wp:extent cx="5334000" cy="2022089"/>
             <wp:effectExtent b="0" l="0" r="0" t="0"/>
-            <wp:docPr descr="" title="" id="18" name="Picture"/>
+            <wp:docPr descr="" title="" id="22" name="Picture"/>
             <a:graphic>
               <a:graphicData uri="http://schemas.openxmlformats.org/drawingml/2006/picture">
                 <pic:pic>
                   <pic:nvPicPr>
-                    <pic:cNvPr descr="refresh_floor.png" id="19" name="Picture"/>
+                    <pic:cNvPr descr="refresh_floor.png" id="23" name="Picture"/>
                     <pic:cNvPicPr>
                       <a:picLocks noChangeArrowheads="1" noChangeAspect="1"/>
                     </pic:cNvPicPr>
                   </pic:nvPicPr>
                   <pic:blipFill>
-                    <a:blip r:embed="rId17"/>
+                    <a:blip r:embed="rId21"/>
                     <a:stretch>
                       <a:fillRect/>
                     </a:stretch>
@@ -6568,8 +7023,8 @@
         <w:t xml:space="preserve">); at high Doppler it saturates at one TTI.</w:t>
       </w:r>
     </w:p>
-    <w:bookmarkEnd w:id="20"/>
-    <w:bookmarkStart w:id="21" w:name="tab:results"/>
+    <w:bookmarkEnd w:id="24"/>
+    <w:bookmarkStart w:id="25" w:name="tab:results"/>
     <w:p>
       <w:pPr>
         <w:pStyle w:val="TableCaption"/>
@@ -7332,9 +7787,9 @@
         </w:tc>
       </w:tr>
     </w:tbl>
-    <w:bookmarkEnd w:id="21"/>
-    <w:bookmarkEnd w:id="22"/>
-    <w:bookmarkStart w:id="23" w:name="related-work"/>
+    <w:bookmarkEnd w:id="25"/>
+    <w:bookmarkEnd w:id="26"/>
+    <w:bookmarkStart w:id="27" w:name="related-work"/>
     <w:p>
       <w:pPr>
         <w:pStyle w:val="Heading1"/>
@@ -7515,8 +7970,8 @@
         <w:t xml:space="preserve">law it exposes.</w:t>
       </w:r>
     </w:p>
-    <w:bookmarkEnd w:id="23"/>
-    <w:bookmarkStart w:id="25" w:name="discussion-and-conclusion"/>
+    <w:bookmarkEnd w:id="27"/>
+    <w:bookmarkStart w:id="29" w:name="discussion-and-conclusion"/>
     <w:p>
       <w:pPr>
         <w:pStyle w:val="Heading1"/>
@@ -7615,27 +8070,13 @@
         </m:r>
       </m:oMath>
       <w:r>
-        <w:t xml:space="preserve"> ns), one mean SNR (</w:t>
-      </w:r>
-      <m:oMath>
-        <m:r>
-          <m:t>12</m:t>
-        </m:r>
-      </m:oMath>
-      <w:r>
-        <w:t xml:space="preserve"> dB),</w:t>
-      </w:r>
-      <w:r>
-        <w:t xml:space="preserve"> </w:t>
-      </w:r>
-      <w:r>
-        <w:t xml:space="preserve">an MCS set to 64-QAM, and—for the target axis—one mobility; the refresh law is fit</w:t>
-      </w:r>
-      <w:r>
-        <w:t xml:space="preserve"> </w:t>
-      </w:r>
-      <w:r>
-        <w:t xml:space="preserve">across</w:t>
+        <w:t xml:space="preserve"> ns), an MCS set to 64-QAM,</w:t>
+      </w:r>
+      <w:r>
+        <w:t xml:space="preserve"> </w:t>
+      </w:r>
+      <w:r>
+        <w:t xml:space="preserve">and—for the target axis—one mobility; the refresh law is fit across</w:t>
       </w:r>
       <w:r>
         <w:t xml:space="preserve"> </w:t>
@@ -7672,29 +8113,49 @@
         </m:r>
       </m:oMath>
       <w:r>
-        <w:t xml:space="preserve"> Hz. We expect both relativities to persist and</w:t>
-      </w:r>
-      <w:r>
-        <w:t xml:space="preserve"> </w:t>
-      </w:r>
-      <w:r>
-        <w:rPr>
-          <w:i/>
-          <w:iCs/>
-        </w:rPr>
-        <w:t xml:space="preserve">sharpen</w:t>
-      </w:r>
-      <w:r>
-        <w:t xml:space="preserve"> </w:t>
-      </w:r>
-      <w:r>
-        <w:t xml:space="preserve">elsewhere: at cell edge the naive certificate false-clears even for eMBB, so the target</w:t>
-      </w:r>
-      <w:r>
-        <w:t xml:space="preserve"> </w:t>
-      </w:r>
-      <w:r>
-        <w:t xml:space="preserve">gap only widens; 256-QAM adds steeper cliffs that deepen the aging penalty; and richer</w:t>
+        <w:t xml:space="preserve"> Hz and the target relativity is measured across mean SNR</w:t>
+      </w:r>
+      <w:r>
+        <w:t xml:space="preserve"> </w:t>
+      </w:r>
+      <m:oMath>
+        <m:r>
+          <m:t>3</m:t>
+        </m:r>
+      </m:oMath>
+      <w:r>
+        <w:t xml:space="preserve">–</w:t>
+      </w:r>
+      <m:oMath>
+        <m:r>
+          <m:t>21</m:t>
+        </m:r>
+      </m:oMath>
+      <w:r>
+        <w:t xml:space="preserve"> dB (Fig. </w:t>
+      </w:r>
+      <w:hyperlink w:anchor="fig:snr">
+        <w:r>
+          <w:rPr>
+            <w:rStyle w:val="Hyperlink"/>
+          </w:rPr>
+          <w:t xml:space="preserve">1</w:t>
+        </w:r>
+      </w:hyperlink>
+      <w:r>
+        <w:t xml:space="preserve">), including the cell-edge regime where the naive</w:t>
+      </w:r>
+      <w:r>
+        <w:t xml:space="preserve"> </w:t>
+      </w:r>
+      <w:r>
+        <w:t xml:space="preserve">certificate false-clears even its own eMBB consumer. The remaining omitted factors point</w:t>
+      </w:r>
+      <w:r>
+        <w:t xml:space="preserve"> </w:t>
+      </w:r>
+      <w:r>
+        <w:t xml:space="preserve">the same way: 256-QAM adds steeper cliffs that deepen the aging penalty, and richer</w:t>
       </w:r>
       <w:r>
         <w:t xml:space="preserve"> </w:t>
@@ -7733,34 +8194,153 @@
         </m:sSub>
       </m:oMath>
       <w:r>
-        <w:t xml:space="preserve">. Each omitted factor</w:t>
-      </w:r>
-      <w:r>
-        <w:t xml:space="preserve"> </w:t>
-      </w:r>
-      <w:r>
-        <w:t xml:space="preserve">increases, not removes, the measured cost. The methodology is not radio-specific—the</w:t>
-      </w:r>
-      <w:r>
-        <w:t xml:space="preserve"> </w:t>
-      </w:r>
-      <w:r>
-        <w:t xml:space="preserve">same consumer-relative false-clear appears in optical quality-of-transmission and</w:t>
-      </w:r>
-      <w:r>
-        <w:t xml:space="preserve"> </w:t>
-      </w:r>
-      <w:r>
-        <w:t xml:space="preserve">database replication </w:t>
-      </w:r>
-      <w:r>
-        <w:t xml:space="preserve">—but the results here stand on the 5G NR CSI</w:t>
-      </w:r>
-      <w:r>
-        <w:t xml:space="preserve"> </w:t>
-      </w:r>
-      <w:r>
-        <w:t xml:space="preserve">certificate alone.</w:t>
+        <w:t xml:space="preserve">—each increases,</w:t>
+      </w:r>
+      <w:r>
+        <w:t xml:space="preserve"> </w:t>
+      </w:r>
+      <w:r>
+        <w:t xml:space="preserve">not removes, the measured cost. On realization: the measured refresh floor is directly</w:t>
+      </w:r>
+      <w:r>
+        <w:t xml:space="preserve"> </w:t>
+      </w:r>
+      <w:r>
+        <w:t xml:space="preserve">implementable by the event-triggered (relative-threshold) CSI reporting already in</w:t>
+      </w:r>
+      <w:r>
+        <w:t xml:space="preserve"> </w:t>
+      </w:r>
+      <w:r>
+        <w:t xml:space="preserve">NR </w:t>
+      </w:r>
+      <w:r>
+        <w:t xml:space="preserve">, an instance of send-on-delta (Lebesgue) sampling </w:t>
+      </w:r>
+      <w:r>
+        <w:t xml:space="preserve">; in our</w:t>
+      </w:r>
+      <w:r>
+        <w:t xml:space="preserve"> </w:t>
+      </w:r>
+      <w:r>
+        <w:t xml:space="preserve">exploratory runs such a trigger reproduced the floor constant</w:t>
+      </w:r>
+      <w:r>
+        <w:t xml:space="preserve"> </w:t>
+      </w:r>
+      <w:r>
+        <w:t xml:space="preserve">(</w:t>
+      </w:r>
+      <m:oMath>
+        <m:sSub>
+          <m:e>
+            <m:r>
+              <m:t>P</m:t>
+            </m:r>
+          </m:e>
+          <m:sub>
+            <m:r>
+              <m:rPr>
+                <m:sty m:val="p"/>
+              </m:rPr>
+              <m:t>e</m:t>
+            </m:r>
+            <m:r>
+              <m:rPr>
+                <m:sty m:val="p"/>
+              </m:rPr>
+              <m:t>f</m:t>
+            </m:r>
+            <m:r>
+              <m:rPr>
+                <m:sty m:val="p"/>
+              </m:rPr>
+              <m:t>f</m:t>
+            </m:r>
+          </m:sub>
+        </m:sSub>
+        <m:r>
+          <m:t>​</m:t>
+        </m:r>
+        <m:r>
+          <m:rPr>
+            <m:sty m:val="p"/>
+          </m:rPr>
+          <m:t>≈</m:t>
+        </m:r>
+        <m:r>
+          <m:t>​</m:t>
+        </m:r>
+        <m:r>
+          <m:t>0.2</m:t>
+        </m:r>
+        <m:r>
+          <m:t> </m:t>
+        </m:r>
+        <m:sSub>
+          <m:e>
+            <m:r>
+              <m:t>T</m:t>
+            </m:r>
+          </m:e>
+          <m:sub>
+            <m:r>
+              <m:rPr>
+                <m:sty m:val="p"/>
+              </m:rPr>
+              <m:t>c</m:t>
+            </m:r>
+            <m:r>
+              <m:rPr>
+                <m:sty m:val="p"/>
+              </m:rPr>
+              <m:t>o</m:t>
+            </m:r>
+            <m:r>
+              <m:rPr>
+                <m:sty m:val="p"/>
+              </m:rPr>
+              <m:t>h</m:t>
+            </m:r>
+          </m:sub>
+        </m:sSub>
+      </m:oMath>
+      <w:r>
+        <w:t xml:space="preserve">), but a sealed confirmation attempt</w:t>
+      </w:r>
+      <w:r>
+        <w:t xml:space="preserve"> </w:t>
+      </w:r>
+      <w:r>
+        <w:t xml:space="preserve">returned VOID on a control-sanity check at very low Doppler, so we make no sealed claim</w:t>
+      </w:r>
+      <w:r>
+        <w:t xml:space="preserve"> </w:t>
+      </w:r>
+      <w:r>
+        <w:t xml:space="preserve">and credit the mechanism entirely to prior art. The methodology is not</w:t>
+      </w:r>
+      <w:r>
+        <w:t xml:space="preserve"> </w:t>
+      </w:r>
+      <w:r>
+        <w:t xml:space="preserve">radio-specific—the same consumer-relative false-clear appears in optical</w:t>
+      </w:r>
+      <w:r>
+        <w:t xml:space="preserve"> </w:t>
+      </w:r>
+      <w:r>
+        <w:t xml:space="preserve">quality-of-transmission and database replication </w:t>
+      </w:r>
+      <w:r>
+        <w:t xml:space="preserve">—but the results</w:t>
+      </w:r>
+      <w:r>
+        <w:t xml:space="preserve"> </w:t>
+      </w:r>
+      <w:r>
+        <w:t xml:space="preserve">here stand on the 5G NR CSI certificate alone.</w:t>
       </w:r>
     </w:p>
     <w:p>
@@ -7915,6 +8495,37 @@
         <w:t xml:space="preserve"> </w:t>
       </w:r>
       <w:r>
+        <w:t xml:space="preserve">M. Miskowicz,</w:t>
+      </w:r>
+      <w:r>
+        <w:t xml:space="preserve"> </w:t>
+      </w:r>
+      <w:r>
+        <w:t xml:space="preserve">“Send-on-delta concept: An event-based data reporting</w:t>
+      </w:r>
+      <w:r>
+        <w:t xml:space="preserve"> </w:t>
+      </w:r>
+      <w:r>
+        <w:t xml:space="preserve">strategy,”</w:t>
+      </w:r>
+      <w:r>
+        <w:t xml:space="preserve"> </w:t>
+      </w:r>
+      <w:r>
+        <w:rPr>
+          <w:i/>
+          <w:iCs/>
+        </w:rPr>
+        <w:t xml:space="preserve">Sensors</w:t>
+      </w:r>
+      <w:r>
+        <w:t xml:space="preserve">, vol. 6, no. 1, pp. 49–63, 2006.</w:t>
+      </w:r>
+      <w:r>
+        <w:t xml:space="preserve"> </w:t>
+      </w:r>
+      <w:r>
         <w:t xml:space="preserve">C.-K. Wen, W.-T. Shih, and S. Jin,</w:t>
       </w:r>
       <w:r>
@@ -7969,7 +8580,7 @@
       <w:r>
         <w:t xml:space="preserve"> </w:t>
       </w:r>
-      <w:hyperlink r:id="rId24">
+      <w:hyperlink r:id="rId28">
         <w:r>
           <w:rPr>
             <w:rStyle w:val="Hyperlink"/>
@@ -7981,7 +8592,7 @@
         <w:t xml:space="preserve">, 2026.</w:t>
       </w:r>
     </w:p>
-    <w:bookmarkEnd w:id="25"/>
+    <w:bookmarkEnd w:id="29"/>
     <w:sectPr>
       <w:footnotePr>
         <w:numRestart w:val="eachSect"/>

--- a/paper/wcnc-csi/wcnc-csi.docx
+++ b/paper/wcnc-csi/wcnc-csi.docx
@@ -34,120 +34,36 @@
         <w:pStyle w:val="Abstract"/>
       </w:pPr>
       <w:r>
-        <w:t xml:space="preserve">A channel-state-information (CSI) report is a certificate: an implicit claim that the</w:t>
-      </w:r>
-      <w:r>
-        <w:t xml:space="preserve"> </w:t>
-      </w:r>
-      <w:r>
-        <w:t xml:space="preserve">channel is good enough to transmit at a selected rate. That certificate is not read by</w:t>
-      </w:r>
-      <w:r>
-        <w:t xml:space="preserve"> </w:t>
-      </w:r>
-      <w:r>
-        <w:t xml:space="preserve">the channel; it is read by a</w:t>
-      </w:r>
-      <w:r>
-        <w:t xml:space="preserve"> </w:t>
-      </w:r>
-      <w:r>
-        <w:rPr>
-          <w:i/>
-          <w:iCs/>
-        </w:rPr>
-        <w:t xml:space="preserve">consumer</w:t>
-      </w:r>
-      <w:r>
-        <w:t xml:space="preserve">—a scheduler with a reliability target and</w:t>
-      </w:r>
-      <w:r>
-        <w:t xml:space="preserve"> </w:t>
-      </w:r>
-      <w:r>
-        <w:t xml:space="preserve">a decoder at a moment in time. We make the rate at which a CSI certificate</w:t>
-      </w:r>
-      <w:r>
-        <w:t xml:space="preserve"> </w:t>
-      </w:r>
-      <w:r>
-        <w:rPr>
-          <w:i/>
-          <w:iCs/>
-        </w:rPr>
-        <w:t xml:space="preserve">false-clears</w:t>
-      </w:r>
-      <w:r>
-        <w:t xml:space="preserve"> </w:t>
-      </w:r>
-      <w:r>
-        <w:t xml:space="preserve">(selects a rate the link cannot support) a first-class, measured KPI</w:t>
-      </w:r>
-      <w:r>
-        <w:t xml:space="preserve"> </w:t>
-      </w:r>
-      <w:r>
-        <w:t xml:space="preserve">on a real 5G NR link-level chain (Sionna LDPC decoding), and show it is</w:t>
-      </w:r>
-      <w:r>
-        <w:t xml:space="preserve"> </w:t>
-      </w:r>
-      <w:r>
-        <w:rPr>
-          <w:i/>
-          <w:iCs/>
-        </w:rPr>
-        <w:t xml:space="preserve">consumer-relative</w:t>
-      </w:r>
-      <w:r>
-        <w:t xml:space="preserve"> </w:t>
-      </w:r>
-      <w:r>
-        <w:t xml:space="preserve">along two axes. First, the reliability target: the identical</w:t>
-      </w:r>
-      <w:r>
-        <w:t xml:space="preserve"> </w:t>
-      </w:r>
-      <w:r>
-        <w:t xml:space="preserve">CSI-derived modulation-and-coding selection that meets an eMBB target</w:t>
-      </w:r>
-      <w:r>
-        <w:t xml:space="preserve"> </w:t>
-      </w:r>
-      <w:r>
-        <w:t xml:space="preserve">(</w:t>
-      </w:r>
-      <m:oMath>
-        <m:r>
-          <m:rPr>
-            <m:sty m:val="p"/>
-          </m:rPr>
-          <m:t>B</m:t>
-        </m:r>
-        <m:r>
-          <m:rPr>
-            <m:sty m:val="p"/>
-          </m:rPr>
-          <m:t>L</m:t>
-        </m:r>
-        <m:r>
-          <m:rPr>
-            <m:sty m:val="p"/>
-          </m:rPr>
-          <m:t>E</m:t>
-        </m:r>
-        <m:r>
-          <m:rPr>
-            <m:sty m:val="p"/>
-          </m:rPr>
-          <m:t>R</m:t>
-        </m:r>
-        <m:r>
-          <m:rPr>
-            <m:sty m:val="p"/>
-          </m:rPr>
-          <m:t>=</m:t>
-        </m:r>
+        <w:t xml:space="preserve">A CSI report carries a promise: the channel will support the rate selected from it.</w:t>
+      </w:r>
+      <w:r>
+        <w:t xml:space="preserve"> </w:t>
+      </w:r>
+      <w:r>
+        <w:t xml:space="preserve">Whether the promise holds depends on who relies on it. We measure how often it fails,</w:t>
+      </w:r>
+      <w:r>
+        <w:t xml:space="preserve"> </w:t>
+      </w:r>
+      <w:r>
+        <w:t xml:space="preserve">on a 5G NR link with real LDPC decoding, and show that the failure rate depends on the</w:t>
+      </w:r>
+      <w:r>
+        <w:t xml:space="preserve"> </w:t>
+      </w:r>
+      <w:r>
+        <w:t xml:space="preserve">reader in two ways. First, the reliability target. An MCS choice that meets an eMBB</w:t>
+      </w:r>
+      <w:r>
+        <w:t xml:space="preserve"> </w:t>
+      </w:r>
+      <w:r>
+        <w:t xml:space="preserve">error target of</w:t>
+      </w:r>
+      <w:r>
+        <w:t xml:space="preserve"> </w:t>
+      </w:r>
+      <m:oMath>
         <m:sSup>
           <m:e>
             <m:r>
@@ -168,7 +84,13 @@
         </m:sSup>
       </m:oMath>
       <w:r>
-        <w:t xml:space="preserve">) misses a URLLC target (</w:t>
+        <w:t xml:space="preserve"> </w:t>
+      </w:r>
+      <w:r>
+        <w:t xml:space="preserve">misses a URLLC target of</w:t>
+      </w:r>
+      <w:r>
+        <w:t xml:space="preserve"> </w:t>
       </w:r>
       <m:oMath>
         <m:sSup>
@@ -191,86 +113,48 @@
         </m:sSup>
       </m:oMath>
       <w:r>
-        <w:t xml:space="preserve">) by more than two orders of</w:t>
-      </w:r>
-      <w:r>
-        <w:t xml:space="preserve"> </w:t>
-      </w:r>
-      <w:r>
-        <w:t xml:space="preserve">magnitude (</w:t>
-      </w:r>
-      <m:oMath>
-        <m:r>
-          <m:t>112</m:t>
-        </m:r>
-        <m:r>
-          <m:rPr>
-            <m:sty m:val="p"/>
-          </m:rPr>
-          <m:t>×</m:t>
-        </m:r>
-      </m:oMath>
-      <w:r>
-        <w:t xml:space="preserve">), while a target-aware policy meets it. Second, the refresh</w:t>
-      </w:r>
-      <w:r>
-        <w:t xml:space="preserve"> </w:t>
-      </w:r>
-      <w:r>
-        <w:t xml:space="preserve">horizon: as the report ages, the false-clear rate grows, and the largest safe report</w:t>
-      </w:r>
-      <w:r>
-        <w:t xml:space="preserve"> </w:t>
-      </w:r>
-      <w:r>
-        <w:t xml:space="preserve">period is proportional to the Clarke coherence time (</w:t>
-      </w:r>
-      <m:oMath>
-        <m:r>
-          <m:rPr>
-            <m:sty m:val="p"/>
-          </m:rPr>
-          <m:t>≈</m:t>
-        </m:r>
+        <w:t xml:space="preserve"> </w:t>
+      </w:r>
+      <w:r>
+        <w:t xml:space="preserve">on the same channel by a</w:t>
+      </w:r>
+      <w:r>
+        <w:t xml:space="preserve"> </w:t>
+      </w:r>
+      <w:r>
+        <w:t xml:space="preserve">factor of 112, and it does so at every SNR from cell edge to cell centre. A policy that</w:t>
+      </w:r>
+      <w:r>
+        <w:t xml:space="preserve"> </w:t>
+      </w:r>
+      <w:r>
+        <w:t xml:space="preserve">knows the stricter target meets it. Second, time. As a report ages the failure rate</w:t>
+      </w:r>
+      <w:r>
+        <w:t xml:space="preserve"> </w:t>
+      </w:r>
+      <w:r>
+        <w:t xml:space="preserve">grows, and the longest safe report period is about</w:t>
+      </w:r>
+      <w:r>
+        <w:t xml:space="preserve"> </w:t>
+      </w:r>
+      <m:oMath>
         <m:r>
           <m:t>0.177</m:t>
         </m:r>
-        <m:r>
-          <m:t> </m:t>
-        </m:r>
-        <m:sSub>
-          <m:e>
-            <m:r>
-              <m:t>T</m:t>
-            </m:r>
-          </m:e>
-          <m:sub>
-            <m:r>
-              <m:rPr>
-                <m:sty m:val="p"/>
-              </m:rPr>
-              <m:t>c</m:t>
-            </m:r>
-            <m:r>
-              <m:rPr>
-                <m:sty m:val="p"/>
-              </m:rPr>
-              <m:t>o</m:t>
-            </m:r>
-            <m:r>
-              <m:rPr>
-                <m:sty m:val="p"/>
-              </m:rPr>
-              <m:t>h</m:t>
-            </m:r>
-          </m:sub>
-        </m:sSub>
-      </m:oMath>
-      <w:r>
-        <w:t xml:space="preserve">,</w:t>
-      </w:r>
-      <w:r>
-        <w:t xml:space="preserve"> </w:t>
+      </m:oMath>
+      <w:r>
+        <w:t xml:space="preserve"> </w:t>
+      </w:r>
+      <w:r>
+        <w:t xml:space="preserve">of the Clarke coherence time</w:t>
+      </w:r>
+      <w:r>
+        <w:t xml:space="preserve"> </w:t>
+      </w:r>
+      <w:r>
+        <w:t xml:space="preserve">(</w:t>
       </w:r>
       <m:oMath>
         <m:sSup>
@@ -296,19 +180,25 @@
         </m:r>
       </m:oMath>
       <w:r>
-        <w:t xml:space="preserve">). The witnessed corrections that hold each axis—outer-loop link adaptation,</w:t>
-      </w:r>
-      <w:r>
-        <w:t xml:space="preserve"> </w:t>
-      </w:r>
-      <w:r>
-        <w:t xml:space="preserve">a coherence-driven refresh—already exist; our contribution is the measured number that</w:t>
-      </w:r>
-      <w:r>
-        <w:t xml:space="preserve"> </w:t>
-      </w:r>
-      <w:r>
-        <w:t xml:space="preserve">says when each is needed. All results are drawn from sealed, pre-registered records.</w:t>
+        <w:t xml:space="preserve">), until at high mobility no period the frame permits is short enough. The</w:t>
+      </w:r>
+      <w:r>
+        <w:t xml:space="preserve"> </w:t>
+      </w:r>
+      <w:r>
+        <w:t xml:space="preserve">corrections are standard, outer-loop link adaptation and faster reporting. What we add</w:t>
+      </w:r>
+      <w:r>
+        <w:t xml:space="preserve"> </w:t>
+      </w:r>
+      <w:r>
+        <w:t xml:space="preserve">is the measured failure rate that says how much each correction is worth and when it</w:t>
+      </w:r>
+      <w:r>
+        <w:t xml:space="preserve"> </w:t>
+      </w:r>
+      <w:r>
+        <w:t xml:space="preserve">stops being optional. Every number comes from a sealed, pre-registered record.</w:t>
       </w:r>
     </w:p>
     <w:p>
@@ -333,69 +223,31 @@
         <w:pStyle w:val="FirstParagraph"/>
       </w:pPr>
       <w:r>
-        <w:t xml:space="preserve">Adaptive modulation and coding (AMC) turns a channel-state-information (CSI) report into</w:t>
-      </w:r>
-      <w:r>
-        <w:t xml:space="preserve"> </w:t>
-      </w:r>
-      <w:r>
-        <w:t xml:space="preserve">a rate decision: the transmitter selects the highest modulation-and-coding scheme (MCS)</w:t>
-      </w:r>
-      <w:r>
-        <w:t xml:space="preserve"> </w:t>
-      </w:r>
-      <w:r>
-        <w:t xml:space="preserve">whose required SINR the reported CSI clears. The report is thus a</w:t>
-      </w:r>
-      <w:r>
-        <w:t xml:space="preserve"> </w:t>
-      </w:r>
-      <w:r>
-        <w:rPr>
-          <w:i/>
-          <w:iCs/>
-        </w:rPr>
-        <w:t xml:space="preserve">certificate</w:t>
-      </w:r>
-      <w:r>
-        <w:t xml:space="preserve">—an</w:t>
-      </w:r>
-      <w:r>
-        <w:t xml:space="preserve"> </w:t>
-      </w:r>
-      <w:r>
-        <w:t xml:space="preserve">implicit assertion that the link will decode at the chosen rate. Like any certificate,</w:t>
-      </w:r>
-      <w:r>
-        <w:t xml:space="preserve"> </w:t>
-      </w:r>
-      <w:r>
-        <w:t xml:space="preserve">it can be wrong in a way that matters only to whoever reads it. We call a wrong-in-the-</w:t>
-      </w:r>
-      <w:r>
-        <w:t xml:space="preserve"> </w:t>
-      </w:r>
-      <w:r>
-        <w:t xml:space="preserve">optimistic-direction certificate a</w:t>
-      </w:r>
-      <w:r>
-        <w:t xml:space="preserve"> </w:t>
-      </w:r>
-      <w:r>
-        <w:rPr>
-          <w:i/>
-          <w:iCs/>
-        </w:rPr>
-        <w:t xml:space="preserve">false-clear</w:t>
-      </w:r>
-      <w:r>
-        <w:t xml:space="preserve">: the CSI cleared an MCS that the</w:t>
-      </w:r>
-      <w:r>
-        <w:t xml:space="preserve"> </w:t>
-      </w:r>
-      <w:r>
-        <w:t xml:space="preserve">true channel cannot support, and the transport fails (a HARQ NACK, a block error).</w:t>
+        <w:t xml:space="preserve">Adaptive modulation and coding turns a CSI report into a rate decision. The transmitter</w:t>
+      </w:r>
+      <w:r>
+        <w:t xml:space="preserve"> </w:t>
+      </w:r>
+      <w:r>
+        <w:t xml:space="preserve">selects the highest MCS whose required SINR the report clears. The report therefore</w:t>
+      </w:r>
+      <w:r>
+        <w:t xml:space="preserve"> </w:t>
+      </w:r>
+      <w:r>
+        <w:t xml:space="preserve">carries an implicit claim: the link will decode at the chosen rate. We call the</w:t>
+      </w:r>
+      <w:r>
+        <w:t xml:space="preserve"> </w:t>
+      </w:r>
+      <w:r>
+        <w:t xml:space="preserve">optimistic failure of that claim a false-clear. The CSI cleared an MCS the channel</w:t>
+      </w:r>
+      <w:r>
+        <w:t xml:space="preserve"> </w:t>
+      </w:r>
+      <w:r>
+        <w:t xml:space="preserve">cannot support, and the block is lost.</w:t>
       </w:r>
     </w:p>
     <w:p>
@@ -403,65 +255,33 @@
         <w:pStyle w:val="BodyText"/>
       </w:pPr>
       <w:r>
-        <w:t xml:space="preserve">Our thesis is that the false-clear rate is not a property of the channel or even of the</w:t>
-      </w:r>
-      <w:r>
-        <w:t xml:space="preserve"> </w:t>
-      </w:r>
-      <w:r>
-        <w:t xml:space="preserve">report alone; it is a property of the report</w:t>
-      </w:r>
-      <w:r>
-        <w:t xml:space="preserve"> </w:t>
-      </w:r>
-      <w:r>
-        <w:rPr>
-          <w:i/>
-          <w:iCs/>
-        </w:rPr>
-        <w:t xml:space="preserve">and its consumer</w:t>
-      </w:r>
-      <w:r>
-        <w:t xml:space="preserve">. Two schedulers</w:t>
-      </w:r>
-      <w:r>
-        <w:t xml:space="preserve"> </w:t>
-      </w:r>
-      <w:r>
-        <w:t xml:space="preserve">reading the same CSI can disagree on whether it false-clears, because they read it</w:t>
-      </w:r>
-      <w:r>
-        <w:t xml:space="preserve"> </w:t>
-      </w:r>
-      <w:r>
-        <w:t xml:space="preserve">against different requirements. We make the false-clear rate a measured KPI on a real</w:t>
-      </w:r>
-      <w:r>
-        <w:t xml:space="preserve"> </w:t>
-      </w:r>
-      <w:r>
-        <w:t xml:space="preserve">5G NR link-level chain and demonstrate this consumer-relativity along two operationally</w:t>
-      </w:r>
-      <w:r>
-        <w:t xml:space="preserve"> </w:t>
-      </w:r>
-      <w:r>
-        <w:t xml:space="preserve">important axes:</w:t>
+        <w:t xml:space="preserve">Whether a report false-clears is not decided by the channel alone. It is decided by the</w:t>
+      </w:r>
+      <w:r>
+        <w:t xml:space="preserve"> </w:t>
+      </w:r>
+      <w:r>
+        <w:t xml:space="preserve">report together with whoever acts on it. Two schedulers can read the same CSI and</w:t>
+      </w:r>
+      <w:r>
+        <w:t xml:space="preserve"> </w:t>
+      </w:r>
+      <w:r>
+        <w:t xml:space="preserve">disagree, because they hold traffic to different requirements. This paper measures that</w:t>
+      </w:r>
+      <w:r>
+        <w:t xml:space="preserve"> </w:t>
+      </w:r>
+      <w:r>
+        <w:t xml:space="preserve">disagreement on a real 5G NR link.</w:t>
       </w:r>
     </w:p>
     <w:p>
       <w:pPr>
-        <w:numPr>
-          <w:ilvl w:val="0"/>
-          <w:numId w:val="1001"/>
-        </w:numPr>
+        <w:pStyle w:val="BodyText"/>
       </w:pPr>
       <w:r>
-        <w:rPr>
-          <w:b/>
-          <w:bCs/>
-        </w:rPr>
-        <w:t xml:space="preserve">Reliability target</w:t>
+        <w:t xml:space="preserve">The disagreement shows up along two axes. The first is the reliability target</w:t>
       </w:r>
       <w:r>
         <w:t xml:space="preserve"> </w:t>
@@ -478,57 +298,19 @@
         </w:r>
       </w:hyperlink>
       <w:r>
-        <w:t xml:space="preserve">): one CSI-derived MCS adequate for</w:t>
-      </w:r>
-      <w:r>
-        <w:t xml:space="preserve"> </w:t>
-      </w:r>
-      <w:r>
-        <w:t xml:space="preserve">enhanced mobile broadband (eMBB) is catastrophically optimistic for ultra-reliable</w:t>
-      </w:r>
-      <w:r>
-        <w:t xml:space="preserve"> </w:t>
-      </w:r>
-      <w:r>
-        <w:t xml:space="preserve">low-latency communication (URLLC)—a false-clear by more than</w:t>
-      </w:r>
-      <w:r>
-        <w:t xml:space="preserve"> </w:t>
-      </w:r>
-      <m:oMath>
-        <m:r>
-          <m:t>100</m:t>
-        </m:r>
-        <m:r>
-          <m:rPr>
-            <m:sty m:val="p"/>
-          </m:rPr>
-          <m:t>×</m:t>
-        </m:r>
-      </m:oMath>
-      <w:r>
-        <w:t xml:space="preserve">.</w:t>
-      </w:r>
-    </w:p>
-    <w:p>
-      <w:pPr>
-        <w:numPr>
-          <w:ilvl w:val="0"/>
-          <w:numId w:val="1001"/>
-        </w:numPr>
-      </w:pPr>
-      <w:r>
-        <w:rPr>
-          <w:b/>
-          <w:bCs/>
-        </w:rPr>
-        <w:t xml:space="preserve">Refresh horizon</w:t>
-      </w:r>
-      <w:r>
-        <w:t xml:space="preserve"> </w:t>
-      </w:r>
-      <w:r>
-        <w:t xml:space="preserve">(§</w:t>
+        <w:t xml:space="preserve">). An MCS that serves eMBB adequately misses a URLLC target on the</w:t>
+      </w:r>
+      <w:r>
+        <w:t xml:space="preserve"> </w:t>
+      </w:r>
+      <w:r>
+        <w:t xml:space="preserve">same channel by more than a hundred times, and the gap persists at every SNR we tested.</w:t>
+      </w:r>
+      <w:r>
+        <w:t xml:space="preserve"> </w:t>
+      </w:r>
+      <w:r>
+        <w:t xml:space="preserve">The second is time (§</w:t>
       </w:r>
       <w:hyperlink w:anchor="sec:refresh">
         <w:r>
@@ -539,67 +321,60 @@
         </w:r>
       </w:hyperlink>
       <w:r>
-        <w:t xml:space="preserve">): as the report ages the false-clear</w:t>
-      </w:r>
-      <w:r>
-        <w:t xml:space="preserve"> </w:t>
-      </w:r>
-      <w:r>
-        <w:t xml:space="preserve">rate grows, and the safe refresh period scales with the channel coherence time by a</w:t>
-      </w:r>
-      <w:r>
-        <w:t xml:space="preserve"> </w:t>
-      </w:r>
-      <w:r>
-        <w:t xml:space="preserve">simple measured law.</w:t>
+        <w:t xml:space="preserve">). As the report ages the false-clear rate</w:t>
+      </w:r>
+      <w:r>
+        <w:t xml:space="preserve"> </w:t>
+      </w:r>
+      <w:r>
+        <w:t xml:space="preserve">grows, and the longest safe report period is a fixed fraction of the channel coherence</w:t>
+      </w:r>
+      <w:r>
+        <w:t xml:space="preserve"> </w:t>
+      </w:r>
+      <w:r>
+        <w:t xml:space="preserve">time, until mobility is high enough that no period is short enough.</w:t>
       </w:r>
     </w:p>
     <w:p>
       <w:pPr>
-        <w:pStyle w:val="FirstParagraph"/>
+        <w:pStyle w:val="BodyText"/>
       </w:pPr>
       <w:r>
-        <w:t xml:space="preserve">Neither observation requires a new estimator or scheduler. The corrections are known:</w:t>
-      </w:r>
-      <w:r>
-        <w:t xml:space="preserve"> </w:t>
-      </w:r>
-      <w:r>
-        <w:t xml:space="preserve">outer-loop link adaptation (OLLA) </w:t>
-      </w:r>
-      <w:r>
-        <w:t xml:space="preserve"> </w:t>
-      </w:r>
-      <w:r>
-        <w:t xml:space="preserve">closes the target-relativity gap, and</w:t>
-      </w:r>
-      <w:r>
-        <w:t xml:space="preserve"> </w:t>
-      </w:r>
-      <w:r>
-        <w:t xml:space="preserve">coherence-driven CSI reporting closes the refresh gap. What has been missing is the</w:t>
-      </w:r>
-      <w:r>
-        <w:t xml:space="preserve"> </w:t>
-      </w:r>
-      <w:r>
-        <w:rPr>
-          <w:i/>
-          <w:iCs/>
-        </w:rPr>
-        <w:t xml:space="preserve">measured, consumer-relative false-clear rate</w:t>
-      </w:r>
-      <w:r>
-        <w:t xml:space="preserve"> </w:t>
-      </w:r>
-      <w:r>
-        <w:t xml:space="preserve">that quantifies when each correction</w:t>
-      </w:r>
-      <w:r>
-        <w:t xml:space="preserve"> </w:t>
-      </w:r>
-      <w:r>
-        <w:t xml:space="preserve">is load-bearing and how large the exposure is when it is absent.</w:t>
+        <w:t xml:space="preserve">Neither observation needs a new estimator or scheduler. The corrections are old.</w:t>
+      </w:r>
+      <w:r>
+        <w:t xml:space="preserve"> </w:t>
+      </w:r>
+      <w:r>
+        <w:t xml:space="preserve">Outer-loop link adaptation</w:t>
+      </w:r>
+      <w:r>
+        <w:t xml:space="preserve"> </w:t>
+      </w:r>
+      <w:r>
+        <w:t xml:space="preserve"> </w:t>
+      </w:r>
+      <w:r>
+        <w:t xml:space="preserve">closes the target gap, and faster reporting</w:t>
+      </w:r>
+      <w:r>
+        <w:t xml:space="preserve"> </w:t>
+      </w:r>
+      <w:r>
+        <w:t xml:space="preserve">closes the age gap. What has been missing is the measured false-clear rate itself,</w:t>
+      </w:r>
+      <w:r>
+        <w:t xml:space="preserve"> </w:t>
+      </w:r>
+      <w:r>
+        <w:t xml:space="preserve">which says how large the exposure is when a correction is absent, and when a</w:t>
+      </w:r>
+      <w:r>
+        <w:t xml:space="preserve"> </w:t>
+      </w:r>
+      <w:r>
+        <w:t xml:space="preserve">correction has stopped being an optimization and become a requirement.</w:t>
       </w:r>
     </w:p>
     <w:bookmarkEnd w:id="9"/>
@@ -627,35 +402,22 @@
         <w:t xml:space="preserve"> </w:t>
       </w:r>
       <w:r>
-        <w:t xml:space="preserve">We use the real 5G NR LDPC decoder in Sionna </w:t>
-      </w:r>
-      <w:r>
-        <w:t xml:space="preserve"> </w:t>
-      </w:r>
-      <w:r>
-        <w:t xml:space="preserve">as the</w:t>
-      </w:r>
-      <w:r>
-        <w:t xml:space="preserve"> </w:t>
-      </w:r>
-      <w:r>
-        <w:t xml:space="preserve">error witness. For each MCS we first</w:t>
-      </w:r>
-      <w:r>
-        <w:t xml:space="preserve"> </w:t>
-      </w:r>
-      <w:r>
-        <w:rPr>
-          <w:i/>
-          <w:iCs/>
-        </w:rPr>
-        <w:t xml:space="preserve">measure</w:t>
-      </w:r>
-      <w:r>
-        <w:t xml:space="preserve"> </w:t>
-      </w:r>
-      <w:r>
-        <w:t xml:space="preserve">a block-error curve</w:t>
+        <w:t xml:space="preserve">We use the 5G NR LDPC decoder in Sionna</w:t>
+      </w:r>
+      <w:r>
+        <w:t xml:space="preserve"> </w:t>
+      </w:r>
+      <w:r>
+        <w:t xml:space="preserve"> </w:t>
+      </w:r>
+      <w:r>
+        <w:t xml:space="preserve">as ground</w:t>
+      </w:r>
+      <w:r>
+        <w:t xml:space="preserve"> </w:t>
+      </w:r>
+      <w:r>
+        <w:t xml:space="preserve">truth. For each MCS we measure a block-error curve</w:t>
       </w:r>
       <w:r>
         <w:t xml:space="preserve"> </w:t>
@@ -693,27 +455,13 @@
         <w:t xml:space="preserve"> </w:t>
       </w:r>
       <w:r>
-        <w:t xml:space="preserve">by</w:t>
-      </w:r>
-      <w:r>
-        <w:t xml:space="preserve"> </w:t>
-      </w:r>
-      <w:r>
-        <w:t xml:space="preserve">decoding</w:t>
-      </w:r>
-      <w:r>
-        <w:t xml:space="preserve"> </w:t>
-      </w:r>
-      <m:oMath>
-        <m:r>
-          <m:t>400</m:t>
-        </m:r>
-      </m:oMath>
-      <w:r>
-        <w:t xml:space="preserve"> </w:t>
-      </w:r>
-      <w:r>
-        <w:t xml:space="preserve">coded blocks per SNR point (grid</w:t>
+        <w:t xml:space="preserve">by decoding 400 coded</w:t>
+      </w:r>
+      <w:r>
+        <w:t xml:space="preserve"> </w:t>
+      </w:r>
+      <w:r>
+        <w:t xml:space="preserve">blocks per SNR point on a grid from</w:t>
       </w:r>
       <w:r>
         <w:t xml:space="preserve"> </w:t>
@@ -744,7 +492,7 @@
         </m:r>
       </m:oMath>
       <w:r>
-        <w:t xml:space="preserve"> dB,</w:t>
+        <w:t xml:space="preserve"> dB in</w:t>
       </w:r>
       <w:r>
         <w:t xml:space="preserve"> </w:t>
@@ -755,19 +503,13 @@
         </m:r>
       </m:oMath>
       <w:r>
-        <w:t xml:space="preserve"> dB spacing) over</w:t>
-      </w:r>
-      <w:r>
-        <w:t xml:space="preserve"> </w:t>
-      </w:r>
-      <w:r>
-        <w:t xml:space="preserve">AWGN. The time-domain link then drives a per-TTI SNR trace through a 3GPP TR38.901 TDL-A</w:t>
-      </w:r>
-      <w:r>
-        <w:t xml:space="preserve"> </w:t>
-      </w:r>
-      <w:r>
-        <w:t xml:space="preserve">channel (carrier</w:t>
+        <w:t xml:space="preserve"> dB steps, over AWGN. The</w:t>
+      </w:r>
+      <w:r>
+        <w:t xml:space="preserve"> </w:t>
+      </w:r>
+      <w:r>
+        <w:t xml:space="preserve">link then draws a per-TTI SNR trace from a 3GPP TR38.901 TDL-A channel at</w:t>
       </w:r>
       <w:r>
         <w:t xml:space="preserve"> </w:t>
@@ -778,7 +520,13 @@
         </m:r>
       </m:oMath>
       <w:r>
-        <w:t xml:space="preserve"> GHz, delay spread</w:t>
+        <w:t xml:space="preserve"> GHz</w:t>
+      </w:r>
+      <w:r>
+        <w:t xml:space="preserve"> </w:t>
+      </w:r>
+      <w:r>
+        <w:t xml:space="preserve">with</w:t>
       </w:r>
       <w:r>
         <w:t xml:space="preserve"> </w:t>
@@ -789,13 +537,13 @@
         </m:r>
       </m:oMath>
       <w:r>
-        <w:t xml:space="preserve"> ns) and, at each TTI, resolves the HARQ</w:t>
-      </w:r>
-      <w:r>
-        <w:t xml:space="preserve"> </w:t>
-      </w:r>
-      <w:r>
-        <w:t xml:space="preserve">outcome of the selected MCS from</w:t>
+        <w:t xml:space="preserve"> ns delay spread, and at each TTI the HARQ outcome of the selected MCS is</w:t>
+      </w:r>
+      <w:r>
+        <w:t xml:space="preserve"> </w:t>
+      </w:r>
+      <w:r>
+        <w:t xml:space="preserve">drawn from</w:t>
       </w:r>
       <w:r>
         <w:t xml:space="preserve"> </w:t>
@@ -818,49 +566,24 @@
         <w:t xml:space="preserve"> </w:t>
       </w:r>
       <w:r>
-        <w:t xml:space="preserve">at the instantaneous SNR—a standard</w:t>
-      </w:r>
-      <w:r>
-        <w:t xml:space="preserve"> </w:t>
-      </w:r>
-      <w:r>
-        <w:t xml:space="preserve">link-to-system mapping built on</w:t>
-      </w:r>
-      <w:r>
-        <w:t xml:space="preserve"> </w:t>
-      </w:r>
-      <w:r>
-        <w:rPr>
-          <w:i/>
-          <w:iCs/>
-        </w:rPr>
-        <w:t xml:space="preserve">measured</w:t>
-      </w:r>
-      <w:r>
-        <w:t xml:space="preserve"> </w:t>
-      </w:r>
-      <w:r>
-        <w:t xml:space="preserve">LDPC curves, not a fabricated formula.</w:t>
-      </w:r>
-      <w:r>
-        <w:t xml:space="preserve"> </w:t>
-      </w:r>
-      <w:r>
-        <w:t xml:space="preserve">The MCS set is the 3GPP NR table (TS 38.214 Table 5.1.3.1-1; QPSK–64-QAM, code rates</w:t>
-      </w:r>
-      <w:r>
-        <w:t xml:space="preserve"> </w:t>
-      </w:r>
-      <m:oMath>
-        <m:r>
-          <m:t>R</m:t>
-        </m:r>
-        <m:r>
-          <m:rPr>
-            <m:sty m:val="p"/>
-          </m:rPr>
-          <m:t>≥</m:t>
-        </m:r>
+        <w:t xml:space="preserve">at the true SNR. This is a standard link-to-system mapping, built on</w:t>
+      </w:r>
+      <w:r>
+        <w:t xml:space="preserve"> </w:t>
+      </w:r>
+      <w:r>
+        <w:t xml:space="preserve">measured decoder curves rather than a formula. The MCS set is the NR table (TS 38.214</w:t>
+      </w:r>
+      <w:r>
+        <w:t xml:space="preserve"> </w:t>
+      </w:r>
+      <w:r>
+        <w:t xml:space="preserve">Table 5.1.3.1-1), QPSK through 64-QAM at code rates of</w:t>
+      </w:r>
+      <w:r>
+        <w:t xml:space="preserve"> </w:t>
+      </w:r>
+      <m:oMath>
         <m:r>
           <m:t>1</m:t>
         </m:r>
@@ -875,7 +598,16 @@
         </m:r>
       </m:oMath>
       <w:r>
-        <w:t xml:space="preserve">). Table </w:t>
+        <w:t xml:space="preserve"> </w:t>
+      </w:r>
+      <w:r>
+        <w:t xml:space="preserve">and up.</w:t>
+      </w:r>
+      <w:r>
+        <w:t xml:space="preserve"> </w:t>
+      </w:r>
+      <w:r>
+        <w:t xml:space="preserve">Table </w:t>
       </w:r>
       <w:hyperlink w:anchor="tab:params">
         <w:r>
@@ -936,7 +668,7 @@
         <w:t xml:space="preserve"> </w:t>
       </w:r>
       <w:r>
-        <w:t xml:space="preserve">(dB) be the true SNR at TTI</w:t>
+        <w:t xml:space="preserve">be the true SNR in dB at TTI</w:t>
       </w:r>
       <w:r>
         <w:t xml:space="preserve"> </w:t>
@@ -986,23 +718,7 @@
         <w:t xml:space="preserve"> </w:t>
       </w:r>
       <w:r>
-        <w:t xml:space="preserve">the CSI-reported estimate: for</w:t>
-      </w:r>
-      <w:r>
-        <w:t xml:space="preserve"> </w:t>
-      </w:r>
-      <w:r>
-        <w:rPr>
-          <w:i/>
-          <w:iCs/>
-        </w:rPr>
-        <w:t xml:space="preserve">fresh</w:t>
-      </w:r>
-      <w:r>
-        <w:t xml:space="preserve"> </w:t>
-      </w:r>
-      <w:r>
-        <w:t xml:space="preserve">CSI</w:t>
+        <w:t xml:space="preserve">the estimate the transmitter holds. Fresh CSI reads</w:t>
       </w:r>
       <w:r>
         <w:t xml:space="preserve"> </w:t>
@@ -1083,7 +799,10 @@
         </m:r>
       </m:oMath>
       <w:r>
-        <w:t xml:space="preserve">,</w:t>
+        <w:t xml:space="preserve"> </w:t>
+      </w:r>
+      <w:r>
+        <w:t xml:space="preserve">with</w:t>
       </w:r>
       <w:r>
         <w:t xml:space="preserve"> </w:t>
@@ -1143,7 +862,7 @@
         <w:t xml:space="preserve"> </w:t>
       </w:r>
       <w:r>
-        <w:t xml:space="preserve">with</w:t>
+        <w:t xml:space="preserve">and</w:t>
       </w:r>
       <w:r>
         <w:t xml:space="preserve"> </w:t>
@@ -1163,23 +882,13 @@
         </m:r>
       </m:oMath>
       <w:r>
-        <w:t xml:space="preserve"> dB; for a report</w:t>
-      </w:r>
-      <w:r>
-        <w:t xml:space="preserve"> </w:t>
-      </w:r>
-      <w:r>
-        <w:rPr>
-          <w:i/>
-          <w:iCs/>
-        </w:rPr>
-        <w:t xml:space="preserve">held</w:t>
-      </w:r>
-      <w:r>
-        <w:t xml:space="preserve"> </w:t>
-      </w:r>
-      <w:r>
-        <w:t xml:space="preserve">with period</w:t>
+        <w:t xml:space="preserve"> dB. A</w:t>
+      </w:r>
+      <w:r>
+        <w:t xml:space="preserve"> </w:t>
+      </w:r>
+      <w:r>
+        <w:t xml:space="preserve">report held with period</w:t>
       </w:r>
       <w:r>
         <w:t xml:space="preserve"> </w:t>
@@ -1190,7 +899,10 @@
         </m:r>
       </m:oMath>
       <w:r>
-        <w:t xml:space="preserve">,</w:t>
+        <w:t xml:space="preserve"> </w:t>
+      </w:r>
+      <w:r>
+        <w:t xml:space="preserve">reads</w:t>
       </w:r>
       <w:r>
         <w:t xml:space="preserve"> </w:t>
@@ -1272,7 +984,10 @@
         </m:d>
       </m:oMath>
       <w:r>
-        <w:t xml:space="preserve">, so the estimate ages. Let</w:t>
+        <w:t xml:space="preserve"> </w:t>
+      </w:r>
+      <w:r>
+        <w:t xml:space="preserve">and ages between reports. Let</w:t>
       </w:r>
       <w:r>
         <w:t xml:space="preserve"> </w:t>
@@ -1281,7 +996,7 @@
         <m:sSub>
           <m:e>
             <m:r>
-              <m:t>e</m:t>
+              <m:t>ρ</m:t>
             </m:r>
           </m:e>
           <m:sub>
@@ -1297,43 +1012,45 @@
           <m:t>(</m:t>
         </m:r>
         <m:r>
+          <m:t>β</m:t>
+        </m:r>
+        <m:r>
+          <m:rPr>
+            <m:sty m:val="p"/>
+          </m:rPr>
+          <m:t>)</m:t>
+        </m:r>
+        <m:r>
+          <m:rPr>
+            <m:sty m:val="p"/>
+          </m:rPr>
+          <m:t>=</m:t>
+        </m:r>
+        <m:r>
+          <m:rPr>
+            <m:sty m:val="p"/>
+          </m:rPr>
+          <m:t>min</m:t>
+        </m:r>
+        <m:r>
+          <m:rPr>
+            <m:sty m:val="p"/>
+          </m:rPr>
+          <m:t>{</m:t>
+        </m:r>
+        <m:r>
           <m:t>γ</m:t>
         </m:r>
         <m:r>
           <m:rPr>
             <m:sty m:val="p"/>
           </m:rPr>
-          <m:t>)</m:t>
-        </m:r>
-      </m:oMath>
-      <w:r>
-        <w:t xml:space="preserve"> </w:t>
-      </w:r>
-      <w:r>
-        <w:t xml:space="preserve">be the measured LDPC error probability of MCS</w:t>
-      </w:r>
-      <w:r>
-        <w:t xml:space="preserve"> </w:t>
-      </w:r>
-      <m:oMath>
-        <m:r>
-          <m:t>m</m:t>
-        </m:r>
-      </m:oMath>
-      <w:r>
-        <w:t xml:space="preserve"> </w:t>
-      </w:r>
-      <w:r>
-        <w:t xml:space="preserve">and</w:t>
-      </w:r>
-      <w:r>
-        <w:t xml:space="preserve"> </w:t>
-      </w:r>
-      <m:oMath>
+          <m:t>:</m:t>
+        </m:r>
         <m:sSub>
           <m:e>
             <m:r>
-              <m:t>ρ</m:t>
+              <m:t>e</m:t>
             </m:r>
           </m:e>
           <m:sub>
@@ -1349,138 +1066,72 @@
           <m:t>(</m:t>
         </m:r>
         <m:r>
+          <m:t>γ</m:t>
+        </m:r>
+        <m:r>
+          <m:rPr>
+            <m:sty m:val="p"/>
+          </m:rPr>
+          <m:t>)</m:t>
+        </m:r>
+        <m:r>
+          <m:rPr>
+            <m:sty m:val="p"/>
+          </m:rPr>
+          <m:t>≤</m:t>
+        </m:r>
+        <m:r>
           <m:t>β</m:t>
         </m:r>
         <m:r>
           <m:rPr>
             <m:sty m:val="p"/>
           </m:rPr>
-          <m:t>)</m:t>
-        </m:r>
-        <m:r>
-          <m:rPr>
-            <m:sty m:val="p"/>
-          </m:rPr>
-          <m:t>=</m:t>
-        </m:r>
-        <m:r>
-          <m:rPr>
-            <m:sty m:val="p"/>
-          </m:rPr>
-          <m:t>min</m:t>
-        </m:r>
-        <m:r>
-          <m:rPr>
-            <m:sty m:val="p"/>
-          </m:rPr>
-          <m:t>{</m:t>
-        </m:r>
-        <m:r>
-          <m:t>γ</m:t>
-        </m:r>
-        <m:r>
-          <m:rPr>
-            <m:sty m:val="p"/>
-          </m:rPr>
-          <m:t>:</m:t>
-        </m:r>
-        <m:sSub>
-          <m:e>
-            <m:r>
-              <m:t>e</m:t>
-            </m:r>
-          </m:e>
-          <m:sub>
-            <m:r>
-              <m:t>m</m:t>
-            </m:r>
-          </m:sub>
-        </m:sSub>
-        <m:r>
-          <m:rPr>
-            <m:sty m:val="p"/>
-          </m:rPr>
-          <m:t>(</m:t>
-        </m:r>
-        <m:r>
-          <m:t>γ</m:t>
-        </m:r>
-        <m:r>
-          <m:rPr>
-            <m:sty m:val="p"/>
-          </m:rPr>
-          <m:t>)</m:t>
-        </m:r>
-        <m:r>
-          <m:rPr>
-            <m:sty m:val="p"/>
-          </m:rPr>
-          <m:t>≤</m:t>
-        </m:r>
+          <m:t>}</m:t>
+        </m:r>
+      </m:oMath>
+      <w:r>
+        <w:t xml:space="preserve"> </w:t>
+      </w:r>
+      <w:r>
+        <w:t xml:space="preserve">be the</w:t>
+      </w:r>
+      <w:r>
+        <w:t xml:space="preserve"> </w:t>
+      </w:r>
+      <w:r>
+        <w:t xml:space="preserve">SNR that MCS</w:t>
+      </w:r>
+      <w:r>
+        <w:t xml:space="preserve"> </w:t>
+      </w:r>
+      <m:oMath>
+        <m:r>
+          <m:t>m</m:t>
+        </m:r>
+      </m:oMath>
+      <w:r>
+        <w:t xml:space="preserve"> </w:t>
+      </w:r>
+      <w:r>
+        <w:t xml:space="preserve">needs to meet target</w:t>
+      </w:r>
+      <w:r>
+        <w:t xml:space="preserve"> </w:t>
+      </w:r>
+      <m:oMath>
         <m:r>
           <m:t>β</m:t>
         </m:r>
-        <m:r>
-          <m:rPr>
-            <m:sty m:val="p"/>
-          </m:rPr>
-          <m:t>}</m:t>
-        </m:r>
-      </m:oMath>
-      <w:r>
-        <w:t xml:space="preserve"> </w:t>
-      </w:r>
-      <w:r>
-        <w:t xml:space="preserve">its required SNR at target</w:t>
-      </w:r>
-      <w:r>
-        <w:t xml:space="preserve"> </w:t>
-      </w:r>
-      <m:oMath>
-        <m:r>
-          <m:t>β</m:t>
-        </m:r>
-      </m:oMath>
-      <w:r>
-        <w:t xml:space="preserve">. The</w:t>
-      </w:r>
-      <w:r>
-        <w:t xml:space="preserve"> </w:t>
-      </w:r>
-      <w:r>
-        <w:t xml:space="preserve">AMC</w:t>
-      </w:r>
-      <w:r>
-        <w:t xml:space="preserve"> </w:t>
-      </w:r>
-      <w:r>
-        <w:rPr>
-          <w:i/>
-          <w:iCs/>
-        </w:rPr>
-        <w:t xml:space="preserve">certificate</w:t>
-      </w:r>
-      <w:r>
-        <w:t xml:space="preserve"> </w:t>
-      </w:r>
-      <w:r>
-        <w:t xml:space="preserve">selects, using a</w:t>
-      </w:r>
-      <w:r>
-        <w:t xml:space="preserve"> </w:t>
-      </w:r>
-      <w:r>
-        <w:rPr>
-          <w:i/>
-          <w:iCs/>
-        </w:rPr>
-        <w:t xml:space="preserve">fixed reference</w:t>
-      </w:r>
-      <w:r>
-        <w:t xml:space="preserve"> </w:t>
-      </w:r>
-      <w:r>
-        <w:t xml:space="preserve">target</w:t>
+      </m:oMath>
+      <w:r>
+        <w:t xml:space="preserve">. The certificate selects, at a fixed</w:t>
+      </w:r>
+      <w:r>
+        <w:t xml:space="preserve"> </w:t>
+      </w:r>
+      <w:r>
+        <w:t xml:space="preserve">reference target</w:t>
       </w:r>
       <w:r>
         <w:t xml:space="preserve"> </w:t>
@@ -1527,7 +1178,7 @@
         <w:t xml:space="preserve"> </w:t>
       </w:r>
       <w:r>
-        <w:t xml:space="preserve">and backoff</w:t>
+        <w:t xml:space="preserve">with backoff</w:t>
       </w:r>
       <w:r>
         <w:t xml:space="preserve"> </w:t>
@@ -1738,7 +1389,7 @@
             <m:rPr>
               <m:sty m:val="p"/>
             </m:rPr>
-            <m:t>,</m:t>
+            <m:t>.</m:t>
           </m:r>
         </m:oMath>
       </m:oMathPara>
@@ -1748,23 +1399,7 @@
         <w:pStyle w:val="FirstParagraph"/>
       </w:pPr>
       <w:r>
-        <w:t xml:space="preserve">so the</w:t>
-      </w:r>
-      <w:r>
-        <w:t xml:space="preserve"> </w:t>
-      </w:r>
-      <w:r>
-        <w:rPr>
-          <w:i/>
-          <w:iCs/>
-        </w:rPr>
-        <w:t xml:space="preserve">operating point</w:t>
-      </w:r>
-      <w:r>
-        <w:t xml:space="preserve"> </w:t>
-      </w:r>
-      <w:r>
-        <w:t xml:space="preserve">is set by</w:t>
+        <w:t xml:space="preserve">The operating point is set by</w:t>
       </w:r>
       <w:r>
         <w:t xml:space="preserve"> </w:t>
@@ -1784,32 +1419,13 @@
         </m:sSub>
       </m:oMath>
       <w:r>
-        <w:t xml:space="preserve"> </w:t>
-      </w:r>
-      <w:r>
-        <w:t xml:space="preserve">but the outcome is</w:t>
-      </w:r>
-      <w:r>
-        <w:t xml:space="preserve"> </w:t>
-      </w:r>
-      <w:r>
-        <w:rPr>
-          <w:i/>
-          <w:iCs/>
-        </w:rPr>
-        <w:t xml:space="preserve">judged</w:t>
-      </w:r>
-      <w:r>
-        <w:t xml:space="preserve"> </w:t>
-      </w:r>
-      <w:r>
-        <w:t xml:space="preserve">by the</w:t>
-      </w:r>
-      <w:r>
-        <w:t xml:space="preserve"> </w:t>
-      </w:r>
-      <w:r>
-        <w:t xml:space="preserve">consumer’s target</w:t>
+        <w:t xml:space="preserve">. The outcome is judged against the consumer’s</w:t>
+      </w:r>
+      <w:r>
+        <w:t xml:space="preserve"> </w:t>
+      </w:r>
+      <w:r>
+        <w:t xml:space="preserve">own target</w:t>
       </w:r>
       <w:r>
         <w:t xml:space="preserve"> </w:t>
@@ -1820,56 +1436,7 @@
         </m:r>
       </m:oMath>
       <w:r>
-        <w:t xml:space="preserve">. The</w:t>
-      </w:r>
-      <w:r>
-        <w:t xml:space="preserve"> </w:t>
-      </w:r>
-      <w:r>
-        <w:rPr>
-          <w:i/>
-          <w:iCs/>
-        </w:rPr>
-        <w:t xml:space="preserve">consumer</w:t>
-      </w:r>
-      <w:r>
-        <w:t xml:space="preserve"> </w:t>
-      </w:r>
-      <w:r>
-        <w:t xml:space="preserve">is</w:t>
-      </w:r>
-      <w:r>
-        <w:t xml:space="preserve"> </w:t>
-      </w:r>
-      <m:oMath>
-        <m:r>
-          <m:t>β</m:t>
-        </m:r>
-      </m:oMath>
-      <w:r>
-        <w:t xml:space="preserve">; the</w:t>
-      </w:r>
-      <w:r>
-        <w:t xml:space="preserve"> </w:t>
-      </w:r>
-      <w:r>
-        <w:rPr>
-          <w:i/>
-          <w:iCs/>
-        </w:rPr>
-        <w:t xml:space="preserve">witness</w:t>
-      </w:r>
-      <w:r>
-        <w:t xml:space="preserve"> </w:t>
-      </w:r>
-      <w:r>
-        <w:t xml:space="preserve">is the HARQ</w:t>
-      </w:r>
-      <w:r>
-        <w:t xml:space="preserve"> </w:t>
-      </w:r>
-      <w:r>
-        <w:t xml:space="preserve">outcome</w:t>
+        <w:t xml:space="preserve">, which may differ. The witness is the HARQ outcome,</w:t>
       </w:r>
       <w:r>
         <w:t xml:space="preserve"> </w:t>
@@ -1975,98 +1542,15 @@
           <m:t>i</m:t>
         </m:r>
         <m:r>
-          <m:t>​</m:t>
-        </m:r>
-        <m:d>
-          <m:dPr>
-            <m:begChr m:val="("/>
-            <m:sepChr m:val=""/>
-            <m:endChr m:val=")"/>
-            <m:grow/>
-          </m:dPr>
-          <m:e>
-            <m:sSub>
-              <m:e>
-                <m:r>
-                  <m:t>e</m:t>
-                </m:r>
-              </m:e>
-              <m:sub>
-                <m:sSup>
-                  <m:e>
-                    <m:r>
-                      <m:t>m</m:t>
-                    </m:r>
-                  </m:e>
-                  <m:sup>
-                    <m:r>
-                      <m:rPr>
-                        <m:sty m:val="p"/>
-                      </m:rPr>
-                      <m:t>⋆</m:t>
-                    </m:r>
-                  </m:sup>
-                </m:sSup>
-              </m:sub>
-            </m:sSub>
-            <m:r>
-              <m:rPr>
-                <m:sty m:val="p"/>
-              </m:rPr>
-              <m:t>(</m:t>
-            </m:r>
-            <m:r>
-              <m:t>γ</m:t>
-            </m:r>
-            <m:r>
-              <m:rPr>
-                <m:sty m:val="p"/>
-              </m:rPr>
-              <m:t>(</m:t>
-            </m:r>
-            <m:r>
-              <m:t>t</m:t>
-            </m:r>
-            <m:r>
-              <m:rPr>
-                <m:sty m:val="p"/>
-              </m:rPr>
-              <m:t>)</m:t>
-            </m:r>
-            <m:r>
-              <m:rPr>
-                <m:sty m:val="p"/>
-              </m:rPr>
-              <m:t>)</m:t>
-            </m:r>
-          </m:e>
-        </m:d>
-      </m:oMath>
-      <w:r>
-        <w:t xml:space="preserve">. A</w:t>
-      </w:r>
-      <w:r>
-        <w:t xml:space="preserve"> </w:t>
-      </w:r>
-      <w:r>
-        <w:t xml:space="preserve">false-clear is a cleared MCS the channel cannot support at</w:t>
-      </w:r>
-      <w:r>
-        <w:t xml:space="preserve"> </w:t>
-      </w:r>
-      <m:oMath>
-        <m:r>
-          <m:t>β</m:t>
-        </m:r>
-      </m:oMath>
-      <w:r>
-        <w:t xml:space="preserve">, i.e. </w:t>
-      </w:r>
-      <m:oMath>
+          <m:rPr>
+            <m:sty m:val="p"/>
+          </m:rPr>
+          <m:t>(</m:t>
+        </m:r>
         <m:sSub>
           <m:e>
             <m:r>
-              <m:t>ρ</m:t>
+              <m:t>e</m:t>
             </m:r>
           </m:e>
           <m:sub>
@@ -2094,8 +1578,93 @@
           <m:t>(</m:t>
         </m:r>
         <m:r>
+          <m:t>γ</m:t>
+        </m:r>
+        <m:r>
+          <m:rPr>
+            <m:sty m:val="p"/>
+          </m:rPr>
+          <m:t>(</m:t>
+        </m:r>
+        <m:r>
+          <m:t>t</m:t>
+        </m:r>
+        <m:r>
+          <m:rPr>
+            <m:sty m:val="p"/>
+          </m:rPr>
+          <m:t>)</m:t>
+        </m:r>
+        <m:r>
+          <m:rPr>
+            <m:sty m:val="p"/>
+          </m:rPr>
+          <m:t>)</m:t>
+        </m:r>
+        <m:r>
+          <m:rPr>
+            <m:sty m:val="p"/>
+          </m:rPr>
+          <m:t>)</m:t>
+        </m:r>
+      </m:oMath>
+      <w:r>
+        <w:t xml:space="preserve">. A false-clear is a</w:t>
+      </w:r>
+      <w:r>
+        <w:t xml:space="preserve"> </w:t>
+      </w:r>
+      <w:r>
+        <w:t xml:space="preserve">cleared MCS the channel cannot support at</w:t>
+      </w:r>
+      <w:r>
+        <w:t xml:space="preserve"> </w:t>
+      </w:r>
+      <m:oMath>
+        <m:r>
           <m:t>β</m:t>
         </m:r>
+      </m:oMath>
+      <w:r>
+        <w:t xml:space="preserve">, that is</w:t>
+      </w:r>
+      <w:r>
+        <w:t xml:space="preserve"> </w:t>
+      </w:r>
+      <m:oMath>
+        <m:sSub>
+          <m:e>
+            <m:r>
+              <m:t>ρ</m:t>
+            </m:r>
+          </m:e>
+          <m:sub>
+            <m:sSup>
+              <m:e>
+                <m:r>
+                  <m:t>m</m:t>
+                </m:r>
+              </m:e>
+              <m:sup>
+                <m:r>
+                  <m:rPr>
+                    <m:sty m:val="p"/>
+                  </m:rPr>
+                  <m:t>⋆</m:t>
+                </m:r>
+              </m:sup>
+            </m:sSup>
+          </m:sub>
+        </m:sSub>
+        <m:r>
+          <m:rPr>
+            <m:sty m:val="p"/>
+          </m:rPr>
+          <m:t>(</m:t>
+        </m:r>
+        <m:r>
+          <m:t>β</m:t>
+        </m:r>
         <m:r>
           <m:rPr>
             <m:sty m:val="p"/>
@@ -2128,7 +1697,7 @@
         </m:r>
       </m:oMath>
       <w:r>
-        <w:t xml:space="preserve">. We report two estimators of its rate. For the refresh</w:t>
+        <w:t xml:space="preserve">. We report its rate with two estimators. The refresh</w:t>
       </w:r>
       <w:r>
         <w:t xml:space="preserve"> </w:t>
@@ -2145,23 +1714,7 @@
         </w:r>
       </w:hyperlink>
       <w:r>
-        <w:t xml:space="preserve">) the</w:t>
-      </w:r>
-      <w:r>
-        <w:t xml:space="preserve"> </w:t>
-      </w:r>
-      <w:r>
-        <w:rPr>
-          <w:i/>
-          <w:iCs/>
-        </w:rPr>
-        <w:t xml:space="preserve">empirical</w:t>
-      </w:r>
-      <w:r>
-        <w:t xml:space="preserve"> </w:t>
-      </w:r>
-      <w:r>
-        <w:t xml:space="preserve">HARQ NACK rate</w:t>
+        <w:t xml:space="preserve">) counts actual NACKs,</w:t>
       </w:r>
     </w:p>
     <w:p>
@@ -2313,7 +1866,7 @@
         <w:pStyle w:val="FirstParagraph"/>
       </w:pPr>
       <w:r>
-        <w:t xml:space="preserve">which the outer loop consumes; for the reliability-target study (§</w:t>
+        <w:t xml:space="preserve">which is also what the outer loop consumes. The target study (§</w:t>
       </w:r>
       <w:hyperlink w:anchor="sec:urllc">
         <w:r>
@@ -2324,81 +1877,13 @@
         </w:r>
       </w:hyperlink>
       <w:r>
-        <w:t xml:space="preserve">),</w:t>
-      </w:r>
-      <w:r>
-        <w:t xml:space="preserve"> </w:t>
-      </w:r>
-      <w:r>
-        <w:t xml:space="preserve">whose</w:t>
-      </w:r>
-      <w:r>
-        <w:t xml:space="preserve"> </w:t>
-      </w:r>
-      <m:oMath>
-        <m:sSup>
-          <m:e>
-            <m:r>
-              <m:t>10</m:t>
-            </m:r>
-          </m:e>
-          <m:sup>
-            <m:r>
-              <m:rPr>
-                <m:sty m:val="p"/>
-              </m:rPr>
-              <m:t>−</m:t>
-            </m:r>
-            <m:r>
-              <m:t>3</m:t>
-            </m:r>
-          </m:sup>
-        </m:sSup>
-      </m:oMath>
-      <w:r>
-        <w:t xml:space="preserve"> </w:t>
-      </w:r>
-      <w:r>
-        <w:t xml:space="preserve">tail</w:t>
-      </w:r>
-      <w:r>
-        <w:t xml:space="preserve"> </w:t>
-      </w:r>
-      <m:oMath>
-        <m:r>
-          <m:t>T</m:t>
-        </m:r>
-        <m:r>
-          <m:rPr>
-            <m:sty m:val="p"/>
-          </m:rPr>
-          <m:t>=</m:t>
-        </m:r>
-        <m:r>
-          <m:t>6000</m:t>
-        </m:r>
-      </m:oMath>
-      <w:r>
-        <w:t xml:space="preserve"> </w:t>
-      </w:r>
-      <w:r>
-        <w:t xml:space="preserve">TTI cannot resolve empirically, the</w:t>
-      </w:r>
-      <w:r>
-        <w:t xml:space="preserve"> </w:t>
-      </w:r>
-      <w:r>
-        <w:rPr>
-          <w:i/>
-          <w:iCs/>
-        </w:rPr>
-        <w:t xml:space="preserve">expected</w:t>
-      </w:r>
-      <w:r>
-        <w:t xml:space="preserve"> </w:t>
-      </w:r>
-      <w:r>
-        <w:t xml:space="preserve">rate</w:t>
+        <w:t xml:space="preserve">) uses</w:t>
+      </w:r>
+      <w:r>
+        <w:t xml:space="preserve"> </w:t>
+      </w:r>
+      <w:r>
+        <w:t xml:space="preserve">the expected rate</w:t>
       </w:r>
       <w:r>
         <w:t xml:space="preserve"> </w:t>
@@ -2528,24 +2013,65 @@
         </m:r>
       </m:oMath>
       <w:r>
-        <w:t xml:space="preserve">, read against</w:t>
-      </w:r>
-      <w:r>
-        <w:t xml:space="preserve"> </w:t>
-      </w:r>
-      <m:oMath>
-        <m:r>
-          <m:t>β</m:t>
-        </m:r>
-      </m:oMath>
-      <w:r>
-        <w:t xml:space="preserve">.</w:t>
-      </w:r>
-      <w:r>
-        <w:t xml:space="preserve"> </w:t>
-      </w:r>
-      <w:r>
-        <w:t xml:space="preserve">Because</w:t>
+        <w:t xml:space="preserve">,</w:t>
+      </w:r>
+      <w:r>
+        <w:t xml:space="preserve"> </w:t>
+      </w:r>
+      <w:r>
+        <w:t xml:space="preserve">because</w:t>
+      </w:r>
+      <w:r>
+        <w:t xml:space="preserve"> </w:t>
+      </w:r>
+      <m:oMath>
+        <m:r>
+          <m:t>T</m:t>
+        </m:r>
+        <m:r>
+          <m:rPr>
+            <m:sty m:val="p"/>
+          </m:rPr>
+          <m:t>=</m:t>
+        </m:r>
+        <m:r>
+          <m:t>6000</m:t>
+        </m:r>
+      </m:oMath>
+      <w:r>
+        <w:t xml:space="preserve"> </w:t>
+      </w:r>
+      <w:r>
+        <w:t xml:space="preserve">TTI cannot resolve a</w:t>
+      </w:r>
+      <w:r>
+        <w:t xml:space="preserve"> </w:t>
+      </w:r>
+      <m:oMath>
+        <m:sSup>
+          <m:e>
+            <m:r>
+              <m:t>10</m:t>
+            </m:r>
+          </m:e>
+          <m:sup>
+            <m:r>
+              <m:rPr>
+                <m:sty m:val="p"/>
+              </m:rPr>
+              <m:t>−</m:t>
+            </m:r>
+            <m:r>
+              <m:t>3</m:t>
+            </m:r>
+          </m:sup>
+        </m:sSup>
+      </m:oMath>
+      <w:r>
+        <w:t xml:space="preserve"> </w:t>
+      </w:r>
+      <w:r>
+        <w:t xml:space="preserve">tail by counting. Since</w:t>
       </w:r>
       <w:r>
         <w:t xml:space="preserve"> </w:t>
@@ -2596,85 +2122,13 @@
         </m:r>
       </m:oMath>
       <w:r>
-        <w:t xml:space="preserve">, one trace</w:t>
-      </w:r>
-      <w:r>
-        <w:t xml:space="preserve"> </w:t>
-      </w:r>
-      <m:oMath>
-        <m:r>
-          <m:rPr>
-            <m:sty m:val="p"/>
-          </m:rPr>
-          <m:t>{</m:t>
-        </m:r>
-        <m:acc>
-          <m:accPr>
-            <m:chr m:val="̂"/>
-          </m:accPr>
-          <m:e>
-            <m:r>
-              <m:t>g</m:t>
-            </m:r>
-          </m:e>
-        </m:acc>
-        <m:r>
-          <m:rPr>
-            <m:sty m:val="p"/>
-          </m:rPr>
-          <m:t>(</m:t>
-        </m:r>
-        <m:r>
-          <m:t>t</m:t>
-        </m:r>
-        <m:r>
-          <m:rPr>
-            <m:sty m:val="p"/>
-          </m:rPr>
-          <m:t>)</m:t>
-        </m:r>
-        <m:r>
-          <m:rPr>
-            <m:sty m:val="p"/>
-          </m:rPr>
-          <m:t>,</m:t>
-        </m:r>
-        <m:r>
-          <m:t>γ</m:t>
-        </m:r>
-        <m:r>
-          <m:rPr>
-            <m:sty m:val="p"/>
-          </m:rPr>
-          <m:t>(</m:t>
-        </m:r>
-        <m:r>
-          <m:t>t</m:t>
-        </m:r>
-        <m:r>
-          <m:rPr>
-            <m:sty m:val="p"/>
-          </m:rPr>
-          <m:t>)</m:t>
-        </m:r>
-        <m:r>
-          <m:rPr>
-            <m:sty m:val="p"/>
-          </m:rPr>
-          <m:t>}</m:t>
-        </m:r>
-      </m:oMath>
-      <w:r>
-        <w:t xml:space="preserve"> </w:t>
-      </w:r>
-      <w:r>
-        <w:t xml:space="preserve">yields different results for the eMBB</w:t>
-      </w:r>
-      <w:r>
-        <w:t xml:space="preserve"> </w:t>
-      </w:r>
-      <w:r>
-        <w:t xml:space="preserve">(</w:t>
+        <w:t xml:space="preserve">, one trace gives</w:t>
+      </w:r>
+      <w:r>
+        <w:t xml:space="preserve"> </w:t>
+      </w:r>
+      <w:r>
+        <w:t xml:space="preserve">different answers to the eMBB consumer (</w:t>
       </w:r>
       <m:oMath>
         <m:r>
@@ -2706,7 +2160,13 @@
         </m:sSup>
       </m:oMath>
       <w:r>
-        <w:t xml:space="preserve">) and URLLC (</w:t>
+        <w:t xml:space="preserve">) and the URLLC consumer</w:t>
+      </w:r>
+      <w:r>
+        <w:t xml:space="preserve"> </w:t>
+      </w:r>
+      <w:r>
+        <w:t xml:space="preserve">(</w:t>
       </w:r>
       <m:oMath>
         <m:r>
@@ -2738,13 +2198,7 @@
         </m:sSup>
       </m:oMath>
       <w:r>
-        <w:t xml:space="preserve">) consumers—the consumer-relativity we</w:t>
-      </w:r>
-      <w:r>
-        <w:t xml:space="preserve"> </w:t>
-      </w:r>
-      <w:r>
-        <w:t xml:space="preserve">measure.</w:t>
+        <w:t xml:space="preserve">). That difference is what we measure.</w:t>
       </w:r>
     </w:p>
     <w:p>
@@ -2779,23 +2233,7 @@
         <w:t xml:space="preserve"> </w:t>
       </w:r>
       <w:r>
-        <w:t xml:space="preserve">(a conservative MCS)</w:t>
-      </w:r>
-      <w:r>
-        <w:t xml:space="preserve"> </w:t>
-      </w:r>
-      <w:r>
-        <w:rPr>
-          <w:i/>
-          <w:iCs/>
-        </w:rPr>
-        <w:t xml:space="preserve">and</w:t>
-      </w:r>
-      <w:r>
-        <w:t xml:space="preserve"> </w:t>
-      </w:r>
-      <w:r>
-        <w:t xml:space="preserve">combines</w:t>
+        <w:t xml:space="preserve">and combines</w:t>
       </w:r>
       <w:r>
         <w:t xml:space="preserve"> </w:t>
@@ -2818,7 +2256,13 @@
         <w:t xml:space="preserve"> </w:t>
       </w:r>
       <w:r>
-        <w:t xml:space="preserve">diversity branches: a backoff alone cannot reach</w:t>
+        <w:t xml:space="preserve">diversity</w:t>
+      </w:r>
+      <w:r>
+        <w:t xml:space="preserve"> </w:t>
+      </w:r>
+      <w:r>
+        <w:t xml:space="preserve">branches. A backoff alone cannot reach</w:t>
       </w:r>
       <w:r>
         <w:t xml:space="preserve"> </w:t>
@@ -2844,25 +2288,17 @@
         </m:sSup>
       </m:oMath>
       <w:r>
-        <w:t xml:space="preserve">, since a single</w:t>
-      </w:r>
-      <w:r>
-        <w:t xml:space="preserve"> </w:t>
-      </w:r>
-      <w:r>
-        <w:t xml:space="preserve">Rayleigh branch has a</w:t>
-      </w:r>
-      <w:r>
-        <w:t xml:space="preserve"> </w:t>
-      </w:r>
-      <m:oMath>
-        <m:r>
-          <m:rPr>
-            <m:sty m:val="p"/>
-          </m:rPr>
-          <m:t>∼</m:t>
-        </m:r>
-      </m:oMath>
+        <w:t xml:space="preserve">, because a single Rayleigh branch</w:t>
+      </w:r>
+      <w:r>
+        <w:t xml:space="preserve"> </w:t>
+      </w:r>
+      <w:r>
+        <w:t xml:space="preserve">spends about</w:t>
+      </w:r>
+      <w:r>
+        <w:t xml:space="preserve"> </w:t>
+      </w:r>
       <m:oMath>
         <m:r>
           <m:t>4</m:t>
@@ -2878,27 +2314,7 @@
         <w:t xml:space="preserve"> </w:t>
       </w:r>
       <w:r>
-        <w:t xml:space="preserve">deep-fade outage floor regardless of</w:t>
-      </w:r>
-      <w:r>
-        <w:t xml:space="preserve"> </w:t>
-      </w:r>
-      <m:oMath>
-        <m:r>
-          <m:rPr>
-            <m:sty m:val="p"/>
-          </m:rPr>
-          <m:t>Δ</m:t>
-        </m:r>
-      </m:oMath>
-      <w:r>
-        <w:t xml:space="preserve">. The</w:t>
-      </w:r>
-      <w:r>
-        <w:t xml:space="preserve"> </w:t>
-      </w:r>
-      <w:r>
-        <w:t xml:space="preserve">branches</w:t>
+        <w:t xml:space="preserve">of its time in fades too deep for any MCS. The branches</w:t>
       </w:r>
       <w:r>
         <w:t xml:space="preserve"> </w:t>
@@ -2948,37 +2364,19 @@
         <w:t xml:space="preserve"> </w:t>
       </w:r>
       <w:r>
-        <w:t xml:space="preserve">are</w:t>
-      </w:r>
-      <w:r>
-        <w:t xml:space="preserve"> </w:t>
-      </w:r>
-      <m:oMath>
-        <m:r>
-          <m:t>K</m:t>
-        </m:r>
-      </m:oMath>
-      <w:r>
-        <w:t xml:space="preserve"> </w:t>
-      </w:r>
-      <w:r>
-        <w:rPr>
-          <w:i/>
-          <w:iCs/>
-        </w:rPr>
-        <w:t xml:space="preserve">independent</w:t>
-      </w:r>
-      <w:r>
-        <w:t xml:space="preserve"> </w:t>
-      </w:r>
-      <w:r>
-        <w:t xml:space="preserve">TDL-A realizations (distinct seeds;</w:t>
-      </w:r>
-      <w:r>
-        <w:t xml:space="preserve"> </w:t>
-      </w:r>
-      <w:r>
-        <w:t xml:space="preserve">frequency/spatial replicas, not retransmissions), and a block fails only if all fail,</w:t>
+        <w:t xml:space="preserve">are independent TDL-A realizations from distinct seeds, standing in</w:t>
+      </w:r>
+      <w:r>
+        <w:t xml:space="preserve"> </w:t>
+      </w:r>
+      <w:r>
+        <w:t xml:space="preserve">for frequency or spatial replicas rather than retransmissions, and a block fails only</w:t>
+      </w:r>
+      <w:r>
+        <w:t xml:space="preserve"> </w:t>
+      </w:r>
+      <w:r>
+        <w:t xml:space="preserve">if all branches fail:</w:t>
       </w:r>
       <w:r>
         <w:t xml:space="preserve"> </w:t>
@@ -3150,68 +2548,13 @@
         <w:t xml:space="preserve"> </w:t>
       </w:r>
       <w:r>
-        <w:t xml:space="preserve">This is a</w:t>
-      </w:r>
-      <w:r>
-        <w:t xml:space="preserve"> </w:t>
-      </w:r>
-      <w:r>
-        <w:rPr>
-          <w:i/>
-          <w:iCs/>
-        </w:rPr>
-        <w:t xml:space="preserve">best case</w:t>
-      </w:r>
-      <w:r>
-        <w:t xml:space="preserve">: independent branches lower-bound the joint outage, so</w:t>
-      </w:r>
-      <w:r>
-        <w:t xml:space="preserve"> </w:t>
-      </w:r>
-      <w:r>
-        <w:t xml:space="preserve">correlated diversity raises</w:t>
-      </w:r>
-      <w:r>
-        <w:t xml:space="preserve"> </w:t>
-      </w:r>
-      <m:oMath>
-        <m:sSub>
-          <m:e>
-            <m:r>
-              <m:rPr>
-                <m:sty m:val="p"/>
-              </m:rPr>
-              <m:t>F</m:t>
-            </m:r>
-            <m:r>
-              <m:rPr>
-                <m:sty m:val="p"/>
-              </m:rPr>
-              <m:t>C</m:t>
-            </m:r>
-          </m:e>
-          <m:sub>
-            <m:r>
-              <m:rPr>
-                <m:nor/>
-                <m:sty m:val="p"/>
-              </m:rPr>
-              <m:t>aware</m:t>
-            </m:r>
-          </m:sub>
-        </m:sSub>
-      </m:oMath>
-      <w:r>
-        <w:t xml:space="preserve"> </w:t>
-      </w:r>
-      <w:r>
-        <w:t xml:space="preserve">and the true cost of URLLC</w:t>
-      </w:r>
-      <w:r>
-        <w:t xml:space="preserve"> </w:t>
-      </w:r>
-      <w:r>
-        <w:t xml:space="preserve">safety is at least what we report.</w:t>
+        <w:t xml:space="preserve">Independence makes this a best case. Correlated diversity fails together more often, so</w:t>
+      </w:r>
+      <w:r>
+        <w:t xml:space="preserve"> </w:t>
+      </w:r>
+      <w:r>
+        <w:t xml:space="preserve">the true cost of URLLC safety is at least what we report.</w:t>
       </w:r>
     </w:p>
     <w:p>
@@ -3229,7 +2572,7 @@
         <w:t xml:space="preserve"> </w:t>
       </w:r>
       <w:r>
-        <w:t xml:space="preserve">The witnessed correction (§</w:t>
+        <w:t xml:space="preserve">The correction of §</w:t>
       </w:r>
       <w:hyperlink w:anchor="sec:refresh">
         <w:r>
@@ -3240,7 +2583,10 @@
         </w:r>
       </w:hyperlink>
       <w:r>
-        <w:t xml:space="preserve">) distrusts</w:t>
+        <w:t xml:space="preserve"> </w:t>
+      </w:r>
+      <w:r>
+        <w:t xml:space="preserve">does not trust</w:t>
       </w:r>
       <w:r>
         <w:t xml:space="preserve"> </w:t>
@@ -3258,10 +2604,7 @@
         </m:acc>
       </m:oMath>
       <w:r>
-        <w:t xml:space="preserve"> </w:t>
-      </w:r>
-      <w:r>
-        <w:t xml:space="preserve">and</w:t>
+        <w:t xml:space="preserve">. It</w:t>
       </w:r>
       <w:r>
         <w:t xml:space="preserve"> </w:t>
@@ -3351,7 +2694,10 @@
         </m:r>
       </m:oMath>
       <w:r>
-        <w:t xml:space="preserve">, updating the offset asymmetrically from HARQ feedback,</w:t>
+        <w:t xml:space="preserve"> </w:t>
+      </w:r>
+      <w:r>
+        <w:t xml:space="preserve">and moves the offset on HARQ feedback,</w:t>
       </w:r>
     </w:p>
     <w:p>
@@ -3550,7 +2896,7 @@
         <w:pStyle w:val="FirstParagraph"/>
       </w:pPr>
       <w:r>
-        <w:t xml:space="preserve">with up-step</w:t>
+        <w:t xml:space="preserve">with</w:t>
       </w:r>
       <w:r>
         <w:t xml:space="preserve"> </w:t>
@@ -3665,7 +3011,7 @@
         <w:t xml:space="preserve"> </w:t>
       </w:r>
       <w:r>
-        <w:t xml:space="preserve">so the equilibrium NACK rate is</w:t>
+        <w:t xml:space="preserve">so the loop settles where the NACK rate equals</w:t>
       </w:r>
       <w:r>
         <w:t xml:space="preserve"> </w:t>
@@ -3676,17 +3022,7 @@
         </m:r>
       </m:oMath>
       <w:r>
-        <w:t xml:space="preserve">. For held CSI the</w:t>
-      </w:r>
-      <w:r>
-        <w:t xml:space="preserve"> </w:t>
-      </w:r>
-      <w:r>
-        <w:rPr>
-          <w:i/>
-          <w:iCs/>
-        </w:rPr>
-        <w:t xml:space="preserve">refresh floor</w:t>
+        <w:t xml:space="preserve">. For held CSI the refresh floor</w:t>
       </w:r>
       <w:r>
         <w:t xml:space="preserve"> </w:t>
@@ -3800,7 +3136,13 @@
         </m:r>
       </m:oMath>
       <w:r>
-        <w:t xml:space="preserve">.</w:t>
+        <w:t xml:space="preserve">, the longest report period</w:t>
+      </w:r>
+      <w:r>
+        <w:t xml:space="preserve"> </w:t>
+      </w:r>
+      <w:r>
+        <w:t xml:space="preserve">that still meets the target.</w:t>
       </w:r>
     </w:p>
     <w:p>
@@ -3818,28 +3160,31 @@
         <w:t xml:space="preserve"> </w:t>
       </w:r>
       <w:r>
-        <w:t xml:space="preserve">Each experiment is pre-registered with numerical bars and</w:t>
-      </w:r>
-      <w:r>
-        <w:t xml:space="preserve"> </w:t>
-      </w:r>
-      <w:r>
-        <w:t xml:space="preserve">manipulation checks fixed before the graded run; the sealed record is content-hashed and</w:t>
-      </w:r>
-      <w:r>
-        <w:t xml:space="preserve"> </w:t>
-      </w:r>
-      <w:r>
-        <w:t xml:space="preserve">graded on seeds disjoint from those used to design it, and negative or failing outcomes</w:t>
-      </w:r>
-      <w:r>
-        <w:t xml:space="preserve"> </w:t>
-      </w:r>
-      <w:r>
-        <w:t xml:space="preserve">are kept </w:t>
-      </w:r>
-      <w:r>
-        <w:t xml:space="preserve">. The numbers below are the graded, sealed values</w:t>
+        <w:t xml:space="preserve">Each experiment is pre-registered. Numerical bars and manipulation</w:t>
+      </w:r>
+      <w:r>
+        <w:t xml:space="preserve"> </w:t>
+      </w:r>
+      <w:r>
+        <w:t xml:space="preserve">checks are fixed before the graded run, the sealed record is content-hashed, grading</w:t>
+      </w:r>
+      <w:r>
+        <w:t xml:space="preserve"> </w:t>
+      </w:r>
+      <w:r>
+        <w:t xml:space="preserve">uses seeds disjoint from those used during design, and failed or voided outcomes stay</w:t>
+      </w:r>
+      <w:r>
+        <w:t xml:space="preserve"> </w:t>
+      </w:r>
+      <w:r>
+        <w:t xml:space="preserve">in the record</w:t>
+      </w:r>
+      <w:r>
+        <w:t xml:space="preserve"> </w:t>
+      </w:r>
+      <w:r>
+        <w:t xml:space="preserve">. The numbers below are the graded values</w:t>
       </w:r>
       <w:r>
         <w:t xml:space="preserve"> </w:t>
@@ -4596,6 +3941,45 @@
           </w:p>
         </w:tc>
       </w:tr>
+      <w:tr>
+        <w:tc>
+          <w:tcPr/>
+          <w:p>
+            <w:pPr>
+              <w:pStyle w:val="Compact"/>
+              <w:jc w:val="left"/>
+            </w:pPr>
+            <w:r>
+              <w:t xml:space="preserve">Target-axis SNR sweep</w:t>
+            </w:r>
+          </w:p>
+        </w:tc>
+        <w:tc>
+          <w:tcPr/>
+          <w:p>
+            <w:pPr>
+              <w:pStyle w:val="Compact"/>
+              <w:jc w:val="left"/>
+            </w:pPr>
+            <m:oMath>
+              <m:r>
+                <m:t>3</m:t>
+              </m:r>
+            </m:oMath>
+            <w:r>
+              <w:t xml:space="preserve">–</w:t>
+            </w:r>
+            <m:oMath>
+              <m:r>
+                <m:t>21</m:t>
+              </m:r>
+            </m:oMath>
+            <w:r>
+              <w:t xml:space="preserve"> dB</w:t>
+            </w:r>
+          </w:p>
+        </w:tc>
+      </w:tr>
     </w:tbl>
     <w:bookmarkEnd w:id="10"/>
     <w:bookmarkEnd w:id="11"/>
@@ -4605,7 +3989,7 @@
         <w:pStyle w:val="Heading1"/>
       </w:pPr>
       <w:r>
-        <w:t xml:space="preserve">Consumer-Relativity in the Reliability Target</w:t>
+        <w:t xml:space="preserve">The Reliability Target</w:t>
       </w:r>
     </w:p>
     <w:p>
@@ -4613,51 +3997,18 @@
         <w:pStyle w:val="FirstParagraph"/>
       </w:pPr>
       <w:r>
-        <w:t xml:space="preserve">A base station serving mixed traffic derives one CSI estimate per user and selects an</w:t>
-      </w:r>
-      <w:r>
-        <w:t xml:space="preserve"> </w:t>
-      </w:r>
-      <w:r>
-        <w:t xml:space="preserve">MCS. Consider the same estimate consumed under two targets: eMBB</w:t>
-      </w:r>
-      <w:r>
-        <w:t xml:space="preserve"> </w:t>
-      </w:r>
-      <w:r>
-        <w:t xml:space="preserve">(</w:t>
-      </w:r>
-      <m:oMath>
-        <m:r>
-          <m:rPr>
-            <m:sty m:val="p"/>
-          </m:rPr>
-          <m:t>B</m:t>
-        </m:r>
-        <m:r>
-          <m:rPr>
-            <m:sty m:val="p"/>
-          </m:rPr>
-          <m:t>L</m:t>
-        </m:r>
-        <m:r>
-          <m:rPr>
-            <m:sty m:val="p"/>
-          </m:rPr>
-          <m:t>E</m:t>
-        </m:r>
-        <m:r>
-          <m:rPr>
-            <m:sty m:val="p"/>
-          </m:rPr>
-          <m:t>R</m:t>
-        </m:r>
-        <m:r>
-          <m:rPr>
-            <m:sty m:val="p"/>
-          </m:rPr>
-          <m:t>≤</m:t>
-        </m:r>
+        <w:t xml:space="preserve">A base station serving mixed traffic derives one CSI estimate per user and picks an MCS</w:t>
+      </w:r>
+      <w:r>
+        <w:t xml:space="preserve"> </w:t>
+      </w:r>
+      <w:r>
+        <w:t xml:space="preserve">from it. Consider the same estimate read under two targets,</w:t>
+      </w:r>
+      <w:r>
+        <w:t xml:space="preserve"> </w:t>
+      </w:r>
+      <m:oMath>
         <m:sSup>
           <m:e>
             <m:r>
@@ -4678,15 +4029,15 @@
         </m:sSup>
       </m:oMath>
       <w:r>
-        <w:t xml:space="preserve">) and URLLC (</w:t>
-      </w:r>
-      <m:oMath>
-        <m:r>
-          <m:rPr>
-            <m:sty m:val="p"/>
-          </m:rPr>
-          <m:t>≤</m:t>
-        </m:r>
+        <w:t xml:space="preserve"> </w:t>
+      </w:r>
+      <w:r>
+        <w:t xml:space="preserve">for eMBB and</w:t>
+      </w:r>
+      <w:r>
+        <w:t xml:space="preserve"> </w:t>
+      </w:r>
+      <m:oMath>
         <m:sSup>
           <m:e>
             <m:r>
@@ -4707,41 +4058,22 @@
         </m:sSup>
       </m:oMath>
       <w:r>
-        <w:t xml:space="preserve">). We drive a real NR link at high</w:t>
-      </w:r>
-      <w:r>
-        <w:t xml:space="preserve"> </w:t>
-      </w:r>
-      <w:r>
-        <w:t xml:space="preserve">mobility, apply the naive CSI-derived MCS, and measure the achieved BLER against each</w:t>
-      </w:r>
-      <w:r>
-        <w:t xml:space="preserve"> </w:t>
-      </w:r>
-      <w:r>
-        <w:t xml:space="preserve">target; we then compare a</w:t>
-      </w:r>
-      <w:r>
-        <w:t xml:space="preserve"> </w:t>
-      </w:r>
-      <w:r>
-        <w:rPr>
-          <w:i/>
-          <w:iCs/>
-        </w:rPr>
-        <w:t xml:space="preserve">target-aware</w:t>
-      </w:r>
-      <w:r>
-        <w:t xml:space="preserve"> </w:t>
-      </w:r>
-      <w:r>
-        <w:t xml:space="preserve">policy that sizes its margin to the</w:t>
-      </w:r>
-      <w:r>
-        <w:t xml:space="preserve"> </w:t>
-      </w:r>
-      <w:r>
-        <w:t xml:space="preserve">consumer’s target.</w:t>
+        <w:t xml:space="preserve"> </w:t>
+      </w:r>
+      <w:r>
+        <w:t xml:space="preserve">for URLLC. We apply the naive CSI-derived MCS on a real NR link and measure</w:t>
+      </w:r>
+      <w:r>
+        <w:t xml:space="preserve"> </w:t>
+      </w:r>
+      <w:r>
+        <w:t xml:space="preserve">the achieved BLER against each target. Then we compare a target-aware policy that sizes</w:t>
+      </w:r>
+      <w:r>
+        <w:t xml:space="preserve"> </w:t>
+      </w:r>
+      <w:r>
+        <w:t xml:space="preserve">its protection to the stricter target.</w:t>
       </w:r>
     </w:p>
     <w:p>
@@ -4763,21 +4095,12 @@
         <w:t xml:space="preserve"> </w:t>
       </w:r>
       <w:r>
-        <w:t xml:space="preserve">reports the sealed result (three graded seeds,</w:t>
-      </w:r>
-      <w:r>
-        <w:t xml:space="preserve"> </w:t>
-      </w:r>
-      <m:oMath>
-        <m:r>
-          <m:t>T</m:t>
-        </m:r>
-        <m:r>
-          <m:rPr>
-            <m:sty m:val="p"/>
-          </m:rPr>
-          <m:t>=</m:t>
-        </m:r>
+        <w:t xml:space="preserve">shows the sealed result, three graded seeds of</w:t>
+      </w:r>
+      <w:r>
+        <w:t xml:space="preserve"> </w:t>
+      </w:r>
+      <m:oMath>
         <m:r>
           <m:t>6000</m:t>
         </m:r>
@@ -4786,96 +4109,36 @@
         <w:t xml:space="preserve"> </w:t>
       </w:r>
       <w:r>
-        <w:t xml:space="preserve">TTI,</w:t>
-      </w:r>
-      <w:r>
-        <w:t xml:space="preserve"> </w:t>
-      </w:r>
-      <w:r>
-        <w:t xml:space="preserve">fresh CSI with</w:t>
-      </w:r>
-      <w:r>
-        <w:t xml:space="preserve"> </w:t>
-      </w:r>
-      <m:oMath>
-        <m:r>
-          <m:t>σ</m:t>
-        </m:r>
-        <m:r>
-          <m:rPr>
-            <m:sty m:val="p"/>
-          </m:rPr>
-          <m:t>=</m:t>
-        </m:r>
-        <m:r>
-          <m:t>1</m:t>
-        </m:r>
-      </m:oMath>
-      <w:r>
-        <w:t xml:space="preserve"> dB report noise; expected-rate estimator). The naive</w:t>
-      </w:r>
-      <w:r>
-        <w:t xml:space="preserve"> </w:t>
-      </w:r>
-      <w:r>
-        <w:t xml:space="preserve">certificate achieves</w:t>
-      </w:r>
-      <w:r>
-        <w:t xml:space="preserve"> </w:t>
-      </w:r>
-      <m:oMath>
-        <m:r>
-          <m:rPr>
-            <m:sty m:val="p"/>
-          </m:rPr>
-          <m:t>B</m:t>
-        </m:r>
-        <m:r>
-          <m:rPr>
-            <m:sty m:val="p"/>
-          </m:rPr>
-          <m:t>L</m:t>
-        </m:r>
-        <m:r>
-          <m:rPr>
-            <m:sty m:val="p"/>
-          </m:rPr>
-          <m:t>E</m:t>
-        </m:r>
-        <m:r>
-          <m:rPr>
-            <m:sty m:val="p"/>
-          </m:rPr>
-          <m:t>R</m:t>
-        </m:r>
-        <m:r>
-          <m:rPr>
-            <m:sty m:val="p"/>
-          </m:rPr>
-          <m:t>≈</m:t>
-        </m:r>
+        <w:t xml:space="preserve">TTI each</w:t>
+      </w:r>
+      <w:r>
+        <w:t xml:space="preserve"> </w:t>
+      </w:r>
+      <w:r>
+        <w:t xml:space="preserve">with fresh CSI. The naive certificate lands at a BLER near</w:t>
+      </w:r>
+      <w:r>
+        <w:t xml:space="preserve"> </w:t>
+      </w:r>
+      <m:oMath>
         <m:r>
           <m:t>0.112</m:t>
         </m:r>
       </m:oMath>
       <w:r>
-        <w:t xml:space="preserve">. Read by the eMBB consumer this is at</w:t>
-      </w:r>
-      <w:r>
-        <w:t xml:space="preserve"> </w:t>
-      </w:r>
-      <w:r>
-        <w:t xml:space="preserve">target—the certificate is sound. Read by the URLLC consumer the</w:t>
-      </w:r>
-      <w:r>
-        <w:t xml:space="preserve"> </w:t>
-      </w:r>
-      <w:r>
-        <w:rPr>
-          <w:i/>
-          <w:iCs/>
-        </w:rPr>
-        <w:t xml:space="preserve">same</w:t>
+        <w:t xml:space="preserve">. The eMBB consumer</w:t>
+      </w:r>
+      <w:r>
+        <w:t xml:space="preserve"> </w:t>
+      </w:r>
+      <w:r>
+        <w:t xml:space="preserve">reads this as sound, since it sits at the target the MCS was chosen for. The URLLC</w:t>
+      </w:r>
+      <w:r>
+        <w:t xml:space="preserve"> </w:t>
+      </w:r>
+      <w:r>
+        <w:t xml:space="preserve">consumer reads the same</w:t>
       </w:r>
       <w:r>
         <w:t xml:space="preserve"> </w:t>
@@ -4889,94 +4152,25 @@
         <w:t xml:space="preserve"> </w:t>
       </w:r>
       <w:r>
-        <w:t xml:space="preserve">is</w:t>
-      </w:r>
-      <w:r>
-        <w:t xml:space="preserve"> </w:t>
-      </w:r>
-      <w:r>
-        <w:t xml:space="preserve">a false-clear by</w:t>
-      </w:r>
-      <w:r>
-        <w:t xml:space="preserve"> </w:t>
-      </w:r>
-      <m:oMath>
-        <m:r>
-          <m:t>112</m:t>
-        </m:r>
-        <m:r>
-          <m:rPr>
-            <m:sty m:val="p"/>
-          </m:rPr>
-          <m:t>×</m:t>
-        </m:r>
-      </m:oMath>
-      <w:r>
-        <w:t xml:space="preserve"> </w:t>
-      </w:r>
-      <w:r>
-        <w:t xml:space="preserve">(against</w:t>
-      </w:r>
-      <w:r>
-        <w:t xml:space="preserve"> </w:t>
-      </w:r>
-      <m:oMath>
-        <m:sSup>
-          <m:e>
-            <m:r>
-              <m:t>10</m:t>
-            </m:r>
-          </m:e>
-          <m:sup>
-            <m:r>
-              <m:rPr>
-                <m:sty m:val="p"/>
-              </m:rPr>
-              <m:t>−</m:t>
-            </m:r>
-            <m:r>
-              <m:t>3</m:t>
-            </m:r>
-          </m:sup>
-        </m:sSup>
-      </m:oMath>
-      <w:r>
-        <w:t xml:space="preserve">): every such block is a reliability-SLA</w:t>
-      </w:r>
-      <w:r>
-        <w:t xml:space="preserve"> </w:t>
-      </w:r>
-      <w:r>
-        <w:t xml:space="preserve">violation, invisible to a scheduler that assumed one CSI report serves all traffic. The</w:t>
-      </w:r>
-      <w:r>
-        <w:t xml:space="preserve"> </w:t>
-      </w:r>
-      <w:r>
-        <w:t xml:space="preserve">target-aware policy—the same CSI, a conservative MCS backoff combined with the</w:t>
-      </w:r>
-      <w:r>
-        <w:t xml:space="preserve"> </w:t>
-      </w:r>
-      <m:oMath>
-        <m:r>
-          <m:t>K</m:t>
-        </m:r>
-        <m:r>
-          <m:rPr>
-            <m:sty m:val="p"/>
-          </m:rPr>
-          <m:t>=</m:t>
-        </m:r>
-        <m:r>
-          <m:t>3</m:t>
-        </m:r>
-      </m:oMath>
-      <w:r>
-        <w:t xml:space="preserve"> </w:t>
-      </w:r>
-      <w:r>
-        <w:t xml:space="preserve">independent diversity branches of Sec. </w:t>
+        <w:t xml:space="preserve">as a failure 112 times over budget. Each of those</w:t>
+      </w:r>
+      <w:r>
+        <w:t xml:space="preserve"> </w:t>
+      </w:r>
+      <w:r>
+        <w:t xml:space="preserve">blocks breaks a reliability agreement, and nothing in the scheduler’s view flags it,</w:t>
+      </w:r>
+      <w:r>
+        <w:t xml:space="preserve"> </w:t>
+      </w:r>
+      <w:r>
+        <w:t xml:space="preserve">because the report looked fine. The target-aware policy uses the same CSI with a</w:t>
+      </w:r>
+      <w:r>
+        <w:t xml:space="preserve"> </w:t>
+      </w:r>
+      <w:r>
+        <w:t xml:space="preserve">conservative MCS and the three independent branches of §</w:t>
       </w:r>
       <w:hyperlink w:anchor="sec:method">
         <w:r>
@@ -4987,15 +4181,21 @@
         </w:r>
       </w:hyperlink>
       <w:r>
-        <w:t xml:space="preserve"> </w:t>
-      </w:r>
-      <w:r>
-        <w:t xml:space="preserve">(a backoff alone cannot reach the</w:t>
-      </w:r>
-      <w:r>
-        <w:t xml:space="preserve"> </w:t>
-      </w:r>
-      <m:oMath>
+        <w:t xml:space="preserve">, and reaches</w:t>
+      </w:r>
+      <w:r>
+        <w:t xml:space="preserve"> </w:t>
+      </w:r>
+      <m:oMath>
+        <m:r>
+          <m:t>1.2</m:t>
+        </m:r>
+        <m:r>
+          <m:rPr>
+            <m:sty m:val="p"/>
+          </m:rPr>
+          <m:t>×</m:t>
+        </m:r>
         <m:sSup>
           <m:e>
             <m:r>
@@ -5010,53 +4210,32 @@
               <m:t>−</m:t>
             </m:r>
             <m:r>
-              <m:t>3</m:t>
+              <m:t>5</m:t>
             </m:r>
           </m:sup>
         </m:sSup>
       </m:oMath>
       <w:r>
-        <w:t xml:space="preserve"> </w:t>
-      </w:r>
-      <w:r>
-        <w:t xml:space="preserve">tail on one branch)—achieves</w:t>
-      </w:r>
-      <w:r>
-        <w:t xml:space="preserve"> </w:t>
-      </w:r>
-      <m:oMath>
-        <m:r>
-          <m:rPr>
-            <m:sty m:val="p"/>
-          </m:rPr>
-          <m:t>B</m:t>
-        </m:r>
-        <m:r>
-          <m:rPr>
-            <m:sty m:val="p"/>
-          </m:rPr>
-          <m:t>L</m:t>
-        </m:r>
-        <m:r>
-          <m:rPr>
-            <m:sty m:val="p"/>
-          </m:rPr>
-          <m:t>E</m:t>
-        </m:r>
-        <m:r>
-          <m:rPr>
-            <m:sty m:val="p"/>
-          </m:rPr>
-          <m:t>R</m:t>
-        </m:r>
-        <m:r>
-          <m:rPr>
-            <m:sty m:val="p"/>
-          </m:rPr>
-          <m:t>≈</m:t>
-        </m:r>
-        <m:r>
-          <m:t>1.2</m:t>
+        <w:t xml:space="preserve">, within target. It pays in spectral efficiency and in diversity</w:t>
+      </w:r>
+      <w:r>
+        <w:t xml:space="preserve"> </w:t>
+      </w:r>
+      <w:r>
+        <w:t xml:space="preserve">resources. So neither certificate serves both consumers well. The one sound for eMBB</w:t>
+      </w:r>
+      <w:r>
+        <w:t xml:space="preserve"> </w:t>
+      </w:r>
+      <w:r>
+        <w:t xml:space="preserve">fails URLLC by</w:t>
+      </w:r>
+      <w:r>
+        <w:t xml:space="preserve"> </w:t>
+      </w:r>
+      <m:oMath>
+        <m:r>
+          <m:t>112</m:t>
         </m:r>
         <m:r>
           <m:rPr>
@@ -5064,90 +4243,15 @@
           </m:rPr>
           <m:t>×</m:t>
         </m:r>
-        <m:sSup>
-          <m:e>
-            <m:r>
-              <m:t>10</m:t>
-            </m:r>
-          </m:e>
-          <m:sup>
-            <m:r>
-              <m:rPr>
-                <m:sty m:val="p"/>
-              </m:rPr>
-              <m:t>−</m:t>
-            </m:r>
-            <m:r>
-              <m:t>5</m:t>
-            </m:r>
-          </m:sup>
-        </m:sSup>
-      </m:oMath>
-      <w:r>
-        <w:t xml:space="preserve">,</w:t>
-      </w:r>
-      <w:r>
-        <w:t xml:space="preserve"> </w:t>
-      </w:r>
-      <w:r>
-        <w:t xml:space="preserve">comfortably within target, at the cost of the backoff’s spectral efficiency and the</w:t>
-      </w:r>
-      <w:r>
-        <w:t xml:space="preserve"> </w:t>
-      </w:r>
-      <w:r>
-        <w:t xml:space="preserve">diversity’s resource overhead. No single certificate is</w:t>
-      </w:r>
-      <w:r>
-        <w:t xml:space="preserve"> </w:t>
-      </w:r>
-      <w:r>
-        <w:rPr>
-          <w:i/>
-          <w:iCs/>
-        </w:rPr>
-        <w:t xml:space="preserve">efficient</w:t>
-      </w:r>
-      <w:r>
-        <w:t xml:space="preserve"> </w:t>
-      </w:r>
-      <w:r>
-        <w:t xml:space="preserve">for both: the</w:t>
-      </w:r>
-      <w:r>
-        <w:t xml:space="preserve"> </w:t>
-      </w:r>
-      <w:r>
-        <w:t xml:space="preserve">one that is sound for eMBB false-clears for URLLC by</w:t>
-      </w:r>
-      <w:r>
-        <w:t xml:space="preserve"> </w:t>
-      </w:r>
-      <m:oMath>
-        <m:r>
-          <m:t>112</m:t>
-        </m:r>
-        <m:r>
-          <m:rPr>
-            <m:sty m:val="p"/>
-          </m:rPr>
-          <m:t>×</m:t>
-        </m:r>
-      </m:oMath>
-      <w:r>
-        <w:t xml:space="preserve">, and the one that is</w:t>
-      </w:r>
-      <w:r>
-        <w:t xml:space="preserve"> </w:t>
-      </w:r>
-      <w:r>
-        <w:t xml:space="preserve">sound for URLLC over-provisions eMBB. The false-clear rate is the number that prices the</w:t>
-      </w:r>
-      <w:r>
-        <w:t xml:space="preserve"> </w:t>
-      </w:r>
-      <w:r>
-        <w:t xml:space="preserve">difference.</w:t>
+      </m:oMath>
+      <w:r>
+        <w:t xml:space="preserve">, and the one sound for URLLC over-provisions eMBB. The</w:t>
+      </w:r>
+      <w:r>
+        <w:t xml:space="preserve"> </w:t>
+      </w:r>
+      <w:r>
+        <w:t xml:space="preserve">false-clear rate prices the difference.</w:t>
       </w:r>
     </w:p>
     <w:p>
@@ -5155,23 +4259,16 @@
         <w:pStyle w:val="BodyText"/>
       </w:pPr>
       <w:r>
-        <w:rPr>
-          <w:b/>
-          <w:bCs/>
-        </w:rPr>
-        <w:t xml:space="preserve">The relativity is not an artifact of the operating point.</w:t>
-      </w:r>
-      <w:r>
-        <w:t xml:space="preserve"> </w:t>
-      </w:r>
-      <w:r>
-        <w:t xml:space="preserve">Sweeping the mean SNR</w:t>
-      </w:r>
-      <w:r>
-        <w:t xml:space="preserve"> </w:t>
-      </w:r>
-      <w:r>
-        <w:t xml:space="preserve">from cell edge to cell centre (</w:t>
+        <w:t xml:space="preserve">The gap is not an artifact of the operating point we happened to pick. A separately</w:t>
+      </w:r>
+      <w:r>
+        <w:t xml:space="preserve"> </w:t>
+      </w:r>
+      <w:r>
+        <w:t xml:space="preserve">sealed cell sweeps the mean SNR from</w:t>
+      </w:r>
+      <w:r>
+        <w:t xml:space="preserve"> </w:t>
       </w:r>
       <m:oMath>
         <m:r>
@@ -5179,7 +4276,13 @@
         </m:r>
       </m:oMath>
       <w:r>
-        <w:t xml:space="preserve">–</w:t>
+        <w:t xml:space="preserve"> </w:t>
+      </w:r>
+      <w:r>
+        <w:t xml:space="preserve">to</w:t>
+      </w:r>
+      <w:r>
+        <w:t xml:space="preserve"> </w:t>
       </w:r>
       <m:oMath>
         <m:r>
@@ -5187,19 +4290,7 @@
         </m:r>
       </m:oMath>
       <w:r>
-        <w:t xml:space="preserve"> dB; a separately sealed cell, three graded</w:t>
-      </w:r>
-      <w:r>
-        <w:t xml:space="preserve"> </w:t>
-      </w:r>
-      <w:r>
-        <w:t xml:space="preserve">seeds) shows the target gap is a structural property of AMC, not of one SNR</w:t>
-      </w:r>
-      <w:r>
-        <w:t xml:space="preserve"> </w:t>
-      </w:r>
-      <w:r>
-        <w:t xml:space="preserve">(Fig. </w:t>
+        <w:t xml:space="preserve"> dB (Fig. </w:t>
       </w:r>
       <w:hyperlink w:anchor="fig:snr">
         <w:r>
@@ -5210,13 +4301,19 @@
         </w:r>
       </w:hyperlink>
       <w:r>
-        <w:t xml:space="preserve">): because the certificate always selects the MCS that rides the eMBB</w:t>
-      </w:r>
-      <w:r>
-        <w:t xml:space="preserve"> </w:t>
-      </w:r>
-      <w:r>
-        <w:t xml:space="preserve">target, the URLLC consumer reads a false-clear of</w:t>
+        <w:t xml:space="preserve">). The</w:t>
+      </w:r>
+      <w:r>
+        <w:t xml:space="preserve"> </w:t>
+      </w:r>
+      <w:r>
+        <w:t xml:space="preserve">certificate always selects the MCS that rides the eMBB target, so the URLLC consumer</w:t>
+      </w:r>
+      <w:r>
+        <w:t xml:space="preserve"> </w:t>
+      </w:r>
+      <w:r>
+        <w:t xml:space="preserve">reads a false-clear of</w:t>
       </w:r>
       <w:r>
         <w:t xml:space="preserve"> </w:t>
@@ -5227,7 +4324,13 @@
         </m:r>
       </m:oMath>
       <w:r>
-        <w:t xml:space="preserve">–</w:t>
+        <w:t xml:space="preserve"> </w:t>
+      </w:r>
+      <w:r>
+        <w:t xml:space="preserve">to</w:t>
+      </w:r>
+      <w:r>
+        <w:t xml:space="preserve"> </w:t>
       </w:r>
       <m:oMath>
         <m:r>
@@ -5235,57 +4338,16 @@
         </m:r>
       </m:oMath>
       <w:r>
-        <w:t xml:space="preserve"> </w:t>
-      </w:r>
-      <w:r>
-        <w:t xml:space="preserve">(</w:t>
-      </w:r>
-      <m:oMath>
-        <m:r>
-          <m:t>77</m:t>
-        </m:r>
-      </m:oMath>
-      <w:r>
-        <w:t xml:space="preserve">–</w:t>
-      </w:r>
-      <m:oMath>
-        <m:r>
-          <m:t>142</m:t>
-        </m:r>
-        <m:r>
-          <m:rPr>
-            <m:sty m:val="p"/>
-          </m:rPr>
-          <m:t>×</m:t>
-        </m:r>
-      </m:oMath>
-      <w:r>
-        <w:t xml:space="preserve"> </w:t>
-      </w:r>
-      <w:r>
-        <w:t xml:space="preserve">its</w:t>
-      </w:r>
-      <w:r>
-        <w:t xml:space="preserve"> </w:t>
-      </w:r>
-      <w:r>
-        <w:t xml:space="preserve">target) at</w:t>
-      </w:r>
-      <w:r>
-        <w:t xml:space="preserve"> </w:t>
-      </w:r>
-      <w:r>
-        <w:rPr>
-          <w:i/>
-          <w:iCs/>
-        </w:rPr>
-        <w:t xml:space="preserve">every</w:t>
-      </w:r>
-      <w:r>
-        <w:t xml:space="preserve"> </w:t>
-      </w:r>
-      <w:r>
-        <w:t xml:space="preserve">in-range SNR (</w:t>
+        <w:t xml:space="preserve">, between 77 and 142 times its budget, at every</w:t>
+      </w:r>
+      <w:r>
+        <w:t xml:space="preserve"> </w:t>
+      </w:r>
+      <w:r>
+        <w:t xml:space="preserve">SNR in the working range of</w:t>
+      </w:r>
+      <w:r>
+        <w:t xml:space="preserve"> </w:t>
       </w:r>
       <m:oMath>
         <m:r>
@@ -5293,7 +4355,13 @@
         </m:r>
       </m:oMath>
       <w:r>
-        <w:t xml:space="preserve">–</w:t>
+        <w:t xml:space="preserve"> </w:t>
+      </w:r>
+      <w:r>
+        <w:t xml:space="preserve">to</w:t>
+      </w:r>
+      <w:r>
+        <w:t xml:space="preserve"> </w:t>
       </w:r>
       <m:oMath>
         <m:r>
@@ -5301,20 +4369,60 @@
         </m:r>
       </m:oMath>
       <w:r>
-        <w:t xml:space="preserve"> dB), and still</w:t>
-      </w:r>
-      <w:r>
-        <w:t xml:space="preserve"> </w:t>
-      </w:r>
-      <m:oMath>
-        <m:r>
-          <m:t>54</m:t>
-        </m:r>
-        <m:r>
-          <m:rPr>
-            <m:sty m:val="p"/>
-          </m:rPr>
-          <m:t>×</m:t>
+        <w:t xml:space="preserve"> dB, and still 54 times at</w:t>
+      </w:r>
+      <w:r>
+        <w:t xml:space="preserve"> </w:t>
+      </w:r>
+      <m:oMath>
+        <m:r>
+          <m:t>21</m:t>
+        </m:r>
+      </m:oMath>
+      <w:r>
+        <w:t xml:space="preserve"> dB where the</w:t>
+      </w:r>
+      <w:r>
+        <w:t xml:space="preserve"> </w:t>
+      </w:r>
+      <w:r>
+        <w:t xml:space="preserve">MCS table tops out. The target-aware policy holds URLLC across the whole range. Below</w:t>
+      </w:r>
+      <w:r>
+        <w:t xml:space="preserve"> </w:t>
+      </w:r>
+      <w:r>
+        <w:t xml:space="preserve">about</w:t>
+      </w:r>
+      <w:r>
+        <w:t xml:space="preserve"> </w:t>
+      </w:r>
+      <m:oMath>
+        <m:r>
+          <m:t>6</m:t>
+        </m:r>
+      </m:oMath>
+      <w:r>
+        <w:t xml:space="preserve"> dB the picture worsens in a different way. The lowest MCS is already too</w:t>
+      </w:r>
+      <w:r>
+        <w:t xml:space="preserve"> </w:t>
+      </w:r>
+      <w:r>
+        <w:t xml:space="preserve">fast for the channel, so the certificate fails even the eMBB consumer it was tuned for,</w:t>
+      </w:r>
+      <w:r>
+        <w:t xml:space="preserve"> </w:t>
+      </w:r>
+      <w:r>
+        <w:t xml:space="preserve">reaching a BLER of</w:t>
+      </w:r>
+      <w:r>
+        <w:t xml:space="preserve"> </w:t>
+      </w:r>
+      <m:oMath>
+        <m:r>
+          <m:t>0.33</m:t>
         </m:r>
       </m:oMath>
       <w:r>
@@ -5328,152 +4436,17 @@
       </w:r>
       <m:oMath>
         <m:r>
-          <m:t>21</m:t>
-        </m:r>
-      </m:oMath>
-      <w:r>
-        <w:t xml:space="preserve"> dB</w:t>
-      </w:r>
-      <w:r>
-        <w:t xml:space="preserve"> </w:t>
-      </w:r>
-      <w:r>
-        <w:t xml:space="preserve">where the MCS set saturates. The target-aware certificate holds URLLC across the range.</w:t>
-      </w:r>
-      <w:r>
-        <w:t xml:space="preserve"> </w:t>
-      </w:r>
-      <w:r>
-        <w:t xml:space="preserve">At cell edge the relativity compounds: below</w:t>
-      </w:r>
-      <w:r>
-        <w:t xml:space="preserve"> </w:t>
-      </w:r>
-      <m:oMath>
-        <m:r>
-          <m:rPr>
-            <m:sty m:val="p"/>
-          </m:rPr>
-          <m:t>≈</m:t>
-        </m:r>
-        <m:r>
-          <m:t>6</m:t>
-        </m:r>
-      </m:oMath>
-      <w:r>
-        <w:t xml:space="preserve"> dB even the lowest MCS cannot</w:t>
-      </w:r>
-      <w:r>
-        <w:t xml:space="preserve"> </w:t>
-      </w:r>
-      <w:r>
-        <w:t xml:space="preserve">meet the eMBB target and the certificate false-clears</w:t>
-      </w:r>
-      <w:r>
-        <w:t xml:space="preserve"> </w:t>
-      </w:r>
-      <w:r>
-        <w:rPr>
-          <w:i/>
-          <w:iCs/>
-        </w:rPr>
-        <w:t xml:space="preserve">its own</w:t>
-      </w:r>
-      <w:r>
-        <w:t xml:space="preserve"> </w:t>
-      </w:r>
-      <w:r>
-        <w:t xml:space="preserve">consumer</w:t>
-      </w:r>
-      <w:r>
-        <w:t xml:space="preserve"> </w:t>
-      </w:r>
-      <w:r>
-        <w:t xml:space="preserve">(</w:t>
-      </w:r>
-      <m:oMath>
-        <m:r>
-          <m:rPr>
-            <m:sty m:val="p"/>
-          </m:rPr>
-          <m:t>B</m:t>
-        </m:r>
-        <m:r>
-          <m:rPr>
-            <m:sty m:val="p"/>
-          </m:rPr>
-          <m:t>L</m:t>
-        </m:r>
-        <m:r>
-          <m:rPr>
-            <m:sty m:val="p"/>
-          </m:rPr>
-          <m:t>E</m:t>
-        </m:r>
-        <m:r>
-          <m:rPr>
-            <m:sty m:val="p"/>
-          </m:rPr>
-          <m:t>R</m:t>
-        </m:r>
-        <m:r>
-          <m:rPr>
-            <m:sty m:val="p"/>
-          </m:rPr>
-          <m:t>≈</m:t>
-        </m:r>
-        <m:r>
-          <m:t>0.33</m:t>
-        </m:r>
-      </m:oMath>
-      <w:r>
-        <w:t xml:space="preserve"> </w:t>
-      </w:r>
-      <w:r>
-        <w:t xml:space="preserve">at</w:t>
-      </w:r>
-      <w:r>
-        <w:t xml:space="preserve"> </w:t>
-      </w:r>
-      <m:oMath>
-        <m:r>
           <m:t>3</m:t>
         </m:r>
       </m:oMath>
       <w:r>
-        <w:t xml:space="preserve"> dB against</w:t>
-      </w:r>
-      <w:r>
-        <w:t xml:space="preserve"> </w:t>
-      </w:r>
-      <m:oMath>
-        <m:sSup>
-          <m:e>
-            <m:r>
-              <m:t>10</m:t>
-            </m:r>
-          </m:e>
-          <m:sup>
-            <m:r>
-              <m:rPr>
-                <m:sty m:val="p"/>
-              </m:rPr>
-              <m:t>−</m:t>
-            </m:r>
-            <m:r>
-              <m:t>1</m:t>
-            </m:r>
-          </m:sup>
-        </m:sSup>
-      </m:oMath>
-      <w:r>
-        <w:t xml:space="preserve">)—margin cannot fix a</w:t>
-      </w:r>
-      <w:r>
-        <w:t xml:space="preserve"> </w:t>
-      </w:r>
-      <w:r>
-        <w:t xml:space="preserve">certificate whose weakest format is already too fast.</w:t>
+        <w:t xml:space="preserve"> dB. No margin repairs a certificate whose weakest</w:t>
+      </w:r>
+      <w:r>
+        <w:t xml:space="preserve"> </w:t>
+      </w:r>
+      <w:r>
+        <w:t xml:space="preserve">format is already too aggressive.</w:t>
       </w:r>
     </w:p>
     <w:bookmarkStart w:id="15" w:name="fig:snr"/>
@@ -5529,79 +4502,36 @@
         <w:pStyle w:val="ImageCaption"/>
       </w:pPr>
       <w:r>
-        <w:t xml:space="preserve">SNR-robustness of the target relativity (real NR, Sionna LDPC; sealed sweep,</w:t>
-      </w:r>
-      <w:r>
-        <w:t xml:space="preserve"> </w:t>
-      </w:r>
-      <w:r>
-        <w:t xml:space="preserve">3 seeds, whiskers min–max). The naive certificate rides the eMBB target, so the URLLC</w:t>
-      </w:r>
-      <w:r>
-        <w:t xml:space="preserve"> </w:t>
-      </w:r>
-      <w:r>
-        <w:t xml:space="preserve">consumer reads a</w:t>
-      </w:r>
-      <w:r>
-        <w:t xml:space="preserve"> </w:t>
-      </w:r>
-      <m:oMath>
-        <m:r>
-          <m:rPr>
-            <m:sty m:val="p"/>
-          </m:rPr>
-          <m:t>∼</m:t>
-        </m:r>
-      </m:oMath>
-      <m:oMath>
-        <m:sSup>
-          <m:e>
-            <m:r>
-              <m:t>10</m:t>
-            </m:r>
-          </m:e>
-          <m:sup>
-            <m:r>
-              <m:t>2</m:t>
-            </m:r>
-          </m:sup>
-        </m:sSup>
-        <m:r>
-          <m:rPr>
-            <m:sty m:val="p"/>
-          </m:rPr>
-          <m:t>×</m:t>
-        </m:r>
-      </m:oMath>
-      <w:r>
-        <w:t xml:space="preserve"> </w:t>
-      </w:r>
-      <w:r>
-        <w:t xml:space="preserve">false-clear at every in-range SNR; below</w:t>
-      </w:r>
-      <w:r>
-        <w:t xml:space="preserve"> </w:t>
-      </w:r>
-      <m:oMath>
-        <m:r>
-          <m:rPr>
-            <m:sty m:val="p"/>
-          </m:rPr>
-          <m:t>≈</m:t>
-        </m:r>
+        <w:t xml:space="preserve">The target gap across mean SNR (real NR, Sionna LDPC; sealed sweep, 3 seeds,</w:t>
+      </w:r>
+      <w:r>
+        <w:t xml:space="preserve"> </w:t>
+      </w:r>
+      <w:r>
+        <w:t xml:space="preserve">whiskers min–max). The naive certificate rides the eMBB target, so the URLLC</w:t>
+      </w:r>
+      <w:r>
+        <w:t xml:space="preserve"> </w:t>
+      </w:r>
+      <w:r>
+        <w:t xml:space="preserve">consumer sees roughly a hundredfold false-clear at every in-range SNR. Below about</w:t>
+      </w:r>
+      <w:r>
+        <w:t xml:space="preserve"> </w:t>
+      </w:r>
+      <m:oMath>
         <m:r>
           <m:t>6</m:t>
         </m:r>
       </m:oMath>
       <w:r>
-        <w:t xml:space="preserve"> dB (shaded) even the eMBB consumer is false-cleared. The target-aware</w:t>
-      </w:r>
-      <w:r>
-        <w:t xml:space="preserve"> </w:t>
-      </w:r>
-      <w:r>
-        <w:t xml:space="preserve">certificate holds URLLC throughout.</w:t>
+        <w:t xml:space="preserve"> dB (shaded) even the eMBB consumer is failed. The target-aware policy holds</w:t>
+      </w:r>
+      <w:r>
+        <w:t xml:space="preserve"> </w:t>
+      </w:r>
+      <w:r>
+        <w:t xml:space="preserve">URLLC throughout.</w:t>
       </w:r>
     </w:p>
     <w:bookmarkEnd w:id="15"/>
@@ -5658,27 +4588,12 @@
         <w:pStyle w:val="ImageCaption"/>
       </w:pPr>
       <w:r>
-        <w:t xml:space="preserve">Consumer-relativity of the CSI certificate in the reliability target</w:t>
-      </w:r>
-      <w:r>
-        <w:t xml:space="preserve"> </w:t>
-      </w:r>
-      <w:r>
-        <w:t xml:space="preserve">(real NR, Sionna LDPC; 3 sealed seeds,</w:t>
-      </w:r>
-      <w:r>
-        <w:t xml:space="preserve"> </w:t>
-      </w:r>
-      <m:oMath>
-        <m:r>
-          <m:t>T</m:t>
-        </m:r>
-        <m:r>
-          <m:rPr>
-            <m:sty m:val="p"/>
-          </m:rPr>
-          <m:t>=</m:t>
-        </m:r>
+        <w:t xml:space="preserve">One report, two verdicts (real NR, Sionna LDPC; 3 sealed seeds,</w:t>
+      </w:r>
+      <w:r>
+        <w:t xml:space="preserve"> </w:t>
+      </w:r>
+      <m:oMath>
         <m:r>
           <m:t>6000</m:t>
         </m:r>
@@ -5687,65 +4602,19 @@
         <w:t xml:space="preserve"> </w:t>
       </w:r>
       <w:r>
-        <w:t xml:space="preserve">TTI each; bars are means, whiskers</w:t>
-      </w:r>
-      <w:r>
-        <w:t xml:space="preserve"> </w:t>
-      </w:r>
-      <w:r>
-        <w:t xml:space="preserve">min–max). The identical CSI-derived MCS meets the eMBB target (</w:t>
-      </w:r>
-      <m:oMath>
-        <m:sSup>
-          <m:e>
-            <m:r>
-              <m:t>10</m:t>
-            </m:r>
-          </m:e>
-          <m:sup>
-            <m:r>
-              <m:rPr>
-                <m:sty m:val="p"/>
-              </m:rPr>
-              <m:t>−</m:t>
-            </m:r>
-            <m:r>
-              <m:t>1</m:t>
-            </m:r>
-          </m:sup>
-        </m:sSup>
-      </m:oMath>
-      <w:r>
-        <w:t xml:space="preserve">) but</w:t>
-      </w:r>
-      <w:r>
-        <w:t xml:space="preserve"> </w:t>
-      </w:r>
-      <w:r>
-        <w:t xml:space="preserve">false-clears the URLLC target (</w:t>
-      </w:r>
-      <m:oMath>
-        <m:sSup>
-          <m:e>
-            <m:r>
-              <m:t>10</m:t>
-            </m:r>
-          </m:e>
-          <m:sup>
-            <m:r>
-              <m:rPr>
-                <m:sty m:val="p"/>
-              </m:rPr>
-              <m:t>−</m:t>
-            </m:r>
-            <m:r>
-              <m:t>3</m:t>
-            </m:r>
-          </m:sup>
-        </m:sSup>
-      </m:oMath>
-      <w:r>
-        <w:t xml:space="preserve">) by</w:t>
+        <w:t xml:space="preserve">TTI</w:t>
+      </w:r>
+      <w:r>
+        <w:t xml:space="preserve"> </w:t>
+      </w:r>
+      <w:r>
+        <w:t xml:space="preserve">each; bars are means, whiskers min–max). The same CSI-derived MCS meets the eMBB</w:t>
+      </w:r>
+      <w:r>
+        <w:t xml:space="preserve"> </w:t>
+      </w:r>
+      <w:r>
+        <w:t xml:space="preserve">target and misses the URLLC target by</w:t>
       </w:r>
       <w:r>
         <w:t xml:space="preserve"> </w:t>
@@ -5762,47 +4631,13 @@
         </m:r>
       </m:oMath>
       <w:r>
-        <w:t xml:space="preserve">; a target-aware policy</w:t>
-      </w:r>
-      <w:r>
-        <w:t xml:space="preserve"> </w:t>
-      </w:r>
-      <w:r>
-        <w:t xml:space="preserve">(conservative MCS</w:t>
-      </w:r>
-      <w:r>
-        <w:t xml:space="preserve"> </w:t>
-      </w:r>
-      <m:oMath>
-        <m:r>
-          <m:rPr>
-            <m:sty m:val="p"/>
-          </m:rPr>
-          <m:t>+</m:t>
-        </m:r>
-      </m:oMath>
-      <w:r>
-        <w:t xml:space="preserve"> </w:t>
-      </w:r>
-      <m:oMath>
-        <m:r>
-          <m:t>K</m:t>
-        </m:r>
-        <m:r>
-          <m:rPr>
-            <m:sty m:val="p"/>
-          </m:rPr>
-          <m:t>=</m:t>
-        </m:r>
-        <m:r>
-          <m:t>3</m:t>
-        </m:r>
-      </m:oMath>
-      <w:r>
-        <w:t xml:space="preserve"> </w:t>
-      </w:r>
-      <w:r>
-        <w:t xml:space="preserve">independent diversity branches) meets URLLC.</w:t>
+        <w:t xml:space="preserve">. The target-aware policy meets</w:t>
+      </w:r>
+      <w:r>
+        <w:t xml:space="preserve"> </w:t>
+      </w:r>
+      <w:r>
+        <w:t xml:space="preserve">URLLC.</w:t>
       </w:r>
     </w:p>
     <w:bookmarkEnd w:id="19"/>
@@ -5821,19 +4656,19 @@
         <w:pStyle w:val="FirstParagraph"/>
       </w:pPr>
       <w:r>
-        <w:t xml:space="preserve">The second axis is time. A CSI report is fresh when issued and ages as the channel</w:t>
-      </w:r>
-      <w:r>
-        <w:t xml:space="preserve"> </w:t>
-      </w:r>
-      <w:r>
-        <w:t xml:space="preserve">decorrelates; a certificate that was sound at report time false-clears once the channel</w:t>
-      </w:r>
-      <w:r>
-        <w:t xml:space="preserve"> </w:t>
-      </w:r>
-      <w:r>
-        <w:t xml:space="preserve">has moved. Here we use the empirical HARQ NACK rate </w:t>
+        <w:t xml:space="preserve">The second axis is time. A report is fresh when issued and ages as the channel</w:t>
+      </w:r>
+      <w:r>
+        <w:t xml:space="preserve"> </w:t>
+      </w:r>
+      <w:r>
+        <w:t xml:space="preserve">decorrelates. A certificate that was sound at report time false-clears once the channel</w:t>
+      </w:r>
+      <w:r>
+        <w:t xml:space="preserve"> </w:t>
+      </w:r>
+      <w:r>
+        <w:t xml:space="preserve">has moved on. Here we count actual HARQ NACKs, Eq. </w:t>
       </w:r>
       <w:hyperlink w:anchor="eq:fc_emp">
         <w:r>
@@ -5850,24 +4685,6 @@
         <w:t xml:space="preserve"> </w:t>
       </w:r>
       <m:oMath>
-        <m:sSub>
-          <m:e>
-            <m:r>
-              <m:t>f</m:t>
-            </m:r>
-          </m:e>
-          <m:sub>
-            <m:r>
-              <m:t>D</m:t>
-            </m:r>
-          </m:sub>
-        </m:sSub>
-        <m:r>
-          <m:rPr>
-            <m:sty m:val="p"/>
-          </m:rPr>
-          <m:t>=</m:t>
-        </m:r>
         <m:r>
           <m:t>200</m:t>
         </m:r>
@@ -5879,24 +4696,12 @@
         <w:t xml:space="preserve"> </w:t>
       </w:r>
       <w:r>
-        <w:t xml:space="preserve">(</w:t>
-      </w:r>
-      <m:oMath>
-        <m:r>
-          <m:t>v</m:t>
-        </m:r>
-        <m:r>
-          <m:t>​</m:t>
-        </m:r>
-        <m:r>
-          <m:rPr>
-            <m:sty m:val="p"/>
-          </m:rPr>
-          <m:t>≈</m:t>
-        </m:r>
-        <m:r>
-          <m:t>​</m:t>
-        </m:r>
+        <w:t xml:space="preserve">Doppler, about</w:t>
+      </w:r>
+      <w:r>
+        <w:t xml:space="preserve"> </w:t>
+      </w:r>
+      <m:oMath>
         <m:r>
           <m:t>62</m:t>
         </m:r>
@@ -5913,7 +4718,7 @@
         </m:r>
       </m:oMath>
       <w:r>
-        <w:t xml:space="preserve"> GHz) with a</w:t>
+        <w:t xml:space="preserve"> GHz, with a report every</w:t>
       </w:r>
       <w:r>
         <w:t xml:space="preserve"> </w:t>
@@ -5924,187 +4729,49 @@
         </m:r>
       </m:oMath>
       <w:r>
-        <w:t xml:space="preserve">-TTI report period, the aged estimate</w:t>
-      </w:r>
-      <w:r>
-        <w:t xml:space="preserve"> </w:t>
-      </w:r>
-      <w:r>
-        <w:t xml:space="preserve">has a mean absolute error</w:t>
-      </w:r>
-      <w:r>
-        <w:t xml:space="preserve"> </w:t>
-      </w:r>
-      <m:oMath>
-        <m:f>
-          <m:fPr>
-            <m:type m:val="lin"/>
-          </m:fPr>
-          <m:num>
-            <m:r>
-              <m:t>1</m:t>
-            </m:r>
-          </m:num>
-          <m:den>
-            <m:r>
-              <m:t>T</m:t>
-            </m:r>
-          </m:den>
-        </m:f>
-        <m:nary>
-          <m:naryPr>
-            <m:chr m:val="∑"/>
-            <m:limLoc m:val="undOvr"/>
-            <m:subHide m:val="off"/>
-            <m:supHide m:val="on"/>
-          </m:naryPr>
-          <m:sub>
-            <m:r>
-              <m:t>t</m:t>
-            </m:r>
-          </m:sub>
-          <m:sup>
-            <m:r>
-              <m:t>​</m:t>
-            </m:r>
-          </m:sup>
-          <m:e>
-            <m:r>
-              <m:rPr>
-                <m:sty m:val="p"/>
-              </m:rPr>
-              <m:t>|</m:t>
-            </m:r>
-          </m:e>
-        </m:nary>
-        <m:r>
-          <m:t>γ</m:t>
-        </m:r>
-        <m:r>
-          <m:rPr>
-            <m:sty m:val="p"/>
-          </m:rPr>
-          <m:t>(</m:t>
-        </m:r>
-        <m:r>
-          <m:t>t</m:t>
-        </m:r>
-        <m:r>
-          <m:rPr>
-            <m:sty m:val="p"/>
-          </m:rPr>
-          <m:t>)</m:t>
-        </m:r>
-        <m:r>
-          <m:rPr>
-            <m:sty m:val="p"/>
-          </m:rPr>
-          <m:t>−</m:t>
-        </m:r>
-        <m:acc>
-          <m:accPr>
-            <m:chr m:val="̂"/>
-          </m:accPr>
-          <m:e>
-            <m:r>
-              <m:t>g</m:t>
-            </m:r>
-          </m:e>
-        </m:acc>
-        <m:r>
-          <m:rPr>
-            <m:sty m:val="p"/>
-          </m:rPr>
-          <m:t>(</m:t>
-        </m:r>
-        <m:r>
-          <m:t>t</m:t>
-        </m:r>
-        <m:r>
-          <m:rPr>
-            <m:sty m:val="p"/>
-          </m:rPr>
-          <m:t>)</m:t>
-        </m:r>
-        <m:r>
-          <m:rPr>
-            <m:sty m:val="p"/>
-          </m:rPr>
-          <m:t>|</m:t>
-        </m:r>
-        <m:r>
-          <m:rPr>
-            <m:sty m:val="p"/>
-          </m:rPr>
-          <m:t>≈</m:t>
-        </m:r>
+        <w:t xml:space="preserve"> </w:t>
+      </w:r>
+      <w:r>
+        <w:t xml:space="preserve">TTI, the held</w:t>
+      </w:r>
+      <w:r>
+        <w:t xml:space="preserve"> </w:t>
+      </w:r>
+      <w:r>
+        <w:t xml:space="preserve">estimate is off by</w:t>
+      </w:r>
+      <w:r>
+        <w:t xml:space="preserve"> </w:t>
+      </w:r>
+      <m:oMath>
         <m:r>
           <m:t>5.7</m:t>
         </m:r>
       </m:oMath>
       <w:r>
-        <w:t xml:space="preserve"> dB</w:t>
-      </w:r>
-      <w:r>
-        <w:t xml:space="preserve"> </w:t>
-      </w:r>
-      <w:r>
-        <w:t xml:space="preserve">(aging-dominated; report noise contributes</w:t>
-      </w:r>
-      <w:r>
-        <w:t xml:space="preserve"> </w:t>
-      </w:r>
-      <m:oMath>
-        <m:r>
-          <m:rPr>
-            <m:sty m:val="p"/>
-          </m:rPr>
-          <m:t>∼</m:t>
-        </m:r>
-      </m:oMath>
-      <w:r>
-        <w:t xml:space="preserve">1 dB), and the naive (held-CSI)</w:t>
-      </w:r>
-      <w:r>
-        <w:t xml:space="preserve"> </w:t>
-      </w:r>
-      <w:r>
-        <w:t xml:space="preserve">certificate reaches</w:t>
-      </w:r>
-      <w:r>
-        <w:t xml:space="preserve"> </w:t>
-      </w:r>
-      <m:oMath>
-        <m:r>
-          <m:rPr>
-            <m:sty m:val="p"/>
-          </m:rPr>
-          <m:t>B</m:t>
-        </m:r>
-        <m:r>
-          <m:rPr>
-            <m:sty m:val="p"/>
-          </m:rPr>
-          <m:t>L</m:t>
-        </m:r>
-        <m:r>
-          <m:rPr>
-            <m:sty m:val="p"/>
-          </m:rPr>
-          <m:t>E</m:t>
-        </m:r>
-        <m:r>
-          <m:rPr>
-            <m:sty m:val="p"/>
-          </m:rPr>
-          <m:t>R</m:t>
-        </m:r>
-        <m:r>
-          <m:rPr>
-            <m:sty m:val="p"/>
-          </m:rPr>
-          <m:t>≈</m:t>
-        </m:r>
+        <w:t xml:space="preserve"> dB on average. Aging dominates that error; report noise</w:t>
+      </w:r>
+      <w:r>
+        <w:t xml:space="preserve"> </w:t>
+      </w:r>
+      <w:r>
+        <w:t xml:space="preserve">contributes about</w:t>
+      </w:r>
+      <w:r>
+        <w:t xml:space="preserve"> </w:t>
+      </w:r>
+      <m:oMath>
+        <m:r>
+          <m:t>1</m:t>
+        </m:r>
+      </m:oMath>
+      <w:r>
+        <w:t xml:space="preserve"> dB. The naive certificate then runs at a BLER near</w:t>
+      </w:r>
+      <w:r>
+        <w:t xml:space="preserve"> </w:t>
+      </w:r>
+      <m:oMath>
         <m:r>
           <m:t>0.36</m:t>
         </m:r>
@@ -6120,20 +4787,20 @@
       </w:r>
       <m:oMath>
         <m:r>
-          <m:t>0.1</m:t>
-        </m:r>
-      </m:oMath>
-      <w:r>
-        <w:t xml:space="preserve"> </w:t>
-      </w:r>
-      <w:r>
-        <w:t xml:space="preserve">target—a false-clear on</w:t>
-      </w:r>
-      <w:r>
-        <w:t xml:space="preserve"> </w:t>
-      </w:r>
-      <w:r>
-        <w:t xml:space="preserve">roughly a quarter of transmissions—while OLLA </w:t>
+          <m:t>0.10</m:t>
+        </m:r>
+      </m:oMath>
+      <w:r>
+        <w:t xml:space="preserve"> </w:t>
+      </w:r>
+      <w:r>
+        <w:t xml:space="preserve">target, a false-clear on roughly a quarter of transmissions. OLLA,</w:t>
+      </w:r>
+      <w:r>
+        <w:t xml:space="preserve"> </w:t>
+      </w:r>
+      <w:r>
+        <w:t xml:space="preserve">Eq. </w:t>
       </w:r>
       <w:hyperlink w:anchor="eq:olla">
         <w:r>
@@ -6144,33 +4811,18 @@
         </w:r>
       </w:hyperlink>
       <w:r>
-        <w:t xml:space="preserve">, the deployed</w:t>
-      </w:r>
-      <w:r>
-        <w:t xml:space="preserve"> </w:t>
-      </w:r>
-      <w:r>
-        <w:t xml:space="preserve">HARQ-witnessed correction, holds it at</w:t>
-      </w:r>
-      <w:r>
-        <w:t xml:space="preserve"> </w:t>
-      </w:r>
-      <m:oMath>
-        <m:r>
-          <m:rPr>
-            <m:sty m:val="p"/>
-          </m:rPr>
-          <m:t>≈</m:t>
-        </m:r>
+        <w:t xml:space="preserve">, corrects the same held report with HARQ feedback and holds</w:t>
+      </w:r>
+      <w:r>
+        <w:t xml:space="preserve"> </w:t>
+      </w:r>
+      <m:oMath>
         <m:r>
           <m:t>0.10</m:t>
         </m:r>
       </m:oMath>
       <w:r>
-        <w:t xml:space="preserve"> </w:t>
-      </w:r>
-      <w:r>
-        <w:t xml:space="preserve">(Fig. </w:t>
+        <w:t xml:space="preserve">. Figure </w:t>
       </w:r>
       <w:hyperlink w:anchor="fig:refresh">
         <w:r>
@@ -6181,13 +4833,7 @@
         </w:r>
       </w:hyperlink>
       <w:r>
-        <w:t xml:space="preserve">(a) shows</w:t>
-      </w:r>
-      <w:r>
-        <w:t xml:space="preserve"> </w:t>
-      </w:r>
-      <w:r>
-        <w:t xml:space="preserve">the aging across mobility).</w:t>
+        <w:t xml:space="preserve">(a) shows the aging across mobility.</w:t>
       </w:r>
     </w:p>
     <w:p>
@@ -6195,12 +4841,114 @@
         <w:pStyle w:val="BodyText"/>
       </w:pPr>
       <w:r>
-        <w:t xml:space="preserve">The operational question is how often to refresh. We sweep Doppler</w:t>
-      </w:r>
-      <w:r>
-        <w:t xml:space="preserve"> </w:t>
-      </w:r>
-      <m:oMath>
+        <w:t xml:space="preserve">The practical question is how often to report. We sweep Doppler from</w:t>
+      </w:r>
+      <w:r>
+        <w:t xml:space="preserve"> </w:t>
+      </w:r>
+      <m:oMath>
+        <m:r>
+          <m:t>10</m:t>
+        </m:r>
+      </m:oMath>
+      <w:r>
+        <w:t xml:space="preserve"> </w:t>
+      </w:r>
+      <w:r>
+        <w:t xml:space="preserve">to</w:t>
+      </w:r>
+      <w:r>
+        <w:t xml:space="preserve"> </w:t>
+      </w:r>
+      <m:oMath>
+        <m:r>
+          <m:t>400</m:t>
+        </m:r>
+      </m:oMath>
+      <w:r>
+        <w:t xml:space="preserve"> Hz,</w:t>
+      </w:r>
+      <w:r>
+        <w:t xml:space="preserve"> </w:t>
+      </w:r>
+      <w:r>
+        <w:t xml:space="preserve">which spans coherence times from</w:t>
+      </w:r>
+      <w:r>
+        <w:t xml:space="preserve"> </w:t>
+      </w:r>
+      <m:oMath>
+        <m:r>
+          <m:t>42</m:t>
+        </m:r>
+      </m:oMath>
+      <w:r>
+        <w:t xml:space="preserve"> ms down to</w:t>
+      </w:r>
+      <w:r>
+        <w:t xml:space="preserve"> </w:t>
+      </w:r>
+      <m:oMath>
+        <m:r>
+          <m:t>1</m:t>
+        </m:r>
+      </m:oMath>
+      <w:r>
+        <w:t xml:space="preserve"> ms, and report periods from</w:t>
+      </w:r>
+      <w:r>
+        <w:t xml:space="preserve"> </w:t>
+      </w:r>
+      <m:oMath>
+        <m:r>
+          <m:t>1</m:t>
+        </m:r>
+      </m:oMath>
+      <w:r>
+        <w:t xml:space="preserve"> </w:t>
+      </w:r>
+      <w:r>
+        <w:t xml:space="preserve">to</w:t>
+      </w:r>
+      <w:r>
+        <w:t xml:space="preserve"> </w:t>
+      </w:r>
+      <m:oMath>
+        <m:r>
+          <m:t>80</m:t>
+        </m:r>
+      </m:oMath>
+      <w:r>
+        <w:t xml:space="preserve"> </w:t>
+      </w:r>
+      <w:r>
+        <w:t xml:space="preserve">TTI. The refresh floor</w:t>
+      </w:r>
+      <w:r>
+        <w:t xml:space="preserve"> </w:t>
+      </w:r>
+      <m:oMath>
+        <m:sSup>
+          <m:e>
+            <m:r>
+              <m:t>P</m:t>
+            </m:r>
+          </m:e>
+          <m:sup>
+            <m:r>
+              <m:rPr>
+                <m:sty m:val="p"/>
+              </m:rPr>
+              <m:t>⋆</m:t>
+            </m:r>
+          </m:sup>
+        </m:sSup>
+        <m:r>
+          <m:rPr>
+            <m:sty m:val="p"/>
+          </m:rPr>
+          <m:t>(</m:t>
+        </m:r>
         <m:sSub>
           <m:e>
             <m:r>
@@ -6217,71 +4965,23 @@
           <m:rPr>
             <m:sty m:val="p"/>
           </m:rPr>
-          <m:t>∈</m:t>
-        </m:r>
-        <m:r>
-          <m:rPr>
-            <m:sty m:val="p"/>
-          </m:rPr>
-          <m:t>{</m:t>
-        </m:r>
-        <m:r>
-          <m:t>10</m:t>
-        </m:r>
-        <m:r>
-          <m:rPr>
-            <m:sty m:val="p"/>
-          </m:rPr>
-          <m:t>,</m:t>
-        </m:r>
-        <m:r>
-          <m:t>25</m:t>
-        </m:r>
-        <m:r>
-          <m:rPr>
-            <m:sty m:val="p"/>
-          </m:rPr>
-          <m:t>,</m:t>
-        </m:r>
-        <m:r>
-          <m:t>50</m:t>
-        </m:r>
-        <m:r>
-          <m:rPr>
-            <m:sty m:val="p"/>
-          </m:rPr>
-          <m:t>,</m:t>
-        </m:r>
-        <m:r>
-          <m:t>100</m:t>
-        </m:r>
-        <m:r>
-          <m:rPr>
-            <m:sty m:val="p"/>
-          </m:rPr>
-          <m:t>,</m:t>
-        </m:r>
-        <m:r>
-          <m:t>200</m:t>
-        </m:r>
-        <m:r>
-          <m:rPr>
-            <m:sty m:val="p"/>
-          </m:rPr>
-          <m:t>,</m:t>
-        </m:r>
-        <m:r>
-          <m:t>400</m:t>
-        </m:r>
-        <m:r>
-          <m:rPr>
-            <m:sty m:val="p"/>
-          </m:rPr>
-          <m:t>}</m:t>
-        </m:r>
-      </m:oMath>
-      <w:r>
-        <w:t xml:space="preserve"> Hz (</w:t>
+          <m:t>)</m:t>
+        </m:r>
+      </m:oMath>
+      <w:r>
+        <w:t xml:space="preserve"> </w:t>
+      </w:r>
+      <w:r>
+        <w:t xml:space="preserve">is the longest period that keeps BLER at</w:t>
+      </w:r>
+      <w:r>
+        <w:t xml:space="preserve"> </w:t>
+      </w:r>
+      <w:r>
+        <w:t xml:space="preserve">target. A least-squares fit through the origin against the Clarke coherence time</w:t>
+      </w:r>
+      <w:r>
+        <w:t xml:space="preserve"> </w:t>
       </w:r>
       <m:oMath>
         <m:sSub>
@@ -6311,148 +5011,20 @@
             </m:r>
           </m:sub>
         </m:sSub>
-      </m:oMath>
-      <w:r>
-        <w:t xml:space="preserve"> </w:t>
-      </w:r>
-      <w:r>
-        <w:t xml:space="preserve">from</w:t>
-      </w:r>
-      <w:r>
-        <w:t xml:space="preserve"> </w:t>
-      </w:r>
-      <m:oMath>
-        <m:r>
-          <m:t>42</m:t>
-        </m:r>
-      </m:oMath>
-      <w:r>
-        <w:t xml:space="preserve"> </w:t>
-      </w:r>
-      <w:r>
-        <w:t xml:space="preserve">down to</w:t>
-      </w:r>
-      <w:r>
-        <w:t xml:space="preserve"> </w:t>
-      </w:r>
-      <m:oMath>
-        <m:r>
-          <m:t>1</m:t>
-        </m:r>
-      </m:oMath>
-      <w:r>
-        <w:t xml:space="preserve"> ms, an</w:t>
-      </w:r>
-      <w:r>
-        <w:t xml:space="preserve"> </w:t>
-      </w:r>
-      <w:r>
-        <w:t xml:space="preserve">order of magnitude) and report period</w:t>
-      </w:r>
-      <w:r>
-        <w:t xml:space="preserve"> </w:t>
-      </w:r>
-      <m:oMath>
-        <m:r>
-          <m:t>P</m:t>
-        </m:r>
-        <m:r>
-          <m:rPr>
-            <m:sty m:val="p"/>
-          </m:rPr>
-          <m:t>∈</m:t>
-        </m:r>
-        <m:r>
-          <m:rPr>
-            <m:sty m:val="p"/>
-          </m:rPr>
-          <m:t>{</m:t>
-        </m:r>
-        <m:r>
-          <m:t>1</m:t>
-        </m:r>
-        <m:r>
-          <m:rPr>
-            <m:sty m:val="p"/>
-          </m:rPr>
-          <m:t>,</m:t>
-        </m:r>
-        <m:r>
-          <m:rPr>
-            <m:sty m:val="p"/>
-          </m:rPr>
-          <m:t>…</m:t>
-        </m:r>
-        <m:r>
-          <m:rPr>
-            <m:sty m:val="p"/>
-          </m:rPr>
-          <m:t>,</m:t>
-        </m:r>
-        <m:r>
-          <m:t>80</m:t>
-        </m:r>
-        <m:r>
-          <m:rPr>
-            <m:sty m:val="p"/>
-          </m:rPr>
-          <m:t>}</m:t>
-        </m:r>
-      </m:oMath>
-      <w:r>
-        <w:t xml:space="preserve"> </w:t>
-      </w:r>
-      <w:r>
-        <w:t xml:space="preserve">TTI, define the</w:t>
-      </w:r>
-      <w:r>
-        <w:t xml:space="preserve"> </w:t>
-      </w:r>
-      <w:r>
-        <w:rPr>
-          <w:i/>
-          <w:iCs/>
-        </w:rPr>
-        <w:t xml:space="preserve">refresh</w:t>
-      </w:r>
-      <w:r>
-        <w:rPr>
-          <w:i/>
-          <w:iCs/>
-        </w:rPr>
-        <w:t xml:space="preserve"> </w:t>
-      </w:r>
-      <w:r>
-        <w:rPr>
-          <w:i/>
-          <w:iCs/>
-        </w:rPr>
-        <w:t xml:space="preserve">floor</w:t>
-      </w:r>
-      <w:r>
-        <w:t xml:space="preserve"> </w:t>
-      </w:r>
-      <m:oMath>
-        <m:sSup>
-          <m:e>
-            <m:r>
-              <m:t>P</m:t>
-            </m:r>
-          </m:e>
-          <m:sup>
-            <m:r>
-              <m:rPr>
-                <m:sty m:val="p"/>
-              </m:rPr>
-              <m:t>⋆</m:t>
-            </m:r>
-          </m:sup>
-        </m:sSup>
-        <m:r>
-          <m:rPr>
-            <m:sty m:val="p"/>
-          </m:rPr>
-          <m:t>(</m:t>
+        <m:r>
+          <m:rPr>
+            <m:sty m:val="p"/>
+          </m:rPr>
+          <m:t>=</m:t>
+        </m:r>
+        <m:r>
+          <m:t>0.423</m:t>
+        </m:r>
+        <m:r>
+          <m:rPr>
+            <m:sty m:val="p"/>
+          </m:rPr>
+          <m:t>/</m:t>
         </m:r>
         <m:sSub>
           <m:e>
@@ -6466,122 +5038,12 @@
             </m:r>
           </m:sub>
         </m:sSub>
-        <m:r>
-          <m:rPr>
-            <m:sty m:val="p"/>
-          </m:rPr>
-          <m:t>)</m:t>
-        </m:r>
-      </m:oMath>
-      <w:r>
-        <w:t xml:space="preserve"> </w:t>
-      </w:r>
-      <w:r>
-        <w:t xml:space="preserve">as the largest</w:t>
-      </w:r>
-      <w:r>
-        <w:t xml:space="preserve"> </w:t>
-      </w:r>
-      <m:oMath>
-        <m:r>
-          <m:t>P</m:t>
-        </m:r>
-      </m:oMath>
-      <w:r>
-        <w:t xml:space="preserve"> </w:t>
-      </w:r>
-      <w:r>
-        <w:t xml:space="preserve">keeping BLER at target, and fit it by</w:t>
-      </w:r>
-      <w:r>
-        <w:t xml:space="preserve"> </w:t>
-      </w:r>
-      <w:r>
-        <w:t xml:space="preserve">least-squares</w:t>
-      </w:r>
-      <w:r>
-        <w:t xml:space="preserve"> </w:t>
-      </w:r>
-      <w:r>
-        <w:rPr>
-          <w:i/>
-          <w:iCs/>
-        </w:rPr>
-        <w:t xml:space="preserve">through the origin</w:t>
-      </w:r>
-      <w:r>
-        <w:t xml:space="preserve"> </w:t>
-      </w:r>
-      <w:r>
-        <w:t xml:space="preserve">(linear, not log-log) against the Clarke</w:t>
-      </w:r>
-      <w:r>
-        <w:t xml:space="preserve"> </w:t>
-      </w:r>
-      <w:r>
-        <w:t xml:space="preserve">coherence time</w:t>
-      </w:r>
-      <w:r>
-        <w:t xml:space="preserve"> </w:t>
-      </w:r>
-      <m:oMath>
-        <m:sSub>
-          <m:e>
-            <m:r>
-              <m:t>T</m:t>
-            </m:r>
-          </m:e>
-          <m:sub>
-            <m:r>
-              <m:rPr>
-                <m:sty m:val="p"/>
-              </m:rPr>
-              <m:t>c</m:t>
-            </m:r>
-            <m:r>
-              <m:rPr>
-                <m:sty m:val="p"/>
-              </m:rPr>
-              <m:t>o</m:t>
-            </m:r>
-            <m:r>
-              <m:rPr>
-                <m:sty m:val="p"/>
-              </m:rPr>
-              <m:t>h</m:t>
-            </m:r>
-          </m:sub>
-        </m:sSub>
-        <m:r>
-          <m:rPr>
-            <m:sty m:val="p"/>
-          </m:rPr>
-          <m:t>=</m:t>
-        </m:r>
-        <m:r>
-          <m:t>0.423</m:t>
-        </m:r>
-        <m:r>
-          <m:rPr>
-            <m:sty m:val="p"/>
-          </m:rPr>
-          <m:t>/</m:t>
-        </m:r>
-        <m:sSub>
-          <m:e>
-            <m:r>
-              <m:t>f</m:t>
-            </m:r>
-          </m:e>
-          <m:sub>
-            <m:r>
-              <m:t>D</m:t>
-            </m:r>
-          </m:sub>
-        </m:sSub>
-      </m:oMath>
-      <w:r>
-        <w:t xml:space="preserve">:</w:t>
+      </m:oMath>
+      <w:r>
+        <w:t xml:space="preserve"> </w:t>
+      </w:r>
+      <w:r>
+        <w:t xml:space="preserve">gives</w:t>
       </w:r>
     </w:p>
     <w:p>
@@ -6702,148 +5164,53 @@
         </w:r>
       </w:hyperlink>
       <w:r>
-        <w:t xml:space="preserve">(b)). The fit is dominated by the low-mobility points; at high</w:t>
-      </w:r>
-      <w:r>
-        <w:t xml:space="preserve"> </w:t>
-      </w:r>
-      <w:r>
-        <w:t xml:space="preserve">Doppler the floor</w:t>
-      </w:r>
-      <w:r>
-        <w:t xml:space="preserve"> </w:t>
-      </w:r>
-      <w:r>
-        <w:rPr>
-          <w:i/>
-          <w:iCs/>
-        </w:rPr>
-        <w:t xml:space="preserve">saturates</w:t>
-      </w:r>
-      <w:r>
-        <w:t xml:space="preserve"> </w:t>
-      </w:r>
-      <w:r>
-        <w:t xml:space="preserve">at the minimum report period (</w:t>
-      </w:r>
-      <m:oMath>
-        <m:r>
-          <m:t>1</m:t>
-        </m:r>
-      </m:oMath>
-      <w:r>
-        <w:t xml:space="preserve"> </w:t>
-      </w:r>
-      <w:r>
-        <w:t xml:space="preserve">TTI, the dotted</w:t>
-      </w:r>
-      <w:r>
-        <w:t xml:space="preserve"> </w:t>
-      </w:r>
-      <w:r>
-        <w:t xml:space="preserve">line in Fig. </w:t>
-      </w:r>
-      <w:hyperlink w:anchor="fig:refresh">
-        <w:r>
-          <w:rPr>
-            <w:rStyle w:val="Hyperlink"/>
-          </w:rPr>
-          <w:t xml:space="preserve">3</w:t>
-        </w:r>
-      </w:hyperlink>
-      <w:r>
-        <w:t xml:space="preserve">(b)). This saturation is operationally decisive: above a</w:t>
-      </w:r>
-      <w:r>
-        <w:t xml:space="preserve"> </w:t>
-      </w:r>
-      <w:r>
-        <w:t xml:space="preserve">mobility threshold (</w:t>
-      </w:r>
-      <m:oMath>
-        <m:sSub>
-          <m:e>
-            <m:r>
-              <m:t>f</m:t>
-            </m:r>
-          </m:e>
-          <m:sub>
-            <m:r>
-              <m:t>D</m:t>
-            </m:r>
-          </m:sub>
-        </m:sSub>
-        <m:r>
-          <m:rPr>
-            <m:sty m:val="p"/>
-          </m:rPr>
-          <m:t>≳</m:t>
-        </m:r>
+        <w:t xml:space="preserve">(b)). The low-mobility points dominate the fit. At high Doppler</w:t>
+      </w:r>
+      <w:r>
+        <w:t xml:space="preserve"> </w:t>
+      </w:r>
+      <w:r>
+        <w:t xml:space="preserve">the floor stops at one TTI, the shortest period the frame allows, and that stop</w:t>
+      </w:r>
+      <w:r>
+        <w:t xml:space="preserve"> </w:t>
+      </w:r>
+      <w:r>
+        <w:t xml:space="preserve">matters. Above roughly</w:t>
+      </w:r>
+      <w:r>
+        <w:t xml:space="preserve"> </w:t>
+      </w:r>
+      <m:oMath>
         <m:r>
           <m:t>200</m:t>
         </m:r>
       </m:oMath>
       <w:r>
-        <w:t xml:space="preserve"> Hz here)</w:t>
-      </w:r>
-      <w:r>
-        <w:t xml:space="preserve"> </w:t>
-      </w:r>
-      <w:r>
-        <w:rPr>
-          <w:i/>
-          <w:iCs/>
-        </w:rPr>
-        <w:t xml:space="preserve">no</w:t>
-      </w:r>
-      <w:r>
-        <w:t xml:space="preserve"> </w:t>
-      </w:r>
-      <w:r>
-        <w:t xml:space="preserve">reporting cadence the frame</w:t>
-      </w:r>
-      <w:r>
-        <w:t xml:space="preserve"> </w:t>
-      </w:r>
-      <w:r>
-        <w:t xml:space="preserve">permits keeps the naive certificate at target, so a HARQ-witnessed correction (OLLA)</w:t>
-      </w:r>
-      <w:r>
-        <w:t xml:space="preserve"> </w:t>
-      </w:r>
-      <w:r>
-        <w:t xml:space="preserve">stops being optional and becomes mandatory. Below it, </w:t>
-      </w:r>
-      <w:hyperlink w:anchor="eq:ot14">
-        <w:r>
-          <w:rPr>
-            <w:rStyle w:val="Hyperlink"/>
-          </w:rPr>
-          <w:t xml:space="preserve">[eq:ot14]</w:t>
-        </w:r>
-      </w:hyperlink>
-      <w:r>
-        <w:t xml:space="preserve"> </w:t>
-      </w:r>
-      <w:r>
-        <w:t xml:space="preserve">is a concrete</w:t>
-      </w:r>
-      <w:r>
-        <w:t xml:space="preserve"> </w:t>
-      </w:r>
-      <w:r>
-        <w:t xml:space="preserve">provisioning rule: re-report before the channel decorrelates past</w:t>
-      </w:r>
-      <w:r>
-        <w:t xml:space="preserve"> </w:t>
-      </w:r>
-      <m:oMath>
-        <m:r>
-          <m:rPr>
-            <m:sty m:val="p"/>
-          </m:rPr>
-          <m:t>≈</m:t>
-        </m:r>
+        <w:t xml:space="preserve"> Hz no reporting cadence keeps the naive certificate at</w:t>
+      </w:r>
+      <w:r>
+        <w:t xml:space="preserve"> </w:t>
+      </w:r>
+      <w:r>
+        <w:t xml:space="preserve">target, so a HARQ-driven correction is no longer an optimization but a requirement.</w:t>
+      </w:r>
+      <w:r>
+        <w:t xml:space="preserve"> </w:t>
+      </w:r>
+      <w:r>
+        <w:t xml:space="preserve">Below that threshold the fit is a usable rule. Report again before the channel</w:t>
+      </w:r>
+      <w:r>
+        <w:t xml:space="preserve"> </w:t>
+      </w:r>
+      <w:r>
+        <w:t xml:space="preserve">decorrelates by about</w:t>
+      </w:r>
+      <w:r>
+        <w:t xml:space="preserve"> </w:t>
+      </w:r>
+      <m:oMath>
         <m:r>
           <m:t>0.18</m:t>
         </m:r>
@@ -6879,7 +5246,7 @@
         </m:sSub>
       </m:oMath>
       <w:r>
-        <w:t xml:space="preserve">, not on a fixed calendar.</w:t>
+        <w:t xml:space="preserve">, rather than on a fixed schedule.</w:t>
       </w:r>
     </w:p>
     <w:bookmarkStart w:id="24" w:name="fig:refresh"/>
@@ -6935,25 +5302,19 @@
         <w:pStyle w:val="ImageCaption"/>
       </w:pPr>
       <w:r>
-        <w:t xml:space="preserve">The CSI certificate’s refresh horizon (real NR, Sionna LDPC; sealed sweep).</w:t>
-      </w:r>
-      <w:r>
-        <w:t xml:space="preserve"> </w:t>
-      </w:r>
-      <w:r>
-        <w:t xml:space="preserve">(a) The certificate ages: BLER grows with report period, faster at higher Doppler.</w:t>
-      </w:r>
-      <w:r>
-        <w:t xml:space="preserve"> </w:t>
-      </w:r>
-      <w:r>
-        <w:t xml:space="preserve">(b) The refresh floor is proportional to the Clarke coherence time</w:t>
-      </w:r>
-      <w:r>
-        <w:t xml:space="preserve"> </w:t>
-      </w:r>
-      <w:r>
-        <w:t xml:space="preserve">(</w:t>
+        <w:t xml:space="preserve">The refresh horizon (real NR, Sionna LDPC; sealed sweep). (a) BLER grows</w:t>
+      </w:r>
+      <w:r>
+        <w:t xml:space="preserve"> </w:t>
+      </w:r>
+      <w:r>
+        <w:t xml:space="preserve">with report period, faster at higher Doppler. (b) The refresh floor is proportional</w:t>
+      </w:r>
+      <w:r>
+        <w:t xml:space="preserve"> </w:t>
+      </w:r>
+      <w:r>
+        <w:t xml:space="preserve">to the Clarke coherence time (</w:t>
       </w:r>
       <m:oMath>
         <m:r>
@@ -7020,7 +5381,13 @@
         </m:r>
       </m:oMath>
       <w:r>
-        <w:t xml:space="preserve">); at high Doppler it saturates at one TTI.</w:t>
+        <w:t xml:space="preserve">) and saturates</w:t>
+      </w:r>
+      <w:r>
+        <w:t xml:space="preserve"> </w:t>
+      </w:r>
+      <w:r>
+        <w:t xml:space="preserve">at one TTI at high Doppler.</w:t>
       </w:r>
     </w:p>
     <w:bookmarkEnd w:id="24"/>
@@ -7803,171 +6170,88 @@
         <w:pStyle w:val="FirstParagraph"/>
       </w:pPr>
       <w:r>
-        <w:t xml:space="preserve">Link adaptation, CSI aging, and outer-loop correction are mature. OLLA </w:t>
-      </w:r>
-      <w:r>
-        <w:t xml:space="preserve"> </w:t>
-      </w:r>
-      <w:r>
-        <w:t xml:space="preserve">adjusts an SINR offset from HARQ ACK/NACK to hold a BLER target under imperfect or stale</w:t>
-      </w:r>
-      <w:r>
-        <w:t xml:space="preserve"> </w:t>
-      </w:r>
-      <w:r>
-        <w:t xml:space="preserve">CSI; it is precisely the witnessed correction our refresh-horizon result quantifies.</w:t>
-      </w:r>
-      <w:r>
-        <w:t xml:space="preserve"> </w:t>
-      </w:r>
-      <w:r>
-        <w:t xml:space="preserve">Short-packet and URLLC analysis </w:t>
-      </w:r>
-      <w:r>
-        <w:t xml:space="preserve"> </w:t>
-      </w:r>
-      <w:r>
-        <w:t xml:space="preserve">establishes the reliability-target regime in</w:t>
-      </w:r>
-      <w:r>
-        <w:t xml:space="preserve"> </w:t>
-      </w:r>
-      <w:r>
-        <w:t xml:space="preserve">which the eMBB-to-URLLC gap of §</w:t>
-      </w:r>
-      <w:hyperlink w:anchor="sec:urllc">
-        <w:r>
-          <w:rPr>
-            <w:rStyle w:val="Hyperlink"/>
-          </w:rPr>
-          <w:t xml:space="preserve">3</w:t>
-        </w:r>
-      </w:hyperlink>
-      <w:r>
-        <w:t xml:space="preserve"> </w:t>
-      </w:r>
-      <w:r>
-        <w:t xml:space="preserve">lives. Current practice configures CQI</w:t>
-      </w:r>
-      <w:r>
-        <w:t xml:space="preserve"> </w:t>
-      </w:r>
-      <w:r>
-        <w:t xml:space="preserve">reporting on a fixed periodicity </w:t>
-      </w:r>
-      <w:r>
-        <w:t xml:space="preserve">; our refresh floor recasts that period</w:t>
-      </w:r>
-      <w:r>
-        <w:t xml:space="preserve"> </w:t>
-      </w:r>
-      <w:r>
-        <w:t xml:space="preserve">as a coherence-time budget (</w:t>
-      </w:r>
-      <m:oMath>
-        <m:r>
-          <m:rPr>
-            <m:sty m:val="p"/>
-          </m:rPr>
-          <m:t>≈</m:t>
-        </m:r>
-        <m:r>
-          <m:t>0.18</m:t>
-        </m:r>
-        <m:r>
-          <m:t> </m:t>
-        </m:r>
-        <m:sSub>
-          <m:e>
-            <m:r>
-              <m:t>T</m:t>
-            </m:r>
-          </m:e>
-          <m:sub>
-            <m:r>
-              <m:rPr>
-                <m:sty m:val="p"/>
-              </m:rPr>
-              <m:t>c</m:t>
-            </m:r>
-            <m:r>
-              <m:rPr>
-                <m:sty m:val="p"/>
-              </m:rPr>
-              <m:t>o</m:t>
-            </m:r>
-            <m:r>
-              <m:rPr>
-                <m:sty m:val="p"/>
-              </m:rPr>
-              <m:t>h</m:t>
-            </m:r>
-          </m:sub>
-        </m:sSub>
-      </m:oMath>
-      <w:r>
-        <w:t xml:space="preserve">)—a mobility-adaptive rule</w:t>
-      </w:r>
-      <w:r>
-        <w:t xml:space="preserve"> </w:t>
-      </w:r>
-      <w:r>
-        <w:t xml:space="preserve">rather than a fixed calendar. Learned CSI feedback trained on reconstruction</w:t>
-      </w:r>
-      <w:r>
-        <w:t xml:space="preserve"> </w:t>
-      </w:r>
-      <w:r>
-        <w:t xml:space="preserve">error </w:t>
-      </w:r>
-      <w:r>
-        <w:t xml:space="preserve"> </w:t>
-      </w:r>
-      <w:r>
-        <w:t xml:space="preserve">is an active direction; we note only that the reconstruction-versus-</w:t>
-      </w:r>
-      <w:r>
-        <w:t xml:space="preserve"> </w:t>
-      </w:r>
-      <w:r>
-        <w:t xml:space="preserve">consumer objective gap it might imply did not appear at practical operating points in our</w:t>
-      </w:r>
-      <w:r>
-        <w:t xml:space="preserve"> </w:t>
-      </w:r>
-      <w:r>
-        <w:t xml:space="preserve">controlled tests, and we make no claim on it here. Our contribution is orthogonal: not a</w:t>
-      </w:r>
-      <w:r>
-        <w:t xml:space="preserve"> </w:t>
-      </w:r>
-      <w:r>
-        <w:t xml:space="preserve">better estimator, scheduler, or offset rule, but a</w:t>
-      </w:r>
-      <w:r>
-        <w:t xml:space="preserve"> </w:t>
-      </w:r>
-      <w:r>
-        <w:rPr>
-          <w:i/>
-          <w:iCs/>
-        </w:rPr>
-        <w:t xml:space="preserve">measurement</w:t>
-      </w:r>
-      <w:r>
-        <w:t xml:space="preserve">—the false-clear</w:t>
-      </w:r>
-      <w:r>
-        <w:t xml:space="preserve"> </w:t>
-      </w:r>
-      <w:r>
-        <w:t xml:space="preserve">rate as a first-class, consumer-relative KPI—and the two relativities and the refresh</w:t>
-      </w:r>
-      <w:r>
-        <w:t xml:space="preserve"> </w:t>
-      </w:r>
-      <w:r>
-        <w:t xml:space="preserve">law it exposes.</w:t>
+        <w:t xml:space="preserve">Link adaptation, CSI aging and outer-loop correction are old subjects. OLLA</w:t>
+      </w:r>
+      <w:r>
+        <w:t xml:space="preserve"> </w:t>
+      </w:r>
+      <w:r>
+        <w:t xml:space="preserve"> </w:t>
+      </w:r>
+      <w:r>
+        <w:t xml:space="preserve">holds a BLER target under imperfect or stale CSI by adjusting an SINR offset from HARQ</w:t>
+      </w:r>
+      <w:r>
+        <w:t xml:space="preserve"> </w:t>
+      </w:r>
+      <w:r>
+        <w:t xml:space="preserve">feedback. It is exactly the correction our refresh result quantifies. Short-packet</w:t>
+      </w:r>
+      <w:r>
+        <w:t xml:space="preserve"> </w:t>
+      </w:r>
+      <w:r>
+        <w:t xml:space="preserve">analysis</w:t>
+      </w:r>
+      <w:r>
+        <w:t xml:space="preserve"> </w:t>
+      </w:r>
+      <w:r>
+        <w:t xml:space="preserve"> </w:t>
+      </w:r>
+      <w:r>
+        <w:t xml:space="preserve">establishes the reliability regime where the eMBB-to-URLLC gap</w:t>
+      </w:r>
+      <w:r>
+        <w:t xml:space="preserve"> </w:t>
+      </w:r>
+      <w:r>
+        <w:t xml:space="preserve">lives. Deployed systems configure CQI reporting at a fixed periodicity</w:t>
+      </w:r>
+      <w:r>
+        <w:t xml:space="preserve"> </w:t>
+      </w:r>
+      <w:r>
+        <w:t xml:space="preserve">; our refresh floor turns that period into a coherence-time budget</w:t>
+      </w:r>
+      <w:r>
+        <w:t xml:space="preserve"> </w:t>
+      </w:r>
+      <w:r>
+        <w:t xml:space="preserve">instead. Learned CSI feedback trained on reconstruction error</w:t>
+      </w:r>
+      <w:r>
+        <w:t xml:space="preserve"> </w:t>
+      </w:r>
+      <w:r>
+        <w:t xml:space="preserve"> </w:t>
+      </w:r>
+      <w:r>
+        <w:t xml:space="preserve">is an</w:t>
+      </w:r>
+      <w:r>
+        <w:t xml:space="preserve"> </w:t>
+      </w:r>
+      <w:r>
+        <w:t xml:space="preserve">active direction. In our own controlled tests the objective gap it might suggest did</w:t>
+      </w:r>
+      <w:r>
+        <w:t xml:space="preserve"> </w:t>
+      </w:r>
+      <w:r>
+        <w:t xml:space="preserve">not appear at practical operating points, so we claim nothing about it. We do not offer</w:t>
+      </w:r>
+      <w:r>
+        <w:t xml:space="preserve"> </w:t>
+      </w:r>
+      <w:r>
+        <w:t xml:space="preserve">a better estimator, scheduler or offset rule. We offer the measurement, and the two</w:t>
+      </w:r>
+      <w:r>
+        <w:t xml:space="preserve"> </w:t>
+      </w:r>
+      <w:r>
+        <w:t xml:space="preserve">dependences and one law it exposes.</w:t>
       </w:r>
     </w:p>
     <w:bookmarkEnd w:id="27"/>
@@ -7985,63 +6269,43 @@
         <w:pStyle w:val="FirstParagraph"/>
       </w:pPr>
       <w:r>
-        <w:t xml:space="preserve">The unit of correctness in link adaptation is not the CSI report but the pair (report,</w:t>
-      </w:r>
-      <w:r>
-        <w:t xml:space="preserve"> </w:t>
-      </w:r>
-      <w:r>
-        <w:t xml:space="preserve">consumer). Sizing margin and refresh cadence for the consumer’s reliability target and</w:t>
-      </w:r>
-      <w:r>
-        <w:t xml:space="preserve"> </w:t>
-      </w:r>
-      <w:r>
-        <w:t xml:space="preserve">coherence time, rather than for a nominal channel, is what keeps a certificate honest.</w:t>
-      </w:r>
-      <w:r>
-        <w:t xml:space="preserve"> </w:t>
-      </w:r>
-      <w:r>
-        <w:t xml:space="preserve">The false-clear rate makes the cost of ignoring the consumer measurable:</w:t>
-      </w:r>
-      <w:r>
-        <w:t xml:space="preserve"> </w:t>
-      </w:r>
-      <m:oMath>
-        <m:r>
-          <m:t>112</m:t>
-        </m:r>
-        <m:r>
-          <m:rPr>
-            <m:sty m:val="p"/>
-          </m:rPr>
-          <m:t>×</m:t>
-        </m:r>
-      </m:oMath>
-      <w:r>
-        <w:t xml:space="preserve"> </w:t>
-      </w:r>
-      <w:r>
-        <w:t xml:space="preserve">for a</w:t>
-      </w:r>
-      <w:r>
-        <w:t xml:space="preserve"> </w:t>
-      </w:r>
-      <w:r>
-        <w:t xml:space="preserve">mismatched target, a coherence-scaled horizon for a stale report. The Sionna link-level</w:t>
-      </w:r>
-      <w:r>
-        <w:t xml:space="preserve"> </w:t>
-      </w:r>
-      <w:r>
-        <w:t xml:space="preserve">chain is the evidence rung; an over-the-air or srsRAN testbed with real HARQ traces is the</w:t>
-      </w:r>
-      <w:r>
-        <w:t xml:space="preserve"> </w:t>
-      </w:r>
-      <w:r>
-        <w:t xml:space="preserve">external-validity graduation.</w:t>
+        <w:t xml:space="preserve">The unit of correctness in link adaptation is not the CSI report. It is the pair of</w:t>
+      </w:r>
+      <w:r>
+        <w:t xml:space="preserve"> </w:t>
+      </w:r>
+      <w:r>
+        <w:t xml:space="preserve">report and consumer. Margin and reporting cadence sized to the consumer’s target and</w:t>
+      </w:r>
+      <w:r>
+        <w:t xml:space="preserve"> </w:t>
+      </w:r>
+      <w:r>
+        <w:t xml:space="preserve">coherence time keep a certificate honest. Sized to a nominal channel they do not, and</w:t>
+      </w:r>
+      <w:r>
+        <w:t xml:space="preserve"> </w:t>
+      </w:r>
+      <w:r>
+        <w:t xml:space="preserve">the cost is measurable: a factor of 112 for a mismatched target, and a coherence-scaled</w:t>
+      </w:r>
+      <w:r>
+        <w:t xml:space="preserve"> </w:t>
+      </w:r>
+      <w:r>
+        <w:t xml:space="preserve">horizon past which a stale report cannot be saved by any cadence. The evidence stands</w:t>
+      </w:r>
+      <w:r>
+        <w:t xml:space="preserve"> </w:t>
+      </w:r>
+      <w:r>
+        <w:t xml:space="preserve">on Sionna link-level simulation with real LDPC decoding. Over-the-air HARQ traces are</w:t>
+      </w:r>
+      <w:r>
+        <w:t xml:space="preserve"> </w:t>
+      </w:r>
+      <w:r>
+        <w:t xml:space="preserve">the natural next step.</w:t>
       </w:r>
     </w:p>
     <w:p>
@@ -8049,17 +6313,7 @@
         <w:pStyle w:val="BodyText"/>
       </w:pPr>
       <w:r>
-        <w:rPr>
-          <w:b/>
-          <w:bCs/>
-        </w:rPr>
-        <w:t xml:space="preserve">Scope.</w:t>
-      </w:r>
-      <w:r>
-        <w:t xml:space="preserve"> </w:t>
-      </w:r>
-      <w:r>
-        <w:t xml:space="preserve">The evidence is one TDL-A profile (DS</w:t>
+        <w:t xml:space="preserve">The evidence has limits worth stating. It uses one TDL-A profile at</w:t>
       </w:r>
       <w:r>
         <w:t xml:space="preserve"> </w:t>
@@ -8070,42 +6324,36 @@
         </m:r>
       </m:oMath>
       <w:r>
-        <w:t xml:space="preserve"> ns), an MCS set to 64-QAM,</w:t>
-      </w:r>
-      <w:r>
-        <w:t xml:space="preserve"> </w:t>
-      </w:r>
-      <w:r>
-        <w:t xml:space="preserve">and—for the target axis—one mobility; the refresh law is fit across</w:t>
-      </w:r>
-      <w:r>
-        <w:t xml:space="preserve"> </w:t>
-      </w:r>
-      <m:oMath>
-        <m:sSub>
-          <m:e>
-            <m:r>
-              <m:t>f</m:t>
-            </m:r>
-          </m:e>
-          <m:sub>
-            <m:r>
-              <m:t>D</m:t>
-            </m:r>
-          </m:sub>
-        </m:sSub>
-        <m:r>
-          <m:rPr>
-            <m:sty m:val="p"/>
-          </m:rPr>
-          <m:t>=</m:t>
-        </m:r>
+        <w:t xml:space="preserve"> ns delay</w:t>
+      </w:r>
+      <w:r>
+        <w:t xml:space="preserve"> </w:t>
+      </w:r>
+      <w:r>
+        <w:t xml:space="preserve">spread, one MCS table topping out at 64-QAM, and one mobility for the target axis. The</w:t>
+      </w:r>
+      <w:r>
+        <w:t xml:space="preserve"> </w:t>
+      </w:r>
+      <w:r>
+        <w:t xml:space="preserve">refresh law is fit across</w:t>
+      </w:r>
+      <w:r>
+        <w:t xml:space="preserve"> </w:t>
+      </w:r>
+      <m:oMath>
         <m:r>
           <m:t>10</m:t>
         </m:r>
       </m:oMath>
       <w:r>
-        <w:t xml:space="preserve">–</w:t>
+        <w:t xml:space="preserve"> </w:t>
+      </w:r>
+      <w:r>
+        <w:t xml:space="preserve">to</w:t>
+      </w:r>
+      <w:r>
+        <w:t xml:space="preserve"> </w:t>
       </w:r>
       <m:oMath>
         <m:r>
@@ -8113,7 +6361,7 @@
         </m:r>
       </m:oMath>
       <w:r>
-        <w:t xml:space="preserve"> Hz and the target relativity is measured across mean SNR</w:t>
+        <w:t xml:space="preserve"> Hz, and the target gap is measured across</w:t>
       </w:r>
       <w:r>
         <w:t xml:space="preserve"> </w:t>
@@ -8124,7 +6372,13 @@
         </m:r>
       </m:oMath>
       <w:r>
-        <w:t xml:space="preserve">–</w:t>
+        <w:t xml:space="preserve"> </w:t>
+      </w:r>
+      <w:r>
+        <w:t xml:space="preserve">to</w:t>
+      </w:r>
+      <w:r>
+        <w:t xml:space="preserve"> </w:t>
       </w:r>
       <m:oMath>
         <m:r>
@@ -8132,146 +6386,63 @@
         </m:r>
       </m:oMath>
       <w:r>
-        <w:t xml:space="preserve"> dB (Fig. </w:t>
-      </w:r>
-      <w:hyperlink w:anchor="fig:snr">
-        <w:r>
-          <w:rPr>
-            <w:rStyle w:val="Hyperlink"/>
-          </w:rPr>
-          <w:t xml:space="preserve">1</w:t>
-        </w:r>
-      </w:hyperlink>
-      <w:r>
-        <w:t xml:space="preserve">), including the cell-edge regime where the naive</w:t>
-      </w:r>
-      <w:r>
-        <w:t xml:space="preserve"> </w:t>
-      </w:r>
-      <w:r>
-        <w:t xml:space="preserve">certificate false-clears even its own eMBB consumer. The remaining omitted factors point</w:t>
-      </w:r>
-      <w:r>
-        <w:t xml:space="preserve"> </w:t>
-      </w:r>
-      <w:r>
-        <w:t xml:space="preserve">the same way: 256-QAM adds steeper cliffs that deepen the aging penalty, and richer</w:t>
-      </w:r>
-      <w:r>
-        <w:t xml:space="preserve"> </w:t>
-      </w:r>
-      <w:r>
-        <w:t xml:space="preserve">profiles or correlated diversity raise</w:t>
-      </w:r>
-      <w:r>
-        <w:t xml:space="preserve"> </w:t>
-      </w:r>
-      <m:oMath>
-        <m:sSub>
-          <m:e>
-            <m:r>
-              <m:rPr>
-                <m:sty m:val="p"/>
-              </m:rPr>
-              <m:t>F</m:t>
-            </m:r>
-            <m:r>
-              <m:rPr>
-                <m:sty m:val="p"/>
-              </m:rPr>
-              <m:t>C</m:t>
-            </m:r>
-          </m:e>
-          <m:sub>
-            <m:r>
-              <m:rPr>
-                <m:nor/>
-                <m:sty m:val="p"/>
-              </m:rPr>
-              <m:t>aware</m:t>
-            </m:r>
-          </m:sub>
-        </m:sSub>
-      </m:oMath>
-      <w:r>
-        <w:t xml:space="preserve">—each increases,</w:t>
-      </w:r>
-      <w:r>
-        <w:t xml:space="preserve"> </w:t>
-      </w:r>
-      <w:r>
-        <w:t xml:space="preserve">not removes, the measured cost. On realization: the measured refresh floor is directly</w:t>
-      </w:r>
-      <w:r>
-        <w:t xml:space="preserve"> </w:t>
-      </w:r>
-      <w:r>
-        <w:t xml:space="preserve">implementable by the event-triggered (relative-threshold) CSI reporting already in</w:t>
-      </w:r>
-      <w:r>
-        <w:t xml:space="preserve"> </w:t>
-      </w:r>
-      <w:r>
-        <w:t xml:space="preserve">NR </w:t>
-      </w:r>
-      <w:r>
-        <w:t xml:space="preserve">, an instance of send-on-delta (Lebesgue) sampling </w:t>
-      </w:r>
-      <w:r>
-        <w:t xml:space="preserve">; in our</w:t>
-      </w:r>
-      <w:r>
-        <w:t xml:space="preserve"> </w:t>
-      </w:r>
-      <w:r>
-        <w:t xml:space="preserve">exploratory runs such a trigger reproduced the floor constant</w:t>
-      </w:r>
-      <w:r>
-        <w:t xml:space="preserve"> </w:t>
-      </w:r>
-      <w:r>
-        <w:t xml:space="preserve">(</w:t>
-      </w:r>
-      <m:oMath>
-        <m:sSub>
-          <m:e>
-            <m:r>
-              <m:t>P</m:t>
-            </m:r>
-          </m:e>
-          <m:sub>
-            <m:r>
-              <m:rPr>
-                <m:sty m:val="p"/>
-              </m:rPr>
-              <m:t>e</m:t>
-            </m:r>
-            <m:r>
-              <m:rPr>
-                <m:sty m:val="p"/>
-              </m:rPr>
-              <m:t>f</m:t>
-            </m:r>
-            <m:r>
-              <m:rPr>
-                <m:sty m:val="p"/>
-              </m:rPr>
-              <m:t>f</m:t>
-            </m:r>
-          </m:sub>
-        </m:sSub>
-        <m:r>
-          <m:t>​</m:t>
-        </m:r>
-        <m:r>
-          <m:rPr>
-            <m:sty m:val="p"/>
-          </m:rPr>
-          <m:t>≈</m:t>
-        </m:r>
-        <m:r>
-          <m:t>​</m:t>
-        </m:r>
+        <w:t xml:space="preserve"> dB, including the cell edge where the certificate fails its own eMBB consumer.</w:t>
+      </w:r>
+      <w:r>
+        <w:t xml:space="preserve"> </w:t>
+      </w:r>
+      <w:r>
+        <w:t xml:space="preserve">The factors we left out push the numbers the same way. 256-QAM adds steeper cliffs that</w:t>
+      </w:r>
+      <w:r>
+        <w:t xml:space="preserve"> </w:t>
+      </w:r>
+      <w:r>
+        <w:t xml:space="preserve">worsen aging, and correlated diversity raises the aware policy’s failure rate. On</w:t>
+      </w:r>
+      <w:r>
+        <w:t xml:space="preserve"> </w:t>
+      </w:r>
+      <w:r>
+        <w:t xml:space="preserve">implementation, the refresh floor needs no new machinery. Event-triggered CSI reporting</w:t>
+      </w:r>
+      <w:r>
+        <w:t xml:space="preserve"> </w:t>
+      </w:r>
+      <w:r>
+        <w:t xml:space="preserve">with a relative threshold already exists in NR</w:t>
+      </w:r>
+      <w:r>
+        <w:t xml:space="preserve"> </w:t>
+      </w:r>
+      <w:r>
+        <w:t xml:space="preserve"> </w:t>
+      </w:r>
+      <w:r>
+        <w:t xml:space="preserve">and is an instance of</w:t>
+      </w:r>
+      <w:r>
+        <w:t xml:space="preserve"> </w:t>
+      </w:r>
+      <w:r>
+        <w:t xml:space="preserve">send-on-delta sampling</w:t>
+      </w:r>
+      <w:r>
+        <w:t xml:space="preserve"> </w:t>
+      </w:r>
+      <w:r>
+        <w:t xml:space="preserve">. In exploratory runs such a trigger reproduced the</w:t>
+      </w:r>
+      <w:r>
+        <w:t xml:space="preserve"> </w:t>
+      </w:r>
+      <w:r>
+        <w:t xml:space="preserve">floor constant, near</w:t>
+      </w:r>
+      <w:r>
+        <w:t xml:space="preserve"> </w:t>
+      </w:r>
+      <m:oMath>
         <m:r>
           <m:t>0.2</m:t>
         </m:r>
@@ -8307,40 +6478,43 @@
         </m:sSub>
       </m:oMath>
       <w:r>
-        <w:t xml:space="preserve">), but a sealed confirmation attempt</w:t>
-      </w:r>
-      <w:r>
-        <w:t xml:space="preserve"> </w:t>
-      </w:r>
-      <w:r>
-        <w:t xml:space="preserve">returned VOID on a control-sanity check at very low Doppler, so we make no sealed claim</w:t>
-      </w:r>
-      <w:r>
-        <w:t xml:space="preserve"> </w:t>
-      </w:r>
-      <w:r>
-        <w:t xml:space="preserve">and credit the mechanism entirely to prior art. The methodology is not</w:t>
-      </w:r>
-      <w:r>
-        <w:t xml:space="preserve"> </w:t>
-      </w:r>
-      <w:r>
-        <w:t xml:space="preserve">radio-specific—the same consumer-relative false-clear appears in optical</w:t>
-      </w:r>
-      <w:r>
-        <w:t xml:space="preserve"> </w:t>
-      </w:r>
-      <w:r>
-        <w:t xml:space="preserve">quality-of-transmission and database replication </w:t>
-      </w:r>
-      <w:r>
-        <w:t xml:space="preserve">—but the results</w:t>
-      </w:r>
-      <w:r>
-        <w:t xml:space="preserve"> </w:t>
-      </w:r>
-      <w:r>
-        <w:t xml:space="preserve">here stand on the 5G NR CSI certificate alone.</w:t>
+        <w:t xml:space="preserve">, but our sealed confirmation attempt was</w:t>
+      </w:r>
+      <w:r>
+        <w:t xml:space="preserve"> </w:t>
+      </w:r>
+      <w:r>
+        <w:t xml:space="preserve">voided by a control-sanity check at very low Doppler, so we report that outcome and</w:t>
+      </w:r>
+      <w:r>
+        <w:t xml:space="preserve"> </w:t>
+      </w:r>
+      <w:r>
+        <w:t xml:space="preserve">claim nothing beyond the prior art. The method itself is not specific to radio. The</w:t>
+      </w:r>
+      <w:r>
+        <w:t xml:space="preserve"> </w:t>
+      </w:r>
+      <w:r>
+        <w:t xml:space="preserve">same consumer-relative failure shows up in optical quality-of-transmission and in</w:t>
+      </w:r>
+      <w:r>
+        <w:t xml:space="preserve"> </w:t>
+      </w:r>
+      <w:r>
+        <w:t xml:space="preserve">database replication</w:t>
+      </w:r>
+      <w:r>
+        <w:t xml:space="preserve"> </w:t>
+      </w:r>
+      <w:r>
+        <w:t xml:space="preserve">. The results here stand on the NR CSI</w:t>
+      </w:r>
+      <w:r>
+        <w:t xml:space="preserve"> </w:t>
+      </w:r>
+      <w:r>
+        <w:t xml:space="preserve">certificate alone.</w:t>
       </w:r>
     </w:p>
     <w:p>
@@ -8703,114 +6877,8 @@
       </w:pPr>
     </w:lvl>
   </w:abstractNum>
-  <w:abstractNum w:abstractNumId="991">
-    <w:nsid w:val="0000A991"/>
-    <w:multiLevelType w:val="multilevel"/>
-    <w:lvl w:ilvl="0">
-      <w:numFmt w:val="bullet"/>
-      <w:lvlText w:val=""/>
-      <w:lvlJc w:val="left"/>
-      <w:pPr>
-        <w:ind w:left="720" w:hanging="360"/>
-      </w:pPr>
-      <w:rPr>
-        <w:rFonts w:ascii="Symbol" w:hAnsi="Symbol" w:cs="Symbol" w:hint="default"/>
-      </w:rPr>
-    </w:lvl>
-    <w:lvl w:ilvl="1">
-      <w:numFmt w:val="bullet"/>
-      <w:lvlText w:val="o"/>
-      <w:lvlJc w:val="left"/>
-      <w:pPr>
-        <w:ind w:left="1440" w:hanging="360"/>
-      </w:pPr>
-      <w:rPr>
-        <w:rFonts w:ascii="Courier New" w:hAnsi="Courier New" w:cs="Courier New" w:hint="default"/>
-      </w:rPr>
-    </w:lvl>
-    <w:lvl w:ilvl="2">
-      <w:numFmt w:val="bullet"/>
-      <w:lvlText w:val=""/>
-      <w:lvlJc w:val="left"/>
-      <w:pPr>
-        <w:ind w:left="2160" w:hanging="360"/>
-      </w:pPr>
-      <w:rPr>
-        <w:rFonts w:ascii="Wingdings" w:hAnsi="Wingdings" w:cs="Wingdings" w:hint="default"/>
-      </w:rPr>
-    </w:lvl>
-    <w:lvl w:ilvl="3">
-      <w:numFmt w:val="bullet"/>
-      <w:lvlText w:val=""/>
-      <w:lvlJc w:val="left"/>
-      <w:pPr>
-        <w:ind w:left="2880" w:hanging="360"/>
-      </w:pPr>
-      <w:rPr>
-        <w:rFonts w:ascii="Symbol" w:hAnsi="Symbol" w:cs="Symbol" w:hint="default"/>
-      </w:rPr>
-    </w:lvl>
-    <w:lvl w:ilvl="4">
-      <w:numFmt w:val="bullet"/>
-      <w:lvlText w:val="o"/>
-      <w:lvlJc w:val="left"/>
-      <w:pPr>
-        <w:ind w:left="3600" w:hanging="360"/>
-      </w:pPr>
-      <w:rPr>
-        <w:rFonts w:ascii="Courier New" w:hAnsi="Courier New" w:cs="Courier New" w:hint="default"/>
-      </w:rPr>
-    </w:lvl>
-    <w:lvl w:ilvl="5">
-      <w:numFmt w:val="bullet"/>
-      <w:lvlText w:val=""/>
-      <w:lvlJc w:val="left"/>
-      <w:pPr>
-        <w:ind w:left="4320" w:hanging="360"/>
-      </w:pPr>
-      <w:rPr>
-        <w:rFonts w:ascii="Wingdings" w:hAnsi="Wingdings" w:cs="Wingdings" w:hint="default"/>
-      </w:rPr>
-    </w:lvl>
-    <w:lvl w:ilvl="6">
-      <w:numFmt w:val="bullet"/>
-      <w:lvlText w:val=""/>
-      <w:lvlJc w:val="left"/>
-      <w:pPr>
-        <w:ind w:left="5040" w:hanging="360"/>
-      </w:pPr>
-      <w:rPr>
-        <w:rFonts w:ascii="Symbol" w:hAnsi="Symbol" w:cs="Symbol" w:hint="default"/>
-      </w:rPr>
-    </w:lvl>
-    <w:lvl w:ilvl="7">
-      <w:numFmt w:val="bullet"/>
-      <w:lvlText w:val="o"/>
-      <w:lvlJc w:val="left"/>
-      <w:pPr>
-        <w:ind w:left="5760" w:hanging="360"/>
-      </w:pPr>
-      <w:rPr>
-        <w:rFonts w:ascii="Courier New" w:hAnsi="Courier New" w:cs="Courier New" w:hint="default"/>
-      </w:rPr>
-    </w:lvl>
-    <w:lvl w:ilvl="8">
-      <w:numFmt w:val="bullet"/>
-      <w:lvlText w:val=""/>
-      <w:lvlJc w:val="left"/>
-      <w:pPr>
-        <w:ind w:left="6480" w:hanging="360"/>
-      </w:pPr>
-      <w:rPr>
-        <w:rFonts w:ascii="Wingdings" w:hAnsi="Wingdings" w:cs="Wingdings" w:hint="default"/>
-      </w:rPr>
-    </w:lvl>
-  </w:abstractNum>
   <w:num w:numId="1000">
     <w:abstractNumId w:val="990"/>
-  </w:num>
-  <w:num w:numId="1001">
-    <w:abstractNumId w:val="991"/>
   </w:num>
 </w:numbering>
 </file>

--- a/paper/wcnc-csi/wcnc-csi.docx
+++ b/paper/wcnc-csi/wcnc-csi.docx
@@ -198,7 +198,25 @@
         <w:t xml:space="preserve"> </w:t>
       </w:r>
       <w:r>
-        <w:t xml:space="preserve">stops being optional. Every number comes from a sealed, pre-registered record.</w:t>
+        <w:t xml:space="preserve">stops being optional. A third experiment shows the failure rate can invert: two margin</w:t>
+      </w:r>
+      <w:r>
+        <w:t xml:space="preserve"> </w:t>
+      </w:r>
+      <w:r>
+        <w:t xml:space="preserve">policies with equal budgets, and each of two user fleets prefers a different one, so no</w:t>
+      </w:r>
+      <w:r>
+        <w:t xml:space="preserve"> </w:t>
+      </w:r>
+      <w:r>
+        <w:t xml:space="preserve">fleet-level number serves both. Every number comes from a sealed, pre-registered</w:t>
+      </w:r>
+      <w:r>
+        <w:t xml:space="preserve"> </w:t>
+      </w:r>
+      <w:r>
+        <w:t xml:space="preserve">record.</w:t>
       </w:r>
     </w:p>
     <w:p>
@@ -6156,13 +6174,13 @@
     </w:tbl>
     <w:bookmarkEnd w:id="25"/>
     <w:bookmarkEnd w:id="26"/>
-    <w:bookmarkStart w:id="27" w:name="related-work"/>
+    <w:bookmarkStart w:id="27" w:name="sec:flip"/>
     <w:p>
       <w:pPr>
         <w:pStyle w:val="Heading1"/>
       </w:pPr>
       <w:r>
-        <w:t xml:space="preserve">Related Work</w:t>
+        <w:t xml:space="preserve">One Budget, Two Fleets, Opposite Verdicts</w:t>
       </w:r>
     </w:p>
     <w:p>
@@ -6170,98 +6188,255 @@
         <w:pStyle w:val="FirstParagraph"/>
       </w:pPr>
       <w:r>
-        <w:t xml:space="preserve">Link adaptation, CSI aging and outer-loop correction are old subjects. OLLA</w:t>
-      </w:r>
-      <w:r>
-        <w:t xml:space="preserve"> </w:t>
-      </w:r>
-      <w:r>
-        <w:t xml:space="preserve"> </w:t>
-      </w:r>
-      <w:r>
-        <w:t xml:space="preserve">holds a BLER target under imperfect or stale CSI by adjusting an SINR offset from HARQ</w:t>
-      </w:r>
-      <w:r>
-        <w:t xml:space="preserve"> </w:t>
-      </w:r>
-      <w:r>
-        <w:t xml:space="preserve">feedback. It is exactly the correction our refresh result quantifies. Short-packet</w:t>
-      </w:r>
-      <w:r>
-        <w:t xml:space="preserve"> </w:t>
-      </w:r>
-      <w:r>
-        <w:t xml:space="preserve">analysis</w:t>
-      </w:r>
-      <w:r>
-        <w:t xml:space="preserve"> </w:t>
-      </w:r>
-      <w:r>
-        <w:t xml:space="preserve"> </w:t>
-      </w:r>
-      <w:r>
-        <w:t xml:space="preserve">establishes the reliability regime where the eMBB-to-URLLC gap</w:t>
-      </w:r>
-      <w:r>
-        <w:t xml:space="preserve"> </w:t>
-      </w:r>
-      <w:r>
-        <w:t xml:space="preserve">lives. Deployed systems configure CQI reporting at a fixed periodicity</w:t>
-      </w:r>
-      <w:r>
-        <w:t xml:space="preserve"> </w:t>
-      </w:r>
-      <w:r>
-        <w:t xml:space="preserve">; our refresh floor turns that period into a coherence-time budget</w:t>
-      </w:r>
-      <w:r>
-        <w:t xml:space="preserve"> </w:t>
-      </w:r>
-      <w:r>
-        <w:t xml:space="preserve">instead. Learned CSI feedback trained on reconstruction error</w:t>
-      </w:r>
-      <w:r>
-        <w:t xml:space="preserve"> </w:t>
-      </w:r>
-      <w:r>
-        <w:t xml:space="preserve"> </w:t>
-      </w:r>
-      <w:r>
-        <w:t xml:space="preserve">is an</w:t>
-      </w:r>
-      <w:r>
-        <w:t xml:space="preserve"> </w:t>
-      </w:r>
-      <w:r>
-        <w:t xml:space="preserve">active direction. In our own controlled tests the objective gap it might suggest did</w:t>
-      </w:r>
-      <w:r>
-        <w:t xml:space="preserve"> </w:t>
-      </w:r>
-      <w:r>
-        <w:t xml:space="preserve">not appear at practical operating points, so we claim nothing about it. We do not offer</w:t>
-      </w:r>
-      <w:r>
-        <w:t xml:space="preserve"> </w:t>
-      </w:r>
-      <w:r>
-        <w:t xml:space="preserve">a better estimator, scheduler or offset rule. We offer the measurement, and the two</w:t>
-      </w:r>
-      <w:r>
-        <w:t xml:space="preserve"> </w:t>
-      </w:r>
-      <w:r>
-        <w:t xml:space="preserve">dependences and one law it exposes.</w:t>
+        <w:t xml:space="preserve">The two axes above share a stronger property: the verdict can invert. Consider two</w:t>
+      </w:r>
+      <w:r>
+        <w:t xml:space="preserve"> </w:t>
+      </w:r>
+      <w:r>
+        <w:t xml:space="preserve">user fleets whose failures come from different parts of the radio state. The M-fleet</w:t>
+      </w:r>
+      <w:r>
+        <w:t xml:space="preserve"> </w:t>
+      </w:r>
+      <w:r>
+        <w:t xml:space="preserve">runs at</w:t>
+      </w:r>
+      <w:r>
+        <w:t xml:space="preserve"> </w:t>
+      </w:r>
+      <m:oMath>
+        <m:r>
+          <m:t>200</m:t>
+        </m:r>
+      </m:oMath>
+      <w:r>
+        <w:t xml:space="preserve"> Hz Doppler and</w:t>
+      </w:r>
+      <w:r>
+        <w:t xml:space="preserve"> </w:t>
+      </w:r>
+      <m:oMath>
+        <m:r>
+          <m:t>12</m:t>
+        </m:r>
+      </m:oMath>
+      <w:r>
+        <w:t xml:space="preserve"> dB mean SNR, so its blocks die of CSI aging. The</w:t>
+      </w:r>
+      <w:r>
+        <w:t xml:space="preserve"> </w:t>
+      </w:r>
+      <w:r>
+        <w:t xml:space="preserve">S-fleet runs at</w:t>
+      </w:r>
+      <w:r>
+        <w:t xml:space="preserve"> </w:t>
+      </w:r>
+      <m:oMath>
+        <m:r>
+          <m:t>10</m:t>
+        </m:r>
+      </m:oMath>
+      <w:r>
+        <w:t xml:space="preserve"> Hz and</w:t>
+      </w:r>
+      <w:r>
+        <w:t xml:space="preserve"> </w:t>
+      </w:r>
+      <m:oMath>
+        <m:r>
+          <m:t>7</m:t>
+        </m:r>
+      </m:oMath>
+      <w:r>
+        <w:t xml:space="preserve"> dB, so its blocks die in deep fades. Now take two</w:t>
+      </w:r>
+      <w:r>
+        <w:t xml:space="preserve"> </w:t>
+      </w:r>
+      <w:r>
+        <w:t xml:space="preserve">margin policies with the same fleet-mean budget of</w:t>
+      </w:r>
+      <w:r>
+        <w:t xml:space="preserve"> </w:t>
+      </w:r>
+      <m:oMath>
+        <m:r>
+          <m:t>1.5</m:t>
+        </m:r>
+      </m:oMath>
+      <w:r>
+        <w:t xml:space="preserve"> dB: policy A allocates by</w:t>
+      </w:r>
+      <w:r>
+        <w:t xml:space="preserve"> </w:t>
+      </w:r>
+      <w:r>
+        <w:t xml:space="preserve">Doppler, policy B allocates the same total by SNR deficit. The M-fleet does better</w:t>
+      </w:r>
+      <w:r>
+        <w:t xml:space="preserve"> </w:t>
+      </w:r>
+      <w:r>
+        <w:t xml:space="preserve">under A</w:t>
+      </w:r>
+      <w:r>
+        <w:t xml:space="preserve"> </w:t>
+      </w:r>
+      <w:r>
+        <w:t xml:space="preserve">(NACK rate</w:t>
+      </w:r>
+      <w:r>
+        <w:t xml:space="preserve"> </w:t>
+      </w:r>
+      <m:oMath>
+        <m:r>
+          <m:t>0.22</m:t>
+        </m:r>
+      </m:oMath>
+      <w:r>
+        <w:t xml:space="preserve"> </w:t>
+      </w:r>
+      <w:r>
+        <w:t xml:space="preserve">against</w:t>
+      </w:r>
+      <w:r>
+        <w:t xml:space="preserve"> </w:t>
+      </w:r>
+      <m:oMath>
+        <m:r>
+          <m:t>0.36</m:t>
+        </m:r>
+      </m:oMath>
+      <w:r>
+        <w:t xml:space="preserve">),</w:t>
+      </w:r>
+      <w:r>
+        <w:t xml:space="preserve"> </w:t>
+      </w:r>
+      <w:r>
+        <w:t xml:space="preserve">and the S-fleet does better under B</w:t>
+      </w:r>
+      <w:r>
+        <w:t xml:space="preserve"> </w:t>
+      </w:r>
+      <w:r>
+        <w:t xml:space="preserve">(</w:t>
+      </w:r>
+      <m:oMath>
+        <m:r>
+          <m:t>0.16</m:t>
+        </m:r>
+      </m:oMath>
+      <w:r>
+        <w:t xml:space="preserve"> </w:t>
+      </w:r>
+      <w:r>
+        <w:t xml:space="preserve">against</w:t>
+      </w:r>
+      <w:r>
+        <w:t xml:space="preserve"> </w:t>
+      </w:r>
+      <m:oMath>
+        <m:r>
+          <m:t>0.27</m:t>
+        </m:r>
+      </m:oMath>
+      <w:r>
+        <w:t xml:space="preserve">),</w:t>
+      </w:r>
+      <w:r>
+        <w:t xml:space="preserve"> </w:t>
+      </w:r>
+      <w:r>
+        <w:t xml:space="preserve">on every seed. The fleet-mean NACK rate sits within</w:t>
+      </w:r>
+      <w:r>
+        <w:t xml:space="preserve"> </w:t>
+      </w:r>
+      <m:oMath>
+        <m:r>
+          <m:t>0.02</m:t>
+        </m:r>
+      </m:oMath>
+      <w:r>
+        <w:t xml:space="preserve"> </w:t>
+      </w:r>
+      <w:r>
+        <w:t xml:space="preserve">for the two policies, so</w:t>
+      </w:r>
+      <w:r>
+        <w:t xml:space="preserve"> </w:t>
+      </w:r>
+      <w:r>
+        <w:t xml:space="preserve">the aggregate cannot order the pair for anyone. A control run sharpens the</w:t>
+      </w:r>
+      <w:r>
+        <w:t xml:space="preserve"> </w:t>
+      </w:r>
+      <w:r>
+        <w:t xml:space="preserve">mechanism: reading one fleet at two reliability thresholds (a shifted required-SNR</w:t>
+      </w:r>
+      <w:r>
+        <w:t xml:space="preserve"> </w:t>
+      </w:r>
+      <w:r>
+        <w:t xml:space="preserve">table) under redistributed margin produces no inversion at all, because a threshold</w:t>
+      </w:r>
+      <w:r>
+        <w:t xml:space="preserve"> </w:t>
+      </w:r>
+      <w:r>
+        <w:t xml:space="preserve">shift leaves both consumers reading the same projection of the state. That is also</w:t>
+      </w:r>
+      <w:r>
+        <w:t xml:space="preserve"> </w:t>
+      </w:r>
+      <w:r>
+        <w:t xml:space="preserve">why §</w:t>
+      </w:r>
+      <w:hyperlink w:anchor="sec:urllc">
+        <w:r>
+          <w:rPr>
+            <w:rStyle w:val="Hyperlink"/>
+          </w:rPr>
+          <w:t xml:space="preserve">3</w:t>
+        </w:r>
+      </w:hyperlink>
+      <w:r>
+        <w:t xml:space="preserve"> </w:t>
+      </w:r>
+      <w:r>
+        <w:t xml:space="preserve">showed dominance rather than inversion: eMBB and URLLC are a</w:t>
+      </w:r>
+      <w:r>
+        <w:t xml:space="preserve"> </w:t>
+      </w:r>
+      <w:r>
+        <w:t xml:space="preserve">threshold pair. The inversion needs consumers that read different axes, mobility</w:t>
+      </w:r>
+      <w:r>
+        <w:t xml:space="preserve"> </w:t>
+      </w:r>
+      <w:r>
+        <w:t xml:space="preserve">against depth, and a mixed cell has both. A scheduler that tunes its reporting and</w:t>
+      </w:r>
+      <w:r>
+        <w:t xml:space="preserve"> </w:t>
+      </w:r>
+      <w:r>
+        <w:t xml:space="preserve">margin to one fleet-level KPI is optimizing a number that no user experiences.</w:t>
       </w:r>
     </w:p>
     <w:bookmarkEnd w:id="27"/>
-    <w:bookmarkStart w:id="29" w:name="discussion-and-conclusion"/>
+    <w:bookmarkStart w:id="28" w:name="related-work"/>
     <w:p>
       <w:pPr>
         <w:pStyle w:val="Heading1"/>
       </w:pPr>
       <w:r>
-        <w:t xml:space="preserve">Discussion and Conclusion</w:t>
+        <w:t xml:space="preserve">Related Work</w:t>
       </w:r>
     </w:p>
     <w:p>
@@ -6269,6 +6444,105 @@
         <w:pStyle w:val="FirstParagraph"/>
       </w:pPr>
       <w:r>
+        <w:t xml:space="preserve">Link adaptation, CSI aging and outer-loop correction are old subjects. OLLA</w:t>
+      </w:r>
+      <w:r>
+        <w:t xml:space="preserve"> </w:t>
+      </w:r>
+      <w:r>
+        <w:t xml:space="preserve"> </w:t>
+      </w:r>
+      <w:r>
+        <w:t xml:space="preserve">holds a BLER target under imperfect or stale CSI by adjusting an SINR offset from HARQ</w:t>
+      </w:r>
+      <w:r>
+        <w:t xml:space="preserve"> </w:t>
+      </w:r>
+      <w:r>
+        <w:t xml:space="preserve">feedback. It is exactly the correction our refresh result quantifies. Short-packet</w:t>
+      </w:r>
+      <w:r>
+        <w:t xml:space="preserve"> </w:t>
+      </w:r>
+      <w:r>
+        <w:t xml:space="preserve">analysis</w:t>
+      </w:r>
+      <w:r>
+        <w:t xml:space="preserve"> </w:t>
+      </w:r>
+      <w:r>
+        <w:t xml:space="preserve"> </w:t>
+      </w:r>
+      <w:r>
+        <w:t xml:space="preserve">establishes the reliability regime where the eMBB-to-URLLC gap</w:t>
+      </w:r>
+      <w:r>
+        <w:t xml:space="preserve"> </w:t>
+      </w:r>
+      <w:r>
+        <w:t xml:space="preserve">lives. Deployed systems configure CQI reporting at a fixed periodicity</w:t>
+      </w:r>
+      <w:r>
+        <w:t xml:space="preserve"> </w:t>
+      </w:r>
+      <w:r>
+        <w:t xml:space="preserve">; our refresh floor turns that period into a coherence-time budget</w:t>
+      </w:r>
+      <w:r>
+        <w:t xml:space="preserve"> </w:t>
+      </w:r>
+      <w:r>
+        <w:t xml:space="preserve">instead. Learned CSI feedback trained on reconstruction error</w:t>
+      </w:r>
+      <w:r>
+        <w:t xml:space="preserve"> </w:t>
+      </w:r>
+      <w:r>
+        <w:t xml:space="preserve"> </w:t>
+      </w:r>
+      <w:r>
+        <w:t xml:space="preserve">is an</w:t>
+      </w:r>
+      <w:r>
+        <w:t xml:space="preserve"> </w:t>
+      </w:r>
+      <w:r>
+        <w:t xml:space="preserve">active direction. In our own controlled tests the objective gap it might suggest did</w:t>
+      </w:r>
+      <w:r>
+        <w:t xml:space="preserve"> </w:t>
+      </w:r>
+      <w:r>
+        <w:t xml:space="preserve">not appear at practical operating points, so we claim nothing about it. We do not offer</w:t>
+      </w:r>
+      <w:r>
+        <w:t xml:space="preserve"> </w:t>
+      </w:r>
+      <w:r>
+        <w:t xml:space="preserve">a better estimator, scheduler or offset rule. We offer the measurement, and the two</w:t>
+      </w:r>
+      <w:r>
+        <w:t xml:space="preserve"> </w:t>
+      </w:r>
+      <w:r>
+        <w:t xml:space="preserve">dependences and one law it exposes.</w:t>
+      </w:r>
+    </w:p>
+    <w:bookmarkEnd w:id="28"/>
+    <w:bookmarkStart w:id="30" w:name="discussion-and-conclusion"/>
+    <w:p>
+      <w:pPr>
+        <w:pStyle w:val="Heading1"/>
+      </w:pPr>
+      <w:r>
+        <w:t xml:space="preserve">Discussion and Conclusion</w:t>
+      </w:r>
+    </w:p>
+    <w:p>
+      <w:pPr>
+        <w:pStyle w:val="FirstParagraph"/>
+      </w:pPr>
+      <w:r>
         <w:t xml:space="preserve">The unit of correctness in link adaptation is not the CSI report. It is the pair of</w:t>
       </w:r>
       <w:r>
@@ -6754,7 +7028,7 @@
       <w:r>
         <w:t xml:space="preserve"> </w:t>
       </w:r>
-      <w:hyperlink r:id="rId28">
+      <w:hyperlink r:id="rId29">
         <w:r>
           <w:rPr>
             <w:rStyle w:val="Hyperlink"/>
@@ -6766,7 +7040,7 @@
         <w:t xml:space="preserve">, 2026.</w:t>
       </w:r>
     </w:p>
-    <w:bookmarkEnd w:id="29"/>
+    <w:bookmarkEnd w:id="30"/>
     <w:sectPr>
       <w:footnotePr>
         <w:numRestart w:val="eachSect"/>

--- a/paper/wcnc-csi/wcnc-csi.docx
+++ b/paper/wcnc-csi/wcnc-csi.docx
@@ -198,25 +198,25 @@
         <w:t xml:space="preserve"> </w:t>
       </w:r>
       <w:r>
-        <w:t xml:space="preserve">stops being optional. A third experiment shows the failure rate can invert: two margin</w:t>
-      </w:r>
-      <w:r>
-        <w:t xml:space="preserve"> </w:t>
-      </w:r>
-      <w:r>
-        <w:t xml:space="preserve">policies with equal budgets, and each of two user fleets prefers a different one, so no</w:t>
-      </w:r>
-      <w:r>
-        <w:t xml:space="preserve"> </w:t>
-      </w:r>
-      <w:r>
-        <w:t xml:space="preserve">fleet-level number serves both. Every number comes from a sealed, pre-registered</w:t>
-      </w:r>
-      <w:r>
-        <w:t xml:space="preserve"> </w:t>
-      </w:r>
-      <w:r>
-        <w:t xml:space="preserve">record.</w:t>
+        <w:t xml:space="preserve">stops being optional. A third experiment shows the verdict itself can invert. With</w:t>
+      </w:r>
+      <w:r>
+        <w:t xml:space="preserve"> </w:t>
+      </w:r>
+      <w:r>
+        <w:t xml:space="preserve">equal margin budgets, one user fleet does better under one policy and the other fleet</w:t>
+      </w:r>
+      <w:r>
+        <w:t xml:space="preserve"> </w:t>
+      </w:r>
+      <w:r>
+        <w:t xml:space="preserve">under the other, so no fleet-level number serves both. Every number comes from a</w:t>
+      </w:r>
+      <w:r>
+        <w:t xml:space="preserve"> </w:t>
+      </w:r>
+      <w:r>
+        <w:t xml:space="preserve">sealed, pre-registered record.</w:t>
       </w:r>
     </w:p>
     <w:p>
@@ -6376,25 +6376,25 @@
         <w:t xml:space="preserve"> </w:t>
       </w:r>
       <w:r>
-        <w:t xml:space="preserve">mechanism: reading one fleet at two reliability thresholds (a shifted required-SNR</w:t>
-      </w:r>
-      <w:r>
-        <w:t xml:space="preserve"> </w:t>
-      </w:r>
-      <w:r>
-        <w:t xml:space="preserve">table) under redistributed margin produces no inversion at all, because a threshold</w:t>
-      </w:r>
-      <w:r>
-        <w:t xml:space="preserve"> </w:t>
-      </w:r>
-      <w:r>
-        <w:t xml:space="preserve">shift leaves both consumers reading the same projection of the state. That is also</w:t>
-      </w:r>
-      <w:r>
-        <w:t xml:space="preserve"> </w:t>
-      </w:r>
-      <w:r>
-        <w:t xml:space="preserve">why §</w:t>
+        <w:t xml:space="preserve">mechanism. We read one fleet at two reliability thresholds, a shifted required-SNR</w:t>
+      </w:r>
+      <w:r>
+        <w:t xml:space="preserve"> </w:t>
+      </w:r>
+      <w:r>
+        <w:t xml:space="preserve">table, and redistributed the margin the same two ways. No inversion appears. A</w:t>
+      </w:r>
+      <w:r>
+        <w:t xml:space="preserve"> </w:t>
+      </w:r>
+      <w:r>
+        <w:t xml:space="preserve">threshold shift leaves both consumers reading the same projection of the state, and</w:t>
+      </w:r>
+      <w:r>
+        <w:t xml:space="preserve"> </w:t>
+      </w:r>
+      <w:r>
+        <w:t xml:space="preserve">that is also why §</w:t>
       </w:r>
       <w:hyperlink w:anchor="sec:urllc">
         <w:r>
@@ -6408,25 +6408,25 @@
         <w:t xml:space="preserve"> </w:t>
       </w:r>
       <w:r>
-        <w:t xml:space="preserve">showed dominance rather than inversion: eMBB and URLLC are a</w:t>
-      </w:r>
-      <w:r>
-        <w:t xml:space="preserve"> </w:t>
-      </w:r>
-      <w:r>
-        <w:t xml:space="preserve">threshold pair. The inversion needs consumers that read different axes, mobility</w:t>
-      </w:r>
-      <w:r>
-        <w:t xml:space="preserve"> </w:t>
-      </w:r>
-      <w:r>
-        <w:t xml:space="preserve">against depth, and a mixed cell has both. A scheduler that tunes its reporting and</w:t>
-      </w:r>
-      <w:r>
-        <w:t xml:space="preserve"> </w:t>
-      </w:r>
-      <w:r>
-        <w:t xml:space="preserve">margin to one fleet-level KPI is optimizing a number that no user experiences.</w:t>
+        <w:t xml:space="preserve">showed dominance rather than inversion. eMBB and</w:t>
+      </w:r>
+      <w:r>
+        <w:t xml:space="preserve"> </w:t>
+      </w:r>
+      <w:r>
+        <w:t xml:space="preserve">URLLC are a threshold pair. The inversion needs consumers that read different axes</w:t>
+      </w:r>
+      <w:r>
+        <w:t xml:space="preserve"> </w:t>
+      </w:r>
+      <w:r>
+        <w:t xml:space="preserve">of the state, here mobility against depth, and a mixed cell has both. A scheduler</w:t>
+      </w:r>
+      <w:r>
+        <w:t xml:space="preserve"> </w:t>
+      </w:r>
+      <w:r>
+        <w:t xml:space="preserve">tuned to one fleet-level number is optimizing something no user experiences.</w:t>
       </w:r>
     </w:p>
     <w:bookmarkEnd w:id="27"/>

--- a/paper/wcnc-csi/wcnc-csi.docx
+++ b/paper/wcnc-csi/wcnc-csi.docx
@@ -392,7 +392,7 @@
         <w:t xml:space="preserve"> </w:t>
       </w:r>
       <w:r>
-        <w:t xml:space="preserve">correction has stopped being an optimization and become a requirement.</w:t>
+        <w:t xml:space="preserve">correction has stopped being optional.</w:t>
       </w:r>
     </w:p>
     <w:bookmarkEnd w:id="9"/>
@@ -2795,10 +2795,19 @@
                 <m:rPr>
                   <m:sty m:val="p"/>
                 </m:rPr>
-                <m:t>↑</m:t>
+                <m:t>u</m:t>
+              </m:r>
+              <m:r>
+                <m:rPr>
+                  <m:sty m:val="p"/>
+                </m:rPr>
+                <m:t>p</m:t>
               </m:r>
             </m:sub>
           </m:sSub>
+          <m:r>
+            <m:t> </m:t>
+          </m:r>
           <m:r>
             <m:rPr>
               <m:sty m:val="b"/>
@@ -2856,10 +2865,19 @@
                 <m:rPr>
                   <m:sty m:val="p"/>
                 </m:rPr>
-                <m:t>↓</m:t>
+                <m:t>d</m:t>
+              </m:r>
+              <m:r>
+                <m:rPr>
+                  <m:sty m:val="p"/>
+                </m:rPr>
+                <m:t>n</m:t>
               </m:r>
             </m:sub>
           </m:sSub>
+          <m:r>
+            <m:t> </m:t>
+          </m:r>
           <m:r>
             <m:rPr>
               <m:sty m:val="b"/>
@@ -2931,39 +2949,13 @@
               <m:rPr>
                 <m:sty m:val="p"/>
               </m:rPr>
-              <m:t>↑</m:t>
-            </m:r>
-          </m:sub>
-        </m:sSub>
-        <m:r>
-          <m:rPr>
-            <m:sty m:val="p"/>
-          </m:rPr>
-          <m:t>=</m:t>
-        </m:r>
-        <m:r>
-          <m:t>0.1</m:t>
-        </m:r>
-      </m:oMath>
-      <w:r>
-        <w:t xml:space="preserve"> dB and</w:t>
-      </w:r>
-      <w:r>
-        <w:t xml:space="preserve"> </w:t>
-      </w:r>
-      <m:oMath>
-        <m:sSub>
-          <m:e>
-            <m:r>
-              <m:t>δ</m:t>
-            </m:r>
-          </m:e>
-          <m:sub>
+              <m:t>u</m:t>
+            </m:r>
             <m:r>
               <m:rPr>
                 <m:sty m:val="p"/>
               </m:rPr>
-              <m:t>↓</m:t>
+              <m:t>p</m:t>
             </m:r>
           </m:sub>
         </m:sSub>
@@ -2973,6 +2965,17 @@
           </m:rPr>
           <m:t>=</m:t>
         </m:r>
+        <m:r>
+          <m:t>0.1</m:t>
+        </m:r>
+      </m:oMath>
+      <w:r>
+        <w:t xml:space="preserve"> dB and</w:t>
+      </w:r>
+      <w:r>
+        <w:t xml:space="preserve"> </w:t>
+      </w:r>
+      <m:oMath>
         <m:sSub>
           <m:e>
             <m:r>
@@ -2984,7 +2987,13 @@
               <m:rPr>
                 <m:sty m:val="p"/>
               </m:rPr>
-              <m:t>↑</m:t>
+              <m:t>d</m:t>
+            </m:r>
+            <m:r>
+              <m:rPr>
+                <m:sty m:val="p"/>
+              </m:rPr>
+              <m:t>n</m:t>
             </m:r>
           </m:sub>
         </m:sSub>
@@ -2992,6 +3001,33 @@
           <m:rPr>
             <m:sty m:val="p"/>
           </m:rPr>
+          <m:t>=</m:t>
+        </m:r>
+        <m:sSub>
+          <m:e>
+            <m:r>
+              <m:t>δ</m:t>
+            </m:r>
+          </m:e>
+          <m:sub>
+            <m:r>
+              <m:rPr>
+                <m:sty m:val="p"/>
+              </m:rPr>
+              <m:t>u</m:t>
+            </m:r>
+            <m:r>
+              <m:rPr>
+                <m:sty m:val="p"/>
+              </m:rPr>
+              <m:t>p</m:t>
+            </m:r>
+          </m:sub>
+        </m:sSub>
+        <m:r>
+          <m:rPr>
+            <m:sty m:val="p"/>
+          </m:rPr>
           <m:t>(</m:t>
         </m:r>
         <m:r>
@@ -3023,13 +3059,13 @@
         </m:r>
       </m:oMath>
       <w:r>
-        <w:t xml:space="preserve">,</w:t>
-      </w:r>
-      <w:r>
-        <w:t xml:space="preserve"> </w:t>
-      </w:r>
-      <w:r>
-        <w:t xml:space="preserve">so the loop settles where the NACK rate equals</w:t>
+        <w:t xml:space="preserve">, so the loop settles</w:t>
+      </w:r>
+      <w:r>
+        <w:t xml:space="preserve"> </w:t>
+      </w:r>
+      <w:r>
+        <w:t xml:space="preserve">where the NACK rate equals</w:t>
       </w:r>
       <w:r>
         <w:t xml:space="preserve"> </w:t>
@@ -3752,7 +3788,13 @@
                     <m:rPr>
                       <m:sty m:val="p"/>
                     </m:rPr>
-                    <m:t>↑</m:t>
+                    <m:t>u</m:t>
+                  </m:r>
+                  <m:r>
+                    <m:rPr>
+                      <m:sty m:val="p"/>
+                    </m:rPr>
+                    <m:t>p</m:t>
                   </m:r>
                 </m:sub>
               </m:sSub>
@@ -3786,7 +3828,13 @@
                     <m:rPr>
                       <m:sty m:val="p"/>
                     </m:rPr>
-                    <m:t>↓</m:t>
+                    <m:t>d</m:t>
+                  </m:r>
+                  <m:r>
+                    <m:rPr>
+                      <m:sty m:val="p"/>
+                    </m:rPr>
+                    <m:t>n</m:t>
                   </m:r>
                 </m:sub>
               </m:sSub>
@@ -4106,7 +4154,7 @@
           <w:rPr>
             <w:rStyle w:val="Hyperlink"/>
           </w:rPr>
-          <w:t xml:space="preserve">2</w:t>
+          <w:t xml:space="preserve">1</w:t>
         </w:r>
       </w:hyperlink>
       <w:r>
@@ -4315,7 +4363,7 @@
           <w:rPr>
             <w:rStyle w:val="Hyperlink"/>
           </w:rPr>
-          <w:t xml:space="preserve">1</w:t>
+          <w:t xml:space="preserve">2</w:t>
         </w:r>
       </w:hyperlink>
       <w:r>
@@ -4467,7 +4515,7 @@
         <w:t xml:space="preserve">format is already too aggressive.</w:t>
       </w:r>
     </w:p>
-    <w:bookmarkStart w:id="15" w:name="fig:snr"/>
+    <w:bookmarkStart w:id="15" w:name="fig:urllc"/>
     <w:p>
       <w:pPr>
         <w:pStyle w:val="CaptionedFigure"/>
@@ -4482,7 +4530,7 @@
               <a:graphicData uri="http://schemas.openxmlformats.org/drawingml/2006/picture">
                 <pic:pic>
                   <pic:nvPicPr>
-                    <pic:cNvPr descr="snr_robustness.png" id="14" name="Picture"/>
+                    <pic:cNvPr descr="urllc_relativity.png" id="14" name="Picture"/>
                     <pic:cNvPicPr>
                       <a:picLocks noChangeArrowheads="1" noChangeAspect="1"/>
                     </pic:cNvPicPr>
@@ -4520,40 +4568,60 @@
         <w:pStyle w:val="ImageCaption"/>
       </w:pPr>
       <w:r>
-        <w:t xml:space="preserve">The target gap across mean SNR (real NR, Sionna LDPC; sealed sweep, 3 seeds,</w:t>
-      </w:r>
-      <w:r>
-        <w:t xml:space="preserve"> </w:t>
-      </w:r>
-      <w:r>
-        <w:t xml:space="preserve">whiskers min–max). The naive certificate rides the eMBB target, so the URLLC</w:t>
-      </w:r>
-      <w:r>
-        <w:t xml:space="preserve"> </w:t>
-      </w:r>
-      <w:r>
-        <w:t xml:space="preserve">consumer sees roughly a hundredfold false-clear at every in-range SNR. Below about</w:t>
-      </w:r>
-      <w:r>
-        <w:t xml:space="preserve"> </w:t>
-      </w:r>
-      <m:oMath>
-        <m:r>
-          <m:t>6</m:t>
-        </m:r>
-      </m:oMath>
-      <w:r>
-        <w:t xml:space="preserve"> dB (shaded) even the eMBB consumer is failed. The target-aware policy holds</w:t>
-      </w:r>
-      <w:r>
-        <w:t xml:space="preserve"> </w:t>
-      </w:r>
-      <w:r>
-        <w:t xml:space="preserve">URLLC throughout.</w:t>
+        <w:t xml:space="preserve">One report, two verdicts (real NR, Sionna LDPC; 3 sealed seeds,</w:t>
+      </w:r>
+      <w:r>
+        <w:t xml:space="preserve"> </w:t>
+      </w:r>
+      <m:oMath>
+        <m:r>
+          <m:t>6000</m:t>
+        </m:r>
+      </m:oMath>
+      <w:r>
+        <w:t xml:space="preserve"> </w:t>
+      </w:r>
+      <w:r>
+        <w:t xml:space="preserve">TTI</w:t>
+      </w:r>
+      <w:r>
+        <w:t xml:space="preserve"> </w:t>
+      </w:r>
+      <w:r>
+        <w:t xml:space="preserve">each; bars are means, whiskers min–max). The same CSI-derived MCS meets the eMBB</w:t>
+      </w:r>
+      <w:r>
+        <w:t xml:space="preserve"> </w:t>
+      </w:r>
+      <w:r>
+        <w:t xml:space="preserve">target and misses the URLLC target by</w:t>
+      </w:r>
+      <w:r>
+        <w:t xml:space="preserve"> </w:t>
+      </w:r>
+      <m:oMath>
+        <m:r>
+          <m:t>112</m:t>
+        </m:r>
+        <m:r>
+          <m:rPr>
+            <m:sty m:val="p"/>
+          </m:rPr>
+          <m:t>×</m:t>
+        </m:r>
+      </m:oMath>
+      <w:r>
+        <w:t xml:space="preserve">. The target-aware policy meets</w:t>
+      </w:r>
+      <w:r>
+        <w:t xml:space="preserve"> </w:t>
+      </w:r>
+      <w:r>
+        <w:t xml:space="preserve">URLLC.</w:t>
       </w:r>
     </w:p>
     <w:bookmarkEnd w:id="15"/>
-    <w:bookmarkStart w:id="19" w:name="fig:urllc"/>
+    <w:bookmarkStart w:id="19" w:name="fig:snr"/>
     <w:p>
       <w:pPr>
         <w:pStyle w:val="CaptionedFigure"/>
@@ -4568,7 +4636,7 @@
               <a:graphicData uri="http://schemas.openxmlformats.org/drawingml/2006/picture">
                 <pic:pic>
                   <pic:nvPicPr>
-                    <pic:cNvPr descr="urllc_relativity.png" id="18" name="Picture"/>
+                    <pic:cNvPr descr="snr_robustness.png" id="18" name="Picture"/>
                     <pic:cNvPicPr>
                       <a:picLocks noChangeArrowheads="1" noChangeAspect="1"/>
                     </pic:cNvPicPr>
@@ -4606,56 +4674,36 @@
         <w:pStyle w:val="ImageCaption"/>
       </w:pPr>
       <w:r>
-        <w:t xml:space="preserve">One report, two verdicts (real NR, Sionna LDPC; 3 sealed seeds,</w:t>
-      </w:r>
-      <w:r>
-        <w:t xml:space="preserve"> </w:t>
-      </w:r>
-      <m:oMath>
-        <m:r>
-          <m:t>6000</m:t>
-        </m:r>
-      </m:oMath>
-      <w:r>
-        <w:t xml:space="preserve"> </w:t>
-      </w:r>
-      <w:r>
-        <w:t xml:space="preserve">TTI</w:t>
-      </w:r>
-      <w:r>
-        <w:t xml:space="preserve"> </w:t>
-      </w:r>
-      <w:r>
-        <w:t xml:space="preserve">each; bars are means, whiskers min–max). The same CSI-derived MCS meets the eMBB</w:t>
-      </w:r>
-      <w:r>
-        <w:t xml:space="preserve"> </w:t>
-      </w:r>
-      <w:r>
-        <w:t xml:space="preserve">target and misses the URLLC target by</w:t>
-      </w:r>
-      <w:r>
-        <w:t xml:space="preserve"> </w:t>
-      </w:r>
-      <m:oMath>
-        <m:r>
-          <m:t>112</m:t>
-        </m:r>
-        <m:r>
-          <m:rPr>
-            <m:sty m:val="p"/>
-          </m:rPr>
-          <m:t>×</m:t>
-        </m:r>
-      </m:oMath>
-      <w:r>
-        <w:t xml:space="preserve">. The target-aware policy meets</w:t>
-      </w:r>
-      <w:r>
-        <w:t xml:space="preserve"> </w:t>
-      </w:r>
-      <w:r>
-        <w:t xml:space="preserve">URLLC.</w:t>
+        <w:t xml:space="preserve">The target gap across mean SNR (real NR, Sionna LDPC; sealed sweep, 3 seeds,</w:t>
+      </w:r>
+      <w:r>
+        <w:t xml:space="preserve"> </w:t>
+      </w:r>
+      <w:r>
+        <w:t xml:space="preserve">whiskers min–max). The naive certificate rides the eMBB target, so the URLLC</w:t>
+      </w:r>
+      <w:r>
+        <w:t xml:space="preserve"> </w:t>
+      </w:r>
+      <w:r>
+        <w:t xml:space="preserve">consumer sees roughly a hundredfold false-clear at every in-range SNR. Below about</w:t>
+      </w:r>
+      <w:r>
+        <w:t xml:space="preserve"> </w:t>
+      </w:r>
+      <m:oMath>
+        <m:r>
+          <m:t>6</m:t>
+        </m:r>
+      </m:oMath>
+      <w:r>
+        <w:t xml:space="preserve"> dB (shaded) even the eMBB consumer is failed. The target-aware policy holds</w:t>
+      </w:r>
+      <w:r>
+        <w:t xml:space="preserve"> </w:t>
+      </w:r>
+      <w:r>
+        <w:t xml:space="preserve">URLLC throughout.</w:t>
       </w:r>
     </w:p>
     <w:bookmarkEnd w:id="19"/>
@@ -4996,7 +5044,13 @@
         <w:t xml:space="preserve"> </w:t>
       </w:r>
       <w:r>
-        <w:t xml:space="preserve">target. A least-squares fit through the origin against the Clarke coherence time</w:t>
+        <w:t xml:space="preserve">target. An unweighted ordinary least-squares fit through the origin against the</w:t>
+      </w:r>
+      <w:r>
+        <w:t xml:space="preserve"> </w:t>
+      </w:r>
+      <w:r>
+        <w:t xml:space="preserve">Clarke coherence time</w:t>
       </w:r>
       <w:r>
         <w:t xml:space="preserve"> </w:t>
@@ -5058,10 +5112,13 @@
         </m:sSub>
       </m:oMath>
       <w:r>
-        <w:t xml:space="preserve"> </w:t>
-      </w:r>
-      <w:r>
-        <w:t xml:space="preserve">gives</w:t>
+        <w:t xml:space="preserve">, over all six Doppler points</w:t>
+      </w:r>
+      <w:r>
+        <w:t xml:space="preserve"> </w:t>
+      </w:r>
+      <w:r>
+        <w:t xml:space="preserve">including the near-floor ones at high mobility, gives</w:t>
       </w:r>
     </w:p>
     <w:p>
@@ -5182,7 +5239,13 @@
         </w:r>
       </w:hyperlink>
       <w:r>
-        <w:t xml:space="preserve">(b)). The low-mobility points dominate the fit. At high Doppler</w:t>
+        <w:t xml:space="preserve">(b)). The low-mobility points dominate the fit; the</w:t>
+      </w:r>
+      <w:r>
+        <w:t xml:space="preserve"> </w:t>
+      </w:r>
+      <w:r>
+        <w:t xml:space="preserve">high-Doppler points sit at the one-TTI floor and carry little leverage. At high Doppler</w:t>
       </w:r>
       <w:r>
         <w:t xml:space="preserve"> </w:t>
@@ -6171,10 +6234,188 @@
           </w:p>
         </w:tc>
       </w:tr>
+      <w:tr>
+        <w:tc>
+          <w:tcPr>
+            <w:gridSpan w:val="5"/>
+          </w:tcPr>
+          <w:p>
+            <w:pPr>
+              <w:pStyle w:val="Compact"/>
+              <w:jc w:val="left"/>
+            </w:pPr>
+            <w:r>
+              <w:t xml:space="preserve">In (a) the eMBB and URLLC-naive columns are the</w:t>
+            </w:r>
+            <w:r>
+              <w:t xml:space="preserve"> </w:t>
+            </w:r>
+            <w:r>
+              <w:t xml:space="preserve">same physical trace judged</w:t>
+            </w:r>
+          </w:p>
+        </w:tc>
+      </w:tr>
+      <w:tr>
+        <w:tc>
+          <w:tcPr>
+            <w:gridSpan w:val="5"/>
+          </w:tcPr>
+          <w:p>
+            <w:pPr>
+              <w:pStyle w:val="Compact"/>
+              <w:jc w:val="left"/>
+            </w:pPr>
+            <w:r>
+              <w:t xml:space="preserve">against different</w:t>
+            </w:r>
+            <w:r>
+              <w:t xml:space="preserve"> </w:t>
+            </w:r>
+            <m:oMath>
+              <m:r>
+                <m:t>β</m:t>
+              </m:r>
+            </m:oMath>
+            <w:r>
+              <w:t xml:space="preserve">, so they coincide by</w:t>
+            </w:r>
+            <w:r>
+              <w:t xml:space="preserve"> </w:t>
+            </w:r>
+            <w:r>
+              <w:t xml:space="preserve">construction. CQI err is the mean</w:t>
+            </w:r>
+          </w:p>
+        </w:tc>
+      </w:tr>
+      <w:tr>
+        <w:tc>
+          <w:tcPr>
+            <w:gridSpan w:val="5"/>
+          </w:tcPr>
+          <w:p>
+            <w:pPr>
+              <w:pStyle w:val="Compact"/>
+              <w:jc w:val="left"/>
+            </w:pPr>
+            <w:r>
+              <w:t xml:space="preserve">absolute error</w:t>
+            </w:r>
+            <w:r>
+              <w:t xml:space="preserve"> </w:t>
+            </w:r>
+            <m:oMath>
+              <m:f>
+                <m:fPr>
+                  <m:type m:val="bar"/>
+                </m:fPr>
+                <m:num>
+                  <m:r>
+                    <m:t>1</m:t>
+                  </m:r>
+                </m:num>
+                <m:den>
+                  <m:r>
+                    <m:t>T</m:t>
+                  </m:r>
+                </m:den>
+              </m:f>
+              <m:nary>
+                <m:naryPr>
+                  <m:chr m:val="∑"/>
+                  <m:limLoc m:val="undOvr"/>
+                  <m:subHide m:val="off"/>
+                  <m:supHide m:val="on"/>
+                </m:naryPr>
+                <m:sub>
+                  <m:r>
+                    <m:t>t</m:t>
+                  </m:r>
+                </m:sub>
+                <m:sup>
+                  <m:r>
+                    <m:t>​</m:t>
+                  </m:r>
+                </m:sup>
+                <m:e>
+                  <m:r>
+                    <m:rPr>
+                      <m:sty m:val="p"/>
+                    </m:rPr>
+                    <m:t>|</m:t>
+                  </m:r>
+                </m:e>
+              </m:nary>
+              <m:r>
+                <m:t>γ</m:t>
+              </m:r>
+              <m:r>
+                <m:rPr>
+                  <m:sty m:val="p"/>
+                </m:rPr>
+                <m:t>(</m:t>
+              </m:r>
+              <m:r>
+                <m:t>t</m:t>
+              </m:r>
+              <m:r>
+                <m:rPr>
+                  <m:sty m:val="p"/>
+                </m:rPr>
+                <m:t>)</m:t>
+              </m:r>
+              <m:r>
+                <m:rPr>
+                  <m:sty m:val="p"/>
+                </m:rPr>
+                <m:t>−</m:t>
+              </m:r>
+              <m:acc>
+                <m:accPr>
+                  <m:chr m:val="̂"/>
+                </m:accPr>
+                <m:e>
+                  <m:r>
+                    <m:t>g</m:t>
+                  </m:r>
+                </m:e>
+              </m:acc>
+              <m:r>
+                <m:rPr>
+                  <m:sty m:val="p"/>
+                </m:rPr>
+                <m:t>(</m:t>
+              </m:r>
+              <m:r>
+                <m:t>t</m:t>
+              </m:r>
+              <m:r>
+                <m:rPr>
+                  <m:sty m:val="p"/>
+                </m:rPr>
+                <m:t>)</m:t>
+              </m:r>
+              <m:r>
+                <m:rPr>
+                  <m:sty m:val="p"/>
+                </m:rPr>
+                <m:t>|</m:t>
+              </m:r>
+            </m:oMath>
+            <w:r>
+              <w:t xml:space="preserve"> </w:t>
+            </w:r>
+            <w:r>
+              <w:t xml:space="preserve">in dB under the naive (held) policy.</w:t>
+            </w:r>
+          </w:p>
+        </w:tc>
+      </w:tr>
     </w:tbl>
     <w:bookmarkEnd w:id="25"/>
     <w:bookmarkEnd w:id="26"/>
-    <w:bookmarkStart w:id="27" w:name="sec:flip"/>
+    <w:bookmarkStart w:id="28" w:name="sec:flip"/>
     <w:p>
       <w:pPr>
         <w:pStyle w:val="Heading1"/>
@@ -6262,24 +6503,307 @@
         <w:t xml:space="preserve"> </w:t>
       </w:r>
       <m:oMath>
+        <m:acc>
+          <m:accPr>
+            <m:chr m:val="‾"/>
+          </m:accPr>
+          <m:e>
+            <m:r>
+              <m:rPr>
+                <m:sty m:val="p"/>
+              </m:rPr>
+              <m:t>Δ</m:t>
+            </m:r>
+          </m:e>
+        </m:acc>
+        <m:r>
+          <m:rPr>
+            <m:sty m:val="p"/>
+          </m:rPr>
+          <m:t>=</m:t>
+        </m:r>
         <m:r>
           <m:t>1.5</m:t>
         </m:r>
       </m:oMath>
       <w:r>
-        <w:t xml:space="preserve"> dB: policy A allocates by</w:t>
-      </w:r>
-      <w:r>
-        <w:t xml:space="preserve"> </w:t>
-      </w:r>
-      <w:r>
-        <w:t xml:space="preserve">Doppler, policy B allocates the same total by SNR deficit. The M-fleet does better</w:t>
-      </w:r>
-      <w:r>
-        <w:t xml:space="preserve"> </w:t>
-      </w:r>
-      <w:r>
-        <w:t xml:space="preserve">under A</w:t>
+        <w:t xml:space="preserve"> dB. Policy A</w:t>
+      </w:r>
+      <w:r>
+        <w:t xml:space="preserve"> </w:t>
+      </w:r>
+      <w:r>
+        <w:t xml:space="preserve">allocates by Doppler,</w:t>
+      </w:r>
+      <w:r>
+        <w:t xml:space="preserve"> </w:t>
+      </w:r>
+      <m:oMath>
+        <m:sSubSup>
+          <m:e>
+            <m:r>
+              <m:rPr>
+                <m:sty m:val="p"/>
+              </m:rPr>
+              <m:t>Δ</m:t>
+            </m:r>
+          </m:e>
+          <m:sub>
+            <m:r>
+              <m:t>i</m:t>
+            </m:r>
+          </m:sub>
+          <m:sup>
+            <m:r>
+              <m:t>A</m:t>
+            </m:r>
+          </m:sup>
+        </m:sSubSup>
+        <m:r>
+          <m:rPr>
+            <m:sty m:val="p"/>
+          </m:rPr>
+          <m:t>=</m:t>
+        </m:r>
+        <m:acc>
+          <m:accPr>
+            <m:chr m:val="‾"/>
+          </m:accPr>
+          <m:e>
+            <m:r>
+              <m:rPr>
+                <m:sty m:val="p"/>
+              </m:rPr>
+              <m:t>Δ</m:t>
+            </m:r>
+          </m:e>
+        </m:acc>
+        <m:r>
+          <m:t> </m:t>
+        </m:r>
+        <m:sSub>
+          <m:e>
+            <m:r>
+              <m:t>f</m:t>
+            </m:r>
+          </m:e>
+          <m:sub>
+            <m:r>
+              <m:t>D</m:t>
+            </m:r>
+            <m:r>
+              <m:rPr>
+                <m:sty m:val="p"/>
+              </m:rPr>
+              <m:t>,</m:t>
+            </m:r>
+            <m:r>
+              <m:t>i</m:t>
+            </m:r>
+          </m:sub>
+        </m:sSub>
+        <m:r>
+          <m:rPr>
+            <m:sty m:val="p"/>
+          </m:rPr>
+          <m:t>/</m:t>
+        </m:r>
+        <m:bar>
+          <m:barPr>
+            <m:pos m:val="top"/>
+          </m:barPr>
+          <m:e>
+            <m:sSub>
+              <m:e>
+                <m:r>
+                  <m:t>f</m:t>
+                </m:r>
+              </m:e>
+              <m:sub>
+                <m:r>
+                  <m:t>D</m:t>
+                </m:r>
+              </m:sub>
+            </m:sSub>
+          </m:e>
+        </m:bar>
+      </m:oMath>
+      <w:r>
+        <w:t xml:space="preserve">. Policy B</w:t>
+      </w:r>
+      <w:r>
+        <w:t xml:space="preserve"> </w:t>
+      </w:r>
+      <w:r>
+        <w:t xml:space="preserve">allocates the same total by SNR deficit,</w:t>
+      </w:r>
+      <w:r>
+        <w:t xml:space="preserve"> </w:t>
+      </w:r>
+      <m:oMath>
+        <m:sSubSup>
+          <m:e>
+            <m:r>
+              <m:rPr>
+                <m:sty m:val="p"/>
+              </m:rPr>
+              <m:t>Δ</m:t>
+            </m:r>
+          </m:e>
+          <m:sub>
+            <m:r>
+              <m:t>i</m:t>
+            </m:r>
+          </m:sub>
+          <m:sup>
+            <m:r>
+              <m:t>B</m:t>
+            </m:r>
+          </m:sup>
+        </m:sSubSup>
+        <m:r>
+          <m:rPr>
+            <m:sty m:val="p"/>
+          </m:rPr>
+          <m:t>=</m:t>
+        </m:r>
+        <m:acc>
+          <m:accPr>
+            <m:chr m:val="‾"/>
+          </m:accPr>
+          <m:e>
+            <m:r>
+              <m:rPr>
+                <m:sty m:val="p"/>
+              </m:rPr>
+              <m:t>Δ</m:t>
+            </m:r>
+          </m:e>
+        </m:acc>
+        <m:r>
+          <m:t> </m:t>
+        </m:r>
+        <m:sSub>
+          <m:e>
+            <m:r>
+              <m:t>d</m:t>
+            </m:r>
+          </m:e>
+          <m:sub>
+            <m:r>
+              <m:t>i</m:t>
+            </m:r>
+          </m:sub>
+        </m:sSub>
+        <m:r>
+          <m:rPr>
+            <m:sty m:val="p"/>
+          </m:rPr>
+          <m:t>/</m:t>
+        </m:r>
+        <m:acc>
+          <m:accPr>
+            <m:chr m:val="‾"/>
+          </m:accPr>
+          <m:e>
+            <m:r>
+              <m:t>d</m:t>
+            </m:r>
+          </m:e>
+        </m:acc>
+      </m:oMath>
+      <w:r>
+        <w:t xml:space="preserve"> </w:t>
+      </w:r>
+      <w:r>
+        <w:t xml:space="preserve">with</w:t>
+      </w:r>
+      <w:r>
+        <w:t xml:space="preserve"> </w:t>
+      </w:r>
+      <m:oMath>
+        <m:sSub>
+          <m:e>
+            <m:r>
+              <m:t>d</m:t>
+            </m:r>
+          </m:e>
+          <m:sub>
+            <m:r>
+              <m:t>i</m:t>
+            </m:r>
+          </m:sub>
+        </m:sSub>
+        <m:r>
+          <m:rPr>
+            <m:sty m:val="p"/>
+          </m:rPr>
+          <m:t>=</m:t>
+        </m:r>
+        <m:r>
+          <m:rPr>
+            <m:sty m:val="p"/>
+          </m:rPr>
+          <m:t>(</m:t>
+        </m:r>
+        <m:r>
+          <m:t>12</m:t>
+        </m:r>
+        <m:r>
+          <m:rPr>
+            <m:sty m:val="p"/>
+          </m:rPr>
+          <m:t>−</m:t>
+        </m:r>
+        <m:sSub>
+          <m:e>
+            <m:bar>
+              <m:barPr>
+                <m:pos m:val="top"/>
+              </m:barPr>
+              <m:e>
+                <m:r>
+                  <m:t>γ</m:t>
+                </m:r>
+              </m:e>
+            </m:bar>
+          </m:e>
+          <m:sub>
+            <m:r>
+              <m:t>i</m:t>
+            </m:r>
+          </m:sub>
+        </m:sSub>
+        <m:sSup>
+          <m:e>
+            <m:r>
+              <m:rPr>
+                <m:sty m:val="p"/>
+              </m:rPr>
+              <m:t>)</m:t>
+            </m:r>
+          </m:e>
+          <m:sup>
+            <m:r>
+              <m:rPr>
+                <m:sty m:val="p"/>
+              </m:rPr>
+              <m:t>+</m:t>
+            </m:r>
+          </m:sup>
+        </m:sSup>
+        <m:r>
+          <m:rPr>
+            <m:sty m:val="p"/>
+          </m:rPr>
+          <m:t>+</m:t>
+        </m:r>
+        <m:r>
+          <m:t>0.05</m:t>
+        </m:r>
+      </m:oMath>
+      <w:r>
+        <w:t xml:space="preserve"> dB. The M-fleet does better under A</w:t>
       </w:r>
       <w:r>
         <w:t xml:space="preserve"> </w:t>
@@ -6350,7 +6874,18 @@
         <w:t xml:space="preserve"> </w:t>
       </w:r>
       <w:r>
-        <w:t xml:space="preserve">on every seed. The fleet-mean NACK rate sits within</w:t>
+        <w:t xml:space="preserve">on every seed (Table </w:t>
+      </w:r>
+      <w:hyperlink w:anchor="tab:flip">
+        <w:r>
+          <w:rPr>
+            <w:rStyle w:val="Hyperlink"/>
+          </w:rPr>
+          <w:t xml:space="preserve">3</w:t>
+        </w:r>
+      </w:hyperlink>
+      <w:r>
+        <w:t xml:space="preserve">). The fleet-mean NACK rate sits within</w:t>
       </w:r>
       <w:r>
         <w:t xml:space="preserve"> </w:t>
@@ -6364,13 +6899,512 @@
         <w:t xml:space="preserve"> </w:t>
       </w:r>
       <w:r>
-        <w:t xml:space="preserve">for the two policies, so</w:t>
-      </w:r>
-      <w:r>
-        <w:t xml:space="preserve"> </w:t>
-      </w:r>
-      <w:r>
-        <w:t xml:space="preserve">the aggregate cannot order the pair for anyone. A control run sharpens the</w:t>
+        <w:t xml:space="preserve">for the two policies, so the aggregate cannot order the pair for anyone.</w:t>
+      </w:r>
+    </w:p>
+    <w:bookmarkStart w:id="27" w:name="tab:flip"/>
+    <w:p>
+      <w:pPr>
+        <w:pStyle w:val="TableCaption"/>
+      </w:pPr>
+      <w:r>
+        <w:t xml:space="preserve">Per-seed inversion results (NACK rate)</w:t>
+      </w:r>
+    </w:p>
+    <w:tbl>
+      <w:tblPr>
+        <w:tblStyle w:val="Table"/>
+        <w:tblW w:type="auto" w:w="0"/>
+        <w:tblLook w:firstRow="0" w:lastRow="0" w:firstColumn="0" w:lastColumn="0" w:noHBand="0" w:noVBand="0" w:val="0000"/>
+        <w:tblCaption w:val="Per-seed inversion results (NACK rate)"/>
+      </w:tblPr>
+      <w:tblGrid>
+        <w:gridCol w:w="1131"/>
+        <w:gridCol w:w="1131"/>
+        <w:gridCol w:w="1131"/>
+        <w:gridCol w:w="1131"/>
+        <w:gridCol w:w="1131"/>
+        <w:gridCol w:w="1131"/>
+        <w:gridCol w:w="1131"/>
+      </w:tblGrid>
+      <w:tr>
+        <w:tc>
+          <w:tcPr/>
+          <w:p>
+            <w:pPr>
+              <w:pStyle w:val="Compact"/>
+            </w:pPr>
+          </w:p>
+        </w:tc>
+        <w:tc>
+          <w:tcPr>
+            <w:gridSpan w:val="2"/>
+          </w:tcPr>
+          <w:p>
+            <w:pPr>
+              <w:pStyle w:val="Compact"/>
+              <w:jc w:val="center"/>
+            </w:pPr>
+            <w:r>
+              <w:t xml:space="preserve">M-fleet</w:t>
+            </w:r>
+          </w:p>
+        </w:tc>
+        <w:tc>
+          <w:tcPr>
+            <w:gridSpan w:val="2"/>
+          </w:tcPr>
+          <w:p>
+            <w:pPr>
+              <w:pStyle w:val="Compact"/>
+              <w:jc w:val="center"/>
+            </w:pPr>
+            <w:r>
+              <w:t xml:space="preserve">S-fleet</w:t>
+            </w:r>
+          </w:p>
+        </w:tc>
+        <w:tc>
+          <w:tcPr>
+            <w:gridSpan w:val="2"/>
+          </w:tcPr>
+          <w:p>
+            <w:pPr>
+              <w:pStyle w:val="Compact"/>
+              <w:jc w:val="center"/>
+            </w:pPr>
+            <w:r>
+              <w:t xml:space="preserve">fleet mean</w:t>
+            </w:r>
+          </w:p>
+        </w:tc>
+      </w:tr>
+      <w:tr>
+        <w:tc>
+          <w:tcPr/>
+          <w:p>
+            <w:pPr>
+              <w:pStyle w:val="Compact"/>
+              <w:jc w:val="left"/>
+            </w:pPr>
+            <w:r>
+              <w:t xml:space="preserve">seed</w:t>
+            </w:r>
+          </w:p>
+        </w:tc>
+        <w:tc>
+          <w:tcPr/>
+          <w:p>
+            <w:pPr>
+              <w:pStyle w:val="Compact"/>
+              <w:jc w:val="center"/>
+            </w:pPr>
+            <w:r>
+              <w:t xml:space="preserve">A</w:t>
+            </w:r>
+          </w:p>
+        </w:tc>
+        <w:tc>
+          <w:tcPr/>
+          <w:p>
+            <w:pPr>
+              <w:pStyle w:val="Compact"/>
+              <w:jc w:val="center"/>
+            </w:pPr>
+            <w:r>
+              <w:t xml:space="preserve">B</w:t>
+            </w:r>
+          </w:p>
+        </w:tc>
+        <w:tc>
+          <w:tcPr/>
+          <w:p>
+            <w:pPr>
+              <w:pStyle w:val="Compact"/>
+              <w:jc w:val="center"/>
+            </w:pPr>
+            <w:r>
+              <w:t xml:space="preserve">A</w:t>
+            </w:r>
+          </w:p>
+        </w:tc>
+        <w:tc>
+          <w:tcPr/>
+          <w:p>
+            <w:pPr>
+              <w:pStyle w:val="Compact"/>
+              <w:jc w:val="center"/>
+            </w:pPr>
+            <w:r>
+              <w:t xml:space="preserve">B</w:t>
+            </w:r>
+          </w:p>
+        </w:tc>
+        <w:tc>
+          <w:tcPr/>
+          <w:p>
+            <w:pPr>
+              <w:pStyle w:val="Compact"/>
+              <w:jc w:val="center"/>
+            </w:pPr>
+            <w:r>
+              <w:t xml:space="preserve">A</w:t>
+            </w:r>
+          </w:p>
+        </w:tc>
+        <w:tc>
+          <w:tcPr/>
+          <w:p>
+            <w:pPr>
+              <w:pStyle w:val="Compact"/>
+              <w:jc w:val="center"/>
+            </w:pPr>
+            <w:r>
+              <w:t xml:space="preserve">B</w:t>
+            </w:r>
+          </w:p>
+        </w:tc>
+      </w:tr>
+      <w:tr>
+        <w:tc>
+          <w:tcPr/>
+          <w:p>
+            <w:pPr>
+              <w:pStyle w:val="Compact"/>
+              <w:jc w:val="left"/>
+            </w:pPr>
+            <w:r>
+              <w:t xml:space="preserve">0</w:t>
+            </w:r>
+          </w:p>
+        </w:tc>
+        <w:tc>
+          <w:tcPr/>
+          <w:p>
+            <w:pPr>
+              <w:pStyle w:val="Compact"/>
+              <w:jc w:val="center"/>
+            </w:pPr>
+            <m:oMath>
+              <m:r>
+                <m:t>0.225</m:t>
+              </m:r>
+            </m:oMath>
+          </w:p>
+        </w:tc>
+        <w:tc>
+          <w:tcPr/>
+          <w:p>
+            <w:pPr>
+              <w:pStyle w:val="Compact"/>
+              <w:jc w:val="center"/>
+            </w:pPr>
+            <m:oMath>
+              <m:r>
+                <m:t>0.363</m:t>
+              </m:r>
+            </m:oMath>
+          </w:p>
+        </w:tc>
+        <w:tc>
+          <w:tcPr/>
+          <w:p>
+            <w:pPr>
+              <w:pStyle w:val="Compact"/>
+              <w:jc w:val="center"/>
+            </w:pPr>
+            <m:oMath>
+              <m:r>
+                <m:t>0.274</m:t>
+              </m:r>
+            </m:oMath>
+          </w:p>
+        </w:tc>
+        <w:tc>
+          <w:tcPr/>
+          <w:p>
+            <w:pPr>
+              <w:pStyle w:val="Compact"/>
+              <w:jc w:val="center"/>
+            </w:pPr>
+            <m:oMath>
+              <m:r>
+                <m:t>0.170</m:t>
+              </m:r>
+            </m:oMath>
+          </w:p>
+        </w:tc>
+        <w:tc>
+          <w:tcPr/>
+          <w:p>
+            <w:pPr>
+              <w:pStyle w:val="Compact"/>
+              <w:jc w:val="center"/>
+            </w:pPr>
+            <m:oMath>
+              <m:r>
+                <m:t>0.249</m:t>
+              </m:r>
+            </m:oMath>
+          </w:p>
+        </w:tc>
+        <w:tc>
+          <w:tcPr/>
+          <w:p>
+            <w:pPr>
+              <w:pStyle w:val="Compact"/>
+              <w:jc w:val="center"/>
+            </w:pPr>
+            <m:oMath>
+              <m:r>
+                <m:t>0.266</m:t>
+              </m:r>
+            </m:oMath>
+          </w:p>
+        </w:tc>
+      </w:tr>
+      <w:tr>
+        <w:tc>
+          <w:tcPr/>
+          <w:p>
+            <w:pPr>
+              <w:pStyle w:val="Compact"/>
+              <w:jc w:val="left"/>
+            </w:pPr>
+            <w:r>
+              <w:t xml:space="preserve">1</w:t>
+            </w:r>
+          </w:p>
+        </w:tc>
+        <w:tc>
+          <w:tcPr/>
+          <w:p>
+            <w:pPr>
+              <w:pStyle w:val="Compact"/>
+              <w:jc w:val="center"/>
+            </w:pPr>
+            <m:oMath>
+              <m:r>
+                <m:t>0.218</m:t>
+              </m:r>
+            </m:oMath>
+          </w:p>
+        </w:tc>
+        <w:tc>
+          <w:tcPr/>
+          <w:p>
+            <w:pPr>
+              <w:pStyle w:val="Compact"/>
+              <w:jc w:val="center"/>
+            </w:pPr>
+            <m:oMath>
+              <m:r>
+                <m:t>0.352</m:t>
+              </m:r>
+            </m:oMath>
+          </w:p>
+        </w:tc>
+        <w:tc>
+          <w:tcPr/>
+          <w:p>
+            <w:pPr>
+              <w:pStyle w:val="Compact"/>
+              <w:jc w:val="center"/>
+            </w:pPr>
+            <m:oMath>
+              <m:r>
+                <m:t>0.267</m:t>
+              </m:r>
+            </m:oMath>
+          </w:p>
+        </w:tc>
+        <w:tc>
+          <w:tcPr/>
+          <w:p>
+            <w:pPr>
+              <w:pStyle w:val="Compact"/>
+              <w:jc w:val="center"/>
+            </w:pPr>
+            <m:oMath>
+              <m:r>
+                <m:t>0.164</m:t>
+              </m:r>
+            </m:oMath>
+          </w:p>
+        </w:tc>
+        <w:tc>
+          <w:tcPr/>
+          <w:p>
+            <w:pPr>
+              <w:pStyle w:val="Compact"/>
+              <w:jc w:val="center"/>
+            </w:pPr>
+            <m:oMath>
+              <m:r>
+                <m:t>0.243</m:t>
+              </m:r>
+            </m:oMath>
+          </w:p>
+        </w:tc>
+        <w:tc>
+          <w:tcPr/>
+          <w:p>
+            <w:pPr>
+              <w:pStyle w:val="Compact"/>
+              <w:jc w:val="center"/>
+            </w:pPr>
+            <m:oMath>
+              <m:r>
+                <m:t>0.258</m:t>
+              </m:r>
+            </m:oMath>
+          </w:p>
+        </w:tc>
+      </w:tr>
+      <w:tr>
+        <w:tc>
+          <w:tcPr/>
+          <w:p>
+            <w:pPr>
+              <w:pStyle w:val="Compact"/>
+              <w:jc w:val="left"/>
+            </w:pPr>
+            <w:r>
+              <w:t xml:space="preserve">2</w:t>
+            </w:r>
+          </w:p>
+        </w:tc>
+        <w:tc>
+          <w:tcPr/>
+          <w:p>
+            <w:pPr>
+              <w:pStyle w:val="Compact"/>
+              <w:jc w:val="center"/>
+            </w:pPr>
+            <m:oMath>
+              <m:r>
+                <m:t>0.227</m:t>
+              </m:r>
+            </m:oMath>
+          </w:p>
+        </w:tc>
+        <w:tc>
+          <w:tcPr/>
+          <w:p>
+            <w:pPr>
+              <w:pStyle w:val="Compact"/>
+              <w:jc w:val="center"/>
+            </w:pPr>
+            <m:oMath>
+              <m:r>
+                <m:t>0.365</m:t>
+              </m:r>
+            </m:oMath>
+          </w:p>
+        </w:tc>
+        <w:tc>
+          <w:tcPr/>
+          <w:p>
+            <w:pPr>
+              <w:pStyle w:val="Compact"/>
+              <w:jc w:val="center"/>
+            </w:pPr>
+            <m:oMath>
+              <m:r>
+                <m:t>0.259</m:t>
+              </m:r>
+            </m:oMath>
+          </w:p>
+        </w:tc>
+        <w:tc>
+          <w:tcPr/>
+          <w:p>
+            <w:pPr>
+              <w:pStyle w:val="Compact"/>
+              <w:jc w:val="center"/>
+            </w:pPr>
+            <m:oMath>
+              <m:r>
+                <m:t>0.158</m:t>
+              </m:r>
+            </m:oMath>
+          </w:p>
+        </w:tc>
+        <w:tc>
+          <w:tcPr/>
+          <w:p>
+            <w:pPr>
+              <w:pStyle w:val="Compact"/>
+              <w:jc w:val="center"/>
+            </w:pPr>
+            <m:oMath>
+              <m:r>
+                <m:t>0.243</m:t>
+              </m:r>
+            </m:oMath>
+          </w:p>
+        </w:tc>
+        <w:tc>
+          <w:tcPr/>
+          <w:p>
+            <w:pPr>
+              <w:pStyle w:val="Compact"/>
+              <w:jc w:val="center"/>
+            </w:pPr>
+            <m:oMath>
+              <m:r>
+                <m:t>0.262</m:t>
+              </m:r>
+            </m:oMath>
+          </w:p>
+        </w:tc>
+      </w:tr>
+      <w:tr>
+        <w:tc>
+          <w:tcPr>
+            <w:gridSpan w:val="7"/>
+          </w:tcPr>
+          <w:p>
+            <w:pPr>
+              <w:pStyle w:val="Compact"/>
+              <w:jc w:val="left"/>
+            </w:pPr>
+            <w:r>
+              <w:t xml:space="preserve">Bold direction: M prefers A, S prefers B, on every</w:t>
+            </w:r>
+            <w:r>
+              <w:t xml:space="preserve"> </w:t>
+            </w:r>
+            <w:r>
+              <w:t xml:space="preserve">seed. The fleet mean</w:t>
+            </w:r>
+          </w:p>
+        </w:tc>
+      </w:tr>
+      <w:tr>
+        <w:tc>
+          <w:tcPr>
+            <w:gridSpan w:val="7"/>
+          </w:tcPr>
+          <w:p>
+            <w:pPr>
+              <w:pStyle w:val="Compact"/>
+              <w:jc w:val="left"/>
+            </w:pPr>
+            <w:r>
+              <w:t xml:space="preserve">cannot order the pair for either fleet.</w:t>
+            </w:r>
+          </w:p>
+        </w:tc>
+      </w:tr>
+    </w:tbl>
+    <w:bookmarkEnd w:id="27"/>
+    <w:p>
+      <w:pPr>
+        <w:pStyle w:val="BodyText"/>
+      </w:pPr>
+      <w:r>
+        <w:t xml:space="preserve">A control run sharpens the</w:t>
       </w:r>
       <w:r>
         <w:t xml:space="preserve"> </w:t>
@@ -6429,8 +7463,8 @@
         <w:t xml:space="preserve">tuned to one fleet-level number is optimizing something no user experiences.</w:t>
       </w:r>
     </w:p>
-    <w:bookmarkEnd w:id="27"/>
-    <w:bookmarkStart w:id="28" w:name="related-work"/>
+    <w:bookmarkEnd w:id="28"/>
+    <w:bookmarkStart w:id="29" w:name="related-work"/>
     <w:p>
       <w:pPr>
         <w:pStyle w:val="Heading1"/>
@@ -6528,8 +7562,8 @@
         <w:t xml:space="preserve">dependences and one law it exposes.</w:t>
       </w:r>
     </w:p>
-    <w:bookmarkEnd w:id="28"/>
-    <w:bookmarkStart w:id="30" w:name="discussion-and-conclusion"/>
+    <w:bookmarkEnd w:id="29"/>
+    <w:bookmarkStart w:id="31" w:name="discussion-and-conclusion"/>
     <w:p>
       <w:pPr>
         <w:pStyle w:val="Heading1"/>
@@ -7028,7 +8062,7 @@
       <w:r>
         <w:t xml:space="preserve"> </w:t>
       </w:r>
-      <w:hyperlink r:id="rId29">
+      <w:hyperlink r:id="rId30">
         <w:r>
           <w:rPr>
             <w:rStyle w:val="Hyperlink"/>
@@ -7040,7 +8074,7 @@
         <w:t xml:space="preserve">, 2026.</w:t>
       </w:r>
     </w:p>
-    <w:bookmarkEnd w:id="30"/>
+    <w:bookmarkEnd w:id="31"/>
     <w:sectPr>
       <w:footnotePr>
         <w:numRestart w:val="eachSect"/>

--- a/paper/wcnc-csi/wcnc-csi.docx
+++ b/paper/wcnc-csi/wcnc-csi.docx
@@ -5065,7 +5065,7 @@
       <w:r>
         <w:drawing>
           <wp:inline>
-            <wp:extent cx="3146881" cy="2504660"/>
+            <wp:extent cx="3131590" cy="2467962"/>
             <wp:effectExtent b="0" l="0" r="0" t="0"/>
             <wp:docPr descr="" title="" id="13" name="Picture"/>
             <a:graphic>
@@ -5086,7 +5086,7 @@
                   <pic:spPr bwMode="auto">
                     <a:xfrm>
                       <a:off x="0" y="0"/>
-                      <a:ext cx="3146881" cy="2504660"/>
+                      <a:ext cx="3131590" cy="2467962"/>
                     </a:xfrm>
                     <a:prstGeom prst="rect">
                       <a:avLst/>
@@ -8032,7 +8032,13 @@
         <w:t xml:space="preserve"> </w:t>
       </w:r>
       <w:r>
-        <w:t xml:space="preserve">and to check the reported numbers and references against the sealed records. The</w:t>
+        <w:t xml:space="preserve">to check the reported numbers and references against the sealed records, and to</w:t>
+      </w:r>
+      <w:r>
+        <w:t xml:space="preserve"> </w:t>
+      </w:r>
+      <w:r>
+        <w:t xml:space="preserve">write the Lean proofs and the claim-checking script. The</w:t>
       </w:r>
       <w:r>
         <w:t xml:space="preserve"> </w:t>
